--- a/1/лаба.docx
+++ b/1/лаба.docx
@@ -1576,14 +1576,14 @@
     </w:p>
     <w:p>
       <w:pPr>
+        <w:pStyle w:val="2"/>
         <w:jc w:val="center"/>
         <w:rPr>
-          <w:rFonts w:hint="default" w:ascii="Times New Roman" w:hAnsi="Times New Roman" w:cs="Times New Roman"/>
+          <w:rFonts w:ascii="Times New Roman" w:hAnsi="Times New Roman" w:cs="Times New Roman"/>
           <w:b/>
           <w:color w:val="auto"/>
           <w:sz w:val="40"/>
           <w:szCs w:val="28"/>
-          <w:lang w:val="ru-RU"/>
         </w:rPr>
       </w:pPr>
       <w:r>
@@ -1597,8 +1597,8 @@
         </w:rPr>
         <w:drawing>
           <wp:inline distT="0" distB="0" distL="114300" distR="114300">
-            <wp:extent cx="4851400" cy="9143365"/>
-            <wp:effectExtent l="0" t="0" r="6350" b="635"/>
+            <wp:extent cx="4593590" cy="8660130"/>
+            <wp:effectExtent l="0" t="0" r="16510" b="7620"/>
             <wp:docPr id="9" name="Изображение 9" descr="diagram_4"/>
             <wp:cNvGraphicFramePr>
               <a:graphicFrameLocks xmlns:a="http://schemas.openxmlformats.org/drawingml/2006/main" noChangeAspect="1"/>
@@ -1621,7 +1621,7 @@
                   <pic:spPr>
                     <a:xfrm>
                       <a:off x="0" y="0"/>
-                      <a:ext cx="4851400" cy="9143365"/>
+                      <a:ext cx="4593590" cy="8660130"/>
                     </a:xfrm>
                     <a:prstGeom prst="rect">
                       <a:avLst/>
@@ -1633,6 +1633,19 @@
           </wp:inline>
         </w:drawing>
       </w:r>
+    </w:p>
+    <w:p>
+      <w:pPr>
+        <w:jc w:val="center"/>
+        <w:rPr>
+          <w:rFonts w:hint="default" w:ascii="Times New Roman" w:hAnsi="Times New Roman" w:cs="Times New Roman"/>
+          <w:b/>
+          <w:color w:val="auto"/>
+          <w:sz w:val="40"/>
+          <w:szCs w:val="28"/>
+          <w:lang w:val="ru-RU"/>
+        </w:rPr>
+      </w:pPr>
       <w:r>
         <w:rPr>
           <w:rFonts w:hint="default" w:ascii="Times New Roman" w:hAnsi="Times New Roman" w:cs="Times New Roman"/>
@@ -7592,6 +7605,12 @@
             <w:insideH w:val="single" w:color="auto" w:sz="4" w:space="0"/>
             <w:insideV w:val="single" w:color="auto" w:sz="4" w:space="0"/>
           </w:tblBorders>
+          <w:tblCellMar>
+            <w:top w:w="0" w:type="dxa"/>
+            <w:left w:w="108" w:type="dxa"/>
+            <w:bottom w:w="0" w:type="dxa"/>
+            <w:right w:w="108" w:type="dxa"/>
+          </w:tblCellMar>
         </w:tblPrEx>
         <w:tc>
           <w:tcPr>
@@ -10291,8 +10310,6 @@
               </w:rPr>
               <w:t>B</w:t>
             </w:r>
-            <w:bookmarkStart w:id="7" w:name="_GoBack"/>
-            <w:bookmarkEnd w:id="7"/>
             <w:r>
               <w:rPr>
                 <w:rFonts w:hint="default" w:ascii="Consolas" w:hAnsi="Consolas" w:cs="Times New Roman"/>
@@ -11009,6 +11026,12 @@
             <w:insideH w:val="single" w:color="auto" w:sz="4" w:space="0"/>
             <w:insideV w:val="single" w:color="auto" w:sz="4" w:space="0"/>
           </w:tblBorders>
+          <w:tblCellMar>
+            <w:top w:w="0" w:type="dxa"/>
+            <w:left w:w="108" w:type="dxa"/>
+            <w:bottom w:w="0" w:type="dxa"/>
+            <w:right w:w="108" w:type="dxa"/>
+          </w:tblCellMar>
         </w:tblPrEx>
         <w:tc>
           <w:tcPr>
@@ -11025,19 +11048,2199 @@
               <w:spacing w:after="0" w:line="240" w:lineRule="auto"/>
               <w:contextualSpacing/>
               <w:rPr>
+                <w:rFonts w:hint="default" w:ascii="Consolas" w:hAnsi="Consolas" w:cs="Times New Roman"/>
+                <w:sz w:val="28"/>
+                <w:lang w:val="en-US"/>
+              </w:rPr>
+            </w:pPr>
+            <w:r>
+              <w:rPr>
+                <w:rFonts w:hint="default" w:ascii="Consolas" w:hAnsi="Consolas" w:cs="Times New Roman"/>
+                <w:sz w:val="28"/>
+                <w:lang w:val="en-US"/>
+              </w:rPr>
+              <w:t>7</w:t>
+            </w:r>
+          </w:p>
+          <w:p>
+            <w:pPr>
+              <w:spacing w:after="0" w:line="240" w:lineRule="auto"/>
+              <w:contextualSpacing/>
+              <w:rPr>
+                <w:rFonts w:hint="default" w:ascii="Consolas" w:hAnsi="Consolas" w:cs="Times New Roman"/>
+                <w:sz w:val="28"/>
+                <w:lang w:val="en-US"/>
+              </w:rPr>
+            </w:pPr>
+            <w:r>
+              <w:rPr>
+                <w:rFonts w:hint="default" w:ascii="Consolas" w:hAnsi="Consolas" w:cs="Times New Roman"/>
+                <w:sz w:val="28"/>
+                <w:lang w:val="en-US"/>
+              </w:rPr>
+              <w:t>8</w:t>
+            </w:r>
+            <w:r>
+              <w:rPr>
+                <w:rFonts w:hint="default" w:ascii="Consolas" w:hAnsi="Consolas" w:cs="Times New Roman"/>
+                <w:sz w:val="28"/>
+                <w:lang w:val="en-US"/>
+              </w:rPr>
+              <w:tab/>
+            </w:r>
+            <w:r>
+              <w:rPr>
+                <w:rFonts w:hint="default" w:ascii="Consolas" w:hAnsi="Consolas" w:cs="Times New Roman"/>
+                <w:sz w:val="28"/>
+                <w:lang w:val="en-US"/>
+              </w:rPr>
+              <w:t>-8</w:t>
+            </w:r>
+            <w:r>
+              <w:rPr>
+                <w:rFonts w:hint="default" w:ascii="Consolas" w:hAnsi="Consolas" w:cs="Times New Roman"/>
+                <w:sz w:val="28"/>
+                <w:lang w:val="en-US"/>
+              </w:rPr>
+              <w:tab/>
+            </w:r>
+            <w:r>
+              <w:rPr>
+                <w:rFonts w:hint="default" w:ascii="Consolas" w:hAnsi="Consolas" w:cs="Times New Roman"/>
+                <w:sz w:val="28"/>
+                <w:lang w:val="en-US"/>
+              </w:rPr>
+              <w:t>4</w:t>
+            </w:r>
+            <w:r>
+              <w:rPr>
+                <w:rFonts w:hint="default" w:ascii="Consolas" w:hAnsi="Consolas" w:cs="Times New Roman"/>
+                <w:sz w:val="28"/>
+                <w:lang w:val="en-US"/>
+              </w:rPr>
+              <w:tab/>
+            </w:r>
+            <w:r>
+              <w:rPr>
+                <w:rFonts w:hint="default" w:ascii="Consolas" w:hAnsi="Consolas" w:cs="Times New Roman"/>
+                <w:sz w:val="28"/>
+                <w:lang w:val="en-US"/>
+              </w:rPr>
+              <w:t>4</w:t>
+            </w:r>
+            <w:r>
+              <w:rPr>
+                <w:rFonts w:hint="default" w:ascii="Consolas" w:hAnsi="Consolas" w:cs="Times New Roman"/>
+                <w:sz w:val="28"/>
+                <w:lang w:val="en-US"/>
+              </w:rPr>
+              <w:tab/>
+            </w:r>
+            <w:r>
+              <w:rPr>
+                <w:rFonts w:hint="default" w:ascii="Consolas" w:hAnsi="Consolas" w:cs="Times New Roman"/>
+                <w:sz w:val="28"/>
+                <w:lang w:val="en-US"/>
+              </w:rPr>
+              <w:t>1</w:t>
+            </w:r>
+            <w:r>
+              <w:rPr>
+                <w:rFonts w:hint="default" w:ascii="Consolas" w:hAnsi="Consolas" w:cs="Times New Roman"/>
+                <w:sz w:val="28"/>
+                <w:lang w:val="en-US"/>
+              </w:rPr>
+              <w:tab/>
+            </w:r>
+            <w:r>
+              <w:rPr>
+                <w:rFonts w:hint="default" w:ascii="Consolas" w:hAnsi="Consolas" w:cs="Times New Roman"/>
+                <w:sz w:val="28"/>
+                <w:lang w:val="en-US"/>
+              </w:rPr>
+              <w:t>-4</w:t>
+            </w:r>
+            <w:r>
+              <w:rPr>
+                <w:rFonts w:hint="default" w:ascii="Consolas" w:hAnsi="Consolas" w:cs="Times New Roman"/>
+                <w:sz w:val="28"/>
+                <w:lang w:val="en-US"/>
+              </w:rPr>
+              <w:tab/>
+            </w:r>
+            <w:r>
+              <w:rPr>
+                <w:rFonts w:hint="default" w:ascii="Consolas" w:hAnsi="Consolas" w:cs="Times New Roman"/>
+                <w:sz w:val="28"/>
+                <w:lang w:val="en-US"/>
+              </w:rPr>
+              <w:t>-1</w:t>
+            </w:r>
+          </w:p>
+          <w:p>
+            <w:pPr>
+              <w:spacing w:after="0" w:line="240" w:lineRule="auto"/>
+              <w:contextualSpacing/>
+              <w:rPr>
+                <w:rFonts w:hint="default" w:ascii="Consolas" w:hAnsi="Consolas" w:cs="Times New Roman"/>
+                <w:sz w:val="28"/>
+                <w:lang w:val="en-US"/>
+              </w:rPr>
+            </w:pPr>
+            <w:r>
+              <w:rPr>
+                <w:rFonts w:hint="default" w:ascii="Consolas" w:hAnsi="Consolas" w:cs="Times New Roman"/>
+                <w:sz w:val="28"/>
+                <w:lang w:val="en-US"/>
+              </w:rPr>
+              <w:t>-6</w:t>
+            </w:r>
+            <w:r>
+              <w:rPr>
+                <w:rFonts w:hint="default" w:ascii="Consolas" w:hAnsi="Consolas" w:cs="Times New Roman"/>
+                <w:sz w:val="28"/>
+                <w:lang w:val="en-US"/>
+              </w:rPr>
+              <w:tab/>
+            </w:r>
+            <w:r>
+              <w:rPr>
+                <w:rFonts w:hint="default" w:ascii="Consolas" w:hAnsi="Consolas" w:cs="Times New Roman"/>
+                <w:sz w:val="28"/>
+                <w:lang w:val="en-US"/>
+              </w:rPr>
+              <w:t>6</w:t>
+            </w:r>
+            <w:r>
+              <w:rPr>
+                <w:rFonts w:hint="default" w:ascii="Consolas" w:hAnsi="Consolas" w:cs="Times New Roman"/>
+                <w:sz w:val="28"/>
+                <w:lang w:val="en-US"/>
+              </w:rPr>
+              <w:tab/>
+            </w:r>
+            <w:r>
+              <w:rPr>
+                <w:rFonts w:hint="default" w:ascii="Consolas" w:hAnsi="Consolas" w:cs="Times New Roman"/>
+                <w:sz w:val="28"/>
+                <w:lang w:val="en-US"/>
+              </w:rPr>
+              <w:t>3</w:t>
+            </w:r>
+            <w:r>
+              <w:rPr>
+                <w:rFonts w:hint="default" w:ascii="Consolas" w:hAnsi="Consolas" w:cs="Times New Roman"/>
+                <w:sz w:val="28"/>
+                <w:lang w:val="en-US"/>
+              </w:rPr>
+              <w:tab/>
+            </w:r>
+            <w:r>
+              <w:rPr>
+                <w:rFonts w:hint="default" w:ascii="Consolas" w:hAnsi="Consolas" w:cs="Times New Roman"/>
+                <w:sz w:val="28"/>
+                <w:lang w:val="en-US"/>
+              </w:rPr>
+              <w:t>-10</w:t>
+            </w:r>
+            <w:r>
+              <w:rPr>
+                <w:rFonts w:hint="default" w:ascii="Consolas" w:hAnsi="Consolas" w:cs="Times New Roman"/>
+                <w:sz w:val="28"/>
+                <w:lang w:val="en-US"/>
+              </w:rPr>
+              <w:tab/>
+            </w:r>
+            <w:r>
+              <w:rPr>
+                <w:rFonts w:hint="default" w:ascii="Consolas" w:hAnsi="Consolas" w:cs="Times New Roman"/>
+                <w:sz w:val="28"/>
+                <w:lang w:val="en-US"/>
+              </w:rPr>
+              <w:t>-3</w:t>
+            </w:r>
+            <w:r>
+              <w:rPr>
+                <w:rFonts w:hint="default" w:ascii="Consolas" w:hAnsi="Consolas" w:cs="Times New Roman"/>
+                <w:sz w:val="28"/>
+                <w:lang w:val="en-US"/>
+              </w:rPr>
+              <w:tab/>
+            </w:r>
+            <w:r>
+              <w:rPr>
+                <w:rFonts w:hint="default" w:ascii="Consolas" w:hAnsi="Consolas" w:cs="Times New Roman"/>
+                <w:sz w:val="28"/>
+                <w:lang w:val="en-US"/>
+              </w:rPr>
+              <w:t>-8</w:t>
+            </w:r>
+            <w:r>
+              <w:rPr>
+                <w:rFonts w:hint="default" w:ascii="Consolas" w:hAnsi="Consolas" w:cs="Times New Roman"/>
+                <w:sz w:val="28"/>
+                <w:lang w:val="en-US"/>
+              </w:rPr>
+              <w:tab/>
+            </w:r>
+            <w:r>
+              <w:rPr>
+                <w:rFonts w:hint="default" w:ascii="Consolas" w:hAnsi="Consolas" w:cs="Times New Roman"/>
+                <w:sz w:val="28"/>
+                <w:lang w:val="en-US"/>
+              </w:rPr>
+              <w:t>9</w:t>
+            </w:r>
+          </w:p>
+          <w:p>
+            <w:pPr>
+              <w:spacing w:after="0" w:line="240" w:lineRule="auto"/>
+              <w:contextualSpacing/>
+              <w:rPr>
+                <w:rFonts w:hint="default" w:ascii="Consolas" w:hAnsi="Consolas" w:cs="Times New Roman"/>
+                <w:sz w:val="28"/>
+                <w:lang w:val="en-US"/>
+              </w:rPr>
+            </w:pPr>
+            <w:r>
+              <w:rPr>
+                <w:rFonts w:hint="default" w:ascii="Consolas" w:hAnsi="Consolas" w:cs="Times New Roman"/>
+                <w:sz w:val="28"/>
+                <w:lang w:val="en-US"/>
+              </w:rPr>
+              <w:t>-8</w:t>
+            </w:r>
+            <w:r>
+              <w:rPr>
+                <w:rFonts w:hint="default" w:ascii="Consolas" w:hAnsi="Consolas" w:cs="Times New Roman"/>
+                <w:sz w:val="28"/>
+                <w:lang w:val="en-US"/>
+              </w:rPr>
+              <w:tab/>
+            </w:r>
+            <w:r>
+              <w:rPr>
+                <w:rFonts w:hint="default" w:ascii="Consolas" w:hAnsi="Consolas" w:cs="Times New Roman"/>
+                <w:sz w:val="28"/>
+                <w:lang w:val="en-US"/>
+              </w:rPr>
+              <w:t>-3</w:t>
+            </w:r>
+            <w:r>
+              <w:rPr>
+                <w:rFonts w:hint="default" w:ascii="Consolas" w:hAnsi="Consolas" w:cs="Times New Roman"/>
+                <w:sz w:val="28"/>
+                <w:lang w:val="en-US"/>
+              </w:rPr>
+              <w:tab/>
+            </w:r>
+            <w:r>
+              <w:rPr>
+                <w:rFonts w:hint="default" w:ascii="Consolas" w:hAnsi="Consolas" w:cs="Times New Roman"/>
+                <w:sz w:val="28"/>
+                <w:lang w:val="en-US"/>
+              </w:rPr>
+              <w:t>8</w:t>
+            </w:r>
+            <w:r>
+              <w:rPr>
+                <w:rFonts w:hint="default" w:ascii="Consolas" w:hAnsi="Consolas" w:cs="Times New Roman"/>
+                <w:sz w:val="28"/>
+                <w:lang w:val="en-US"/>
+              </w:rPr>
+              <w:tab/>
+            </w:r>
+            <w:r>
+              <w:rPr>
+                <w:rFonts w:hint="default" w:ascii="Consolas" w:hAnsi="Consolas" w:cs="Times New Roman"/>
+                <w:sz w:val="28"/>
+                <w:lang w:val="en-US"/>
+              </w:rPr>
+              <w:t>-9</w:t>
+            </w:r>
+            <w:r>
+              <w:rPr>
+                <w:rFonts w:hint="default" w:ascii="Consolas" w:hAnsi="Consolas" w:cs="Times New Roman"/>
+                <w:sz w:val="28"/>
+                <w:lang w:val="en-US"/>
+              </w:rPr>
+              <w:tab/>
+            </w:r>
+            <w:r>
+              <w:rPr>
+                <w:rFonts w:hint="default" w:ascii="Consolas" w:hAnsi="Consolas" w:cs="Times New Roman"/>
+                <w:sz w:val="28"/>
+                <w:lang w:val="en-US"/>
+              </w:rPr>
+              <w:t>1</w:t>
+            </w:r>
+            <w:r>
+              <w:rPr>
+                <w:rFonts w:hint="default" w:ascii="Consolas" w:hAnsi="Consolas" w:cs="Times New Roman"/>
+                <w:sz w:val="28"/>
+                <w:lang w:val="en-US"/>
+              </w:rPr>
+              <w:tab/>
+            </w:r>
+            <w:r>
+              <w:rPr>
+                <w:rFonts w:hint="default" w:ascii="Consolas" w:hAnsi="Consolas" w:cs="Times New Roman"/>
+                <w:sz w:val="28"/>
+                <w:lang w:val="en-US"/>
+              </w:rPr>
+              <w:t>1</w:t>
+            </w:r>
+            <w:r>
+              <w:rPr>
+                <w:rFonts w:hint="default" w:ascii="Consolas" w:hAnsi="Consolas" w:cs="Times New Roman"/>
+                <w:sz w:val="28"/>
+                <w:lang w:val="en-US"/>
+              </w:rPr>
+              <w:tab/>
+            </w:r>
+            <w:r>
+              <w:rPr>
+                <w:rFonts w:hint="default" w:ascii="Consolas" w:hAnsi="Consolas" w:cs="Times New Roman"/>
+                <w:sz w:val="28"/>
+                <w:lang w:val="en-US"/>
+              </w:rPr>
+              <w:t>3</w:t>
+            </w:r>
+          </w:p>
+          <w:p>
+            <w:pPr>
+              <w:spacing w:after="0" w:line="240" w:lineRule="auto"/>
+              <w:contextualSpacing/>
+              <w:rPr>
+                <w:rFonts w:hint="default" w:ascii="Consolas" w:hAnsi="Consolas" w:cs="Times New Roman"/>
+                <w:sz w:val="28"/>
+                <w:lang w:val="en-US"/>
+              </w:rPr>
+            </w:pPr>
+            <w:r>
+              <w:rPr>
+                <w:rFonts w:hint="default" w:ascii="Consolas" w:hAnsi="Consolas" w:cs="Times New Roman"/>
+                <w:sz w:val="28"/>
+                <w:lang w:val="en-US"/>
+              </w:rPr>
+              <w:t>-4</w:t>
+            </w:r>
+            <w:r>
+              <w:rPr>
+                <w:rFonts w:hint="default" w:ascii="Consolas" w:hAnsi="Consolas" w:cs="Times New Roman"/>
+                <w:sz w:val="28"/>
+                <w:lang w:val="en-US"/>
+              </w:rPr>
+              <w:tab/>
+            </w:r>
+            <w:r>
+              <w:rPr>
+                <w:rFonts w:hint="default" w:ascii="Consolas" w:hAnsi="Consolas" w:cs="Times New Roman"/>
+                <w:sz w:val="28"/>
+                <w:lang w:val="en-US"/>
+              </w:rPr>
+              <w:t>6</w:t>
+            </w:r>
+            <w:r>
+              <w:rPr>
+                <w:rFonts w:hint="default" w:ascii="Consolas" w:hAnsi="Consolas" w:cs="Times New Roman"/>
+                <w:sz w:val="28"/>
+                <w:lang w:val="en-US"/>
+              </w:rPr>
+              <w:tab/>
+            </w:r>
+            <w:r>
+              <w:rPr>
+                <w:rFonts w:hint="default" w:ascii="Consolas" w:hAnsi="Consolas" w:cs="Times New Roman"/>
+                <w:sz w:val="28"/>
+                <w:lang w:val="en-US"/>
+              </w:rPr>
+              <w:t>8</w:t>
+            </w:r>
+            <w:r>
+              <w:rPr>
+                <w:rFonts w:hint="default" w:ascii="Consolas" w:hAnsi="Consolas" w:cs="Times New Roman"/>
+                <w:sz w:val="28"/>
+                <w:lang w:val="en-US"/>
+              </w:rPr>
+              <w:tab/>
+            </w:r>
+            <w:r>
+              <w:rPr>
+                <w:rFonts w:hint="default" w:ascii="Consolas" w:hAnsi="Consolas" w:cs="Times New Roman"/>
+                <w:sz w:val="28"/>
+                <w:lang w:val="en-US"/>
+              </w:rPr>
+              <w:t>2</w:t>
+            </w:r>
+            <w:r>
+              <w:rPr>
+                <w:rFonts w:hint="default" w:ascii="Consolas" w:hAnsi="Consolas" w:cs="Times New Roman"/>
+                <w:sz w:val="28"/>
+                <w:lang w:val="en-US"/>
+              </w:rPr>
+              <w:tab/>
+            </w:r>
+            <w:r>
+              <w:rPr>
+                <w:rFonts w:hint="default" w:ascii="Consolas" w:hAnsi="Consolas" w:cs="Times New Roman"/>
+                <w:sz w:val="28"/>
+                <w:lang w:val="en-US"/>
+              </w:rPr>
+              <w:t>-9</w:t>
+            </w:r>
+            <w:r>
+              <w:rPr>
+                <w:rFonts w:hint="default" w:ascii="Consolas" w:hAnsi="Consolas" w:cs="Times New Roman"/>
+                <w:sz w:val="28"/>
+                <w:lang w:val="en-US"/>
+              </w:rPr>
+              <w:tab/>
+            </w:r>
+            <w:r>
+              <w:rPr>
+                <w:rFonts w:hint="default" w:ascii="Consolas" w:hAnsi="Consolas" w:cs="Times New Roman"/>
+                <w:sz w:val="28"/>
+                <w:lang w:val="en-US"/>
+              </w:rPr>
+              <w:t>-2</w:t>
+            </w:r>
+            <w:r>
+              <w:rPr>
+                <w:rFonts w:hint="default" w:ascii="Consolas" w:hAnsi="Consolas" w:cs="Times New Roman"/>
+                <w:sz w:val="28"/>
+                <w:lang w:val="en-US"/>
+              </w:rPr>
+              <w:tab/>
+            </w:r>
+            <w:r>
+              <w:rPr>
+                <w:rFonts w:hint="default" w:ascii="Consolas" w:hAnsi="Consolas" w:cs="Times New Roman"/>
+                <w:sz w:val="28"/>
+                <w:lang w:val="en-US"/>
+              </w:rPr>
+              <w:t>-9</w:t>
+            </w:r>
+          </w:p>
+          <w:p>
+            <w:pPr>
+              <w:spacing w:after="0" w:line="240" w:lineRule="auto"/>
+              <w:contextualSpacing/>
+              <w:rPr>
+                <w:rFonts w:hint="default" w:ascii="Consolas" w:hAnsi="Consolas" w:cs="Times New Roman"/>
+                <w:sz w:val="28"/>
+                <w:lang w:val="en-US"/>
+              </w:rPr>
+            </w:pPr>
+            <w:r>
+              <w:rPr>
+                <w:rFonts w:hint="default" w:ascii="Consolas" w:hAnsi="Consolas" w:cs="Times New Roman"/>
+                <w:sz w:val="28"/>
+                <w:lang w:val="en-US"/>
+              </w:rPr>
+              <w:t>9</w:t>
+            </w:r>
+            <w:r>
+              <w:rPr>
+                <w:rFonts w:hint="default" w:ascii="Consolas" w:hAnsi="Consolas" w:cs="Times New Roman"/>
+                <w:sz w:val="28"/>
+                <w:lang w:val="en-US"/>
+              </w:rPr>
+              <w:tab/>
+            </w:r>
+            <w:r>
+              <w:rPr>
+                <w:rFonts w:hint="default" w:ascii="Consolas" w:hAnsi="Consolas" w:cs="Times New Roman"/>
+                <w:sz w:val="28"/>
+                <w:lang w:val="en-US"/>
+              </w:rPr>
+              <w:t>-9</w:t>
+            </w:r>
+            <w:r>
+              <w:rPr>
+                <w:rFonts w:hint="default" w:ascii="Consolas" w:hAnsi="Consolas" w:cs="Times New Roman"/>
+                <w:sz w:val="28"/>
+                <w:lang w:val="en-US"/>
+              </w:rPr>
+              <w:tab/>
+            </w:r>
+            <w:r>
+              <w:rPr>
+                <w:rFonts w:hint="default" w:ascii="Consolas" w:hAnsi="Consolas" w:cs="Times New Roman"/>
+                <w:sz w:val="28"/>
+                <w:lang w:val="en-US"/>
+              </w:rPr>
+              <w:t>-2</w:t>
+            </w:r>
+            <w:r>
+              <w:rPr>
+                <w:rFonts w:hint="default" w:ascii="Consolas" w:hAnsi="Consolas" w:cs="Times New Roman"/>
+                <w:sz w:val="28"/>
+                <w:lang w:val="en-US"/>
+              </w:rPr>
+              <w:tab/>
+            </w:r>
+            <w:r>
+              <w:rPr>
+                <w:rFonts w:hint="default" w:ascii="Consolas" w:hAnsi="Consolas" w:cs="Times New Roman"/>
+                <w:sz w:val="28"/>
+                <w:lang w:val="en-US"/>
+              </w:rPr>
+              <w:t>10</w:t>
+            </w:r>
+            <w:r>
+              <w:rPr>
+                <w:rFonts w:hint="default" w:ascii="Consolas" w:hAnsi="Consolas" w:cs="Times New Roman"/>
+                <w:sz w:val="28"/>
+                <w:lang w:val="en-US"/>
+              </w:rPr>
+              <w:tab/>
+            </w:r>
+            <w:r>
+              <w:rPr>
+                <w:rFonts w:hint="default" w:ascii="Consolas" w:hAnsi="Consolas" w:cs="Times New Roman"/>
+                <w:sz w:val="28"/>
+                <w:lang w:val="en-US"/>
+              </w:rPr>
+              <w:t>10</w:t>
+            </w:r>
+            <w:r>
+              <w:rPr>
+                <w:rFonts w:hint="default" w:ascii="Consolas" w:hAnsi="Consolas" w:cs="Times New Roman"/>
+                <w:sz w:val="28"/>
+                <w:lang w:val="en-US"/>
+              </w:rPr>
+              <w:tab/>
+            </w:r>
+            <w:r>
+              <w:rPr>
+                <w:rFonts w:hint="default" w:ascii="Consolas" w:hAnsi="Consolas" w:cs="Times New Roman"/>
+                <w:sz w:val="28"/>
+                <w:lang w:val="en-US"/>
+              </w:rPr>
+              <w:t>5</w:t>
+            </w:r>
+            <w:r>
+              <w:rPr>
+                <w:rFonts w:hint="default" w:ascii="Consolas" w:hAnsi="Consolas" w:cs="Times New Roman"/>
+                <w:sz w:val="28"/>
+                <w:lang w:val="en-US"/>
+              </w:rPr>
+              <w:tab/>
+            </w:r>
+            <w:r>
+              <w:rPr>
+                <w:rFonts w:hint="default" w:ascii="Consolas" w:hAnsi="Consolas" w:cs="Times New Roman"/>
+                <w:sz w:val="28"/>
+                <w:lang w:val="en-US"/>
+              </w:rPr>
+              <w:t>3</w:t>
+            </w:r>
+          </w:p>
+          <w:p>
+            <w:pPr>
+              <w:spacing w:after="0" w:line="240" w:lineRule="auto"/>
+              <w:contextualSpacing/>
+              <w:rPr>
+                <w:rFonts w:hint="default" w:ascii="Consolas" w:hAnsi="Consolas" w:cs="Times New Roman"/>
+                <w:sz w:val="28"/>
+                <w:lang w:val="en-US"/>
+              </w:rPr>
+            </w:pPr>
+            <w:r>
+              <w:rPr>
+                <w:rFonts w:hint="default" w:ascii="Consolas" w:hAnsi="Consolas" w:cs="Times New Roman"/>
+                <w:sz w:val="28"/>
+                <w:lang w:val="en-US"/>
+              </w:rPr>
+              <w:t>-1</w:t>
+            </w:r>
+            <w:r>
+              <w:rPr>
+                <w:rFonts w:hint="default" w:ascii="Consolas" w:hAnsi="Consolas" w:cs="Times New Roman"/>
+                <w:sz w:val="28"/>
+                <w:lang w:val="en-US"/>
+              </w:rPr>
+              <w:tab/>
+            </w:r>
+            <w:r>
+              <w:rPr>
+                <w:rFonts w:hint="default" w:ascii="Consolas" w:hAnsi="Consolas" w:cs="Times New Roman"/>
+                <w:sz w:val="28"/>
+                <w:lang w:val="en-US"/>
+              </w:rPr>
+              <w:t>-10</w:t>
+            </w:r>
+            <w:r>
+              <w:rPr>
+                <w:rFonts w:hint="default" w:ascii="Consolas" w:hAnsi="Consolas" w:cs="Times New Roman"/>
+                <w:sz w:val="28"/>
+                <w:lang w:val="en-US"/>
+              </w:rPr>
+              <w:tab/>
+            </w:r>
+            <w:r>
+              <w:rPr>
+                <w:rFonts w:hint="default" w:ascii="Consolas" w:hAnsi="Consolas" w:cs="Times New Roman"/>
+                <w:sz w:val="28"/>
+                <w:lang w:val="en-US"/>
+              </w:rPr>
+              <w:t>10</w:t>
+            </w:r>
+            <w:r>
+              <w:rPr>
+                <w:rFonts w:hint="default" w:ascii="Consolas" w:hAnsi="Consolas" w:cs="Times New Roman"/>
+                <w:sz w:val="28"/>
+                <w:lang w:val="en-US"/>
+              </w:rPr>
+              <w:tab/>
+            </w:r>
+            <w:r>
+              <w:rPr>
+                <w:rFonts w:hint="default" w:ascii="Consolas" w:hAnsi="Consolas" w:cs="Times New Roman"/>
+                <w:sz w:val="28"/>
+                <w:lang w:val="en-US"/>
+              </w:rPr>
+              <w:t>-9</w:t>
+            </w:r>
+            <w:r>
+              <w:rPr>
+                <w:rFonts w:hint="default" w:ascii="Consolas" w:hAnsi="Consolas" w:cs="Times New Roman"/>
+                <w:sz w:val="28"/>
+                <w:lang w:val="en-US"/>
+              </w:rPr>
+              <w:tab/>
+            </w:r>
+            <w:r>
+              <w:rPr>
+                <w:rFonts w:hint="default" w:ascii="Consolas" w:hAnsi="Consolas" w:cs="Times New Roman"/>
+                <w:sz w:val="28"/>
+                <w:lang w:val="en-US"/>
+              </w:rPr>
+              <w:t>-10</w:t>
+            </w:r>
+            <w:r>
+              <w:rPr>
+                <w:rFonts w:hint="default" w:ascii="Consolas" w:hAnsi="Consolas" w:cs="Times New Roman"/>
+                <w:sz w:val="28"/>
+                <w:lang w:val="en-US"/>
+              </w:rPr>
+              <w:tab/>
+            </w:r>
+            <w:r>
+              <w:rPr>
+                <w:rFonts w:hint="default" w:ascii="Consolas" w:hAnsi="Consolas" w:cs="Times New Roman"/>
+                <w:sz w:val="28"/>
+                <w:lang w:val="en-US"/>
+              </w:rPr>
+              <w:t>-6</w:t>
+            </w:r>
+            <w:r>
+              <w:rPr>
+                <w:rFonts w:hint="default" w:ascii="Consolas" w:hAnsi="Consolas" w:cs="Times New Roman"/>
+                <w:sz w:val="28"/>
+                <w:lang w:val="en-US"/>
+              </w:rPr>
+              <w:tab/>
+            </w:r>
+            <w:r>
+              <w:rPr>
+                <w:rFonts w:hint="default" w:ascii="Consolas" w:hAnsi="Consolas" w:cs="Times New Roman"/>
+                <w:sz w:val="28"/>
+                <w:lang w:val="en-US"/>
+              </w:rPr>
+              <w:t>6</w:t>
+            </w:r>
+          </w:p>
+          <w:p>
+            <w:pPr>
+              <w:spacing w:after="0" w:line="240" w:lineRule="auto"/>
+              <w:contextualSpacing/>
+              <w:rPr>
+                <w:rFonts w:hint="default" w:ascii="Consolas" w:hAnsi="Consolas" w:cs="Times New Roman"/>
+                <w:sz w:val="28"/>
+                <w:lang w:val="en-US"/>
+              </w:rPr>
+            </w:pPr>
+            <w:r>
+              <w:rPr>
+                <w:rFonts w:hint="default" w:ascii="Consolas" w:hAnsi="Consolas" w:cs="Times New Roman"/>
+                <w:sz w:val="28"/>
+                <w:lang w:val="en-US"/>
+              </w:rPr>
+              <w:t>9</w:t>
+            </w:r>
+            <w:r>
+              <w:rPr>
+                <w:rFonts w:hint="default" w:ascii="Consolas" w:hAnsi="Consolas" w:cs="Times New Roman"/>
+                <w:sz w:val="28"/>
+                <w:lang w:val="en-US"/>
+              </w:rPr>
+              <w:tab/>
+            </w:r>
+            <w:r>
+              <w:rPr>
+                <w:rFonts w:hint="default" w:ascii="Consolas" w:hAnsi="Consolas" w:cs="Times New Roman"/>
+                <w:sz w:val="28"/>
+                <w:lang w:val="en-US"/>
+              </w:rPr>
+              <w:t>-6</w:t>
+            </w:r>
+            <w:r>
+              <w:rPr>
+                <w:rFonts w:hint="default" w:ascii="Consolas" w:hAnsi="Consolas" w:cs="Times New Roman"/>
+                <w:sz w:val="28"/>
+                <w:lang w:val="en-US"/>
+              </w:rPr>
+              <w:tab/>
+            </w:r>
+            <w:r>
+              <w:rPr>
+                <w:rFonts w:hint="default" w:ascii="Consolas" w:hAnsi="Consolas" w:cs="Times New Roman"/>
+                <w:sz w:val="28"/>
+                <w:lang w:val="en-US"/>
+              </w:rPr>
+              <w:t>-7</w:t>
+            </w:r>
+            <w:r>
+              <w:rPr>
+                <w:rFonts w:hint="default" w:ascii="Consolas" w:hAnsi="Consolas" w:cs="Times New Roman"/>
+                <w:sz w:val="28"/>
+                <w:lang w:val="en-US"/>
+              </w:rPr>
+              <w:tab/>
+            </w:r>
+            <w:r>
+              <w:rPr>
+                <w:rFonts w:hint="default" w:ascii="Consolas" w:hAnsi="Consolas" w:cs="Times New Roman"/>
+                <w:sz w:val="28"/>
+                <w:lang w:val="en-US"/>
+              </w:rPr>
+              <w:t>-3</w:t>
+            </w:r>
+            <w:r>
+              <w:rPr>
+                <w:rFonts w:hint="default" w:ascii="Consolas" w:hAnsi="Consolas" w:cs="Times New Roman"/>
+                <w:sz w:val="28"/>
+                <w:lang w:val="en-US"/>
+              </w:rPr>
+              <w:tab/>
+            </w:r>
+            <w:r>
+              <w:rPr>
+                <w:rFonts w:hint="default" w:ascii="Consolas" w:hAnsi="Consolas" w:cs="Times New Roman"/>
+                <w:sz w:val="28"/>
+                <w:lang w:val="en-US"/>
+              </w:rPr>
+              <w:t>2</w:t>
+            </w:r>
+            <w:r>
+              <w:rPr>
+                <w:rFonts w:hint="default" w:ascii="Consolas" w:hAnsi="Consolas" w:cs="Times New Roman"/>
+                <w:sz w:val="28"/>
+                <w:lang w:val="en-US"/>
+              </w:rPr>
+              <w:tab/>
+            </w:r>
+            <w:r>
+              <w:rPr>
+                <w:rFonts w:hint="default" w:ascii="Consolas" w:hAnsi="Consolas" w:cs="Times New Roman"/>
+                <w:sz w:val="28"/>
+                <w:lang w:val="en-US"/>
+              </w:rPr>
+              <w:t>4</w:t>
+            </w:r>
+            <w:r>
+              <w:rPr>
+                <w:rFonts w:hint="default" w:ascii="Consolas" w:hAnsi="Consolas" w:cs="Times New Roman"/>
+                <w:sz w:val="28"/>
+                <w:lang w:val="en-US"/>
+              </w:rPr>
+              <w:tab/>
+            </w:r>
+            <w:r>
+              <w:rPr>
+                <w:rFonts w:hint="default" w:ascii="Consolas" w:hAnsi="Consolas" w:cs="Times New Roman"/>
+                <w:sz w:val="28"/>
+                <w:lang w:val="en-US"/>
+              </w:rPr>
+              <w:t>-5</w:t>
+            </w:r>
+          </w:p>
+          <w:p>
+            <w:pPr>
+              <w:spacing w:after="0" w:line="240" w:lineRule="auto"/>
+              <w:contextualSpacing/>
+              <w:rPr>
+                <w:rFonts w:hint="default" w:ascii="Consolas" w:hAnsi="Consolas" w:cs="Times New Roman"/>
+                <w:sz w:val="28"/>
+                <w:lang w:val="en-US"/>
+              </w:rPr>
+            </w:pPr>
+          </w:p>
+          <w:p>
+            <w:pPr>
+              <w:spacing w:after="0" w:line="240" w:lineRule="auto"/>
+              <w:contextualSpacing/>
+              <w:rPr>
                 <w:rFonts w:ascii="Consolas" w:hAnsi="Consolas" w:cs="Times New Roman"/>
                 <w:sz w:val="28"/>
                 <w:lang w:val="en-US"/>
               </w:rPr>
             </w:pPr>
-            <w:r>
+          </w:p>
+          <w:p>
+            <w:pPr>
+              <w:spacing w:after="0" w:line="240" w:lineRule="auto"/>
+              <w:contextualSpacing/>
+              <w:rPr>
+                <w:rFonts w:hint="default" w:ascii="Consolas" w:hAnsi="Consolas" w:cs="Times New Roman"/>
+                <w:sz w:val="28"/>
+                <w:lang w:val="en-US"/>
+              </w:rPr>
+            </w:pPr>
+            <w:r>
+              <w:rPr>
+                <w:rFonts w:hint="default" w:ascii="Consolas" w:hAnsi="Consolas" w:cs="Times New Roman"/>
+                <w:sz w:val="28"/>
+                <w:lang w:val="en-US"/>
+              </w:rPr>
+              <w:t>9</w:t>
+            </w:r>
+          </w:p>
+          <w:p>
+            <w:pPr>
+              <w:spacing w:after="0" w:line="240" w:lineRule="auto"/>
+              <w:contextualSpacing/>
+              <w:rPr>
+                <w:rFonts w:hint="default" w:ascii="Consolas" w:hAnsi="Consolas" w:cs="Times New Roman"/>
+                <w:sz w:val="28"/>
+                <w:lang w:val="en-US"/>
+              </w:rPr>
+            </w:pPr>
+            <w:r>
+              <w:rPr>
+                <w:rFonts w:hint="default" w:ascii="Consolas" w:hAnsi="Consolas" w:cs="Times New Roman"/>
+                <w:sz w:val="28"/>
+                <w:lang w:val="en-US"/>
+              </w:rPr>
+              <w:t>-6</w:t>
+            </w:r>
+            <w:r>
+              <w:rPr>
+                <w:rFonts w:hint="default" w:ascii="Consolas" w:hAnsi="Consolas" w:cs="Times New Roman"/>
+                <w:sz w:val="28"/>
+                <w:lang w:val="en-US"/>
+              </w:rPr>
+              <w:tab/>
+            </w:r>
+            <w:r>
+              <w:rPr>
+                <w:rFonts w:hint="default" w:ascii="Consolas" w:hAnsi="Consolas" w:cs="Times New Roman"/>
+                <w:sz w:val="28"/>
+                <w:lang w:val="en-US"/>
+              </w:rPr>
+              <w:t>-8</w:t>
+            </w:r>
+            <w:r>
+              <w:rPr>
+                <w:rFonts w:hint="default" w:ascii="Consolas" w:hAnsi="Consolas" w:cs="Times New Roman"/>
+                <w:sz w:val="28"/>
+                <w:lang w:val="en-US"/>
+              </w:rPr>
+              <w:tab/>
+            </w:r>
+            <w:r>
+              <w:rPr>
+                <w:rFonts w:hint="default" w:ascii="Consolas" w:hAnsi="Consolas" w:cs="Times New Roman"/>
+                <w:sz w:val="28"/>
+                <w:lang w:val="en-US"/>
+              </w:rPr>
+              <w:t>-2</w:t>
+            </w:r>
+            <w:r>
+              <w:rPr>
+                <w:rFonts w:hint="default" w:ascii="Consolas" w:hAnsi="Consolas" w:cs="Times New Roman"/>
+                <w:sz w:val="28"/>
+                <w:lang w:val="en-US"/>
+              </w:rPr>
+              <w:tab/>
+            </w:r>
+            <w:r>
+              <w:rPr>
+                <w:rFonts w:hint="default" w:ascii="Consolas" w:hAnsi="Consolas" w:cs="Times New Roman"/>
+                <w:sz w:val="28"/>
+                <w:lang w:val="en-US"/>
+              </w:rPr>
+              <w:t>6</w:t>
+            </w:r>
+            <w:r>
+              <w:rPr>
+                <w:rFonts w:hint="default" w:ascii="Consolas" w:hAnsi="Consolas" w:cs="Times New Roman"/>
+                <w:sz w:val="28"/>
+                <w:lang w:val="en-US"/>
+              </w:rPr>
+              <w:tab/>
+            </w:r>
+            <w:r>
+              <w:rPr>
+                <w:rFonts w:hint="default" w:ascii="Consolas" w:hAnsi="Consolas" w:cs="Times New Roman"/>
+                <w:sz w:val="28"/>
+                <w:lang w:val="en-US"/>
+              </w:rPr>
+              <w:t>4</w:t>
+            </w:r>
+            <w:r>
+              <w:rPr>
+                <w:rFonts w:hint="default" w:ascii="Consolas" w:hAnsi="Consolas" w:cs="Times New Roman"/>
+                <w:sz w:val="28"/>
+                <w:lang w:val="en-US"/>
+              </w:rPr>
+              <w:tab/>
+            </w:r>
+            <w:r>
+              <w:rPr>
+                <w:rFonts w:hint="default" w:ascii="Consolas" w:hAnsi="Consolas" w:cs="Times New Roman"/>
+                <w:sz w:val="28"/>
+                <w:lang w:val="en-US"/>
+              </w:rPr>
+              <w:t>-10</w:t>
+            </w:r>
+            <w:r>
+              <w:rPr>
+                <w:rFonts w:hint="default" w:ascii="Consolas" w:hAnsi="Consolas" w:cs="Times New Roman"/>
+                <w:sz w:val="28"/>
+                <w:lang w:val="en-US"/>
+              </w:rPr>
+              <w:tab/>
+            </w:r>
+            <w:r>
+              <w:rPr>
+                <w:rFonts w:hint="default" w:ascii="Consolas" w:hAnsi="Consolas" w:cs="Times New Roman"/>
+                <w:sz w:val="28"/>
+                <w:lang w:val="en-US"/>
+              </w:rPr>
+              <w:t>-7</w:t>
+            </w:r>
+            <w:r>
+              <w:rPr>
+                <w:rFonts w:hint="default" w:ascii="Consolas" w:hAnsi="Consolas" w:cs="Times New Roman"/>
+                <w:sz w:val="28"/>
+                <w:lang w:val="en-US"/>
+              </w:rPr>
+              <w:tab/>
+            </w:r>
+            <w:r>
+              <w:rPr>
+                <w:rFonts w:hint="default" w:ascii="Consolas" w:hAnsi="Consolas" w:cs="Times New Roman"/>
+                <w:sz w:val="28"/>
+                <w:lang w:val="en-US"/>
+              </w:rPr>
+              <w:t>10</w:t>
+            </w:r>
+            <w:r>
+              <w:rPr>
+                <w:rFonts w:hint="default" w:ascii="Consolas" w:hAnsi="Consolas" w:cs="Times New Roman"/>
+                <w:sz w:val="28"/>
+                <w:lang w:val="en-US"/>
+              </w:rPr>
+              <w:tab/>
+            </w:r>
+            <w:r>
+              <w:rPr>
+                <w:rFonts w:hint="default" w:ascii="Consolas" w:hAnsi="Consolas" w:cs="Times New Roman"/>
+                <w:sz w:val="28"/>
+                <w:lang w:val="en-US"/>
+              </w:rPr>
+              <w:t>9</w:t>
+            </w:r>
+          </w:p>
+          <w:p>
+            <w:pPr>
+              <w:spacing w:after="0" w:line="240" w:lineRule="auto"/>
+              <w:contextualSpacing/>
+              <w:rPr>
+                <w:rFonts w:hint="default" w:ascii="Consolas" w:hAnsi="Consolas" w:cs="Times New Roman"/>
+                <w:sz w:val="28"/>
+                <w:lang w:val="en-US"/>
+              </w:rPr>
+            </w:pPr>
+            <w:r>
+              <w:rPr>
+                <w:rFonts w:hint="default" w:ascii="Consolas" w:hAnsi="Consolas" w:cs="Times New Roman"/>
+                <w:sz w:val="28"/>
+                <w:lang w:val="en-US"/>
+              </w:rPr>
+              <w:t>6</w:t>
+            </w:r>
+            <w:r>
+              <w:rPr>
+                <w:rFonts w:hint="default" w:ascii="Consolas" w:hAnsi="Consolas" w:cs="Times New Roman"/>
+                <w:sz w:val="28"/>
+                <w:lang w:val="en-US"/>
+              </w:rPr>
+              <w:tab/>
+            </w:r>
+            <w:r>
+              <w:rPr>
+                <w:rFonts w:hint="default" w:ascii="Consolas" w:hAnsi="Consolas" w:cs="Times New Roman"/>
+                <w:sz w:val="28"/>
+                <w:lang w:val="en-US"/>
+              </w:rPr>
+              <w:t>-2</w:t>
+            </w:r>
+            <w:r>
+              <w:rPr>
+                <w:rFonts w:hint="default" w:ascii="Consolas" w:hAnsi="Consolas" w:cs="Times New Roman"/>
+                <w:sz w:val="28"/>
+                <w:lang w:val="en-US"/>
+              </w:rPr>
+              <w:tab/>
+            </w:r>
+            <w:r>
+              <w:rPr>
+                <w:rFonts w:hint="default" w:ascii="Consolas" w:hAnsi="Consolas" w:cs="Times New Roman"/>
+                <w:sz w:val="28"/>
+                <w:lang w:val="en-US"/>
+              </w:rPr>
+              <w:t>-6</w:t>
+            </w:r>
+            <w:r>
+              <w:rPr>
+                <w:rFonts w:hint="default" w:ascii="Consolas" w:hAnsi="Consolas" w:cs="Times New Roman"/>
+                <w:sz w:val="28"/>
+                <w:lang w:val="en-US"/>
+              </w:rPr>
+              <w:tab/>
+            </w:r>
+            <w:r>
+              <w:rPr>
+                <w:rFonts w:hint="default" w:ascii="Consolas" w:hAnsi="Consolas" w:cs="Times New Roman"/>
+                <w:sz w:val="28"/>
+                <w:lang w:val="en-US"/>
+              </w:rPr>
+              <w:t>-10</w:t>
+            </w:r>
+            <w:r>
+              <w:rPr>
+                <w:rFonts w:hint="default" w:ascii="Consolas" w:hAnsi="Consolas" w:cs="Times New Roman"/>
+                <w:sz w:val="28"/>
+                <w:lang w:val="en-US"/>
+              </w:rPr>
+              <w:tab/>
+            </w:r>
+            <w:r>
+              <w:rPr>
+                <w:rFonts w:hint="default" w:ascii="Consolas" w:hAnsi="Consolas" w:cs="Times New Roman"/>
+                <w:sz w:val="28"/>
+                <w:lang w:val="en-US"/>
+              </w:rPr>
+              <w:t>5</w:t>
+            </w:r>
+            <w:r>
+              <w:rPr>
+                <w:rFonts w:hint="default" w:ascii="Consolas" w:hAnsi="Consolas" w:cs="Times New Roman"/>
+                <w:sz w:val="28"/>
+                <w:lang w:val="en-US"/>
+              </w:rPr>
+              <w:tab/>
+            </w:r>
+            <w:r>
+              <w:rPr>
+                <w:rFonts w:hint="default" w:ascii="Consolas" w:hAnsi="Consolas" w:cs="Times New Roman"/>
+                <w:sz w:val="28"/>
+                <w:lang w:val="en-US"/>
+              </w:rPr>
+              <w:t>9</w:t>
+            </w:r>
+            <w:r>
+              <w:rPr>
+                <w:rFonts w:hint="default" w:ascii="Consolas" w:hAnsi="Consolas" w:cs="Times New Roman"/>
+                <w:sz w:val="28"/>
+                <w:lang w:val="en-US"/>
+              </w:rPr>
+              <w:tab/>
+            </w:r>
+            <w:r>
+              <w:rPr>
+                <w:rFonts w:hint="default" w:ascii="Consolas" w:hAnsi="Consolas" w:cs="Times New Roman"/>
+                <w:sz w:val="28"/>
+                <w:lang w:val="en-US"/>
+              </w:rPr>
+              <w:t>1</w:t>
+            </w:r>
+            <w:r>
+              <w:rPr>
+                <w:rFonts w:hint="default" w:ascii="Consolas" w:hAnsi="Consolas" w:cs="Times New Roman"/>
+                <w:sz w:val="28"/>
+                <w:lang w:val="en-US"/>
+              </w:rPr>
+              <w:tab/>
+            </w:r>
+            <w:r>
+              <w:rPr>
+                <w:rFonts w:hint="default" w:ascii="Consolas" w:hAnsi="Consolas" w:cs="Times New Roman"/>
+                <w:sz w:val="28"/>
+                <w:lang w:val="en-US"/>
+              </w:rPr>
+              <w:t>-4</w:t>
+            </w:r>
+            <w:r>
+              <w:rPr>
+                <w:rFonts w:hint="default" w:ascii="Consolas" w:hAnsi="Consolas" w:cs="Times New Roman"/>
+                <w:sz w:val="28"/>
+                <w:lang w:val="en-US"/>
+              </w:rPr>
+              <w:tab/>
+            </w:r>
+            <w:r>
+              <w:rPr>
+                <w:rFonts w:hint="default" w:ascii="Consolas" w:hAnsi="Consolas" w:cs="Times New Roman"/>
+                <w:sz w:val="28"/>
+                <w:lang w:val="en-US"/>
+              </w:rPr>
+              <w:t>10</w:t>
+            </w:r>
+          </w:p>
+          <w:p>
+            <w:pPr>
+              <w:spacing w:after="0" w:line="240" w:lineRule="auto"/>
+              <w:contextualSpacing/>
+              <w:rPr>
+                <w:rFonts w:hint="default" w:ascii="Consolas" w:hAnsi="Consolas" w:cs="Times New Roman"/>
+                <w:sz w:val="28"/>
+                <w:lang w:val="en-US"/>
+              </w:rPr>
+            </w:pPr>
+            <w:r>
+              <w:rPr>
+                <w:rFonts w:hint="default" w:ascii="Consolas" w:hAnsi="Consolas" w:cs="Times New Roman"/>
+                <w:sz w:val="28"/>
+                <w:lang w:val="en-US"/>
+              </w:rPr>
+              <w:t>7</w:t>
+            </w:r>
+            <w:r>
+              <w:rPr>
+                <w:rFonts w:hint="default" w:ascii="Consolas" w:hAnsi="Consolas" w:cs="Times New Roman"/>
+                <w:sz w:val="28"/>
+                <w:lang w:val="en-US"/>
+              </w:rPr>
+              <w:tab/>
+            </w:r>
+            <w:r>
+              <w:rPr>
+                <w:rFonts w:hint="default" w:ascii="Consolas" w:hAnsi="Consolas" w:cs="Times New Roman"/>
+                <w:sz w:val="28"/>
+                <w:lang w:val="en-US"/>
+              </w:rPr>
+              <w:t>-6</w:t>
+            </w:r>
+            <w:r>
+              <w:rPr>
+                <w:rFonts w:hint="default" w:ascii="Consolas" w:hAnsi="Consolas" w:cs="Times New Roman"/>
+                <w:sz w:val="28"/>
+                <w:lang w:val="en-US"/>
+              </w:rPr>
+              <w:tab/>
+            </w:r>
+            <w:r>
+              <w:rPr>
+                <w:rFonts w:hint="default" w:ascii="Consolas" w:hAnsi="Consolas" w:cs="Times New Roman"/>
+                <w:sz w:val="28"/>
+                <w:lang w:val="en-US"/>
+              </w:rPr>
+              <w:t>7</w:t>
+            </w:r>
+            <w:r>
+              <w:rPr>
+                <w:rFonts w:hint="default" w:ascii="Consolas" w:hAnsi="Consolas" w:cs="Times New Roman"/>
+                <w:sz w:val="28"/>
+                <w:lang w:val="en-US"/>
+              </w:rPr>
+              <w:tab/>
+            </w:r>
+            <w:r>
+              <w:rPr>
+                <w:rFonts w:hint="default" w:ascii="Consolas" w:hAnsi="Consolas" w:cs="Times New Roman"/>
+                <w:sz w:val="28"/>
+                <w:lang w:val="en-US"/>
+              </w:rPr>
+              <w:t>10</w:t>
+            </w:r>
+            <w:r>
+              <w:rPr>
+                <w:rFonts w:hint="default" w:ascii="Consolas" w:hAnsi="Consolas" w:cs="Times New Roman"/>
+                <w:sz w:val="28"/>
+                <w:lang w:val="en-US"/>
+              </w:rPr>
+              <w:tab/>
+            </w:r>
+            <w:r>
+              <w:rPr>
+                <w:rFonts w:hint="default" w:ascii="Consolas" w:hAnsi="Consolas" w:cs="Times New Roman"/>
+                <w:sz w:val="28"/>
+                <w:lang w:val="en-US"/>
+              </w:rPr>
+              <w:t>-3</w:t>
+            </w:r>
+            <w:r>
+              <w:rPr>
+                <w:rFonts w:hint="default" w:ascii="Consolas" w:hAnsi="Consolas" w:cs="Times New Roman"/>
+                <w:sz w:val="28"/>
+                <w:lang w:val="en-US"/>
+              </w:rPr>
+              <w:tab/>
+            </w:r>
+            <w:r>
+              <w:rPr>
+                <w:rFonts w:hint="default" w:ascii="Consolas" w:hAnsi="Consolas" w:cs="Times New Roman"/>
+                <w:sz w:val="28"/>
+                <w:lang w:val="en-US"/>
+              </w:rPr>
+              <w:t>10</w:t>
+            </w:r>
+            <w:r>
+              <w:rPr>
+                <w:rFonts w:hint="default" w:ascii="Consolas" w:hAnsi="Consolas" w:cs="Times New Roman"/>
+                <w:sz w:val="28"/>
+                <w:lang w:val="en-US"/>
+              </w:rPr>
+              <w:tab/>
+            </w:r>
+            <w:r>
+              <w:rPr>
+                <w:rFonts w:hint="default" w:ascii="Consolas" w:hAnsi="Consolas" w:cs="Times New Roman"/>
+                <w:sz w:val="28"/>
+                <w:lang w:val="en-US"/>
+              </w:rPr>
+              <w:t>-7</w:t>
+            </w:r>
+            <w:r>
+              <w:rPr>
+                <w:rFonts w:hint="default" w:ascii="Consolas" w:hAnsi="Consolas" w:cs="Times New Roman"/>
+                <w:sz w:val="28"/>
+                <w:lang w:val="en-US"/>
+              </w:rPr>
+              <w:tab/>
+            </w:r>
+            <w:r>
+              <w:rPr>
+                <w:rFonts w:hint="default" w:ascii="Consolas" w:hAnsi="Consolas" w:cs="Times New Roman"/>
+                <w:sz w:val="28"/>
+                <w:lang w:val="en-US"/>
+              </w:rPr>
+              <w:t>3</w:t>
+            </w:r>
+            <w:r>
+              <w:rPr>
+                <w:rFonts w:hint="default" w:ascii="Consolas" w:hAnsi="Consolas" w:cs="Times New Roman"/>
+                <w:sz w:val="28"/>
+                <w:lang w:val="en-US"/>
+              </w:rPr>
+              <w:tab/>
+            </w:r>
+            <w:r>
+              <w:rPr>
+                <w:rFonts w:hint="default" w:ascii="Consolas" w:hAnsi="Consolas" w:cs="Times New Roman"/>
+                <w:sz w:val="28"/>
+                <w:lang w:val="en-US"/>
+              </w:rPr>
+              <w:t>0</w:t>
+            </w:r>
+          </w:p>
+          <w:p>
+            <w:pPr>
+              <w:spacing w:after="0" w:line="240" w:lineRule="auto"/>
+              <w:contextualSpacing/>
+              <w:rPr>
+                <w:rFonts w:hint="default" w:ascii="Consolas" w:hAnsi="Consolas" w:cs="Times New Roman"/>
+                <w:sz w:val="28"/>
+                <w:lang w:val="en-US"/>
+              </w:rPr>
+            </w:pPr>
+            <w:r>
+              <w:rPr>
+                <w:rFonts w:hint="default" w:ascii="Consolas" w:hAnsi="Consolas" w:cs="Times New Roman"/>
+                <w:sz w:val="28"/>
+                <w:lang w:val="en-US"/>
+              </w:rPr>
+              <w:t>0</w:t>
+            </w:r>
+            <w:r>
+              <w:rPr>
+                <w:rFonts w:hint="default" w:ascii="Consolas" w:hAnsi="Consolas" w:cs="Times New Roman"/>
+                <w:sz w:val="28"/>
+                <w:lang w:val="en-US"/>
+              </w:rPr>
+              <w:tab/>
+            </w:r>
+            <w:r>
+              <w:rPr>
+                <w:rFonts w:hint="default" w:ascii="Consolas" w:hAnsi="Consolas" w:cs="Times New Roman"/>
+                <w:sz w:val="28"/>
+                <w:lang w:val="en-US"/>
+              </w:rPr>
+              <w:t>5</w:t>
+            </w:r>
+            <w:r>
+              <w:rPr>
+                <w:rFonts w:hint="default" w:ascii="Consolas" w:hAnsi="Consolas" w:cs="Times New Roman"/>
+                <w:sz w:val="28"/>
+                <w:lang w:val="en-US"/>
+              </w:rPr>
+              <w:tab/>
+            </w:r>
+            <w:r>
+              <w:rPr>
+                <w:rFonts w:hint="default" w:ascii="Consolas" w:hAnsi="Consolas" w:cs="Times New Roman"/>
+                <w:sz w:val="28"/>
+                <w:lang w:val="en-US"/>
+              </w:rPr>
+              <w:t>1</w:t>
+            </w:r>
+            <w:r>
+              <w:rPr>
+                <w:rFonts w:hint="default" w:ascii="Consolas" w:hAnsi="Consolas" w:cs="Times New Roman"/>
+                <w:sz w:val="28"/>
+                <w:lang w:val="en-US"/>
+              </w:rPr>
+              <w:tab/>
+            </w:r>
+            <w:r>
+              <w:rPr>
+                <w:rFonts w:hint="default" w:ascii="Consolas" w:hAnsi="Consolas" w:cs="Times New Roman"/>
+                <w:sz w:val="28"/>
+                <w:lang w:val="en-US"/>
+              </w:rPr>
+              <w:t>5</w:t>
+            </w:r>
+            <w:r>
+              <w:rPr>
+                <w:rFonts w:hint="default" w:ascii="Consolas" w:hAnsi="Consolas" w:cs="Times New Roman"/>
+                <w:sz w:val="28"/>
+                <w:lang w:val="en-US"/>
+              </w:rPr>
+              <w:tab/>
+            </w:r>
+            <w:r>
+              <w:rPr>
+                <w:rFonts w:hint="default" w:ascii="Consolas" w:hAnsi="Consolas" w:cs="Times New Roman"/>
+                <w:sz w:val="28"/>
+                <w:lang w:val="en-US"/>
+              </w:rPr>
+              <w:t>0</w:t>
+            </w:r>
+            <w:r>
+              <w:rPr>
+                <w:rFonts w:hint="default" w:ascii="Consolas" w:hAnsi="Consolas" w:cs="Times New Roman"/>
+                <w:sz w:val="28"/>
+                <w:lang w:val="en-US"/>
+              </w:rPr>
+              <w:tab/>
+            </w:r>
+            <w:r>
+              <w:rPr>
+                <w:rFonts w:hint="default" w:ascii="Consolas" w:hAnsi="Consolas" w:cs="Times New Roman"/>
+                <w:sz w:val="28"/>
+                <w:lang w:val="en-US"/>
+              </w:rPr>
+              <w:t>-6</w:t>
+            </w:r>
+            <w:r>
+              <w:rPr>
+                <w:rFonts w:hint="default" w:ascii="Consolas" w:hAnsi="Consolas" w:cs="Times New Roman"/>
+                <w:sz w:val="28"/>
+                <w:lang w:val="en-US"/>
+              </w:rPr>
+              <w:tab/>
+            </w:r>
+            <w:r>
+              <w:rPr>
+                <w:rFonts w:hint="default" w:ascii="Consolas" w:hAnsi="Consolas" w:cs="Times New Roman"/>
+                <w:sz w:val="28"/>
+                <w:lang w:val="en-US"/>
+              </w:rPr>
+              <w:t>1</w:t>
+            </w:r>
+            <w:r>
+              <w:rPr>
+                <w:rFonts w:hint="default" w:ascii="Consolas" w:hAnsi="Consolas" w:cs="Times New Roman"/>
+                <w:sz w:val="28"/>
+                <w:lang w:val="en-US"/>
+              </w:rPr>
+              <w:tab/>
+            </w:r>
+            <w:r>
+              <w:rPr>
+                <w:rFonts w:hint="default" w:ascii="Consolas" w:hAnsi="Consolas" w:cs="Times New Roman"/>
+                <w:sz w:val="28"/>
+                <w:lang w:val="en-US"/>
+              </w:rPr>
+              <w:t>9</w:t>
+            </w:r>
+            <w:r>
+              <w:rPr>
+                <w:rFonts w:hint="default" w:ascii="Consolas" w:hAnsi="Consolas" w:cs="Times New Roman"/>
+                <w:sz w:val="28"/>
+                <w:lang w:val="en-US"/>
+              </w:rPr>
+              <w:tab/>
+            </w:r>
+            <w:r>
+              <w:rPr>
+                <w:rFonts w:hint="default" w:ascii="Consolas" w:hAnsi="Consolas" w:cs="Times New Roman"/>
+                <w:sz w:val="28"/>
+                <w:lang w:val="en-US"/>
+              </w:rPr>
+              <w:t>-4</w:t>
+            </w:r>
+          </w:p>
+          <w:p>
+            <w:pPr>
+              <w:spacing w:after="0" w:line="240" w:lineRule="auto"/>
+              <w:contextualSpacing/>
+              <w:rPr>
+                <w:rFonts w:hint="default" w:ascii="Consolas" w:hAnsi="Consolas" w:cs="Times New Roman"/>
+                <w:sz w:val="28"/>
+                <w:lang w:val="en-US"/>
+              </w:rPr>
+            </w:pPr>
+            <w:r>
+              <w:rPr>
+                <w:rFonts w:hint="default" w:ascii="Consolas" w:hAnsi="Consolas" w:cs="Times New Roman"/>
+                <w:sz w:val="28"/>
+                <w:lang w:val="en-US"/>
+              </w:rPr>
+              <w:t>-5</w:t>
+            </w:r>
+            <w:r>
+              <w:rPr>
+                <w:rFonts w:hint="default" w:ascii="Consolas" w:hAnsi="Consolas" w:cs="Times New Roman"/>
+                <w:sz w:val="28"/>
+                <w:lang w:val="en-US"/>
+              </w:rPr>
+              <w:tab/>
+            </w:r>
+            <w:r>
+              <w:rPr>
+                <w:rFonts w:hint="default" w:ascii="Consolas" w:hAnsi="Consolas" w:cs="Times New Roman"/>
+                <w:sz w:val="28"/>
+                <w:lang w:val="en-US"/>
+              </w:rPr>
+              <w:t>-6</w:t>
+            </w:r>
+            <w:r>
+              <w:rPr>
+                <w:rFonts w:hint="default" w:ascii="Consolas" w:hAnsi="Consolas" w:cs="Times New Roman"/>
+                <w:sz w:val="28"/>
+                <w:lang w:val="en-US"/>
+              </w:rPr>
+              <w:tab/>
+            </w:r>
+            <w:r>
+              <w:rPr>
+                <w:rFonts w:hint="default" w:ascii="Consolas" w:hAnsi="Consolas" w:cs="Times New Roman"/>
+                <w:sz w:val="28"/>
+                <w:lang w:val="en-US"/>
+              </w:rPr>
+              <w:t>-9</w:t>
+            </w:r>
+            <w:r>
+              <w:rPr>
+                <w:rFonts w:hint="default" w:ascii="Consolas" w:hAnsi="Consolas" w:cs="Times New Roman"/>
+                <w:sz w:val="28"/>
+                <w:lang w:val="en-US"/>
+              </w:rPr>
+              <w:tab/>
+            </w:r>
+            <w:r>
+              <w:rPr>
+                <w:rFonts w:hint="default" w:ascii="Consolas" w:hAnsi="Consolas" w:cs="Times New Roman"/>
+                <w:sz w:val="28"/>
+                <w:lang w:val="en-US"/>
+              </w:rPr>
+              <w:t>-8</w:t>
+            </w:r>
+            <w:r>
+              <w:rPr>
+                <w:rFonts w:hint="default" w:ascii="Consolas" w:hAnsi="Consolas" w:cs="Times New Roman"/>
+                <w:sz w:val="28"/>
+                <w:lang w:val="en-US"/>
+              </w:rPr>
+              <w:tab/>
+            </w:r>
+            <w:r>
+              <w:rPr>
+                <w:rFonts w:hint="default" w:ascii="Consolas" w:hAnsi="Consolas" w:cs="Times New Roman"/>
+                <w:sz w:val="28"/>
+                <w:lang w:val="en-US"/>
+              </w:rPr>
+              <w:t>-1</w:t>
+            </w:r>
+            <w:r>
+              <w:rPr>
+                <w:rFonts w:hint="default" w:ascii="Consolas" w:hAnsi="Consolas" w:cs="Times New Roman"/>
+                <w:sz w:val="28"/>
+                <w:lang w:val="en-US"/>
+              </w:rPr>
+              <w:tab/>
+            </w:r>
+            <w:r>
+              <w:rPr>
+                <w:rFonts w:hint="default" w:ascii="Consolas" w:hAnsi="Consolas" w:cs="Times New Roman"/>
+                <w:sz w:val="28"/>
+                <w:lang w:val="en-US"/>
+              </w:rPr>
+              <w:t>-9</w:t>
+            </w:r>
+            <w:r>
+              <w:rPr>
+                <w:rFonts w:hint="default" w:ascii="Consolas" w:hAnsi="Consolas" w:cs="Times New Roman"/>
+                <w:sz w:val="28"/>
+                <w:lang w:val="en-US"/>
+              </w:rPr>
+              <w:tab/>
+            </w:r>
+            <w:r>
+              <w:rPr>
+                <w:rFonts w:hint="default" w:ascii="Consolas" w:hAnsi="Consolas" w:cs="Times New Roman"/>
+                <w:sz w:val="28"/>
+                <w:lang w:val="en-US"/>
+              </w:rPr>
+              <w:t>6</w:t>
+            </w:r>
+            <w:r>
+              <w:rPr>
+                <w:rFonts w:hint="default" w:ascii="Consolas" w:hAnsi="Consolas" w:cs="Times New Roman"/>
+                <w:sz w:val="28"/>
+                <w:lang w:val="en-US"/>
+              </w:rPr>
+              <w:tab/>
+            </w:r>
+            <w:r>
+              <w:rPr>
+                <w:rFonts w:hint="default" w:ascii="Consolas" w:hAnsi="Consolas" w:cs="Times New Roman"/>
+                <w:sz w:val="28"/>
+                <w:lang w:val="en-US"/>
+              </w:rPr>
+              <w:t>0</w:t>
+            </w:r>
+            <w:r>
+              <w:rPr>
+                <w:rFonts w:hint="default" w:ascii="Consolas" w:hAnsi="Consolas" w:cs="Times New Roman"/>
+                <w:sz w:val="28"/>
+                <w:lang w:val="en-US"/>
+              </w:rPr>
+              <w:tab/>
+            </w:r>
+            <w:r>
+              <w:rPr>
+                <w:rFonts w:hint="default" w:ascii="Consolas" w:hAnsi="Consolas" w:cs="Times New Roman"/>
+                <w:sz w:val="28"/>
+                <w:lang w:val="en-US"/>
+              </w:rPr>
+              <w:t>4</w:t>
+            </w:r>
+          </w:p>
+          <w:p>
+            <w:pPr>
+              <w:spacing w:after="0" w:line="240" w:lineRule="auto"/>
+              <w:contextualSpacing/>
+              <w:rPr>
+                <w:rFonts w:hint="default" w:ascii="Consolas" w:hAnsi="Consolas" w:cs="Times New Roman"/>
+                <w:sz w:val="28"/>
+                <w:lang w:val="en-US"/>
+              </w:rPr>
+            </w:pPr>
+            <w:r>
+              <w:rPr>
+                <w:rFonts w:hint="default" w:ascii="Consolas" w:hAnsi="Consolas" w:cs="Times New Roman"/>
+                <w:sz w:val="28"/>
+                <w:lang w:val="en-US"/>
+              </w:rPr>
+              <w:t>8</w:t>
+            </w:r>
+            <w:r>
+              <w:rPr>
+                <w:rFonts w:hint="default" w:ascii="Consolas" w:hAnsi="Consolas" w:cs="Times New Roman"/>
+                <w:sz w:val="28"/>
+                <w:lang w:val="en-US"/>
+              </w:rPr>
+              <w:tab/>
+            </w:r>
+            <w:r>
+              <w:rPr>
+                <w:rFonts w:hint="default" w:ascii="Consolas" w:hAnsi="Consolas" w:cs="Times New Roman"/>
+                <w:sz w:val="28"/>
+                <w:lang w:val="en-US"/>
+              </w:rPr>
+              <w:t>-8</w:t>
+            </w:r>
+            <w:r>
+              <w:rPr>
+                <w:rFonts w:hint="default" w:ascii="Consolas" w:hAnsi="Consolas" w:cs="Times New Roman"/>
+                <w:sz w:val="28"/>
+                <w:lang w:val="en-US"/>
+              </w:rPr>
+              <w:tab/>
+            </w:r>
+            <w:r>
+              <w:rPr>
+                <w:rFonts w:hint="default" w:ascii="Consolas" w:hAnsi="Consolas" w:cs="Times New Roman"/>
+                <w:sz w:val="28"/>
+                <w:lang w:val="en-US"/>
+              </w:rPr>
+              <w:t>-8</w:t>
+            </w:r>
+            <w:r>
+              <w:rPr>
+                <w:rFonts w:hint="default" w:ascii="Consolas" w:hAnsi="Consolas" w:cs="Times New Roman"/>
+                <w:sz w:val="28"/>
+                <w:lang w:val="en-US"/>
+              </w:rPr>
+              <w:tab/>
+            </w:r>
+            <w:r>
+              <w:rPr>
+                <w:rFonts w:hint="default" w:ascii="Consolas" w:hAnsi="Consolas" w:cs="Times New Roman"/>
+                <w:sz w:val="28"/>
+                <w:lang w:val="en-US"/>
+              </w:rPr>
+              <w:t>-6</w:t>
+            </w:r>
+            <w:r>
+              <w:rPr>
+                <w:rFonts w:hint="default" w:ascii="Consolas" w:hAnsi="Consolas" w:cs="Times New Roman"/>
+                <w:sz w:val="28"/>
+                <w:lang w:val="en-US"/>
+              </w:rPr>
+              <w:tab/>
+            </w:r>
+            <w:r>
+              <w:rPr>
+                <w:rFonts w:hint="default" w:ascii="Consolas" w:hAnsi="Consolas" w:cs="Times New Roman"/>
+                <w:sz w:val="28"/>
+                <w:lang w:val="en-US"/>
+              </w:rPr>
+              <w:t>7</w:t>
+            </w:r>
+            <w:r>
+              <w:rPr>
+                <w:rFonts w:hint="default" w:ascii="Consolas" w:hAnsi="Consolas" w:cs="Times New Roman"/>
+                <w:sz w:val="28"/>
+                <w:lang w:val="en-US"/>
+              </w:rPr>
+              <w:tab/>
+            </w:r>
+            <w:r>
+              <w:rPr>
+                <w:rFonts w:hint="default" w:ascii="Consolas" w:hAnsi="Consolas" w:cs="Times New Roman"/>
+                <w:sz w:val="28"/>
+                <w:lang w:val="en-US"/>
+              </w:rPr>
+              <w:t>0</w:t>
+            </w:r>
+            <w:r>
+              <w:rPr>
+                <w:rFonts w:hint="default" w:ascii="Consolas" w:hAnsi="Consolas" w:cs="Times New Roman"/>
+                <w:sz w:val="28"/>
+                <w:lang w:val="en-US"/>
+              </w:rPr>
+              <w:tab/>
+            </w:r>
+            <w:r>
+              <w:rPr>
+                <w:rFonts w:hint="default" w:ascii="Consolas" w:hAnsi="Consolas" w:cs="Times New Roman"/>
+                <w:sz w:val="28"/>
+                <w:lang w:val="en-US"/>
+              </w:rPr>
+              <w:t>4</w:t>
+            </w:r>
+            <w:r>
+              <w:rPr>
+                <w:rFonts w:hint="default" w:ascii="Consolas" w:hAnsi="Consolas" w:cs="Times New Roman"/>
+                <w:sz w:val="28"/>
+                <w:lang w:val="en-US"/>
+              </w:rPr>
+              <w:tab/>
+            </w:r>
+            <w:r>
+              <w:rPr>
+                <w:rFonts w:hint="default" w:ascii="Consolas" w:hAnsi="Consolas" w:cs="Times New Roman"/>
+                <w:sz w:val="28"/>
+                <w:lang w:val="en-US"/>
+              </w:rPr>
+              <w:t>-5</w:t>
+            </w:r>
+            <w:r>
+              <w:rPr>
+                <w:rFonts w:hint="default" w:ascii="Consolas" w:hAnsi="Consolas" w:cs="Times New Roman"/>
+                <w:sz w:val="28"/>
+                <w:lang w:val="en-US"/>
+              </w:rPr>
+              <w:tab/>
+            </w:r>
+            <w:r>
+              <w:rPr>
+                <w:rFonts w:hint="default" w:ascii="Consolas" w:hAnsi="Consolas" w:cs="Times New Roman"/>
+                <w:sz w:val="28"/>
+                <w:lang w:val="en-US"/>
+              </w:rPr>
+              <w:t>-9</w:t>
+            </w:r>
+          </w:p>
+          <w:p>
+            <w:pPr>
+              <w:spacing w:after="0" w:line="240" w:lineRule="auto"/>
+              <w:contextualSpacing/>
+              <w:rPr>
+                <w:rFonts w:hint="default" w:ascii="Consolas" w:hAnsi="Consolas" w:cs="Times New Roman"/>
+                <w:sz w:val="28"/>
+                <w:lang w:val="en-US"/>
+              </w:rPr>
+            </w:pPr>
+            <w:r>
+              <w:rPr>
+                <w:rFonts w:hint="default" w:ascii="Consolas" w:hAnsi="Consolas" w:cs="Times New Roman"/>
+                <w:sz w:val="28"/>
+                <w:lang w:val="en-US"/>
+              </w:rPr>
+              <w:t>3</w:t>
+            </w:r>
+            <w:r>
+              <w:rPr>
+                <w:rFonts w:hint="default" w:ascii="Consolas" w:hAnsi="Consolas" w:cs="Times New Roman"/>
+                <w:sz w:val="28"/>
+                <w:lang w:val="en-US"/>
+              </w:rPr>
+              <w:tab/>
+            </w:r>
+            <w:r>
+              <w:rPr>
+                <w:rFonts w:hint="default" w:ascii="Consolas" w:hAnsi="Consolas" w:cs="Times New Roman"/>
+                <w:sz w:val="28"/>
+                <w:lang w:val="en-US"/>
+              </w:rPr>
+              <w:t>-2</w:t>
+            </w:r>
+            <w:r>
+              <w:rPr>
+                <w:rFonts w:hint="default" w:ascii="Consolas" w:hAnsi="Consolas" w:cs="Times New Roman"/>
+                <w:sz w:val="28"/>
+                <w:lang w:val="en-US"/>
+              </w:rPr>
+              <w:tab/>
+            </w:r>
+            <w:r>
+              <w:rPr>
+                <w:rFonts w:hint="default" w:ascii="Consolas" w:hAnsi="Consolas" w:cs="Times New Roman"/>
+                <w:sz w:val="28"/>
+                <w:lang w:val="en-US"/>
+              </w:rPr>
+              <w:t>4</w:t>
+            </w:r>
+            <w:r>
+              <w:rPr>
+                <w:rFonts w:hint="default" w:ascii="Consolas" w:hAnsi="Consolas" w:cs="Times New Roman"/>
+                <w:sz w:val="28"/>
+                <w:lang w:val="en-US"/>
+              </w:rPr>
+              <w:tab/>
+            </w:r>
+            <w:r>
+              <w:rPr>
+                <w:rFonts w:hint="default" w:ascii="Consolas" w:hAnsi="Consolas" w:cs="Times New Roman"/>
+                <w:sz w:val="28"/>
+                <w:lang w:val="en-US"/>
+              </w:rPr>
+              <w:t>-7</w:t>
+            </w:r>
+            <w:r>
+              <w:rPr>
+                <w:rFonts w:hint="default" w:ascii="Consolas" w:hAnsi="Consolas" w:cs="Times New Roman"/>
+                <w:sz w:val="28"/>
+                <w:lang w:val="en-US"/>
+              </w:rPr>
+              <w:tab/>
+            </w:r>
+            <w:r>
+              <w:rPr>
+                <w:rFonts w:hint="default" w:ascii="Consolas" w:hAnsi="Consolas" w:cs="Times New Roman"/>
+                <w:sz w:val="28"/>
+                <w:lang w:val="en-US"/>
+              </w:rPr>
+              <w:t>6</w:t>
+            </w:r>
+            <w:r>
+              <w:rPr>
+                <w:rFonts w:hint="default" w:ascii="Consolas" w:hAnsi="Consolas" w:cs="Times New Roman"/>
+                <w:sz w:val="28"/>
+                <w:lang w:val="en-US"/>
+              </w:rPr>
+              <w:tab/>
+            </w:r>
+            <w:r>
+              <w:rPr>
+                <w:rFonts w:hint="default" w:ascii="Consolas" w:hAnsi="Consolas" w:cs="Times New Roman"/>
+                <w:sz w:val="28"/>
+                <w:lang w:val="en-US"/>
+              </w:rPr>
+              <w:t>7</w:t>
+            </w:r>
+            <w:r>
+              <w:rPr>
+                <w:rFonts w:hint="default" w:ascii="Consolas" w:hAnsi="Consolas" w:cs="Times New Roman"/>
+                <w:sz w:val="28"/>
+                <w:lang w:val="en-US"/>
+              </w:rPr>
+              <w:tab/>
+            </w:r>
+            <w:r>
+              <w:rPr>
+                <w:rFonts w:hint="default" w:ascii="Consolas" w:hAnsi="Consolas" w:cs="Times New Roman"/>
+                <w:sz w:val="28"/>
+                <w:lang w:val="en-US"/>
+              </w:rPr>
+              <w:t>-4</w:t>
+            </w:r>
+            <w:r>
+              <w:rPr>
+                <w:rFonts w:hint="default" w:ascii="Consolas" w:hAnsi="Consolas" w:cs="Times New Roman"/>
+                <w:sz w:val="28"/>
+                <w:lang w:val="en-US"/>
+              </w:rPr>
+              <w:tab/>
+            </w:r>
+            <w:r>
+              <w:rPr>
+                <w:rFonts w:hint="default" w:ascii="Consolas" w:hAnsi="Consolas" w:cs="Times New Roman"/>
+                <w:sz w:val="28"/>
+                <w:lang w:val="en-US"/>
+              </w:rPr>
+              <w:t>6</w:t>
+            </w:r>
+            <w:r>
+              <w:rPr>
+                <w:rFonts w:hint="default" w:ascii="Consolas" w:hAnsi="Consolas" w:cs="Times New Roman"/>
+                <w:sz w:val="28"/>
+                <w:lang w:val="en-US"/>
+              </w:rPr>
+              <w:tab/>
+            </w:r>
+            <w:r>
+              <w:rPr>
+                <w:rFonts w:hint="default" w:ascii="Consolas" w:hAnsi="Consolas" w:cs="Times New Roman"/>
+                <w:sz w:val="28"/>
+                <w:lang w:val="en-US"/>
+              </w:rPr>
+              <w:t>6</w:t>
+            </w:r>
+          </w:p>
+          <w:p>
+            <w:pPr>
+              <w:spacing w:after="0" w:line="240" w:lineRule="auto"/>
+              <w:contextualSpacing/>
+              <w:rPr>
+                <w:rFonts w:hint="default" w:ascii="Consolas" w:hAnsi="Consolas" w:cs="Times New Roman"/>
+                <w:sz w:val="28"/>
+                <w:lang w:val="en-US"/>
+              </w:rPr>
+            </w:pPr>
+            <w:r>
+              <w:rPr>
+                <w:rFonts w:hint="default" w:ascii="Consolas" w:hAnsi="Consolas" w:cs="Times New Roman"/>
+                <w:sz w:val="28"/>
+                <w:lang w:val="en-US"/>
+              </w:rPr>
+              <w:t>7</w:t>
+            </w:r>
+            <w:r>
+              <w:rPr>
+                <w:rFonts w:hint="default" w:ascii="Consolas" w:hAnsi="Consolas" w:cs="Times New Roman"/>
+                <w:sz w:val="28"/>
+                <w:lang w:val="en-US"/>
+              </w:rPr>
+              <w:tab/>
+            </w:r>
+            <w:r>
+              <w:rPr>
+                <w:rFonts w:hint="default" w:ascii="Consolas" w:hAnsi="Consolas" w:cs="Times New Roman"/>
+                <w:sz w:val="28"/>
+                <w:lang w:val="en-US"/>
+              </w:rPr>
+              <w:t>1</w:t>
+            </w:r>
+            <w:r>
+              <w:rPr>
+                <w:rFonts w:hint="default" w:ascii="Consolas" w:hAnsi="Consolas" w:cs="Times New Roman"/>
+                <w:sz w:val="28"/>
+                <w:lang w:val="en-US"/>
+              </w:rPr>
+              <w:tab/>
+            </w:r>
+            <w:r>
+              <w:rPr>
+                <w:rFonts w:hint="default" w:ascii="Consolas" w:hAnsi="Consolas" w:cs="Times New Roman"/>
+                <w:sz w:val="28"/>
+                <w:lang w:val="en-US"/>
+              </w:rPr>
+              <w:t>9</w:t>
+            </w:r>
+            <w:r>
+              <w:rPr>
+                <w:rFonts w:hint="default" w:ascii="Consolas" w:hAnsi="Consolas" w:cs="Times New Roman"/>
+                <w:sz w:val="28"/>
+                <w:lang w:val="en-US"/>
+              </w:rPr>
+              <w:tab/>
+            </w:r>
+            <w:r>
+              <w:rPr>
+                <w:rFonts w:hint="default" w:ascii="Consolas" w:hAnsi="Consolas" w:cs="Times New Roman"/>
+                <w:sz w:val="28"/>
+                <w:lang w:val="en-US"/>
+              </w:rPr>
+              <w:t>8</w:t>
+            </w:r>
+            <w:r>
+              <w:rPr>
+                <w:rFonts w:hint="default" w:ascii="Consolas" w:hAnsi="Consolas" w:cs="Times New Roman"/>
+                <w:sz w:val="28"/>
+                <w:lang w:val="en-US"/>
+              </w:rPr>
+              <w:tab/>
+            </w:r>
+            <w:r>
+              <w:rPr>
+                <w:rFonts w:hint="default" w:ascii="Consolas" w:hAnsi="Consolas" w:cs="Times New Roman"/>
+                <w:sz w:val="28"/>
+                <w:lang w:val="en-US"/>
+              </w:rPr>
+              <w:t>7</w:t>
+            </w:r>
+            <w:r>
+              <w:rPr>
+                <w:rFonts w:hint="default" w:ascii="Consolas" w:hAnsi="Consolas" w:cs="Times New Roman"/>
+                <w:sz w:val="28"/>
+                <w:lang w:val="en-US"/>
+              </w:rPr>
+              <w:tab/>
+            </w:r>
+            <w:r>
+              <w:rPr>
+                <w:rFonts w:hint="default" w:ascii="Consolas" w:hAnsi="Consolas" w:cs="Times New Roman"/>
+                <w:sz w:val="28"/>
+                <w:lang w:val="en-US"/>
+              </w:rPr>
+              <w:t>-3</w:t>
+            </w:r>
+            <w:r>
+              <w:rPr>
+                <w:rFonts w:hint="default" w:ascii="Consolas" w:hAnsi="Consolas" w:cs="Times New Roman"/>
+                <w:sz w:val="28"/>
+                <w:lang w:val="en-US"/>
+              </w:rPr>
+              <w:tab/>
+            </w:r>
+            <w:r>
+              <w:rPr>
+                <w:rFonts w:hint="default" w:ascii="Consolas" w:hAnsi="Consolas" w:cs="Times New Roman"/>
+                <w:sz w:val="28"/>
+                <w:lang w:val="en-US"/>
+              </w:rPr>
+              <w:t>7</w:t>
+            </w:r>
+            <w:r>
+              <w:rPr>
+                <w:rFonts w:hint="default" w:ascii="Consolas" w:hAnsi="Consolas" w:cs="Times New Roman"/>
+                <w:sz w:val="28"/>
+                <w:lang w:val="en-US"/>
+              </w:rPr>
+              <w:tab/>
+            </w:r>
+            <w:r>
+              <w:rPr>
+                <w:rFonts w:hint="default" w:ascii="Consolas" w:hAnsi="Consolas" w:cs="Times New Roman"/>
+                <w:sz w:val="28"/>
+                <w:lang w:val="en-US"/>
+              </w:rPr>
+              <w:t>3</w:t>
+            </w:r>
+            <w:r>
+              <w:rPr>
+                <w:rFonts w:hint="default" w:ascii="Consolas" w:hAnsi="Consolas" w:cs="Times New Roman"/>
+                <w:sz w:val="28"/>
+                <w:lang w:val="en-US"/>
+              </w:rPr>
+              <w:tab/>
+            </w:r>
+            <w:r>
+              <w:rPr>
+                <w:rFonts w:hint="default" w:ascii="Consolas" w:hAnsi="Consolas" w:cs="Times New Roman"/>
+                <w:sz w:val="28"/>
+                <w:lang w:val="en-US"/>
+              </w:rPr>
+              <w:t>8</w:t>
+            </w:r>
+          </w:p>
+          <w:p>
+            <w:pPr>
+              <w:spacing w:after="0" w:line="240" w:lineRule="auto"/>
+              <w:contextualSpacing/>
+              <w:rPr>
+                <w:rFonts w:hint="default" w:ascii="Consolas" w:hAnsi="Consolas" w:cs="Times New Roman"/>
+                <w:sz w:val="28"/>
+                <w:lang w:val="en-US"/>
+              </w:rPr>
+            </w:pPr>
+            <w:r>
+              <w:rPr>
+                <w:rFonts w:hint="default" w:ascii="Consolas" w:hAnsi="Consolas" w:cs="Times New Roman"/>
+                <w:sz w:val="28"/>
+                <w:lang w:val="en-US"/>
+              </w:rPr>
+              <w:t>2</w:t>
+            </w:r>
+            <w:r>
+              <w:rPr>
+                <w:rFonts w:hint="default" w:ascii="Consolas" w:hAnsi="Consolas" w:cs="Times New Roman"/>
+                <w:sz w:val="28"/>
+                <w:lang w:val="en-US"/>
+              </w:rPr>
+              <w:tab/>
+            </w:r>
+            <w:r>
+              <w:rPr>
+                <w:rFonts w:hint="default" w:ascii="Consolas" w:hAnsi="Consolas" w:cs="Times New Roman"/>
+                <w:sz w:val="28"/>
+                <w:lang w:val="en-US"/>
+              </w:rPr>
+              <w:t>4</w:t>
+            </w:r>
+            <w:r>
+              <w:rPr>
+                <w:rFonts w:hint="default" w:ascii="Consolas" w:hAnsi="Consolas" w:cs="Times New Roman"/>
+                <w:sz w:val="28"/>
+                <w:lang w:val="en-US"/>
+              </w:rPr>
+              <w:tab/>
+            </w:r>
+            <w:r>
+              <w:rPr>
+                <w:rFonts w:hint="default" w:ascii="Consolas" w:hAnsi="Consolas" w:cs="Times New Roman"/>
+                <w:sz w:val="28"/>
+                <w:lang w:val="en-US"/>
+              </w:rPr>
+              <w:t>-4</w:t>
+            </w:r>
+            <w:r>
+              <w:rPr>
+                <w:rFonts w:hint="default" w:ascii="Consolas" w:hAnsi="Consolas" w:cs="Times New Roman"/>
+                <w:sz w:val="28"/>
+                <w:lang w:val="en-US"/>
+              </w:rPr>
+              <w:tab/>
+            </w:r>
+            <w:r>
+              <w:rPr>
+                <w:rFonts w:hint="default" w:ascii="Consolas" w:hAnsi="Consolas" w:cs="Times New Roman"/>
+                <w:sz w:val="28"/>
+                <w:lang w:val="en-US"/>
+              </w:rPr>
+              <w:t>-8</w:t>
+            </w:r>
+            <w:r>
+              <w:rPr>
+                <w:rFonts w:hint="default" w:ascii="Consolas" w:hAnsi="Consolas" w:cs="Times New Roman"/>
+                <w:sz w:val="28"/>
+                <w:lang w:val="en-US"/>
+              </w:rPr>
+              <w:tab/>
+            </w:r>
+            <w:r>
+              <w:rPr>
+                <w:rFonts w:hint="default" w:ascii="Consolas" w:hAnsi="Consolas" w:cs="Times New Roman"/>
+                <w:sz w:val="28"/>
+                <w:lang w:val="en-US"/>
+              </w:rPr>
+              <w:t>-4</w:t>
+            </w:r>
+            <w:r>
+              <w:rPr>
+                <w:rFonts w:hint="default" w:ascii="Consolas" w:hAnsi="Consolas" w:cs="Times New Roman"/>
+                <w:sz w:val="28"/>
+                <w:lang w:val="en-US"/>
+              </w:rPr>
+              <w:tab/>
+            </w:r>
+            <w:r>
+              <w:rPr>
+                <w:rFonts w:hint="default" w:ascii="Consolas" w:hAnsi="Consolas" w:cs="Times New Roman"/>
+                <w:sz w:val="28"/>
+                <w:lang w:val="en-US"/>
+              </w:rPr>
+              <w:t>-5</w:t>
+            </w:r>
+            <w:r>
+              <w:rPr>
+                <w:rFonts w:hint="default" w:ascii="Consolas" w:hAnsi="Consolas" w:cs="Times New Roman"/>
+                <w:sz w:val="28"/>
+                <w:lang w:val="en-US"/>
+              </w:rPr>
+              <w:tab/>
+            </w:r>
+            <w:r>
+              <w:rPr>
+                <w:rFonts w:hint="default" w:ascii="Consolas" w:hAnsi="Consolas" w:cs="Times New Roman"/>
+                <w:sz w:val="28"/>
+                <w:lang w:val="en-US"/>
+              </w:rPr>
+              <w:t>-9</w:t>
+            </w:r>
+            <w:r>
+              <w:rPr>
+                <w:rFonts w:hint="default" w:ascii="Consolas" w:hAnsi="Consolas" w:cs="Times New Roman"/>
+                <w:sz w:val="28"/>
+                <w:lang w:val="en-US"/>
+              </w:rPr>
+              <w:tab/>
+            </w:r>
+            <w:r>
+              <w:rPr>
+                <w:rFonts w:hint="default" w:ascii="Consolas" w:hAnsi="Consolas" w:cs="Times New Roman"/>
+                <w:sz w:val="28"/>
+                <w:lang w:val="en-US"/>
+              </w:rPr>
+              <w:t>-9</w:t>
+            </w:r>
+            <w:r>
+              <w:rPr>
+                <w:rFonts w:hint="default" w:ascii="Consolas" w:hAnsi="Consolas" w:cs="Times New Roman"/>
+                <w:sz w:val="28"/>
+                <w:lang w:val="en-US"/>
+              </w:rPr>
+              <w:tab/>
+            </w:r>
+            <w:r>
+              <w:rPr>
+                <w:rFonts w:hint="default" w:ascii="Consolas" w:hAnsi="Consolas" w:cs="Times New Roman"/>
+                <w:sz w:val="28"/>
+                <w:lang w:val="en-US"/>
+              </w:rPr>
+              <w:t>10</w:t>
+            </w:r>
+          </w:p>
+          <w:p>
+            <w:pPr>
+              <w:spacing w:after="0" w:line="240" w:lineRule="auto"/>
+              <w:contextualSpacing/>
               <w:rPr>
                 <w:rFonts w:ascii="Consolas" w:hAnsi="Consolas" w:cs="Times New Roman"/>
                 <w:sz w:val="28"/>
                 <w:lang w:val="en-US"/>
               </w:rPr>
-              <w:t>"  She    danced with such grace and elegance that   everyone  was left in awe   "</w:t>
-            </w:r>
+            </w:pPr>
           </w:p>
         </w:tc>
       </w:tr>
@@ -11097,6 +13300,12 @@
             <w:insideH w:val="single" w:color="auto" w:sz="4" w:space="0"/>
             <w:insideV w:val="single" w:color="auto" w:sz="4" w:space="0"/>
           </w:tblBorders>
+          <w:tblCellMar>
+            <w:top w:w="0" w:type="dxa"/>
+            <w:left w:w="108" w:type="dxa"/>
+            <w:bottom w:w="0" w:type="dxa"/>
+            <w:right w:w="108" w:type="dxa"/>
+          </w:tblCellMar>
         </w:tblPrEx>
         <w:tc>
           <w:tcPr>
@@ -11112,6 +13321,993 @@
             <w:pPr>
               <w:spacing w:after="0" w:line="240" w:lineRule="auto"/>
               <w:rPr>
+                <w:rFonts w:hint="default" w:ascii="Consolas" w:hAnsi="Consolas" w:cs="Times New Roman"/>
+                <w:sz w:val="28"/>
+                <w:lang w:val="en-US"/>
+              </w:rPr>
+            </w:pPr>
+          </w:p>
+          <w:p>
+            <w:pPr>
+              <w:spacing w:after="0" w:line="240" w:lineRule="auto"/>
+              <w:rPr>
+                <w:rFonts w:hint="default" w:ascii="Consolas" w:hAnsi="Consolas" w:cs="Times New Roman"/>
+                <w:sz w:val="16"/>
+                <w:szCs w:val="13"/>
+                <w:lang w:val="en-US"/>
+              </w:rPr>
+            </w:pPr>
+            <w:r>
+              <w:rPr>
+                <w:rFonts w:hint="default" w:ascii="Consolas" w:hAnsi="Consolas" w:cs="Times New Roman"/>
+                <w:sz w:val="16"/>
+                <w:szCs w:val="13"/>
+                <w:lang w:val="en-US"/>
+              </w:rPr>
+              <w:t>A[7x7]=</w:t>
+            </w:r>
+          </w:p>
+          <w:p>
+            <w:pPr>
+              <w:spacing w:after="0" w:line="240" w:lineRule="auto"/>
+              <w:rPr>
+                <w:rFonts w:hint="default" w:ascii="Consolas" w:hAnsi="Consolas" w:cs="Times New Roman"/>
+                <w:sz w:val="16"/>
+                <w:szCs w:val="13"/>
+                <w:lang w:val="en-US"/>
+              </w:rPr>
+            </w:pPr>
+            <w:r>
+              <w:rPr>
+                <w:rFonts w:hint="default" w:ascii="Consolas" w:hAnsi="Consolas" w:cs="Times New Roman"/>
+                <w:sz w:val="16"/>
+                <w:szCs w:val="13"/>
+                <w:lang w:val="en-US"/>
+              </w:rPr>
+              <w:t>╭       8       -8      4       4       1       -4      -1      ╮</w:t>
+            </w:r>
+          </w:p>
+          <w:p>
+            <w:pPr>
+              <w:spacing w:after="0" w:line="240" w:lineRule="auto"/>
+              <w:rPr>
+                <w:rFonts w:hint="default" w:ascii="Consolas" w:hAnsi="Consolas" w:cs="Times New Roman"/>
+                <w:sz w:val="16"/>
+                <w:szCs w:val="13"/>
+                <w:lang w:val="en-US"/>
+              </w:rPr>
+            </w:pPr>
+            <w:r>
+              <w:rPr>
+                <w:rFonts w:hint="default" w:ascii="Consolas" w:hAnsi="Consolas" w:cs="Times New Roman"/>
+                <w:sz w:val="16"/>
+                <w:szCs w:val="13"/>
+                <w:lang w:val="en-US"/>
+              </w:rPr>
+              <w:t>│       -6      6       3       -10     -3      -8      9       │</w:t>
+            </w:r>
+          </w:p>
+          <w:p>
+            <w:pPr>
+              <w:spacing w:after="0" w:line="240" w:lineRule="auto"/>
+              <w:rPr>
+                <w:rFonts w:hint="default" w:ascii="Consolas" w:hAnsi="Consolas" w:cs="Times New Roman"/>
+                <w:sz w:val="16"/>
+                <w:szCs w:val="13"/>
+                <w:lang w:val="en-US"/>
+              </w:rPr>
+            </w:pPr>
+            <w:r>
+              <w:rPr>
+                <w:rFonts w:hint="default" w:ascii="Consolas" w:hAnsi="Consolas" w:cs="Times New Roman"/>
+                <w:sz w:val="16"/>
+                <w:szCs w:val="13"/>
+                <w:lang w:val="en-US"/>
+              </w:rPr>
+              <w:t>│       -8      -3      8       -9      1       1       3       │</w:t>
+            </w:r>
+          </w:p>
+          <w:p>
+            <w:pPr>
+              <w:spacing w:after="0" w:line="240" w:lineRule="auto"/>
+              <w:rPr>
+                <w:rFonts w:hint="default" w:ascii="Consolas" w:hAnsi="Consolas" w:cs="Times New Roman"/>
+                <w:sz w:val="16"/>
+                <w:szCs w:val="13"/>
+                <w:lang w:val="en-US"/>
+              </w:rPr>
+            </w:pPr>
+            <w:r>
+              <w:rPr>
+                <w:rFonts w:hint="default" w:ascii="Consolas" w:hAnsi="Consolas" w:cs="Times New Roman"/>
+                <w:sz w:val="16"/>
+                <w:szCs w:val="13"/>
+                <w:lang w:val="en-US"/>
+              </w:rPr>
+              <w:t>│       -4      6       8       2       -9      -2      -9      │</w:t>
+            </w:r>
+          </w:p>
+          <w:p>
+            <w:pPr>
+              <w:spacing w:after="0" w:line="240" w:lineRule="auto"/>
+              <w:rPr>
+                <w:rFonts w:hint="default" w:ascii="Consolas" w:hAnsi="Consolas" w:cs="Times New Roman"/>
+                <w:sz w:val="16"/>
+                <w:szCs w:val="13"/>
+                <w:lang w:val="en-US"/>
+              </w:rPr>
+            </w:pPr>
+            <w:r>
+              <w:rPr>
+                <w:rFonts w:hint="default" w:ascii="Consolas" w:hAnsi="Consolas" w:cs="Times New Roman"/>
+                <w:sz w:val="16"/>
+                <w:szCs w:val="13"/>
+                <w:lang w:val="en-US"/>
+              </w:rPr>
+              <w:t>│       9       -9      -2      10      10      5       3       │</w:t>
+            </w:r>
+          </w:p>
+          <w:p>
+            <w:pPr>
+              <w:spacing w:after="0" w:line="240" w:lineRule="auto"/>
+              <w:rPr>
+                <w:rFonts w:hint="default" w:ascii="Consolas" w:hAnsi="Consolas" w:cs="Times New Roman"/>
+                <w:sz w:val="16"/>
+                <w:szCs w:val="13"/>
+                <w:lang w:val="en-US"/>
+              </w:rPr>
+            </w:pPr>
+            <w:r>
+              <w:rPr>
+                <w:rFonts w:hint="default" w:ascii="Consolas" w:hAnsi="Consolas" w:cs="Times New Roman"/>
+                <w:sz w:val="16"/>
+                <w:szCs w:val="13"/>
+                <w:lang w:val="en-US"/>
+              </w:rPr>
+              <w:t>│       -1      -10     10      -9      -10     -6      6       │</w:t>
+            </w:r>
+          </w:p>
+          <w:p>
+            <w:pPr>
+              <w:spacing w:after="0" w:line="240" w:lineRule="auto"/>
+              <w:rPr>
+                <w:rFonts w:hint="default" w:ascii="Consolas" w:hAnsi="Consolas" w:cs="Times New Roman"/>
+                <w:sz w:val="16"/>
+                <w:szCs w:val="13"/>
+                <w:lang w:val="en-US"/>
+              </w:rPr>
+            </w:pPr>
+            <w:r>
+              <w:rPr>
+                <w:rFonts w:hint="default" w:ascii="Consolas" w:hAnsi="Consolas" w:cs="Times New Roman"/>
+                <w:sz w:val="16"/>
+                <w:szCs w:val="13"/>
+                <w:lang w:val="en-US"/>
+              </w:rPr>
+              <w:t>╰       9       -6      -7      -3      2       4       -5      ╯</w:t>
+            </w:r>
+          </w:p>
+          <w:p>
+            <w:pPr>
+              <w:spacing w:after="0" w:line="240" w:lineRule="auto"/>
+              <w:rPr>
+                <w:rFonts w:hint="default" w:ascii="Consolas" w:hAnsi="Consolas" w:cs="Times New Roman"/>
+                <w:sz w:val="16"/>
+                <w:szCs w:val="13"/>
+                <w:lang w:val="en-US"/>
+              </w:rPr>
+            </w:pPr>
+          </w:p>
+          <w:p>
+            <w:pPr>
+              <w:spacing w:after="0" w:line="240" w:lineRule="auto"/>
+              <w:rPr>
+                <w:rFonts w:hint="default" w:ascii="Consolas" w:hAnsi="Consolas" w:cs="Times New Roman"/>
+                <w:sz w:val="16"/>
+                <w:szCs w:val="13"/>
+                <w:lang w:val="en-US"/>
+              </w:rPr>
+            </w:pPr>
+            <w:r>
+              <w:rPr>
+                <w:rFonts w:hint="default" w:ascii="Consolas" w:hAnsi="Consolas" w:cs="Times New Roman"/>
+                <w:sz w:val="16"/>
+                <w:szCs w:val="13"/>
+                <w:lang w:val="en-US"/>
+              </w:rPr>
+              <w:t>Задание 1.</w:t>
+            </w:r>
+          </w:p>
+          <w:p>
+            <w:pPr>
+              <w:spacing w:after="0" w:line="240" w:lineRule="auto"/>
+              <w:rPr>
+                <w:rFonts w:hint="default" w:ascii="Consolas" w:hAnsi="Consolas" w:cs="Times New Roman"/>
+                <w:sz w:val="16"/>
+                <w:szCs w:val="13"/>
+                <w:lang w:val="en-US"/>
+              </w:rPr>
+            </w:pPr>
+            <w:r>
+              <w:rPr>
+                <w:rFonts w:hint="default" w:ascii="Consolas" w:hAnsi="Consolas" w:cs="Times New Roman"/>
+                <w:sz w:val="16"/>
+                <w:szCs w:val="13"/>
+                <w:lang w:val="en-US"/>
+              </w:rPr>
+              <w:t xml:space="preserve">        Произведение всех положительных</w:t>
+            </w:r>
+          </w:p>
+          <w:p>
+            <w:pPr>
+              <w:spacing w:after="0" w:line="240" w:lineRule="auto"/>
+              <w:rPr>
+                <w:rFonts w:hint="default" w:ascii="Consolas" w:hAnsi="Consolas" w:cs="Times New Roman"/>
+                <w:sz w:val="16"/>
+                <w:szCs w:val="13"/>
+                <w:lang w:val="en-US"/>
+              </w:rPr>
+            </w:pPr>
+            <w:r>
+              <w:rPr>
+                <w:rFonts w:hint="default" w:ascii="Consolas" w:hAnsi="Consolas" w:cs="Times New Roman"/>
+                <w:sz w:val="16"/>
+                <w:szCs w:val="13"/>
+                <w:lang w:val="en-US"/>
+              </w:rPr>
+              <w:t xml:space="preserve">        чисел над побочной диагональю равно 7962624</w:t>
+            </w:r>
+          </w:p>
+          <w:p>
+            <w:pPr>
+              <w:spacing w:after="0" w:line="240" w:lineRule="auto"/>
+              <w:rPr>
+                <w:rFonts w:hint="default" w:ascii="Consolas" w:hAnsi="Consolas" w:cs="Times New Roman"/>
+                <w:sz w:val="16"/>
+                <w:szCs w:val="13"/>
+                <w:lang w:val="en-US"/>
+              </w:rPr>
+            </w:pPr>
+          </w:p>
+          <w:p>
+            <w:pPr>
+              <w:spacing w:after="0" w:line="240" w:lineRule="auto"/>
+              <w:rPr>
+                <w:rFonts w:hint="default" w:ascii="Consolas" w:hAnsi="Consolas" w:cs="Times New Roman"/>
+                <w:sz w:val="16"/>
+                <w:szCs w:val="13"/>
+                <w:lang w:val="en-US"/>
+              </w:rPr>
+            </w:pPr>
+            <w:r>
+              <w:rPr>
+                <w:rFonts w:hint="default" w:ascii="Consolas" w:hAnsi="Consolas" w:cs="Times New Roman"/>
+                <w:sz w:val="16"/>
+                <w:szCs w:val="13"/>
+                <w:lang w:val="en-US"/>
+              </w:rPr>
+              <w:t>Задание 2.</w:t>
+            </w:r>
+          </w:p>
+          <w:p>
+            <w:pPr>
+              <w:spacing w:after="0" w:line="240" w:lineRule="auto"/>
+              <w:rPr>
+                <w:rFonts w:hint="default" w:ascii="Consolas" w:hAnsi="Consolas" w:cs="Times New Roman"/>
+                <w:sz w:val="16"/>
+                <w:szCs w:val="13"/>
+                <w:lang w:val="en-US"/>
+              </w:rPr>
+            </w:pPr>
+            <w:r>
+              <w:rPr>
+                <w:rFonts w:hint="default" w:ascii="Consolas" w:hAnsi="Consolas" w:cs="Times New Roman"/>
+                <w:sz w:val="16"/>
+                <w:szCs w:val="13"/>
+                <w:lang w:val="en-US"/>
+              </w:rPr>
+              <w:t xml:space="preserve">        Суммы по строкам нечётных элементов матрицы равны:</w:t>
+            </w:r>
+          </w:p>
+          <w:p>
+            <w:pPr>
+              <w:spacing w:after="0" w:line="240" w:lineRule="auto"/>
+              <w:rPr>
+                <w:rFonts w:hint="default" w:ascii="Consolas" w:hAnsi="Consolas" w:cs="Times New Roman"/>
+                <w:sz w:val="16"/>
+                <w:szCs w:val="13"/>
+                <w:lang w:val="en-US"/>
+              </w:rPr>
+            </w:pPr>
+            <w:r>
+              <w:rPr>
+                <w:rFonts w:hint="default" w:ascii="Consolas" w:hAnsi="Consolas" w:cs="Times New Roman"/>
+                <w:sz w:val="16"/>
+                <w:szCs w:val="13"/>
+                <w:lang w:val="en-US"/>
+              </w:rPr>
+              <w:t xml:space="preserve">                oddRowSums[0]=0</w:t>
+            </w:r>
+          </w:p>
+          <w:p>
+            <w:pPr>
+              <w:spacing w:after="0" w:line="240" w:lineRule="auto"/>
+              <w:rPr>
+                <w:rFonts w:hint="default" w:ascii="Consolas" w:hAnsi="Consolas" w:cs="Times New Roman"/>
+                <w:sz w:val="16"/>
+                <w:szCs w:val="13"/>
+                <w:lang w:val="en-US"/>
+              </w:rPr>
+            </w:pPr>
+            <w:r>
+              <w:rPr>
+                <w:rFonts w:hint="default" w:ascii="Consolas" w:hAnsi="Consolas" w:cs="Times New Roman"/>
+                <w:sz w:val="16"/>
+                <w:szCs w:val="13"/>
+                <w:lang w:val="en-US"/>
+              </w:rPr>
+              <w:t xml:space="preserve">                oddRowSums[1]=9</w:t>
+            </w:r>
+          </w:p>
+          <w:p>
+            <w:pPr>
+              <w:spacing w:after="0" w:line="240" w:lineRule="auto"/>
+              <w:rPr>
+                <w:rFonts w:hint="default" w:ascii="Consolas" w:hAnsi="Consolas" w:cs="Times New Roman"/>
+                <w:sz w:val="16"/>
+                <w:szCs w:val="13"/>
+                <w:lang w:val="en-US"/>
+              </w:rPr>
+            </w:pPr>
+            <w:r>
+              <w:rPr>
+                <w:rFonts w:hint="default" w:ascii="Consolas" w:hAnsi="Consolas" w:cs="Times New Roman"/>
+                <w:sz w:val="16"/>
+                <w:szCs w:val="13"/>
+                <w:lang w:val="en-US"/>
+              </w:rPr>
+              <w:t xml:space="preserve">                oddRowSums[2]=-7</w:t>
+            </w:r>
+          </w:p>
+          <w:p>
+            <w:pPr>
+              <w:spacing w:after="0" w:line="240" w:lineRule="auto"/>
+              <w:rPr>
+                <w:rFonts w:hint="default" w:ascii="Consolas" w:hAnsi="Consolas" w:cs="Times New Roman"/>
+                <w:sz w:val="16"/>
+                <w:szCs w:val="13"/>
+                <w:lang w:val="en-US"/>
+              </w:rPr>
+            </w:pPr>
+            <w:r>
+              <w:rPr>
+                <w:rFonts w:hint="default" w:ascii="Consolas" w:hAnsi="Consolas" w:cs="Times New Roman"/>
+                <w:sz w:val="16"/>
+                <w:szCs w:val="13"/>
+                <w:lang w:val="en-US"/>
+              </w:rPr>
+              <w:t xml:space="preserve">                oddRowSums[3]=-18</w:t>
+            </w:r>
+          </w:p>
+          <w:p>
+            <w:pPr>
+              <w:spacing w:after="0" w:line="240" w:lineRule="auto"/>
+              <w:rPr>
+                <w:rFonts w:hint="default" w:ascii="Consolas" w:hAnsi="Consolas" w:cs="Times New Roman"/>
+                <w:sz w:val="16"/>
+                <w:szCs w:val="13"/>
+                <w:lang w:val="en-US"/>
+              </w:rPr>
+            </w:pPr>
+            <w:r>
+              <w:rPr>
+                <w:rFonts w:hint="default" w:ascii="Consolas" w:hAnsi="Consolas" w:cs="Times New Roman"/>
+                <w:sz w:val="16"/>
+                <w:szCs w:val="13"/>
+                <w:lang w:val="en-US"/>
+              </w:rPr>
+              <w:t xml:space="preserve">                oddRowSums[4]=8</w:t>
+            </w:r>
+          </w:p>
+          <w:p>
+            <w:pPr>
+              <w:spacing w:after="0" w:line="240" w:lineRule="auto"/>
+              <w:rPr>
+                <w:rFonts w:hint="default" w:ascii="Consolas" w:hAnsi="Consolas" w:cs="Times New Roman"/>
+                <w:sz w:val="16"/>
+                <w:szCs w:val="13"/>
+                <w:lang w:val="en-US"/>
+              </w:rPr>
+            </w:pPr>
+            <w:r>
+              <w:rPr>
+                <w:rFonts w:hint="default" w:ascii="Consolas" w:hAnsi="Consolas" w:cs="Times New Roman"/>
+                <w:sz w:val="16"/>
+                <w:szCs w:val="13"/>
+                <w:lang w:val="en-US"/>
+              </w:rPr>
+              <w:t xml:space="preserve">                oddRowSums[5]=-10</w:t>
+            </w:r>
+          </w:p>
+          <w:p>
+            <w:pPr>
+              <w:spacing w:after="0" w:line="240" w:lineRule="auto"/>
+              <w:rPr>
+                <w:rFonts w:hint="default" w:ascii="Consolas" w:hAnsi="Consolas" w:cs="Times New Roman"/>
+                <w:sz w:val="16"/>
+                <w:szCs w:val="13"/>
+                <w:lang w:val="en-US"/>
+              </w:rPr>
+            </w:pPr>
+            <w:r>
+              <w:rPr>
+                <w:rFonts w:hint="default" w:ascii="Consolas" w:hAnsi="Consolas" w:cs="Times New Roman"/>
+                <w:sz w:val="16"/>
+                <w:szCs w:val="13"/>
+                <w:lang w:val="en-US"/>
+              </w:rPr>
+              <w:t xml:space="preserve">                oddRowSums[6]=-6</w:t>
+            </w:r>
+          </w:p>
+          <w:p>
+            <w:pPr>
+              <w:spacing w:after="0" w:line="240" w:lineRule="auto"/>
+              <w:rPr>
+                <w:rFonts w:hint="default" w:ascii="Consolas" w:hAnsi="Consolas" w:cs="Times New Roman"/>
+                <w:sz w:val="16"/>
+                <w:szCs w:val="13"/>
+                <w:lang w:val="en-US"/>
+              </w:rPr>
+            </w:pPr>
+          </w:p>
+          <w:p>
+            <w:pPr>
+              <w:spacing w:after="0" w:line="240" w:lineRule="auto"/>
+              <w:rPr>
+                <w:rFonts w:hint="default" w:ascii="Consolas" w:hAnsi="Consolas" w:cs="Times New Roman"/>
+                <w:sz w:val="16"/>
+                <w:szCs w:val="13"/>
+                <w:lang w:val="en-US"/>
+              </w:rPr>
+            </w:pPr>
+            <w:r>
+              <w:rPr>
+                <w:rFonts w:hint="default" w:ascii="Consolas" w:hAnsi="Consolas" w:cs="Times New Roman"/>
+                <w:sz w:val="16"/>
+                <w:szCs w:val="13"/>
+                <w:lang w:val="en-US"/>
+              </w:rPr>
+              <w:t xml:space="preserve">        max(oddRowSums)=oddRowSums[1]=9</w:t>
+            </w:r>
+          </w:p>
+          <w:p>
+            <w:pPr>
+              <w:spacing w:after="0" w:line="240" w:lineRule="auto"/>
+              <w:rPr>
+                <w:rFonts w:hint="default" w:ascii="Consolas" w:hAnsi="Consolas" w:cs="Times New Roman"/>
+                <w:sz w:val="16"/>
+                <w:szCs w:val="13"/>
+                <w:lang w:val="en-US"/>
+              </w:rPr>
+            </w:pPr>
+          </w:p>
+          <w:p>
+            <w:pPr>
+              <w:spacing w:after="0" w:line="240" w:lineRule="auto"/>
+              <w:rPr>
+                <w:rFonts w:hint="default" w:ascii="Consolas" w:hAnsi="Consolas" w:cs="Times New Roman"/>
+                <w:sz w:val="16"/>
+                <w:szCs w:val="13"/>
+                <w:lang w:val="en-US"/>
+              </w:rPr>
+            </w:pPr>
+            <w:r>
+              <w:rPr>
+                <w:rFonts w:hint="default" w:ascii="Consolas" w:hAnsi="Consolas" w:cs="Times New Roman"/>
+                <w:sz w:val="16"/>
+                <w:szCs w:val="13"/>
+                <w:lang w:val="en-US"/>
+              </w:rPr>
+              <w:t>B[9x9]=</w:t>
+            </w:r>
+          </w:p>
+          <w:p>
+            <w:pPr>
+              <w:spacing w:after="0" w:line="240" w:lineRule="auto"/>
+              <w:rPr>
+                <w:rFonts w:hint="default" w:ascii="Consolas" w:hAnsi="Consolas" w:cs="Times New Roman"/>
+                <w:sz w:val="16"/>
+                <w:szCs w:val="13"/>
+                <w:lang w:val="en-US"/>
+              </w:rPr>
+            </w:pPr>
+            <w:r>
+              <w:rPr>
+                <w:rFonts w:hint="default" w:ascii="Consolas" w:hAnsi="Consolas" w:cs="Times New Roman"/>
+                <w:sz w:val="16"/>
+                <w:szCs w:val="13"/>
+                <w:lang w:val="en-US"/>
+              </w:rPr>
+              <w:t>╭       -6      -8      -2      6       4       -10     -7      10      9       ╮</w:t>
+            </w:r>
+          </w:p>
+          <w:p>
+            <w:pPr>
+              <w:spacing w:after="0" w:line="240" w:lineRule="auto"/>
+              <w:rPr>
+                <w:rFonts w:hint="default" w:ascii="Consolas" w:hAnsi="Consolas" w:cs="Times New Roman"/>
+                <w:sz w:val="16"/>
+                <w:szCs w:val="13"/>
+                <w:lang w:val="en-US"/>
+              </w:rPr>
+            </w:pPr>
+            <w:r>
+              <w:rPr>
+                <w:rFonts w:hint="default" w:ascii="Consolas" w:hAnsi="Consolas" w:cs="Times New Roman"/>
+                <w:sz w:val="16"/>
+                <w:szCs w:val="13"/>
+                <w:lang w:val="en-US"/>
+              </w:rPr>
+              <w:t>│       6       -2      -6      -10     5       9       1       -4      10      │</w:t>
+            </w:r>
+          </w:p>
+          <w:p>
+            <w:pPr>
+              <w:spacing w:after="0" w:line="240" w:lineRule="auto"/>
+              <w:rPr>
+                <w:rFonts w:hint="default" w:ascii="Consolas" w:hAnsi="Consolas" w:cs="Times New Roman"/>
+                <w:sz w:val="16"/>
+                <w:szCs w:val="13"/>
+                <w:lang w:val="en-US"/>
+              </w:rPr>
+            </w:pPr>
+            <w:r>
+              <w:rPr>
+                <w:rFonts w:hint="default" w:ascii="Consolas" w:hAnsi="Consolas" w:cs="Times New Roman"/>
+                <w:sz w:val="16"/>
+                <w:szCs w:val="13"/>
+                <w:lang w:val="en-US"/>
+              </w:rPr>
+              <w:t>│       7       -6      7       10      -3      10      -7      3       0       │</w:t>
+            </w:r>
+          </w:p>
+          <w:p>
+            <w:pPr>
+              <w:spacing w:after="0" w:line="240" w:lineRule="auto"/>
+              <w:rPr>
+                <w:rFonts w:hint="default" w:ascii="Consolas" w:hAnsi="Consolas" w:cs="Times New Roman"/>
+                <w:sz w:val="16"/>
+                <w:szCs w:val="13"/>
+                <w:lang w:val="en-US"/>
+              </w:rPr>
+            </w:pPr>
+            <w:r>
+              <w:rPr>
+                <w:rFonts w:hint="default" w:ascii="Consolas" w:hAnsi="Consolas" w:cs="Times New Roman"/>
+                <w:sz w:val="16"/>
+                <w:szCs w:val="13"/>
+                <w:lang w:val="en-US"/>
+              </w:rPr>
+              <w:t>│       0       5       1       5       0       -6      1       9       -4      │</w:t>
+            </w:r>
+          </w:p>
+          <w:p>
+            <w:pPr>
+              <w:spacing w:after="0" w:line="240" w:lineRule="auto"/>
+              <w:rPr>
+                <w:rFonts w:hint="default" w:ascii="Consolas" w:hAnsi="Consolas" w:cs="Times New Roman"/>
+                <w:sz w:val="16"/>
+                <w:szCs w:val="13"/>
+                <w:lang w:val="en-US"/>
+              </w:rPr>
+            </w:pPr>
+            <w:r>
+              <w:rPr>
+                <w:rFonts w:hint="default" w:ascii="Consolas" w:hAnsi="Consolas" w:cs="Times New Roman"/>
+                <w:sz w:val="16"/>
+                <w:szCs w:val="13"/>
+                <w:lang w:val="en-US"/>
+              </w:rPr>
+              <w:t>│       -5      -6      -9      -8      -1      -9      6       0       4       │</w:t>
+            </w:r>
+          </w:p>
+          <w:p>
+            <w:pPr>
+              <w:spacing w:after="0" w:line="240" w:lineRule="auto"/>
+              <w:rPr>
+                <w:rFonts w:hint="default" w:ascii="Consolas" w:hAnsi="Consolas" w:cs="Times New Roman"/>
+                <w:sz w:val="16"/>
+                <w:szCs w:val="13"/>
+                <w:lang w:val="en-US"/>
+              </w:rPr>
+            </w:pPr>
+            <w:r>
+              <w:rPr>
+                <w:rFonts w:hint="default" w:ascii="Consolas" w:hAnsi="Consolas" w:cs="Times New Roman"/>
+                <w:sz w:val="16"/>
+                <w:szCs w:val="13"/>
+                <w:lang w:val="en-US"/>
+              </w:rPr>
+              <w:t>│       8       -8      -8      -6      7       0       4       -5      -9      │</w:t>
+            </w:r>
+          </w:p>
+          <w:p>
+            <w:pPr>
+              <w:spacing w:after="0" w:line="240" w:lineRule="auto"/>
+              <w:rPr>
+                <w:rFonts w:hint="default" w:ascii="Consolas" w:hAnsi="Consolas" w:cs="Times New Roman"/>
+                <w:sz w:val="16"/>
+                <w:szCs w:val="13"/>
+                <w:lang w:val="en-US"/>
+              </w:rPr>
+            </w:pPr>
+            <w:r>
+              <w:rPr>
+                <w:rFonts w:hint="default" w:ascii="Consolas" w:hAnsi="Consolas" w:cs="Times New Roman"/>
+                <w:sz w:val="16"/>
+                <w:szCs w:val="13"/>
+                <w:lang w:val="en-US"/>
+              </w:rPr>
+              <w:t>│       3       -2      4       -7      6       7       -4      6       6       │</w:t>
+            </w:r>
+          </w:p>
+          <w:p>
+            <w:pPr>
+              <w:spacing w:after="0" w:line="240" w:lineRule="auto"/>
+              <w:rPr>
+                <w:rFonts w:hint="default" w:ascii="Consolas" w:hAnsi="Consolas" w:cs="Times New Roman"/>
+                <w:sz w:val="16"/>
+                <w:szCs w:val="13"/>
+                <w:lang w:val="en-US"/>
+              </w:rPr>
+            </w:pPr>
+            <w:r>
+              <w:rPr>
+                <w:rFonts w:hint="default" w:ascii="Consolas" w:hAnsi="Consolas" w:cs="Times New Roman"/>
+                <w:sz w:val="16"/>
+                <w:szCs w:val="13"/>
+                <w:lang w:val="en-US"/>
+              </w:rPr>
+              <w:t>│       7       1       9       8       7       -3      7       3       8       │</w:t>
+            </w:r>
+          </w:p>
+          <w:p>
+            <w:pPr>
+              <w:spacing w:after="0" w:line="240" w:lineRule="auto"/>
+              <w:rPr>
+                <w:rFonts w:hint="default" w:ascii="Consolas" w:hAnsi="Consolas" w:cs="Times New Roman"/>
+                <w:sz w:val="16"/>
+                <w:szCs w:val="13"/>
+                <w:lang w:val="en-US"/>
+              </w:rPr>
+            </w:pPr>
+            <w:r>
+              <w:rPr>
+                <w:rFonts w:hint="default" w:ascii="Consolas" w:hAnsi="Consolas" w:cs="Times New Roman"/>
+                <w:sz w:val="16"/>
+                <w:szCs w:val="13"/>
+                <w:lang w:val="en-US"/>
+              </w:rPr>
+              <w:t>╰       2       4       -4      -8      -4      -5      -9      -9      10      ╯</w:t>
+            </w:r>
+          </w:p>
+          <w:p>
+            <w:pPr>
+              <w:spacing w:after="0" w:line="240" w:lineRule="auto"/>
+              <w:rPr>
+                <w:rFonts w:hint="default" w:ascii="Consolas" w:hAnsi="Consolas" w:cs="Times New Roman"/>
+                <w:sz w:val="16"/>
+                <w:szCs w:val="13"/>
+                <w:lang w:val="en-US"/>
+              </w:rPr>
+            </w:pPr>
+          </w:p>
+          <w:p>
+            <w:pPr>
+              <w:spacing w:after="0" w:line="240" w:lineRule="auto"/>
+              <w:rPr>
+                <w:rFonts w:hint="default" w:ascii="Consolas" w:hAnsi="Consolas" w:cs="Times New Roman"/>
+                <w:sz w:val="16"/>
+                <w:szCs w:val="13"/>
+                <w:lang w:val="en-US"/>
+              </w:rPr>
+            </w:pPr>
+            <w:r>
+              <w:rPr>
+                <w:rFonts w:hint="default" w:ascii="Consolas" w:hAnsi="Consolas" w:cs="Times New Roman"/>
+                <w:sz w:val="16"/>
+                <w:szCs w:val="13"/>
+                <w:lang w:val="en-US"/>
+              </w:rPr>
+              <w:t>Задание 1.</w:t>
+            </w:r>
+          </w:p>
+          <w:p>
+            <w:pPr>
+              <w:spacing w:after="0" w:line="240" w:lineRule="auto"/>
+              <w:rPr>
+                <w:rFonts w:hint="default" w:ascii="Consolas" w:hAnsi="Consolas" w:cs="Times New Roman"/>
+                <w:sz w:val="16"/>
+                <w:szCs w:val="13"/>
+                <w:lang w:val="en-US"/>
+              </w:rPr>
+            </w:pPr>
+            <w:r>
+              <w:rPr>
+                <w:rFonts w:hint="default" w:ascii="Consolas" w:hAnsi="Consolas" w:cs="Times New Roman"/>
+                <w:sz w:val="16"/>
+                <w:szCs w:val="13"/>
+                <w:lang w:val="en-US"/>
+              </w:rPr>
+              <w:t xml:space="preserve">        Произведение всех положительных</w:t>
+            </w:r>
+          </w:p>
+          <w:p>
+            <w:pPr>
+              <w:spacing w:after="0" w:line="240" w:lineRule="auto"/>
+              <w:rPr>
+                <w:rFonts w:hint="default" w:ascii="Consolas" w:hAnsi="Consolas" w:cs="Times New Roman"/>
+                <w:sz w:val="16"/>
+                <w:szCs w:val="13"/>
+                <w:lang w:val="en-US"/>
+              </w:rPr>
+            </w:pPr>
+            <w:r>
+              <w:rPr>
+                <w:rFonts w:hint="default" w:ascii="Consolas" w:hAnsi="Consolas" w:cs="Times New Roman"/>
+                <w:sz w:val="16"/>
+                <w:szCs w:val="13"/>
+                <w:lang w:val="en-US"/>
+              </w:rPr>
+              <w:t xml:space="preserve">        чисел над побочной диагональю равно 2144138240</w:t>
+            </w:r>
+          </w:p>
+          <w:p>
+            <w:pPr>
+              <w:spacing w:after="0" w:line="240" w:lineRule="auto"/>
+              <w:rPr>
+                <w:rFonts w:hint="default" w:ascii="Consolas" w:hAnsi="Consolas" w:cs="Times New Roman"/>
+                <w:sz w:val="16"/>
+                <w:szCs w:val="13"/>
+                <w:lang w:val="en-US"/>
+              </w:rPr>
+            </w:pPr>
+          </w:p>
+          <w:p>
+            <w:pPr>
+              <w:spacing w:after="0" w:line="240" w:lineRule="auto"/>
+              <w:rPr>
+                <w:rFonts w:hint="default" w:ascii="Consolas" w:hAnsi="Consolas" w:cs="Times New Roman"/>
+                <w:sz w:val="16"/>
+                <w:szCs w:val="13"/>
+                <w:lang w:val="en-US"/>
+              </w:rPr>
+            </w:pPr>
+            <w:r>
+              <w:rPr>
+                <w:rFonts w:hint="default" w:ascii="Consolas" w:hAnsi="Consolas" w:cs="Times New Roman"/>
+                <w:sz w:val="16"/>
+                <w:szCs w:val="13"/>
+                <w:lang w:val="en-US"/>
+              </w:rPr>
+              <w:t>Задание 2.</w:t>
+            </w:r>
+          </w:p>
+          <w:p>
+            <w:pPr>
+              <w:spacing w:after="0" w:line="240" w:lineRule="auto"/>
+              <w:rPr>
+                <w:rFonts w:hint="default" w:ascii="Consolas" w:hAnsi="Consolas" w:cs="Times New Roman"/>
+                <w:sz w:val="16"/>
+                <w:szCs w:val="13"/>
+                <w:lang w:val="en-US"/>
+              </w:rPr>
+            </w:pPr>
+            <w:r>
+              <w:rPr>
+                <w:rFonts w:hint="default" w:ascii="Consolas" w:hAnsi="Consolas" w:cs="Times New Roman"/>
+                <w:sz w:val="16"/>
+                <w:szCs w:val="13"/>
+                <w:lang w:val="en-US"/>
+              </w:rPr>
+              <w:t xml:space="preserve">        Суммы по строкам нечётных элементов матрицы равны:</w:t>
+            </w:r>
+          </w:p>
+          <w:p>
+            <w:pPr>
+              <w:spacing w:after="0" w:line="240" w:lineRule="auto"/>
+              <w:rPr>
+                <w:rFonts w:hint="default" w:ascii="Consolas" w:hAnsi="Consolas" w:cs="Times New Roman"/>
+                <w:sz w:val="16"/>
+                <w:szCs w:val="13"/>
+                <w:lang w:val="en-US"/>
+              </w:rPr>
+            </w:pPr>
+            <w:r>
+              <w:rPr>
+                <w:rFonts w:hint="default" w:ascii="Consolas" w:hAnsi="Consolas" w:cs="Times New Roman"/>
+                <w:sz w:val="16"/>
+                <w:szCs w:val="13"/>
+                <w:lang w:val="en-US"/>
+              </w:rPr>
+              <w:t xml:space="preserve">                oddRowSums[0]=2</w:t>
+            </w:r>
+          </w:p>
+          <w:p>
+            <w:pPr>
+              <w:spacing w:after="0" w:line="240" w:lineRule="auto"/>
+              <w:rPr>
+                <w:rFonts w:hint="default" w:ascii="Consolas" w:hAnsi="Consolas" w:cs="Times New Roman"/>
+                <w:sz w:val="16"/>
+                <w:szCs w:val="13"/>
+                <w:lang w:val="en-US"/>
+              </w:rPr>
+            </w:pPr>
+            <w:r>
+              <w:rPr>
+                <w:rFonts w:hint="default" w:ascii="Consolas" w:hAnsi="Consolas" w:cs="Times New Roman"/>
+                <w:sz w:val="16"/>
+                <w:szCs w:val="13"/>
+                <w:lang w:val="en-US"/>
+              </w:rPr>
+              <w:t xml:space="preserve">                oddRowSums[1]=15</w:t>
+            </w:r>
+          </w:p>
+          <w:p>
+            <w:pPr>
+              <w:spacing w:after="0" w:line="240" w:lineRule="auto"/>
+              <w:rPr>
+                <w:rFonts w:hint="default" w:ascii="Consolas" w:hAnsi="Consolas" w:cs="Times New Roman"/>
+                <w:sz w:val="16"/>
+                <w:szCs w:val="13"/>
+                <w:lang w:val="en-US"/>
+              </w:rPr>
+            </w:pPr>
+            <w:r>
+              <w:rPr>
+                <w:rFonts w:hint="default" w:ascii="Consolas" w:hAnsi="Consolas" w:cs="Times New Roman"/>
+                <w:sz w:val="16"/>
+                <w:szCs w:val="13"/>
+                <w:lang w:val="en-US"/>
+              </w:rPr>
+              <w:t xml:space="preserve">                oddRowSums[2]=7</w:t>
+            </w:r>
+          </w:p>
+          <w:p>
+            <w:pPr>
+              <w:spacing w:after="0" w:line="240" w:lineRule="auto"/>
+              <w:rPr>
+                <w:rFonts w:hint="default" w:ascii="Consolas" w:hAnsi="Consolas" w:cs="Times New Roman"/>
+                <w:sz w:val="16"/>
+                <w:szCs w:val="13"/>
+                <w:lang w:val="en-US"/>
+              </w:rPr>
+            </w:pPr>
+            <w:r>
+              <w:rPr>
+                <w:rFonts w:hint="default" w:ascii="Consolas" w:hAnsi="Consolas" w:cs="Times New Roman"/>
+                <w:sz w:val="16"/>
+                <w:szCs w:val="13"/>
+                <w:lang w:val="en-US"/>
+              </w:rPr>
+              <w:t xml:space="preserve">                oddRowSums[3]=21</w:t>
+            </w:r>
+          </w:p>
+          <w:p>
+            <w:pPr>
+              <w:spacing w:after="0" w:line="240" w:lineRule="auto"/>
+              <w:rPr>
+                <w:rFonts w:hint="default" w:ascii="Consolas" w:hAnsi="Consolas" w:cs="Times New Roman"/>
+                <w:sz w:val="16"/>
+                <w:szCs w:val="13"/>
+                <w:lang w:val="en-US"/>
+              </w:rPr>
+            </w:pPr>
+            <w:r>
+              <w:rPr>
+                <w:rFonts w:hint="default" w:ascii="Consolas" w:hAnsi="Consolas" w:cs="Times New Roman"/>
+                <w:sz w:val="16"/>
+                <w:szCs w:val="13"/>
+                <w:lang w:val="en-US"/>
+              </w:rPr>
+              <w:t xml:space="preserve">                oddRowSums[4]=-24</w:t>
+            </w:r>
+          </w:p>
+          <w:p>
+            <w:pPr>
+              <w:spacing w:after="0" w:line="240" w:lineRule="auto"/>
+              <w:rPr>
+                <w:rFonts w:hint="default" w:ascii="Consolas" w:hAnsi="Consolas" w:cs="Times New Roman"/>
+                <w:sz w:val="16"/>
+                <w:szCs w:val="13"/>
+                <w:lang w:val="en-US"/>
+              </w:rPr>
+            </w:pPr>
+            <w:r>
+              <w:rPr>
+                <w:rFonts w:hint="default" w:ascii="Consolas" w:hAnsi="Consolas" w:cs="Times New Roman"/>
+                <w:sz w:val="16"/>
+                <w:szCs w:val="13"/>
+                <w:lang w:val="en-US"/>
+              </w:rPr>
+              <w:t xml:space="preserve">                oddRowSums[5]=-7</w:t>
+            </w:r>
+          </w:p>
+          <w:p>
+            <w:pPr>
+              <w:spacing w:after="0" w:line="240" w:lineRule="auto"/>
+              <w:rPr>
+                <w:rFonts w:hint="default" w:ascii="Consolas" w:hAnsi="Consolas" w:cs="Times New Roman"/>
+                <w:sz w:val="16"/>
+                <w:szCs w:val="13"/>
+                <w:lang w:val="en-US"/>
+              </w:rPr>
+            </w:pPr>
+            <w:r>
+              <w:rPr>
+                <w:rFonts w:hint="default" w:ascii="Consolas" w:hAnsi="Consolas" w:cs="Times New Roman"/>
+                <w:sz w:val="16"/>
+                <w:szCs w:val="13"/>
+                <w:lang w:val="en-US"/>
+              </w:rPr>
+              <w:t xml:space="preserve">                oddRowSums[6]=3</w:t>
+            </w:r>
+          </w:p>
+          <w:p>
+            <w:pPr>
+              <w:spacing w:after="0" w:line="240" w:lineRule="auto"/>
+              <w:rPr>
+                <w:rFonts w:hint="default" w:ascii="Consolas" w:hAnsi="Consolas" w:cs="Times New Roman"/>
+                <w:sz w:val="16"/>
+                <w:szCs w:val="13"/>
+                <w:lang w:val="en-US"/>
+              </w:rPr>
+            </w:pPr>
+            <w:r>
+              <w:rPr>
+                <w:rFonts w:hint="default" w:ascii="Consolas" w:hAnsi="Consolas" w:cs="Times New Roman"/>
+                <w:sz w:val="16"/>
+                <w:szCs w:val="13"/>
+                <w:lang w:val="en-US"/>
+              </w:rPr>
+              <w:t xml:space="preserve">                oddRowSums[7]=31</w:t>
+            </w:r>
+          </w:p>
+          <w:p>
+            <w:pPr>
+              <w:spacing w:after="0" w:line="240" w:lineRule="auto"/>
+              <w:rPr>
+                <w:rFonts w:hint="default" w:ascii="Consolas" w:hAnsi="Consolas" w:cs="Times New Roman"/>
+                <w:sz w:val="16"/>
+                <w:szCs w:val="13"/>
+                <w:lang w:val="en-US"/>
+              </w:rPr>
+            </w:pPr>
+            <w:r>
+              <w:rPr>
+                <w:rFonts w:hint="default" w:ascii="Consolas" w:hAnsi="Consolas" w:cs="Times New Roman"/>
+                <w:sz w:val="16"/>
+                <w:szCs w:val="13"/>
+                <w:lang w:val="en-US"/>
+              </w:rPr>
+              <w:t xml:space="preserve">                oddRowSums[8]=-23</w:t>
+            </w:r>
+          </w:p>
+          <w:p>
+            <w:pPr>
+              <w:spacing w:after="0" w:line="240" w:lineRule="auto"/>
+              <w:rPr>
+                <w:rFonts w:hint="default" w:ascii="Consolas" w:hAnsi="Consolas" w:cs="Times New Roman"/>
+                <w:sz w:val="16"/>
+                <w:szCs w:val="13"/>
+                <w:lang w:val="en-US"/>
+              </w:rPr>
+            </w:pPr>
+          </w:p>
+          <w:p>
+            <w:pPr>
+              <w:spacing w:after="0" w:line="240" w:lineRule="auto"/>
+              <w:rPr>
                 <w:rFonts w:ascii="Consolas" w:hAnsi="Consolas" w:cs="Times New Roman"/>
                 <w:sz w:val="28"/>
                 <w:lang w:val="en-US"/>
@@ -11119,96 +14315,12 @@
             </w:pPr>
             <w:r>
               <w:rPr>
-                <w:rFonts w:ascii="Consolas" w:hAnsi="Consolas" w:cs="Times New Roman"/>
-                <w:sz w:val="28"/>
-                <w:lang w:val="en-US"/>
-              </w:rPr>
-              <w:t>Изначальная строка: [  She    danced with such grace and elegance that   everyone  was left in awe   ]</w:t>
-            </w:r>
-          </w:p>
-          <w:p>
-            <w:pPr>
-              <w:spacing w:after="0" w:line="240" w:lineRule="auto"/>
-              <w:rPr>
-                <w:rFonts w:ascii="Consolas" w:hAnsi="Consolas" w:cs="Times New Roman"/>
-                <w:sz w:val="28"/>
-              </w:rPr>
-            </w:pPr>
-            <w:r>
-              <w:rPr>
-                <w:rFonts w:ascii="Consolas" w:hAnsi="Consolas" w:cs="Times New Roman"/>
-                <w:sz w:val="28"/>
-              </w:rPr>
-              <w:t xml:space="preserve">Самое длинное слово </w:t>
-            </w:r>
-            <w:r>
-              <w:rPr>
-                <w:rFonts w:ascii="Consolas" w:hAnsi="Consolas" w:cs="Times New Roman"/>
-                <w:sz w:val="28"/>
-                <w:lang w:val="en-US"/>
-              </w:rPr>
-              <w:t>everyone</w:t>
-            </w:r>
-            <w:r>
-              <w:rPr>
-                <w:rFonts w:ascii="Consolas" w:hAnsi="Consolas" w:cs="Times New Roman"/>
-                <w:sz w:val="28"/>
-              </w:rPr>
-              <w:t xml:space="preserve"> имеет длину 8</w:t>
-            </w:r>
-          </w:p>
-          <w:p>
-            <w:pPr>
-              <w:spacing w:after="0" w:line="240" w:lineRule="auto"/>
-              <w:rPr>
-                <w:rFonts w:ascii="Consolas" w:hAnsi="Consolas" w:cs="Times New Roman"/>
-                <w:sz w:val="28"/>
-                <w:lang w:val="en-US"/>
-              </w:rPr>
-            </w:pPr>
-            <w:r>
-              <w:rPr>
-                <w:rFonts w:ascii="Consolas" w:hAnsi="Consolas" w:cs="Times New Roman"/>
-                <w:sz w:val="28"/>
-                <w:lang w:val="en-US"/>
-              </w:rPr>
-              <w:t>Все слова длиной 8:</w:t>
-            </w:r>
-          </w:p>
-          <w:p>
-            <w:pPr>
-              <w:spacing w:after="0" w:line="240" w:lineRule="auto"/>
-              <w:rPr>
-                <w:rFonts w:ascii="Consolas" w:hAnsi="Consolas" w:cs="Times New Roman"/>
-                <w:sz w:val="28"/>
-                <w:lang w:val="en-US"/>
-              </w:rPr>
-            </w:pPr>
-            <w:r>
-              <w:rPr>
-                <w:rFonts w:ascii="Consolas" w:hAnsi="Consolas" w:cs="Times New Roman"/>
-                <w:sz w:val="28"/>
-                <w:lang w:val="en-US"/>
-              </w:rPr>
-              <w:t>1. elegance</w:t>
-            </w:r>
-          </w:p>
-          <w:p>
-            <w:pPr>
-              <w:spacing w:after="0" w:line="240" w:lineRule="auto"/>
-              <w:rPr>
-                <w:rFonts w:ascii="Consolas" w:hAnsi="Consolas" w:cs="Times New Roman"/>
-                <w:sz w:val="28"/>
-                <w:lang w:val="en-US"/>
-              </w:rPr>
-            </w:pPr>
-            <w:r>
-              <w:rPr>
-                <w:rFonts w:ascii="Consolas" w:hAnsi="Consolas" w:cs="Times New Roman"/>
-                <w:sz w:val="28"/>
-                <w:lang w:val="en-US"/>
-              </w:rPr>
-              <w:t>2. everyone</w:t>
+                <w:rFonts w:hint="default" w:ascii="Consolas" w:hAnsi="Consolas" w:cs="Times New Roman"/>
+                <w:sz w:val="16"/>
+                <w:szCs w:val="13"/>
+                <w:lang w:val="en-US"/>
+              </w:rPr>
+              <w:t xml:space="preserve">        max(oddRowSums)=oddRowSums[7]=31</w:t>
             </w:r>
           </w:p>
         </w:tc>
@@ -11234,15 +14346,65 @@
         </w:rPr>
         <w:t>Результат:</w:t>
       </w:r>
+      <w:bookmarkStart w:id="7" w:name="_GoBack"/>
+      <w:bookmarkEnd w:id="7"/>
     </w:p>
     <w:p>
       <w:pPr>
+        <w:numPr>
+          <w:ilvl w:val="0"/>
+          <w:numId w:val="4"/>
+        </w:numPr>
         <w:spacing w:after="0"/>
+        <w:contextualSpacing/>
         <w:rPr>
           <w:rFonts w:ascii="Times New Roman" w:hAnsi="Times New Roman" w:cs="Times New Roman"/>
           <w:sz w:val="28"/>
         </w:rPr>
       </w:pPr>
+      <w:r>
+        <w:drawing>
+          <wp:inline distT="0" distB="0" distL="114300" distR="114300">
+            <wp:extent cx="5424805" cy="7147560"/>
+            <wp:effectExtent l="0" t="0" r="4445" b="15240"/>
+            <wp:docPr id="20" name="Изображение 19"/>
+            <wp:cNvGraphicFramePr>
+              <a:graphicFrameLocks xmlns:a="http://schemas.openxmlformats.org/drawingml/2006/main" noChangeAspect="1"/>
+            </wp:cNvGraphicFramePr>
+            <a:graphic xmlns:a="http://schemas.openxmlformats.org/drawingml/2006/main">
+              <a:graphicData uri="http://schemas.openxmlformats.org/drawingml/2006/picture">
+                <pic:pic xmlns:pic="http://schemas.openxmlformats.org/drawingml/2006/picture">
+                  <pic:nvPicPr>
+                    <pic:cNvPr id="20" name="Изображение 19"/>
+                    <pic:cNvPicPr>
+                      <a:picLocks noChangeAspect="1"/>
+                    </pic:cNvPicPr>
+                  </pic:nvPicPr>
+                  <pic:blipFill>
+                    <a:blip r:embed="rId17"/>
+                    <a:stretch>
+                      <a:fillRect/>
+                    </a:stretch>
+                  </pic:blipFill>
+                  <pic:spPr>
+                    <a:xfrm>
+                      <a:off x="0" y="0"/>
+                      <a:ext cx="5424805" cy="7147560"/>
+                    </a:xfrm>
+                    <a:prstGeom prst="rect">
+                      <a:avLst/>
+                    </a:prstGeom>
+                    <a:noFill/>
+                    <a:ln>
+                      <a:noFill/>
+                    </a:ln>
+                  </pic:spPr>
+                </pic:pic>
+              </a:graphicData>
+            </a:graphic>
+          </wp:inline>
+        </w:drawing>
+      </w:r>
     </w:p>
     <w:p>
       <w:pPr>

--- a/1/лаба.docx
+++ b/1/лаба.docx
@@ -785,12 +785,8 @@
               <w:pPr>
                 <w:pStyle w:val="12"/>
                 <w:tabs>
-                  <w:tab w:val="right" w:leader="dot" w:pos="9345"/>
+                  <w:tab w:val="right" w:leader="dot" w:pos="9355"/>
                 </w:tabs>
-                <w:rPr>
-                  <w:rFonts w:ascii="Times New Roman" w:hAnsi="Times New Roman"/>
-                  <w:sz w:val="28"/>
-                </w:rPr>
               </w:pPr>
               <w:r>
                 <w:rPr>
@@ -817,69 +813,55 @@
                 <w:fldChar w:fldCharType="separate"/>
               </w:r>
               <w:r>
-                <w:fldChar w:fldCharType="begin"/>
-              </w:r>
-              <w:r>
-                <w:instrText xml:space="preserve"> HYPERLINK \l "_Toc161979783" </w:instrText>
-              </w:r>
-              <w:r>
-                <w:fldChar w:fldCharType="separate"/>
-              </w:r>
-              <w:r>
-                <w:rPr>
-                  <w:rStyle w:val="7"/>
-                  <w:rFonts w:ascii="Times New Roman" w:hAnsi="Times New Roman"/>
-                  <w:b/>
-                  <w:sz w:val="28"/>
-                </w:rPr>
-                <w:t>Постановка задачи</w:t>
-              </w:r>
-              <w:r>
                 <w:rPr>
                   <w:rFonts w:ascii="Times New Roman" w:hAnsi="Times New Roman"/>
-                  <w:sz w:val="28"/>
-                </w:rPr>
-                <w:tab/>
-              </w:r>
-              <w:r>
-                <w:rPr>
-                  <w:rFonts w:ascii="Times New Roman" w:hAnsi="Times New Roman"/>
-                  <w:sz w:val="28"/>
+                  <w:szCs w:val="28"/>
                 </w:rPr>
                 <w:fldChar w:fldCharType="begin"/>
               </w:r>
               <w:r>
                 <w:rPr>
                   <w:rFonts w:ascii="Times New Roman" w:hAnsi="Times New Roman"/>
-                  <w:sz w:val="28"/>
+                  <w:szCs w:val="28"/>
                 </w:rPr>
-                <w:instrText xml:space="preserve"> PAGEREF _Toc161979783 \h </w:instrText>
+                <w:instrText xml:space="preserve"> HYPERLINK \l _Toc2041873369 </w:instrText>
               </w:r>
               <w:r>
                 <w:rPr>
                   <w:rFonts w:ascii="Times New Roman" w:hAnsi="Times New Roman"/>
-                  <w:sz w:val="28"/>
+                  <w:szCs w:val="28"/>
                 </w:rPr>
                 <w:fldChar w:fldCharType="separate"/>
               </w:r>
               <w:r>
                 <w:rPr>
-                  <w:rFonts w:ascii="Times New Roman" w:hAnsi="Times New Roman"/>
-                  <w:sz w:val="28"/>
+                  <w:rFonts w:ascii="Times New Roman" w:hAnsi="Times New Roman" w:cs="Times New Roman"/>
+                  <w:szCs w:val="28"/>
                 </w:rPr>
+                <w:t>Постановка задачи</w:t>
+              </w:r>
+              <w:r>
+                <w:tab/>
+              </w:r>
+              <w:r>
+                <w:fldChar w:fldCharType="begin"/>
+              </w:r>
+              <w:r>
+                <w:instrText xml:space="preserve"> PAGEREF _Toc2041873369 \h </w:instrText>
+              </w:r>
+              <w:r>
+                <w:fldChar w:fldCharType="separate"/>
+              </w:r>
+              <w:r>
                 <w:t>2</w:t>
               </w:r>
               <w:r>
-                <w:rPr>
-                  <w:rFonts w:ascii="Times New Roman" w:hAnsi="Times New Roman"/>
-                  <w:sz w:val="28"/>
-                </w:rPr>
                 <w:fldChar w:fldCharType="end"/>
               </w:r>
               <w:r>
                 <w:rPr>
                   <w:rFonts w:ascii="Times New Roman" w:hAnsi="Times New Roman"/>
-                  <w:sz w:val="28"/>
+                  <w:szCs w:val="28"/>
                 </w:rPr>
                 <w:fldChar w:fldCharType="end"/>
               </w:r>
@@ -888,77 +870,63 @@
               <w:pPr>
                 <w:pStyle w:val="12"/>
                 <w:tabs>
-                  <w:tab w:val="right" w:leader="dot" w:pos="9345"/>
+                  <w:tab w:val="right" w:leader="dot" w:pos="9355"/>
                 </w:tabs>
+              </w:pPr>
+              <w:r>
                 <w:rPr>
-                  <w:rFonts w:ascii="Times New Roman" w:hAnsi="Times New Roman"/>
-                  <w:sz w:val="28"/>
+                  <w:rFonts w:ascii="Times New Roman" w:hAnsi="Times New Roman" w:cs="Times New Roman"/>
+                  <w:bCs/>
+                  <w:szCs w:val="28"/>
                 </w:rPr>
-              </w:pPr>
+                <w:fldChar w:fldCharType="begin"/>
+              </w:r>
+              <w:r>
+                <w:rPr>
+                  <w:rFonts w:ascii="Times New Roman" w:hAnsi="Times New Roman" w:cs="Times New Roman"/>
+                  <w:bCs/>
+                  <w:szCs w:val="28"/>
+                </w:rPr>
+                <w:instrText xml:space="preserve"> HYPERLINK \l _Toc637567132 </w:instrText>
+              </w:r>
+              <w:r>
+                <w:rPr>
+                  <w:rFonts w:ascii="Times New Roman" w:hAnsi="Times New Roman" w:cs="Times New Roman"/>
+                  <w:bCs/>
+                  <w:szCs w:val="28"/>
+                </w:rPr>
+                <w:fldChar w:fldCharType="separate"/>
+              </w:r>
+              <w:r>
+                <w:rPr>
+                  <w:rFonts w:ascii="Times New Roman" w:hAnsi="Times New Roman" w:cs="Times New Roman"/>
+                  <w:szCs w:val="28"/>
+                </w:rPr>
+                <w:t>Блок-схема</w:t>
+              </w:r>
+              <w:r>
+                <w:tab/>
+              </w:r>
               <w:r>
                 <w:fldChar w:fldCharType="begin"/>
               </w:r>
               <w:r>
-                <w:instrText xml:space="preserve"> HYPERLINK \l "_Toc161979784" </w:instrText>
+                <w:instrText xml:space="preserve"> PAGEREF _Toc637567132 \h </w:instrText>
               </w:r>
               <w:r>
                 <w:fldChar w:fldCharType="separate"/>
               </w:r>
               <w:r>
-                <w:rPr>
-                  <w:rStyle w:val="7"/>
-                  <w:rFonts w:ascii="Times New Roman" w:hAnsi="Times New Roman"/>
-                  <w:b/>
-                  <w:sz w:val="28"/>
-                </w:rPr>
-                <w:t>Блок-схема</w:t>
-              </w:r>
-              <w:r>
-                <w:rPr>
-                  <w:rFonts w:ascii="Times New Roman" w:hAnsi="Times New Roman"/>
-                  <w:sz w:val="28"/>
-                </w:rPr>
-                <w:tab/>
-              </w:r>
-              <w:r>
-                <w:rPr>
-                  <w:rFonts w:ascii="Times New Roman" w:hAnsi="Times New Roman"/>
-                  <w:sz w:val="28"/>
-                </w:rPr>
-                <w:fldChar w:fldCharType="begin"/>
-              </w:r>
-              <w:r>
-                <w:rPr>
-                  <w:rFonts w:ascii="Times New Roman" w:hAnsi="Times New Roman"/>
-                  <w:sz w:val="28"/>
-                </w:rPr>
-                <w:instrText xml:space="preserve"> PAGEREF _Toc161979784 \h </w:instrText>
-              </w:r>
-              <w:r>
-                <w:rPr>
-                  <w:rFonts w:ascii="Times New Roman" w:hAnsi="Times New Roman"/>
-                  <w:sz w:val="28"/>
-                </w:rPr>
-                <w:fldChar w:fldCharType="separate"/>
-              </w:r>
-              <w:r>
-                <w:rPr>
-                  <w:rFonts w:ascii="Times New Roman" w:hAnsi="Times New Roman"/>
-                  <w:sz w:val="28"/>
-                </w:rPr>
                 <w:t>3</w:t>
               </w:r>
               <w:r>
-                <w:rPr>
-                  <w:rFonts w:ascii="Times New Roman" w:hAnsi="Times New Roman"/>
-                  <w:sz w:val="28"/>
-                </w:rPr>
                 <w:fldChar w:fldCharType="end"/>
               </w:r>
               <w:r>
                 <w:rPr>
-                  <w:rFonts w:ascii="Times New Roman" w:hAnsi="Times New Roman"/>
-                  <w:sz w:val="28"/>
+                  <w:rFonts w:ascii="Times New Roman" w:hAnsi="Times New Roman" w:cs="Times New Roman"/>
+                  <w:bCs/>
+                  <w:szCs w:val="28"/>
                 </w:rPr>
                 <w:fldChar w:fldCharType="end"/>
               </w:r>
@@ -967,77 +935,63 @@
               <w:pPr>
                 <w:pStyle w:val="12"/>
                 <w:tabs>
-                  <w:tab w:val="right" w:leader="dot" w:pos="9345"/>
+                  <w:tab w:val="right" w:leader="dot" w:pos="9355"/>
                 </w:tabs>
+              </w:pPr>
+              <w:r>
                 <w:rPr>
-                  <w:rFonts w:ascii="Times New Roman" w:hAnsi="Times New Roman"/>
-                  <w:sz w:val="28"/>
+                  <w:rFonts w:ascii="Times New Roman" w:hAnsi="Times New Roman" w:cs="Times New Roman"/>
+                  <w:bCs/>
+                  <w:szCs w:val="28"/>
                 </w:rPr>
-              </w:pPr>
+                <w:fldChar w:fldCharType="begin"/>
+              </w:r>
+              <w:r>
+                <w:rPr>
+                  <w:rFonts w:ascii="Times New Roman" w:hAnsi="Times New Roman" w:cs="Times New Roman"/>
+                  <w:bCs/>
+                  <w:szCs w:val="28"/>
+                </w:rPr>
+                <w:instrText xml:space="preserve"> HYPERLINK \l _Toc354051032 </w:instrText>
+              </w:r>
+              <w:r>
+                <w:rPr>
+                  <w:rFonts w:ascii="Times New Roman" w:hAnsi="Times New Roman" w:cs="Times New Roman"/>
+                  <w:bCs/>
+                  <w:szCs w:val="28"/>
+                </w:rPr>
+                <w:fldChar w:fldCharType="separate"/>
+              </w:r>
+              <w:r>
+                <w:rPr>
+                  <w:rFonts w:ascii="Times New Roman" w:hAnsi="Times New Roman" w:cs="Times New Roman"/>
+                  <w:szCs w:val="28"/>
+                </w:rPr>
+                <w:t>Листинг рабочей программы</w:t>
+              </w:r>
+              <w:r>
+                <w:tab/>
+              </w:r>
               <w:r>
                 <w:fldChar w:fldCharType="begin"/>
               </w:r>
               <w:r>
-                <w:instrText xml:space="preserve"> HYPERLINK \l "_Toc161979785" </w:instrText>
+                <w:instrText xml:space="preserve"> PAGEREF _Toc354051032 \h </w:instrText>
               </w:r>
               <w:r>
                 <w:fldChar w:fldCharType="separate"/>
               </w:r>
               <w:r>
-                <w:rPr>
-                  <w:rStyle w:val="7"/>
-                  <w:rFonts w:ascii="Times New Roman" w:hAnsi="Times New Roman"/>
-                  <w:b/>
-                  <w:sz w:val="28"/>
-                </w:rPr>
-                <w:t>Псевдокод</w:t>
-              </w:r>
-              <w:r>
-                <w:rPr>
-                  <w:rFonts w:ascii="Times New Roman" w:hAnsi="Times New Roman"/>
-                  <w:sz w:val="28"/>
-                </w:rPr>
-                <w:tab/>
-              </w:r>
-              <w:r>
-                <w:rPr>
-                  <w:rFonts w:ascii="Times New Roman" w:hAnsi="Times New Roman"/>
-                  <w:sz w:val="28"/>
-                </w:rPr>
-                <w:fldChar w:fldCharType="begin"/>
-              </w:r>
-              <w:r>
-                <w:rPr>
-                  <w:rFonts w:ascii="Times New Roman" w:hAnsi="Times New Roman"/>
-                  <w:sz w:val="28"/>
-                </w:rPr>
-                <w:instrText xml:space="preserve"> PAGEREF _Toc161979785 \h </w:instrText>
-              </w:r>
-              <w:r>
-                <w:rPr>
-                  <w:rFonts w:ascii="Times New Roman" w:hAnsi="Times New Roman"/>
-                  <w:sz w:val="28"/>
-                </w:rPr>
-                <w:fldChar w:fldCharType="separate"/>
-              </w:r>
-              <w:r>
-                <w:rPr>
-                  <w:rFonts w:ascii="Times New Roman" w:hAnsi="Times New Roman"/>
-                  <w:sz w:val="28"/>
-                </w:rPr>
                 <w:t>6</w:t>
               </w:r>
               <w:r>
-                <w:rPr>
-                  <w:rFonts w:ascii="Times New Roman" w:hAnsi="Times New Roman"/>
-                  <w:sz w:val="28"/>
-                </w:rPr>
                 <w:fldChar w:fldCharType="end"/>
               </w:r>
               <w:r>
                 <w:rPr>
-                  <w:rFonts w:ascii="Times New Roman" w:hAnsi="Times New Roman"/>
-                  <w:sz w:val="28"/>
+                  <w:rFonts w:ascii="Times New Roman" w:hAnsi="Times New Roman" w:cs="Times New Roman"/>
+                  <w:bCs/>
+                  <w:szCs w:val="28"/>
                 </w:rPr>
                 <w:fldChar w:fldCharType="end"/>
               </w:r>
@@ -1046,77 +1000,191 @@
               <w:pPr>
                 <w:pStyle w:val="12"/>
                 <w:tabs>
-                  <w:tab w:val="right" w:leader="dot" w:pos="9345"/>
+                  <w:tab w:val="right" w:leader="dot" w:pos="9355"/>
                 </w:tabs>
+              </w:pPr>
+              <w:r>
                 <w:rPr>
-                  <w:rFonts w:ascii="Times New Roman" w:hAnsi="Times New Roman"/>
-                  <w:sz w:val="28"/>
+                  <w:rFonts w:ascii="Times New Roman" w:hAnsi="Times New Roman" w:cs="Times New Roman"/>
+                  <w:bCs/>
+                  <w:szCs w:val="28"/>
                 </w:rPr>
-              </w:pPr>
+                <w:fldChar w:fldCharType="begin"/>
+              </w:r>
+              <w:r>
+                <w:rPr>
+                  <w:rFonts w:ascii="Times New Roman" w:hAnsi="Times New Roman" w:cs="Times New Roman"/>
+                  <w:bCs/>
+                  <w:szCs w:val="28"/>
+                </w:rPr>
+                <w:instrText xml:space="preserve"> HYPERLINK \l _Toc1601996368 </w:instrText>
+              </w:r>
+              <w:r>
+                <w:rPr>
+                  <w:rFonts w:ascii="Times New Roman" w:hAnsi="Times New Roman" w:cs="Times New Roman"/>
+                  <w:bCs/>
+                  <w:szCs w:val="28"/>
+                </w:rPr>
+                <w:fldChar w:fldCharType="separate"/>
+              </w:r>
+              <w:r>
+                <w:rPr>
+                  <w:rFonts w:ascii="Times New Roman" w:hAnsi="Times New Roman" w:cs="Times New Roman"/>
+                  <w:szCs w:val="28"/>
+                </w:rPr>
+                <w:t>Тесты</w:t>
+              </w:r>
+              <w:r>
+                <w:tab/>
+              </w:r>
               <w:r>
                 <w:fldChar w:fldCharType="begin"/>
               </w:r>
               <w:r>
-                <w:instrText xml:space="preserve"> HYPERLINK \l "_Toc161979786" </w:instrText>
+                <w:instrText xml:space="preserve"> PAGEREF _Toc1601996368 \h </w:instrText>
               </w:r>
               <w:r>
                 <w:fldChar w:fldCharType="separate"/>
               </w:r>
               <w:r>
-                <w:rPr>
-                  <w:rStyle w:val="7"/>
-                  <w:rFonts w:ascii="Times New Roman" w:hAnsi="Times New Roman"/>
-                  <w:b/>
-                  <w:sz w:val="28"/>
-                </w:rPr>
-                <w:t>Листинг рабочей программы</w:t>
+                <w:t>13</w:t>
+              </w:r>
+              <w:r>
+                <w:fldChar w:fldCharType="end"/>
               </w:r>
               <w:r>
                 <w:rPr>
-                  <w:rFonts w:ascii="Times New Roman" w:hAnsi="Times New Roman"/>
-                  <w:sz w:val="28"/>
+                  <w:rFonts w:ascii="Times New Roman" w:hAnsi="Times New Roman" w:cs="Times New Roman"/>
+                  <w:bCs/>
+                  <w:szCs w:val="28"/>
                 </w:rPr>
-                <w:tab/>
+                <w:fldChar w:fldCharType="end"/>
               </w:r>
+            </w:p>
+            <w:p>
+              <w:pPr>
+                <w:pStyle w:val="14"/>
+                <w:tabs>
+                  <w:tab w:val="right" w:leader="dot" w:pos="9355"/>
+                </w:tabs>
+              </w:pPr>
               <w:r>
                 <w:rPr>
-                  <w:rFonts w:ascii="Times New Roman" w:hAnsi="Times New Roman"/>
-                  <w:sz w:val="28"/>
+                  <w:rFonts w:ascii="Times New Roman" w:hAnsi="Times New Roman" w:cs="Times New Roman"/>
+                  <w:bCs/>
+                  <w:szCs w:val="28"/>
                 </w:rPr>
                 <w:fldChar w:fldCharType="begin"/>
               </w:r>
               <w:r>
                 <w:rPr>
-                  <w:rFonts w:ascii="Times New Roman" w:hAnsi="Times New Roman"/>
-                  <w:sz w:val="28"/>
+                  <w:rFonts w:ascii="Times New Roman" w:hAnsi="Times New Roman" w:cs="Times New Roman"/>
+                  <w:bCs/>
+                  <w:szCs w:val="28"/>
                 </w:rPr>
-                <w:instrText xml:space="preserve"> PAGEREF _Toc161979786 \h </w:instrText>
+                <w:instrText xml:space="preserve"> HYPERLINK \l _Toc1046246417 </w:instrText>
               </w:r>
               <w:r>
                 <w:rPr>
-                  <w:rFonts w:ascii="Times New Roman" w:hAnsi="Times New Roman"/>
-                  <w:sz w:val="28"/>
+                  <w:rFonts w:ascii="Times New Roman" w:hAnsi="Times New Roman" w:cs="Times New Roman"/>
+                  <w:bCs/>
+                  <w:szCs w:val="28"/>
                 </w:rPr>
                 <w:fldChar w:fldCharType="separate"/>
               </w:r>
               <w:r>
                 <w:rPr>
-                  <w:rFonts w:ascii="Times New Roman" w:hAnsi="Times New Roman"/>
-                  <w:sz w:val="28"/>
+                  <w:rFonts w:ascii="Times New Roman" w:hAnsi="Times New Roman" w:cs="Times New Roman"/>
                 </w:rPr>
-                <w:t>8</w:t>
+                <w:t>Некорректные тесты</w:t>
               </w:r>
               <w:r>
-                <w:rPr>
-                  <w:rFonts w:ascii="Times New Roman" w:hAnsi="Times New Roman"/>
-                  <w:sz w:val="28"/>
-                </w:rPr>
+                <w:tab/>
+              </w:r>
+              <w:r>
+                <w:fldChar w:fldCharType="begin"/>
+              </w:r>
+              <w:r>
+                <w:instrText xml:space="preserve"> PAGEREF _Toc1046246417 \h </w:instrText>
+              </w:r>
+              <w:r>
+                <w:fldChar w:fldCharType="separate"/>
+              </w:r>
+              <w:r>
+                <w:t>13</w:t>
+              </w:r>
+              <w:r>
                 <w:fldChar w:fldCharType="end"/>
               </w:r>
               <w:r>
                 <w:rPr>
-                  <w:rFonts w:ascii="Times New Roman" w:hAnsi="Times New Roman"/>
-                  <w:sz w:val="28"/>
+                  <w:rFonts w:ascii="Times New Roman" w:hAnsi="Times New Roman" w:cs="Times New Roman"/>
+                  <w:bCs/>
+                  <w:szCs w:val="28"/>
+                </w:rPr>
+                <w:fldChar w:fldCharType="end"/>
+              </w:r>
+            </w:p>
+            <w:p>
+              <w:pPr>
+                <w:pStyle w:val="14"/>
+                <w:tabs>
+                  <w:tab w:val="right" w:leader="dot" w:pos="9355"/>
+                </w:tabs>
+              </w:pPr>
+              <w:r>
+                <w:rPr>
+                  <w:rFonts w:ascii="Times New Roman" w:hAnsi="Times New Roman" w:cs="Times New Roman"/>
+                  <w:bCs/>
+                  <w:szCs w:val="28"/>
+                </w:rPr>
+                <w:fldChar w:fldCharType="begin"/>
+              </w:r>
+              <w:r>
+                <w:rPr>
+                  <w:rFonts w:ascii="Times New Roman" w:hAnsi="Times New Roman" w:cs="Times New Roman"/>
+                  <w:bCs/>
+                  <w:szCs w:val="28"/>
+                </w:rPr>
+                <w:instrText xml:space="preserve"> HYPERLINK \l _Toc1449209576 </w:instrText>
+              </w:r>
+              <w:r>
+                <w:rPr>
+                  <w:rFonts w:ascii="Times New Roman" w:hAnsi="Times New Roman" w:cs="Times New Roman"/>
+                  <w:bCs/>
+                  <w:szCs w:val="28"/>
+                </w:rPr>
+                <w:fldChar w:fldCharType="separate"/>
+              </w:r>
+              <w:r>
+                <w:rPr>
+                  <w:rFonts w:ascii="Times New Roman" w:hAnsi="Times New Roman" w:cs="Times New Roman"/>
+                </w:rPr>
+                <w:t>Корректные тесты</w:t>
+              </w:r>
+              <w:r>
+                <w:tab/>
+              </w:r>
+              <w:r>
+                <w:fldChar w:fldCharType="begin"/>
+              </w:r>
+              <w:r>
+                <w:instrText xml:space="preserve"> PAGEREF _Toc1449209576 \h </w:instrText>
+              </w:r>
+              <w:r>
+                <w:fldChar w:fldCharType="separate"/>
+              </w:r>
+              <w:r>
+                <w:t>14</w:t>
+              </w:r>
+              <w:r>
+                <w:fldChar w:fldCharType="end"/>
+              </w:r>
+              <w:r>
+                <w:rPr>
+                  <w:rFonts w:ascii="Times New Roman" w:hAnsi="Times New Roman" w:cs="Times New Roman"/>
+                  <w:bCs/>
+                  <w:szCs w:val="28"/>
                 </w:rPr>
                 <w:fldChar w:fldCharType="end"/>
               </w:r>
@@ -1125,313 +1193,63 @@
               <w:pPr>
                 <w:pStyle w:val="12"/>
                 <w:tabs>
-                  <w:tab w:val="right" w:leader="dot" w:pos="9345"/>
+                  <w:tab w:val="right" w:leader="dot" w:pos="9355"/>
                 </w:tabs>
+              </w:pPr>
+              <w:r>
                 <w:rPr>
-                  <w:rFonts w:ascii="Times New Roman" w:hAnsi="Times New Roman"/>
-                  <w:sz w:val="28"/>
+                  <w:rFonts w:ascii="Times New Roman" w:hAnsi="Times New Roman" w:cs="Times New Roman"/>
+                  <w:bCs/>
+                  <w:szCs w:val="28"/>
                 </w:rPr>
-              </w:pPr>
+                <w:fldChar w:fldCharType="begin"/>
+              </w:r>
+              <w:r>
+                <w:rPr>
+                  <w:rFonts w:ascii="Times New Roman" w:hAnsi="Times New Roman" w:cs="Times New Roman"/>
+                  <w:bCs/>
+                  <w:szCs w:val="28"/>
+                </w:rPr>
+                <w:instrText xml:space="preserve"> HYPERLINK \l _Toc594418126 </w:instrText>
+              </w:r>
+              <w:r>
+                <w:rPr>
+                  <w:rFonts w:ascii="Times New Roman" w:hAnsi="Times New Roman" w:cs="Times New Roman"/>
+                  <w:bCs/>
+                  <w:szCs w:val="28"/>
+                </w:rPr>
+                <w:fldChar w:fldCharType="separate"/>
+              </w:r>
+              <w:r>
+                <w:rPr>
+                  <w:rFonts w:ascii="Times New Roman" w:hAnsi="Times New Roman" w:cs="Times New Roman"/>
+                  <w:szCs w:val="28"/>
+                </w:rPr>
+                <w:t>Вывод</w:t>
+              </w:r>
+              <w:r>
+                <w:tab/>
+              </w:r>
               <w:r>
                 <w:fldChar w:fldCharType="begin"/>
               </w:r>
               <w:r>
-                <w:instrText xml:space="preserve"> HYPERLINK \l "_Toc161979787" </w:instrText>
+                <w:instrText xml:space="preserve"> PAGEREF _Toc594418126 \h </w:instrText>
               </w:r>
               <w:r>
                 <w:fldChar w:fldCharType="separate"/>
               </w:r>
               <w:r>
-                <w:rPr>
-                  <w:rStyle w:val="7"/>
-                  <w:rFonts w:ascii="Times New Roman" w:hAnsi="Times New Roman"/>
-                  <w:b/>
-                  <w:sz w:val="28"/>
-                </w:rPr>
-                <w:t>Тесты</w:t>
+                <w:t>19</w:t>
               </w:r>
               <w:r>
-                <w:rPr>
-                  <w:rFonts w:ascii="Times New Roman" w:hAnsi="Times New Roman"/>
-                  <w:sz w:val="28"/>
-                </w:rPr>
-                <w:tab/>
-              </w:r>
-              <w:r>
-                <w:rPr>
-                  <w:rFonts w:ascii="Times New Roman" w:hAnsi="Times New Roman"/>
-                  <w:sz w:val="28"/>
-                </w:rPr>
-                <w:fldChar w:fldCharType="begin"/>
-              </w:r>
-              <w:r>
-                <w:rPr>
-                  <w:rFonts w:ascii="Times New Roman" w:hAnsi="Times New Roman"/>
-                  <w:sz w:val="28"/>
-                </w:rPr>
-                <w:instrText xml:space="preserve"> PAGEREF _Toc161979787 \h </w:instrText>
-              </w:r>
-              <w:r>
-                <w:rPr>
-                  <w:rFonts w:ascii="Times New Roman" w:hAnsi="Times New Roman"/>
-                  <w:sz w:val="28"/>
-                </w:rPr>
-                <w:fldChar w:fldCharType="separate"/>
-              </w:r>
-              <w:r>
-                <w:rPr>
-                  <w:rFonts w:ascii="Times New Roman" w:hAnsi="Times New Roman"/>
-                  <w:sz w:val="28"/>
-                </w:rPr>
-                <w:t>12</w:t>
-              </w:r>
-              <w:r>
-                <w:rPr>
-                  <w:rFonts w:ascii="Times New Roman" w:hAnsi="Times New Roman"/>
-                  <w:sz w:val="28"/>
-                </w:rPr>
                 <w:fldChar w:fldCharType="end"/>
               </w:r>
               <w:r>
                 <w:rPr>
-                  <w:rFonts w:ascii="Times New Roman" w:hAnsi="Times New Roman"/>
-                  <w:sz w:val="28"/>
-                </w:rPr>
-                <w:fldChar w:fldCharType="end"/>
-              </w:r>
-            </w:p>
-            <w:p>
-              <w:pPr>
-                <w:pStyle w:val="14"/>
-                <w:tabs>
-                  <w:tab w:val="right" w:leader="dot" w:pos="9345"/>
-                </w:tabs>
-                <w:rPr>
-                  <w:rFonts w:ascii="Times New Roman" w:hAnsi="Times New Roman"/>
-                  <w:sz w:val="28"/>
-                </w:rPr>
-              </w:pPr>
-              <w:r>
-                <w:fldChar w:fldCharType="begin"/>
-              </w:r>
-              <w:r>
-                <w:instrText xml:space="preserve"> HYPERLINK \l "_Toc161979788" </w:instrText>
-              </w:r>
-              <w:r>
-                <w:fldChar w:fldCharType="separate"/>
-              </w:r>
-              <w:r>
-                <w:rPr>
-                  <w:rStyle w:val="7"/>
-                  <w:rFonts w:ascii="Times New Roman" w:hAnsi="Times New Roman"/>
-                  <w:b/>
-                  <w:sz w:val="28"/>
-                </w:rPr>
-                <w:t>Некорректные тесты</w:t>
-              </w:r>
-              <w:r>
-                <w:rPr>
-                  <w:rFonts w:ascii="Times New Roman" w:hAnsi="Times New Roman"/>
-                  <w:sz w:val="28"/>
-                </w:rPr>
-                <w:tab/>
-              </w:r>
-              <w:r>
-                <w:rPr>
-                  <w:rFonts w:ascii="Times New Roman" w:hAnsi="Times New Roman"/>
-                  <w:sz w:val="28"/>
-                </w:rPr>
-                <w:fldChar w:fldCharType="begin"/>
-              </w:r>
-              <w:r>
-                <w:rPr>
-                  <w:rFonts w:ascii="Times New Roman" w:hAnsi="Times New Roman"/>
-                  <w:sz w:val="28"/>
-                </w:rPr>
-                <w:instrText xml:space="preserve"> PAGEREF _Toc161979788 \h </w:instrText>
-              </w:r>
-              <w:r>
-                <w:rPr>
-                  <w:rFonts w:ascii="Times New Roman" w:hAnsi="Times New Roman"/>
-                  <w:sz w:val="28"/>
-                </w:rPr>
-                <w:fldChar w:fldCharType="separate"/>
-              </w:r>
-              <w:r>
-                <w:rPr>
-                  <w:rFonts w:ascii="Times New Roman" w:hAnsi="Times New Roman"/>
-                  <w:sz w:val="28"/>
-                </w:rPr>
-                <w:t>12</w:t>
-              </w:r>
-              <w:r>
-                <w:rPr>
-                  <w:rFonts w:ascii="Times New Roman" w:hAnsi="Times New Roman"/>
-                  <w:sz w:val="28"/>
-                </w:rPr>
-                <w:fldChar w:fldCharType="end"/>
-              </w:r>
-              <w:r>
-                <w:rPr>
-                  <w:rFonts w:ascii="Times New Roman" w:hAnsi="Times New Roman"/>
-                  <w:sz w:val="28"/>
-                </w:rPr>
-                <w:fldChar w:fldCharType="end"/>
-              </w:r>
-            </w:p>
-            <w:p>
-              <w:pPr>
-                <w:pStyle w:val="14"/>
-                <w:tabs>
-                  <w:tab w:val="right" w:leader="dot" w:pos="9345"/>
-                </w:tabs>
-                <w:rPr>
-                  <w:rFonts w:ascii="Times New Roman" w:hAnsi="Times New Roman"/>
-                  <w:sz w:val="28"/>
-                </w:rPr>
-              </w:pPr>
-              <w:r>
-                <w:fldChar w:fldCharType="begin"/>
-              </w:r>
-              <w:r>
-                <w:instrText xml:space="preserve"> HYPERLINK \l "_Toc161979789" </w:instrText>
-              </w:r>
-              <w:r>
-                <w:fldChar w:fldCharType="separate"/>
-              </w:r>
-              <w:r>
-                <w:rPr>
-                  <w:rStyle w:val="7"/>
-                  <w:rFonts w:ascii="Times New Roman" w:hAnsi="Times New Roman"/>
-                  <w:b/>
-                  <w:sz w:val="28"/>
-                </w:rPr>
-                <w:t>Корректные тесты</w:t>
-              </w:r>
-              <w:r>
-                <w:rPr>
-                  <w:rFonts w:ascii="Times New Roman" w:hAnsi="Times New Roman"/>
-                  <w:sz w:val="28"/>
-                </w:rPr>
-                <w:tab/>
-              </w:r>
-              <w:r>
-                <w:rPr>
-                  <w:rFonts w:ascii="Times New Roman" w:hAnsi="Times New Roman"/>
-                  <w:sz w:val="28"/>
-                </w:rPr>
-                <w:fldChar w:fldCharType="begin"/>
-              </w:r>
-              <w:r>
-                <w:rPr>
-                  <w:rFonts w:ascii="Times New Roman" w:hAnsi="Times New Roman"/>
-                  <w:sz w:val="28"/>
-                </w:rPr>
-                <w:instrText xml:space="preserve"> PAGEREF _Toc161979789 \h </w:instrText>
-              </w:r>
-              <w:r>
-                <w:rPr>
-                  <w:rFonts w:ascii="Times New Roman" w:hAnsi="Times New Roman"/>
-                  <w:sz w:val="28"/>
-                </w:rPr>
-                <w:fldChar w:fldCharType="separate"/>
-              </w:r>
-              <w:r>
-                <w:rPr>
-                  <w:rFonts w:ascii="Times New Roman" w:hAnsi="Times New Roman"/>
-                  <w:sz w:val="28"/>
-                </w:rPr>
-                <w:t>15</w:t>
-              </w:r>
-              <w:r>
-                <w:rPr>
-                  <w:rFonts w:ascii="Times New Roman" w:hAnsi="Times New Roman"/>
-                  <w:sz w:val="28"/>
-                </w:rPr>
-                <w:fldChar w:fldCharType="end"/>
-              </w:r>
-              <w:r>
-                <w:rPr>
-                  <w:rFonts w:ascii="Times New Roman" w:hAnsi="Times New Roman"/>
-                  <w:sz w:val="28"/>
-                </w:rPr>
-                <w:fldChar w:fldCharType="end"/>
-              </w:r>
-            </w:p>
-            <w:p>
-              <w:pPr>
-                <w:pStyle w:val="12"/>
-                <w:tabs>
-                  <w:tab w:val="right" w:leader="dot" w:pos="9345"/>
-                </w:tabs>
-                <w:rPr>
-                  <w:rFonts w:cstheme="minorBidi"/>
-                </w:rPr>
-              </w:pPr>
-              <w:r>
-                <w:fldChar w:fldCharType="begin"/>
-              </w:r>
-              <w:r>
-                <w:instrText xml:space="preserve"> HYPERLINK \l "_Toc161979790" </w:instrText>
-              </w:r>
-              <w:r>
-                <w:fldChar w:fldCharType="separate"/>
-              </w:r>
-              <w:r>
-                <w:rPr>
-                  <w:rStyle w:val="7"/>
-                  <w:rFonts w:ascii="Times New Roman" w:hAnsi="Times New Roman"/>
-                  <w:b/>
-                  <w:sz w:val="28"/>
-                </w:rPr>
-                <w:t>Вывод</w:t>
-              </w:r>
-              <w:r>
-                <w:rPr>
-                  <w:rFonts w:ascii="Times New Roman" w:hAnsi="Times New Roman"/>
-                  <w:sz w:val="28"/>
-                </w:rPr>
-                <w:tab/>
-              </w:r>
-              <w:r>
-                <w:rPr>
-                  <w:rFonts w:ascii="Times New Roman" w:hAnsi="Times New Roman"/>
-                  <w:sz w:val="28"/>
-                </w:rPr>
-                <w:fldChar w:fldCharType="begin"/>
-              </w:r>
-              <w:r>
-                <w:rPr>
-                  <w:rFonts w:ascii="Times New Roman" w:hAnsi="Times New Roman"/>
-                  <w:sz w:val="28"/>
-                </w:rPr>
-                <w:instrText xml:space="preserve"> PAGEREF _Toc161979790 \h </w:instrText>
-              </w:r>
-              <w:r>
-                <w:rPr>
-                  <w:rFonts w:ascii="Times New Roman" w:hAnsi="Times New Roman"/>
-                  <w:sz w:val="28"/>
-                </w:rPr>
-                <w:fldChar w:fldCharType="separate"/>
-              </w:r>
-              <w:r>
-                <w:rPr>
-                  <w:rFonts w:ascii="Times New Roman" w:hAnsi="Times New Roman"/>
-                  <w:sz w:val="28"/>
-                </w:rPr>
-                <w:t>16</w:t>
-              </w:r>
-              <w:r>
-                <w:rPr>
-                  <w:rFonts w:ascii="Times New Roman" w:hAnsi="Times New Roman"/>
-                  <w:sz w:val="28"/>
-                </w:rPr>
-                <w:fldChar w:fldCharType="end"/>
-              </w:r>
-              <w:r>
-                <w:rPr>
-                  <w:rFonts w:ascii="Times New Roman" w:hAnsi="Times New Roman"/>
-                  <w:sz w:val="28"/>
+                  <w:rFonts w:ascii="Times New Roman" w:hAnsi="Times New Roman" w:cs="Times New Roman"/>
+                  <w:bCs/>
+                  <w:szCs w:val="28"/>
                 </w:rPr>
                 <w:fldChar w:fldCharType="end"/>
               </w:r>
@@ -1440,9 +1258,7 @@
               <w:r>
                 <w:rPr>
                   <w:rFonts w:ascii="Times New Roman" w:hAnsi="Times New Roman" w:cs="Times New Roman"/>
-                  <w:b/>
                   <w:bCs/>
-                  <w:sz w:val="28"/>
                   <w:szCs w:val="28"/>
                 </w:rPr>
                 <w:fldChar w:fldCharType="end"/>
@@ -1479,7 +1295,7 @@
           <w:szCs w:val="28"/>
         </w:rPr>
       </w:pPr>
-      <w:bookmarkStart w:id="0" w:name="_Toc161979783"/>
+      <w:bookmarkStart w:id="0" w:name="_Toc2041873369"/>
       <w:r>
         <w:rPr>
           <w:rFonts w:ascii="Times New Roman" w:hAnsi="Times New Roman" w:cs="Times New Roman"/>
@@ -1561,7 +1377,7 @@
           <w:szCs w:val="28"/>
         </w:rPr>
       </w:pPr>
-      <w:bookmarkStart w:id="1" w:name="_Toc161979784"/>
+      <w:bookmarkStart w:id="1" w:name="_Toc637567132"/>
       <w:r>
         <w:rPr>
           <w:rFonts w:ascii="Times New Roman" w:hAnsi="Times New Roman" w:cs="Times New Roman"/>
@@ -1576,8 +1392,8 @@
     </w:p>
     <w:p>
       <w:pPr>
-        <w:pStyle w:val="2"/>
         <w:jc w:val="center"/>
+        <w:outlineLvl w:val="9"/>
         <w:rPr>
           <w:rFonts w:ascii="Times New Roman" w:hAnsi="Times New Roman" w:cs="Times New Roman"/>
           <w:b/>
@@ -1637,6 +1453,7 @@
     <w:p>
       <w:pPr>
         <w:jc w:val="center"/>
+        <w:outlineLvl w:val="9"/>
         <w:rPr>
           <w:rFonts w:hint="default" w:ascii="Times New Roman" w:hAnsi="Times New Roman" w:cs="Times New Roman"/>
           <w:b/>
@@ -1753,7 +1570,7 @@
           <w:szCs w:val="28"/>
         </w:rPr>
       </w:pPr>
-      <w:bookmarkStart w:id="2" w:name="_Toc161979786"/>
+      <w:bookmarkStart w:id="2" w:name="_Toc354051032"/>
       <w:r>
         <w:rPr>
           <w:rFonts w:ascii="Times New Roman" w:hAnsi="Times New Roman" w:cs="Times New Roman"/>
@@ -4998,7 +4815,27 @@
                 <w:szCs w:val="28"/>
                 <w:lang w:val="en-US"/>
               </w:rPr>
-              <w:t xml:space="preserve">  cout &lt;&lt; "\nA[" &lt;&lt; N &lt;&lt; "x" &lt;&lt; N &lt;&lt; "]=\n";</w:t>
+              <w:t xml:space="preserve">  cout &lt;&lt; "\n</w:t>
+            </w:r>
+            <w:r>
+              <w:rPr>
+                <w:rFonts w:hint="default" w:ascii="Consolas" w:hAnsi="Consolas"/>
+                <w:sz w:val="28"/>
+                <w:szCs w:val="28"/>
+                <w:lang w:val="ru-RU"/>
+              </w:rPr>
+              <w:t>B</w:t>
+            </w:r>
+            <w:bookmarkStart w:id="7" w:name="_GoBack"/>
+            <w:bookmarkEnd w:id="7"/>
+            <w:r>
+              <w:rPr>
+                <w:rFonts w:hint="default" w:ascii="Consolas" w:hAnsi="Consolas"/>
+                <w:sz w:val="28"/>
+                <w:szCs w:val="28"/>
+                <w:lang w:val="en-US"/>
+              </w:rPr>
+              <w:t>[" &lt;&lt; N &lt;&lt; "x" &lt;&lt; N &lt;&lt; "]=\n";</w:t>
             </w:r>
           </w:p>
           <w:p>
@@ -6624,7 +6461,7 @@
           <w:szCs w:val="28"/>
         </w:rPr>
       </w:pPr>
-      <w:bookmarkStart w:id="3" w:name="_Toc161979787"/>
+      <w:bookmarkStart w:id="3" w:name="_Toc1601996368"/>
       <w:r>
         <w:rPr>
           <w:rFonts w:ascii="Times New Roman" w:hAnsi="Times New Roman" w:cs="Times New Roman"/>
@@ -6648,7 +6485,7 @@
           <w:sz w:val="28"/>
         </w:rPr>
       </w:pPr>
-      <w:bookmarkStart w:id="4" w:name="_Toc161979788"/>
+      <w:bookmarkStart w:id="4" w:name="_Toc1046246417"/>
       <w:r>
         <w:rPr>
           <w:rFonts w:ascii="Times New Roman" w:hAnsi="Times New Roman" w:cs="Times New Roman"/>
@@ -7505,7 +7342,7 @@
           <w:sz w:val="28"/>
         </w:rPr>
       </w:pPr>
-      <w:bookmarkStart w:id="5" w:name="_Toc161979789"/>
+      <w:bookmarkStart w:id="5" w:name="_Toc1449209576"/>
       <w:r>
         <w:rPr>
           <w:rFonts w:ascii="Times New Roman" w:hAnsi="Times New Roman" w:cs="Times New Roman"/>
@@ -14346,8 +14183,6 @@
         </w:rPr>
         <w:t>Результат:</w:t>
       </w:r>
-      <w:bookmarkStart w:id="7" w:name="_GoBack"/>
-      <w:bookmarkEnd w:id="7"/>
     </w:p>
     <w:p>
       <w:pPr>
@@ -14445,7 +14280,7 @@
           <w:szCs w:val="28"/>
         </w:rPr>
       </w:pPr>
-      <w:bookmarkStart w:id="6" w:name="_Toc161979790"/>
+      <w:bookmarkStart w:id="6" w:name="_Toc594418126"/>
       <w:r>
         <w:rPr>
           <w:rFonts w:ascii="Times New Roman" w:hAnsi="Times New Roman" w:cs="Times New Roman"/>

--- a/1/лаба.docx
+++ b/1/лаба.docx
@@ -355,7 +355,29 @@
               <w:szCs w:val="28"/>
               <w:lang w:eastAsia="ru-RU"/>
             </w:rPr>
-            <w:t>студенты гр. М4О-108Б-23</w:t>
+            <w:t>студенты гр. М4О-</w:t>
+          </w:r>
+          <w:r>
+            <w:rPr>
+              <w:rFonts w:hint="default" w:ascii="Times New Roman" w:hAnsi="Times New Roman" w:eastAsia="Times New Roman" w:cs="Times New Roman"/>
+              <w:color w:val="000000"/>
+              <w:sz w:val="28"/>
+              <w:szCs w:val="28"/>
+              <w:lang w:val="en-US" w:eastAsia="ru-RU"/>
+            </w:rPr>
+            <w:t>2</w:t>
+          </w:r>
+          <w:bookmarkStart w:id="7" w:name="_GoBack"/>
+          <w:bookmarkEnd w:id="7"/>
+          <w:r>
+            <w:rPr>
+              <w:rFonts w:ascii="Times New Roman" w:hAnsi="Times New Roman" w:eastAsia="Times New Roman" w:cs="Times New Roman"/>
+              <w:color w:val="000000"/>
+              <w:sz w:val="28"/>
+              <w:szCs w:val="28"/>
+              <w:lang w:eastAsia="ru-RU"/>
+            </w:rPr>
+            <w:t>08Б-23</w:t>
           </w:r>
         </w:p>
         <w:p>
@@ -4826,8 +4848,6 @@
               </w:rPr>
               <w:t>B</w:t>
             </w:r>
-            <w:bookmarkStart w:id="7" w:name="_GoBack"/>
-            <w:bookmarkEnd w:id="7"/>
             <w:r>
               <w:rPr>
                 <w:rFonts w:hint="default" w:ascii="Consolas" w:hAnsi="Consolas"/>

--- a/1/лаба.docx
+++ b/1/лаба.docx
@@ -367,8 +367,6 @@
             </w:rPr>
             <w:t>2</w:t>
           </w:r>
-          <w:bookmarkStart w:id="7" w:name="_GoBack"/>
-          <w:bookmarkEnd w:id="7"/>
           <w:r>
             <w:rPr>
               <w:rFonts w:ascii="Times New Roman" w:hAnsi="Times New Roman" w:eastAsia="Times New Roman" w:cs="Times New Roman"/>
@@ -1655,4806 +1653,4467 @@
               <w:spacing w:after="0" w:line="240" w:lineRule="auto"/>
               <w:rPr>
                 <w:rFonts w:hint="default" w:ascii="Consolas" w:hAnsi="Consolas"/>
+                <w:sz w:val="20"/>
+                <w:szCs w:val="20"/>
+                <w:lang w:val="en-US"/>
+              </w:rPr>
+            </w:pPr>
+            <w:r>
+              <w:rPr>
+                <w:rFonts w:hint="default" w:ascii="Consolas" w:hAnsi="Consolas"/>
+                <w:sz w:val="20"/>
+                <w:szCs w:val="20"/>
+                <w:lang w:val="en-US"/>
+              </w:rPr>
+              <w:t>// Creators: Порошин Г. А. , Прошин Е. С.</w:t>
+            </w:r>
+          </w:p>
+          <w:p>
+            <w:pPr>
+              <w:spacing w:after="0" w:line="240" w:lineRule="auto"/>
+              <w:rPr>
+                <w:rFonts w:hint="default" w:ascii="Consolas" w:hAnsi="Consolas"/>
+                <w:sz w:val="20"/>
+                <w:szCs w:val="20"/>
+                <w:lang w:val="en-US"/>
+              </w:rPr>
+            </w:pPr>
+            <w:r>
+              <w:rPr>
+                <w:rFonts w:hint="default" w:ascii="Consolas" w:hAnsi="Consolas"/>
+                <w:sz w:val="20"/>
+                <w:szCs w:val="20"/>
+                <w:lang w:val="en-US"/>
+              </w:rPr>
+              <w:t>#include &lt;fstream&gt;</w:t>
+            </w:r>
+          </w:p>
+          <w:p>
+            <w:pPr>
+              <w:spacing w:after="0" w:line="240" w:lineRule="auto"/>
+              <w:rPr>
+                <w:rFonts w:hint="default" w:ascii="Consolas" w:hAnsi="Consolas"/>
+                <w:sz w:val="20"/>
+                <w:szCs w:val="20"/>
+                <w:lang w:val="en-US"/>
+              </w:rPr>
+            </w:pPr>
+            <w:r>
+              <w:rPr>
+                <w:rFonts w:hint="default" w:ascii="Consolas" w:hAnsi="Consolas"/>
+                <w:sz w:val="20"/>
+                <w:szCs w:val="20"/>
+                <w:lang w:val="en-US"/>
+              </w:rPr>
+              <w:t>#include &lt;iostream&gt;</w:t>
+            </w:r>
+          </w:p>
+          <w:p>
+            <w:pPr>
+              <w:spacing w:after="0" w:line="240" w:lineRule="auto"/>
+              <w:rPr>
+                <w:rFonts w:hint="default" w:ascii="Consolas" w:hAnsi="Consolas"/>
+                <w:sz w:val="20"/>
+                <w:szCs w:val="20"/>
+                <w:lang w:val="en-US"/>
+              </w:rPr>
+            </w:pPr>
+          </w:p>
+          <w:p>
+            <w:pPr>
+              <w:spacing w:after="0" w:line="240" w:lineRule="auto"/>
+              <w:rPr>
+                <w:rFonts w:hint="default" w:ascii="Consolas" w:hAnsi="Consolas"/>
+                <w:sz w:val="20"/>
+                <w:szCs w:val="20"/>
+                <w:lang w:val="en-US"/>
+              </w:rPr>
+            </w:pPr>
+            <w:r>
+              <w:rPr>
+                <w:rFonts w:hint="default" w:ascii="Consolas" w:hAnsi="Consolas"/>
+                <w:sz w:val="20"/>
+                <w:szCs w:val="20"/>
+                <w:lang w:val="en-US"/>
+              </w:rPr>
+              <w:t>using namespace std;</w:t>
+            </w:r>
+          </w:p>
+          <w:p>
+            <w:pPr>
+              <w:spacing w:after="0" w:line="240" w:lineRule="auto"/>
+              <w:rPr>
+                <w:rFonts w:hint="default" w:ascii="Consolas" w:hAnsi="Consolas"/>
+                <w:sz w:val="20"/>
+                <w:szCs w:val="20"/>
+                <w:lang w:val="en-US"/>
+              </w:rPr>
+            </w:pPr>
+          </w:p>
+          <w:p>
+            <w:pPr>
+              <w:spacing w:after="0" w:line="240" w:lineRule="auto"/>
+              <w:rPr>
+                <w:rFonts w:hint="default" w:ascii="Consolas" w:hAnsi="Consolas"/>
+                <w:sz w:val="20"/>
+                <w:szCs w:val="20"/>
+                <w:lang w:val="en-US"/>
+              </w:rPr>
+            </w:pPr>
+            <w:r>
+              <w:rPr>
+                <w:rFonts w:hint="default" w:ascii="Consolas" w:hAnsi="Consolas"/>
+                <w:sz w:val="20"/>
+                <w:szCs w:val="20"/>
+                <w:lang w:val="en-US"/>
+              </w:rPr>
+              <w:t>const int NMAX = 1000;</w:t>
+            </w:r>
+          </w:p>
+          <w:p>
+            <w:pPr>
+              <w:spacing w:after="0" w:line="240" w:lineRule="auto"/>
+              <w:rPr>
+                <w:rFonts w:hint="default" w:ascii="Consolas" w:hAnsi="Consolas"/>
+                <w:sz w:val="20"/>
+                <w:szCs w:val="20"/>
+                <w:lang w:val="en-US"/>
+              </w:rPr>
+            </w:pPr>
+            <w:r>
+              <w:rPr>
+                <w:rFonts w:hint="default" w:ascii="Consolas" w:hAnsi="Consolas"/>
+                <w:sz w:val="20"/>
+                <w:szCs w:val="20"/>
+                <w:lang w:val="en-US"/>
+              </w:rPr>
+              <w:t>const char FNAME1[] = "matr_A.txt";</w:t>
+            </w:r>
+          </w:p>
+          <w:p>
+            <w:pPr>
+              <w:spacing w:after="0" w:line="240" w:lineRule="auto"/>
+              <w:rPr>
+                <w:rFonts w:hint="default" w:ascii="Consolas" w:hAnsi="Consolas"/>
+                <w:sz w:val="20"/>
+                <w:szCs w:val="20"/>
+                <w:lang w:val="en-US"/>
+              </w:rPr>
+            </w:pPr>
+            <w:r>
+              <w:rPr>
+                <w:rFonts w:hint="default" w:ascii="Consolas" w:hAnsi="Consolas"/>
+                <w:sz w:val="20"/>
+                <w:szCs w:val="20"/>
+                <w:lang w:val="en-US"/>
+              </w:rPr>
+              <w:t>const char FNAME2[] = "matr_B.txt";</w:t>
+            </w:r>
+          </w:p>
+          <w:p>
+            <w:pPr>
+              <w:spacing w:after="0" w:line="240" w:lineRule="auto"/>
+              <w:rPr>
+                <w:rFonts w:hint="default" w:ascii="Consolas" w:hAnsi="Consolas"/>
+                <w:sz w:val="20"/>
+                <w:szCs w:val="20"/>
+                <w:lang w:val="en-US"/>
+              </w:rPr>
+            </w:pPr>
+          </w:p>
+          <w:p>
+            <w:pPr>
+              <w:spacing w:after="0" w:line="240" w:lineRule="auto"/>
+              <w:rPr>
+                <w:rFonts w:hint="default" w:ascii="Consolas" w:hAnsi="Consolas"/>
+                <w:sz w:val="20"/>
+                <w:szCs w:val="20"/>
+                <w:lang w:val="en-US"/>
+              </w:rPr>
+            </w:pPr>
+            <w:r>
+              <w:rPr>
+                <w:rFonts w:hint="default" w:ascii="Consolas" w:hAnsi="Consolas"/>
+                <w:sz w:val="20"/>
+                <w:szCs w:val="20"/>
+                <w:lang w:val="en-US"/>
+              </w:rPr>
+              <w:t>int main() {</w:t>
+            </w:r>
+          </w:p>
+          <w:p>
+            <w:pPr>
+              <w:spacing w:after="0" w:line="240" w:lineRule="auto"/>
+              <w:rPr>
+                <w:rFonts w:hint="default" w:ascii="Consolas" w:hAnsi="Consolas"/>
+                <w:sz w:val="20"/>
+                <w:szCs w:val="20"/>
+                <w:lang w:val="en-US"/>
+              </w:rPr>
+            </w:pPr>
+            <w:r>
+              <w:rPr>
+                <w:rFonts w:hint="default" w:ascii="Consolas" w:hAnsi="Consolas"/>
+                <w:sz w:val="20"/>
+                <w:szCs w:val="20"/>
+                <w:lang w:val="en-US"/>
+              </w:rPr>
+              <w:t xml:space="preserve">  // инициализация переменных</w:t>
+            </w:r>
+          </w:p>
+          <w:p>
+            <w:pPr>
+              <w:spacing w:after="0" w:line="240" w:lineRule="auto"/>
+              <w:rPr>
+                <w:rFonts w:hint="default" w:ascii="Consolas" w:hAnsi="Consolas"/>
+                <w:sz w:val="20"/>
+                <w:szCs w:val="20"/>
+                <w:lang w:val="en-US"/>
+              </w:rPr>
+            </w:pPr>
+            <w:r>
+              <w:rPr>
+                <w:rFonts w:hint="default" w:ascii="Consolas" w:hAnsi="Consolas"/>
+                <w:sz w:val="20"/>
+                <w:szCs w:val="20"/>
+                <w:lang w:val="en-US"/>
+              </w:rPr>
+              <w:t xml:space="preserve">  int N;</w:t>
+            </w:r>
+          </w:p>
+          <w:p>
+            <w:pPr>
+              <w:spacing w:after="0" w:line="240" w:lineRule="auto"/>
+              <w:rPr>
+                <w:rFonts w:hint="default" w:ascii="Consolas" w:hAnsi="Consolas"/>
+                <w:sz w:val="20"/>
+                <w:szCs w:val="20"/>
+                <w:lang w:val="en-US"/>
+              </w:rPr>
+            </w:pPr>
+            <w:r>
+              <w:rPr>
+                <w:rFonts w:hint="default" w:ascii="Consolas" w:hAnsi="Consolas"/>
+                <w:sz w:val="20"/>
+                <w:szCs w:val="20"/>
+                <w:lang w:val="en-US"/>
+              </w:rPr>
+              <w:t xml:space="preserve">  int matr[NMAX][NMAX];</w:t>
+            </w:r>
+          </w:p>
+          <w:p>
+            <w:pPr>
+              <w:spacing w:after="0" w:line="240" w:lineRule="auto"/>
+              <w:rPr>
+                <w:rFonts w:hint="default" w:ascii="Consolas" w:hAnsi="Consolas"/>
+                <w:sz w:val="20"/>
+                <w:szCs w:val="20"/>
+                <w:lang w:val="en-US"/>
+              </w:rPr>
+            </w:pPr>
+            <w:r>
+              <w:rPr>
+                <w:rFonts w:hint="default" w:ascii="Consolas" w:hAnsi="Consolas"/>
+                <w:sz w:val="20"/>
+                <w:szCs w:val="20"/>
+                <w:lang w:val="en-US"/>
+              </w:rPr>
+              <w:t xml:space="preserve">  ifstream fin;</w:t>
+            </w:r>
+          </w:p>
+          <w:p>
+            <w:pPr>
+              <w:spacing w:after="0" w:line="240" w:lineRule="auto"/>
+              <w:rPr>
+                <w:rFonts w:hint="default" w:ascii="Consolas" w:hAnsi="Consolas"/>
+                <w:sz w:val="20"/>
+                <w:szCs w:val="20"/>
+                <w:lang w:val="en-US"/>
+              </w:rPr>
+            </w:pPr>
+            <w:r>
+              <w:rPr>
+                <w:rFonts w:hint="default" w:ascii="Consolas" w:hAnsi="Consolas"/>
+                <w:sz w:val="20"/>
+                <w:szCs w:val="20"/>
+                <w:lang w:val="en-US"/>
+              </w:rPr>
+              <w:t xml:space="preserve">  fin.open(FNAME1);</w:t>
+            </w:r>
+          </w:p>
+          <w:p>
+            <w:pPr>
+              <w:spacing w:after="0" w:line="240" w:lineRule="auto"/>
+              <w:rPr>
+                <w:rFonts w:hint="default" w:ascii="Consolas" w:hAnsi="Consolas"/>
+                <w:sz w:val="20"/>
+                <w:szCs w:val="20"/>
+                <w:lang w:val="en-US"/>
+              </w:rPr>
+            </w:pPr>
+            <w:r>
+              <w:rPr>
+                <w:rFonts w:hint="default" w:ascii="Consolas" w:hAnsi="Consolas"/>
+                <w:sz w:val="20"/>
+                <w:szCs w:val="20"/>
+                <w:lang w:val="en-US"/>
+              </w:rPr>
+              <w:t xml:space="preserve">  // Матрица A</w:t>
+            </w:r>
+          </w:p>
+          <w:p>
+            <w:pPr>
+              <w:spacing w:after="0" w:line="240" w:lineRule="auto"/>
+              <w:rPr>
+                <w:rFonts w:hint="default" w:ascii="Consolas" w:hAnsi="Consolas"/>
+                <w:sz w:val="20"/>
+                <w:szCs w:val="20"/>
+                <w:lang w:val="en-US"/>
+              </w:rPr>
+            </w:pPr>
+            <w:r>
+              <w:rPr>
+                <w:rFonts w:hint="default" w:ascii="Consolas" w:hAnsi="Consolas"/>
+                <w:sz w:val="20"/>
+                <w:szCs w:val="20"/>
+                <w:lang w:val="en-US"/>
+              </w:rPr>
+              <w:t xml:space="preserve">  // входной контроль</w:t>
+            </w:r>
+          </w:p>
+          <w:p>
+            <w:pPr>
+              <w:spacing w:after="0" w:line="240" w:lineRule="auto"/>
+              <w:rPr>
+                <w:rFonts w:hint="default" w:ascii="Consolas" w:hAnsi="Consolas"/>
+                <w:sz w:val="20"/>
+                <w:szCs w:val="20"/>
+                <w:lang w:val="en-US"/>
+              </w:rPr>
+            </w:pPr>
+            <w:r>
+              <w:rPr>
+                <w:rFonts w:hint="default" w:ascii="Consolas" w:hAnsi="Consolas"/>
+                <w:sz w:val="20"/>
+                <w:szCs w:val="20"/>
+                <w:lang w:val="en-US"/>
+              </w:rPr>
+              <w:t xml:space="preserve">  if (!fin) {</w:t>
+            </w:r>
+          </w:p>
+          <w:p>
+            <w:pPr>
+              <w:spacing w:after="0" w:line="240" w:lineRule="auto"/>
+              <w:rPr>
+                <w:rFonts w:hint="default" w:ascii="Consolas" w:hAnsi="Consolas"/>
+                <w:sz w:val="20"/>
+                <w:szCs w:val="20"/>
+                <w:lang w:val="en-US"/>
+              </w:rPr>
+            </w:pPr>
+            <w:r>
+              <w:rPr>
+                <w:rFonts w:hint="default" w:ascii="Consolas" w:hAnsi="Consolas"/>
+                <w:sz w:val="20"/>
+                <w:szCs w:val="20"/>
+                <w:lang w:val="en-US"/>
+              </w:rPr>
+              <w:t xml:space="preserve">    cout &lt;&lt; "Не удалось открыть файл!\n";</w:t>
+            </w:r>
+          </w:p>
+          <w:p>
+            <w:pPr>
+              <w:spacing w:after="0" w:line="240" w:lineRule="auto"/>
+              <w:rPr>
+                <w:rFonts w:hint="default" w:ascii="Consolas" w:hAnsi="Consolas"/>
+                <w:sz w:val="20"/>
+                <w:szCs w:val="20"/>
+                <w:lang w:val="en-US"/>
+              </w:rPr>
+            </w:pPr>
+            <w:r>
+              <w:rPr>
+                <w:rFonts w:hint="default" w:ascii="Consolas" w:hAnsi="Consolas"/>
+                <w:sz w:val="20"/>
+                <w:szCs w:val="20"/>
+                <w:lang w:val="en-US"/>
+              </w:rPr>
+              <w:t xml:space="preserve">    return 1;</w:t>
+            </w:r>
+          </w:p>
+          <w:p>
+            <w:pPr>
+              <w:spacing w:after="0" w:line="240" w:lineRule="auto"/>
+              <w:rPr>
+                <w:rFonts w:hint="default" w:ascii="Consolas" w:hAnsi="Consolas"/>
+                <w:sz w:val="20"/>
+                <w:szCs w:val="20"/>
+                <w:lang w:val="en-US"/>
+              </w:rPr>
+            </w:pPr>
+            <w:r>
+              <w:rPr>
+                <w:rFonts w:hint="default" w:ascii="Consolas" w:hAnsi="Consolas"/>
+                <w:sz w:val="20"/>
+                <w:szCs w:val="20"/>
+                <w:lang w:val="en-US"/>
+              </w:rPr>
+              <w:t xml:space="preserve">  }</w:t>
+            </w:r>
+          </w:p>
+          <w:p>
+            <w:pPr>
+              <w:spacing w:after="0" w:line="240" w:lineRule="auto"/>
+              <w:rPr>
+                <w:rFonts w:hint="default" w:ascii="Consolas" w:hAnsi="Consolas"/>
+                <w:sz w:val="20"/>
+                <w:szCs w:val="20"/>
+                <w:lang w:val="en-US"/>
+              </w:rPr>
+            </w:pPr>
+            <w:r>
+              <w:rPr>
+                <w:rFonts w:hint="default" w:ascii="Consolas" w:hAnsi="Consolas"/>
+                <w:sz w:val="20"/>
+                <w:szCs w:val="20"/>
+                <w:lang w:val="en-US"/>
+              </w:rPr>
+              <w:t xml:space="preserve">  fin &gt;&gt; N;</w:t>
+            </w:r>
+          </w:p>
+          <w:p>
+            <w:pPr>
+              <w:spacing w:after="0" w:line="240" w:lineRule="auto"/>
+              <w:rPr>
+                <w:rFonts w:hint="default" w:ascii="Consolas" w:hAnsi="Consolas"/>
+                <w:sz w:val="20"/>
+                <w:szCs w:val="20"/>
+                <w:lang w:val="en-US"/>
+              </w:rPr>
+            </w:pPr>
+            <w:r>
+              <w:rPr>
+                <w:rFonts w:hint="default" w:ascii="Consolas" w:hAnsi="Consolas"/>
+                <w:sz w:val="20"/>
+                <w:szCs w:val="20"/>
+                <w:lang w:val="en-US"/>
+              </w:rPr>
+              <w:t xml:space="preserve">  if (fin.fail()) {</w:t>
+            </w:r>
+          </w:p>
+          <w:p>
+            <w:pPr>
+              <w:spacing w:after="0" w:line="240" w:lineRule="auto"/>
+              <w:rPr>
+                <w:rFonts w:hint="default" w:ascii="Consolas" w:hAnsi="Consolas"/>
+                <w:sz w:val="20"/>
+                <w:szCs w:val="20"/>
+                <w:lang w:val="en-US"/>
+              </w:rPr>
+            </w:pPr>
+            <w:r>
+              <w:rPr>
+                <w:rFonts w:hint="default" w:ascii="Consolas" w:hAnsi="Consolas"/>
+                <w:sz w:val="20"/>
+                <w:szCs w:val="20"/>
+                <w:lang w:val="en-US"/>
+              </w:rPr>
+              <w:t xml:space="preserve">    cout &lt;&lt; "Получено не число!\n";</w:t>
+            </w:r>
+          </w:p>
+          <w:p>
+            <w:pPr>
+              <w:spacing w:after="0" w:line="240" w:lineRule="auto"/>
+              <w:rPr>
+                <w:rFonts w:hint="default" w:ascii="Consolas" w:hAnsi="Consolas"/>
+                <w:sz w:val="20"/>
+                <w:szCs w:val="20"/>
+                <w:lang w:val="en-US"/>
+              </w:rPr>
+            </w:pPr>
+            <w:r>
+              <w:rPr>
+                <w:rFonts w:hint="default" w:ascii="Consolas" w:hAnsi="Consolas"/>
+                <w:sz w:val="20"/>
+                <w:szCs w:val="20"/>
+                <w:lang w:val="en-US"/>
+              </w:rPr>
+              <w:t xml:space="preserve">    return 4;</w:t>
+            </w:r>
+          </w:p>
+          <w:p>
+            <w:pPr>
+              <w:spacing w:after="0" w:line="240" w:lineRule="auto"/>
+              <w:rPr>
+                <w:rFonts w:hint="default" w:ascii="Consolas" w:hAnsi="Consolas"/>
+                <w:sz w:val="20"/>
+                <w:szCs w:val="20"/>
+                <w:lang w:val="en-US"/>
+              </w:rPr>
+            </w:pPr>
+            <w:r>
+              <w:rPr>
+                <w:rFonts w:hint="default" w:ascii="Consolas" w:hAnsi="Consolas"/>
+                <w:sz w:val="20"/>
+                <w:szCs w:val="20"/>
+                <w:lang w:val="en-US"/>
+              </w:rPr>
+              <w:t xml:space="preserve">  }</w:t>
+            </w:r>
+          </w:p>
+          <w:p>
+            <w:pPr>
+              <w:spacing w:after="0" w:line="240" w:lineRule="auto"/>
+              <w:rPr>
+                <w:rFonts w:hint="default" w:ascii="Consolas" w:hAnsi="Consolas"/>
+                <w:sz w:val="20"/>
+                <w:szCs w:val="20"/>
+                <w:lang w:val="en-US"/>
+              </w:rPr>
+            </w:pPr>
+            <w:r>
+              <w:rPr>
+                <w:rFonts w:hint="default" w:ascii="Consolas" w:hAnsi="Consolas"/>
+                <w:sz w:val="20"/>
+                <w:szCs w:val="20"/>
+                <w:lang w:val="en-US"/>
+              </w:rPr>
+              <w:t xml:space="preserve">  // считывает размера и матрицы из файла</w:t>
+            </w:r>
+          </w:p>
+          <w:p>
+            <w:pPr>
+              <w:spacing w:after="0" w:line="240" w:lineRule="auto"/>
+              <w:rPr>
+                <w:rFonts w:hint="default" w:ascii="Consolas" w:hAnsi="Consolas"/>
+                <w:sz w:val="20"/>
+                <w:szCs w:val="20"/>
+                <w:lang w:val="en-US"/>
+              </w:rPr>
+            </w:pPr>
+            <w:r>
+              <w:rPr>
+                <w:rFonts w:hint="default" w:ascii="Consolas" w:hAnsi="Consolas"/>
+                <w:sz w:val="20"/>
+                <w:szCs w:val="20"/>
+                <w:lang w:val="en-US"/>
+              </w:rPr>
+              <w:t xml:space="preserve">  if (N &lt;= 0 or N &gt; NMAX) {</w:t>
+            </w:r>
+          </w:p>
+          <w:p>
+            <w:pPr>
+              <w:spacing w:after="0" w:line="240" w:lineRule="auto"/>
+              <w:rPr>
+                <w:rFonts w:hint="default" w:ascii="Consolas" w:hAnsi="Consolas"/>
+                <w:sz w:val="20"/>
+                <w:szCs w:val="20"/>
+                <w:lang w:val="en-US"/>
+              </w:rPr>
+            </w:pPr>
+            <w:r>
+              <w:rPr>
+                <w:rFonts w:hint="default" w:ascii="Consolas" w:hAnsi="Consolas"/>
+                <w:sz w:val="20"/>
+                <w:szCs w:val="20"/>
+                <w:lang w:val="en-US"/>
+              </w:rPr>
+              <w:t xml:space="preserve">    cout &lt;&lt; "Задан неверный размер матрицы или размер превышает лимит!\n";</w:t>
+            </w:r>
+          </w:p>
+          <w:p>
+            <w:pPr>
+              <w:spacing w:after="0" w:line="240" w:lineRule="auto"/>
+              <w:rPr>
+                <w:rFonts w:hint="default" w:ascii="Consolas" w:hAnsi="Consolas"/>
+                <w:sz w:val="20"/>
+                <w:szCs w:val="20"/>
+                <w:lang w:val="en-US"/>
+              </w:rPr>
+            </w:pPr>
+            <w:r>
+              <w:rPr>
+                <w:rFonts w:hint="default" w:ascii="Consolas" w:hAnsi="Consolas"/>
+                <w:sz w:val="20"/>
+                <w:szCs w:val="20"/>
+                <w:lang w:val="en-US"/>
+              </w:rPr>
+              <w:t xml:space="preserve">    return 3;</w:t>
+            </w:r>
+          </w:p>
+          <w:p>
+            <w:pPr>
+              <w:spacing w:after="0" w:line="240" w:lineRule="auto"/>
+              <w:rPr>
+                <w:rFonts w:hint="default" w:ascii="Consolas" w:hAnsi="Consolas"/>
+                <w:sz w:val="20"/>
+                <w:szCs w:val="20"/>
+                <w:lang w:val="en-US"/>
+              </w:rPr>
+            </w:pPr>
+            <w:r>
+              <w:rPr>
+                <w:rFonts w:hint="default" w:ascii="Consolas" w:hAnsi="Consolas"/>
+                <w:sz w:val="20"/>
+                <w:szCs w:val="20"/>
+                <w:lang w:val="en-US"/>
+              </w:rPr>
+              <w:t xml:space="preserve">  }</w:t>
+            </w:r>
+          </w:p>
+          <w:p>
+            <w:pPr>
+              <w:spacing w:after="0" w:line="240" w:lineRule="auto"/>
+              <w:rPr>
+                <w:rFonts w:hint="default" w:ascii="Consolas" w:hAnsi="Consolas"/>
+                <w:sz w:val="20"/>
+                <w:szCs w:val="20"/>
+                <w:lang w:val="en-US"/>
+              </w:rPr>
+            </w:pPr>
+            <w:r>
+              <w:rPr>
+                <w:rFonts w:hint="default" w:ascii="Consolas" w:hAnsi="Consolas"/>
+                <w:sz w:val="20"/>
+                <w:szCs w:val="20"/>
+                <w:lang w:val="en-US"/>
+              </w:rPr>
+              <w:t xml:space="preserve">  for (int i = 0; i &lt; N; i++) {</w:t>
+            </w:r>
+          </w:p>
+          <w:p>
+            <w:pPr>
+              <w:spacing w:after="0" w:line="240" w:lineRule="auto"/>
+              <w:rPr>
+                <w:rFonts w:hint="default" w:ascii="Consolas" w:hAnsi="Consolas"/>
+                <w:sz w:val="20"/>
+                <w:szCs w:val="20"/>
+                <w:lang w:val="en-US"/>
+              </w:rPr>
+            </w:pPr>
+            <w:r>
+              <w:rPr>
+                <w:rFonts w:hint="default" w:ascii="Consolas" w:hAnsi="Consolas"/>
+                <w:sz w:val="20"/>
+                <w:szCs w:val="20"/>
+                <w:lang w:val="en-US"/>
+              </w:rPr>
+              <w:t xml:space="preserve">    for (int j = 0; j &lt; N; j++) {</w:t>
+            </w:r>
+          </w:p>
+          <w:p>
+            <w:pPr>
+              <w:spacing w:after="0" w:line="240" w:lineRule="auto"/>
+              <w:rPr>
+                <w:rFonts w:hint="default" w:ascii="Consolas" w:hAnsi="Consolas"/>
+                <w:sz w:val="20"/>
+                <w:szCs w:val="20"/>
+                <w:lang w:val="en-US"/>
+              </w:rPr>
+            </w:pPr>
+            <w:r>
+              <w:rPr>
+                <w:rFonts w:hint="default" w:ascii="Consolas" w:hAnsi="Consolas"/>
+                <w:sz w:val="20"/>
+                <w:szCs w:val="20"/>
+                <w:lang w:val="en-US"/>
+              </w:rPr>
+              <w:t xml:space="preserve">      fin &gt;&gt; matr[i][j];</w:t>
+            </w:r>
+          </w:p>
+          <w:p>
+            <w:pPr>
+              <w:spacing w:after="0" w:line="240" w:lineRule="auto"/>
+              <w:rPr>
+                <w:rFonts w:hint="default" w:ascii="Consolas" w:hAnsi="Consolas"/>
+                <w:sz w:val="20"/>
+                <w:szCs w:val="20"/>
+                <w:lang w:val="en-US"/>
+              </w:rPr>
+            </w:pPr>
+            <w:r>
+              <w:rPr>
+                <w:rFonts w:hint="default" w:ascii="Consolas" w:hAnsi="Consolas"/>
+                <w:sz w:val="20"/>
+                <w:szCs w:val="20"/>
+                <w:lang w:val="en-US"/>
+              </w:rPr>
+              <w:t xml:space="preserve">      if (fin.fail()) {</w:t>
+            </w:r>
+          </w:p>
+          <w:p>
+            <w:pPr>
+              <w:spacing w:after="0" w:line="240" w:lineRule="auto"/>
+              <w:rPr>
+                <w:rFonts w:hint="default" w:ascii="Consolas" w:hAnsi="Consolas"/>
+                <w:sz w:val="20"/>
+                <w:szCs w:val="20"/>
+                <w:lang w:val="en-US"/>
+              </w:rPr>
+            </w:pPr>
+            <w:r>
+              <w:rPr>
+                <w:rFonts w:hint="default" w:ascii="Consolas" w:hAnsi="Consolas"/>
+                <w:sz w:val="20"/>
+                <w:szCs w:val="20"/>
+                <w:lang w:val="en-US"/>
+              </w:rPr>
+              <w:t xml:space="preserve">        cout &lt;&lt; "Получено не число!\n";</w:t>
+            </w:r>
+          </w:p>
+          <w:p>
+            <w:pPr>
+              <w:spacing w:after="0" w:line="240" w:lineRule="auto"/>
+              <w:rPr>
+                <w:rFonts w:hint="default" w:ascii="Consolas" w:hAnsi="Consolas"/>
+                <w:sz w:val="20"/>
+                <w:szCs w:val="20"/>
+                <w:lang w:val="en-US"/>
+              </w:rPr>
+            </w:pPr>
+            <w:r>
+              <w:rPr>
+                <w:rFonts w:hint="default" w:ascii="Consolas" w:hAnsi="Consolas"/>
+                <w:sz w:val="20"/>
+                <w:szCs w:val="20"/>
+                <w:lang w:val="en-US"/>
+              </w:rPr>
+              <w:t xml:space="preserve">        return 4;</w:t>
+            </w:r>
+          </w:p>
+          <w:p>
+            <w:pPr>
+              <w:spacing w:after="0" w:line="240" w:lineRule="auto"/>
+              <w:rPr>
+                <w:rFonts w:hint="default" w:ascii="Consolas" w:hAnsi="Consolas"/>
+                <w:sz w:val="20"/>
+                <w:szCs w:val="20"/>
+                <w:lang w:val="en-US"/>
+              </w:rPr>
+            </w:pPr>
+            <w:r>
+              <w:rPr>
+                <w:rFonts w:hint="default" w:ascii="Consolas" w:hAnsi="Consolas"/>
+                <w:sz w:val="20"/>
+                <w:szCs w:val="20"/>
+                <w:lang w:val="en-US"/>
+              </w:rPr>
+              <w:t xml:space="preserve">      }</w:t>
+            </w:r>
+          </w:p>
+          <w:p>
+            <w:pPr>
+              <w:spacing w:after="0" w:line="240" w:lineRule="auto"/>
+              <w:rPr>
+                <w:rFonts w:hint="default" w:ascii="Consolas" w:hAnsi="Consolas"/>
+                <w:sz w:val="20"/>
+                <w:szCs w:val="20"/>
+                <w:lang w:val="en-US"/>
+              </w:rPr>
+            </w:pPr>
+            <w:r>
+              <w:rPr>
+                <w:rFonts w:hint="default" w:ascii="Consolas" w:hAnsi="Consolas"/>
+                <w:sz w:val="20"/>
+                <w:szCs w:val="20"/>
+                <w:lang w:val="en-US"/>
+              </w:rPr>
+              <w:t xml:space="preserve">    }</w:t>
+            </w:r>
+          </w:p>
+          <w:p>
+            <w:pPr>
+              <w:spacing w:after="0" w:line="240" w:lineRule="auto"/>
+              <w:rPr>
+                <w:rFonts w:hint="default" w:ascii="Consolas" w:hAnsi="Consolas"/>
+                <w:sz w:val="20"/>
+                <w:szCs w:val="20"/>
+                <w:lang w:val="en-US"/>
+              </w:rPr>
+            </w:pPr>
+            <w:r>
+              <w:rPr>
+                <w:rFonts w:hint="default" w:ascii="Consolas" w:hAnsi="Consolas"/>
+                <w:sz w:val="20"/>
+                <w:szCs w:val="20"/>
+                <w:lang w:val="en-US"/>
+              </w:rPr>
+              <w:t xml:space="preserve">  }</w:t>
+            </w:r>
+          </w:p>
+          <w:p>
+            <w:pPr>
+              <w:spacing w:after="0" w:line="240" w:lineRule="auto"/>
+              <w:rPr>
+                <w:rFonts w:hint="default" w:ascii="Consolas" w:hAnsi="Consolas"/>
+                <w:sz w:val="20"/>
+                <w:szCs w:val="20"/>
+                <w:lang w:val="en-US"/>
+              </w:rPr>
+            </w:pPr>
+            <w:r>
+              <w:rPr>
+                <w:rFonts w:hint="default" w:ascii="Consolas" w:hAnsi="Consolas"/>
+                <w:sz w:val="20"/>
+                <w:szCs w:val="20"/>
+                <w:lang w:val="en-US"/>
+              </w:rPr>
+              <w:t xml:space="preserve">  fin.close(); // закрытие файла</w:t>
+            </w:r>
+          </w:p>
+          <w:p>
+            <w:pPr>
+              <w:spacing w:after="0" w:line="240" w:lineRule="auto"/>
+              <w:rPr>
+                <w:rFonts w:hint="default" w:ascii="Consolas" w:hAnsi="Consolas"/>
+                <w:sz w:val="20"/>
+                <w:szCs w:val="20"/>
+                <w:lang w:val="en-US"/>
+              </w:rPr>
+            </w:pPr>
+            <w:r>
+              <w:rPr>
+                <w:rFonts w:hint="default" w:ascii="Consolas" w:hAnsi="Consolas"/>
+                <w:sz w:val="20"/>
+                <w:szCs w:val="20"/>
+                <w:lang w:val="en-US"/>
+              </w:rPr>
+              <w:t xml:space="preserve">  // вывод матрицы</w:t>
+            </w:r>
+          </w:p>
+          <w:p>
+            <w:pPr>
+              <w:spacing w:after="0" w:line="240" w:lineRule="auto"/>
+              <w:rPr>
+                <w:rFonts w:hint="default" w:ascii="Consolas" w:hAnsi="Consolas"/>
+                <w:sz w:val="20"/>
+                <w:szCs w:val="20"/>
+                <w:lang w:val="en-US"/>
+              </w:rPr>
+            </w:pPr>
+            <w:r>
+              <w:rPr>
+                <w:rFonts w:hint="default" w:ascii="Consolas" w:hAnsi="Consolas"/>
+                <w:sz w:val="20"/>
+                <w:szCs w:val="20"/>
+                <w:lang w:val="en-US"/>
+              </w:rPr>
+              <w:t xml:space="preserve">  cout &lt;&lt; "\nA[" &lt;&lt; N &lt;&lt; "x" &lt;&lt; N &lt;&lt; "]=\n";</w:t>
+            </w:r>
+          </w:p>
+          <w:p>
+            <w:pPr>
+              <w:spacing w:after="0" w:line="240" w:lineRule="auto"/>
+              <w:rPr>
+                <w:rFonts w:hint="default" w:ascii="Consolas" w:hAnsi="Consolas"/>
+                <w:sz w:val="20"/>
+                <w:szCs w:val="20"/>
+                <w:lang w:val="en-US"/>
+              </w:rPr>
+            </w:pPr>
+            <w:r>
+              <w:rPr>
+                <w:rFonts w:hint="default" w:ascii="Consolas" w:hAnsi="Consolas"/>
+                <w:sz w:val="20"/>
+                <w:szCs w:val="20"/>
+                <w:lang w:val="en-US"/>
+              </w:rPr>
+              <w:t xml:space="preserve">  for (int i = 0; i &lt; N; i++) {</w:t>
+            </w:r>
+          </w:p>
+          <w:p>
+            <w:pPr>
+              <w:spacing w:after="0" w:line="240" w:lineRule="auto"/>
+              <w:rPr>
+                <w:rFonts w:hint="default" w:ascii="Consolas" w:hAnsi="Consolas"/>
+                <w:sz w:val="20"/>
+                <w:szCs w:val="20"/>
+                <w:lang w:val="en-US"/>
+              </w:rPr>
+            </w:pPr>
+            <w:r>
+              <w:rPr>
+                <w:rFonts w:hint="default" w:ascii="Consolas" w:hAnsi="Consolas"/>
+                <w:sz w:val="20"/>
+                <w:szCs w:val="20"/>
+                <w:lang w:val="en-US"/>
+              </w:rPr>
+              <w:t xml:space="preserve">    cout &lt;&lt; "\t";</w:t>
+            </w:r>
+          </w:p>
+          <w:p>
+            <w:pPr>
+              <w:spacing w:after="0" w:line="240" w:lineRule="auto"/>
+              <w:rPr>
+                <w:rFonts w:hint="default" w:ascii="Consolas" w:hAnsi="Consolas"/>
+                <w:sz w:val="20"/>
+                <w:szCs w:val="20"/>
+                <w:lang w:val="en-US"/>
+              </w:rPr>
+            </w:pPr>
+            <w:r>
+              <w:rPr>
+                <w:rFonts w:hint="default" w:ascii="Consolas" w:hAnsi="Consolas"/>
+                <w:sz w:val="20"/>
+                <w:szCs w:val="20"/>
+                <w:lang w:val="en-US"/>
+              </w:rPr>
+              <w:t xml:space="preserve">    for (int j = 0; j &lt; N; j++) {</w:t>
+            </w:r>
+          </w:p>
+          <w:p>
+            <w:pPr>
+              <w:spacing w:after="0" w:line="240" w:lineRule="auto"/>
+              <w:rPr>
+                <w:rFonts w:hint="default" w:ascii="Consolas" w:hAnsi="Consolas"/>
+                <w:sz w:val="20"/>
+                <w:szCs w:val="20"/>
+                <w:lang w:val="en-US"/>
+              </w:rPr>
+            </w:pPr>
+            <w:r>
+              <w:rPr>
+                <w:rFonts w:hint="default" w:ascii="Consolas" w:hAnsi="Consolas"/>
+                <w:sz w:val="20"/>
+                <w:szCs w:val="20"/>
+                <w:lang w:val="en-US"/>
+              </w:rPr>
+              <w:t xml:space="preserve">      cout &lt;&lt; matr[i][j] &lt;&lt; "\t";</w:t>
+            </w:r>
+          </w:p>
+          <w:p>
+            <w:pPr>
+              <w:spacing w:after="0" w:line="240" w:lineRule="auto"/>
+              <w:rPr>
+                <w:rFonts w:hint="default" w:ascii="Consolas" w:hAnsi="Consolas"/>
+                <w:sz w:val="20"/>
+                <w:szCs w:val="20"/>
+                <w:lang w:val="en-US"/>
+              </w:rPr>
+            </w:pPr>
+            <w:r>
+              <w:rPr>
+                <w:rFonts w:hint="default" w:ascii="Consolas" w:hAnsi="Consolas"/>
+                <w:sz w:val="20"/>
+                <w:szCs w:val="20"/>
+                <w:lang w:val="en-US"/>
+              </w:rPr>
+              <w:t xml:space="preserve">    }</w:t>
+            </w:r>
+          </w:p>
+          <w:p>
+            <w:pPr>
+              <w:spacing w:after="0" w:line="240" w:lineRule="auto"/>
+              <w:rPr>
+                <w:rFonts w:hint="default" w:ascii="Consolas" w:hAnsi="Consolas"/>
+                <w:sz w:val="20"/>
+                <w:szCs w:val="20"/>
+                <w:lang w:val="en-US"/>
+              </w:rPr>
+            </w:pPr>
+            <w:r>
+              <w:rPr>
+                <w:rFonts w:hint="default" w:ascii="Consolas" w:hAnsi="Consolas"/>
+                <w:sz w:val="20"/>
+                <w:szCs w:val="20"/>
+                <w:lang w:val="en-US"/>
+              </w:rPr>
+              <w:t xml:space="preserve">    // печать скобок</w:t>
+            </w:r>
+          </w:p>
+          <w:p>
+            <w:pPr>
+              <w:spacing w:after="0" w:line="240" w:lineRule="auto"/>
+              <w:rPr>
+                <w:rFonts w:hint="default" w:ascii="Consolas" w:hAnsi="Consolas"/>
+                <w:sz w:val="20"/>
+                <w:szCs w:val="20"/>
+                <w:lang w:val="en-US"/>
+              </w:rPr>
+            </w:pPr>
+            <w:r>
+              <w:rPr>
+                <w:rFonts w:hint="default" w:ascii="Consolas" w:hAnsi="Consolas"/>
+                <w:sz w:val="20"/>
+                <w:szCs w:val="20"/>
+                <w:lang w:val="en-US"/>
+              </w:rPr>
+              <w:t xml:space="preserve">    if (i == 0)</w:t>
+            </w:r>
+          </w:p>
+          <w:p>
+            <w:pPr>
+              <w:spacing w:after="0" w:line="240" w:lineRule="auto"/>
+              <w:rPr>
+                <w:rFonts w:hint="default" w:ascii="Consolas" w:hAnsi="Consolas"/>
+                <w:sz w:val="20"/>
+                <w:szCs w:val="20"/>
+                <w:lang w:val="en-US"/>
+              </w:rPr>
+            </w:pPr>
+            <w:r>
+              <w:rPr>
+                <w:rFonts w:hint="default" w:ascii="Consolas" w:hAnsi="Consolas"/>
+                <w:sz w:val="20"/>
+                <w:szCs w:val="20"/>
+                <w:lang w:val="en-US"/>
+              </w:rPr>
+              <w:t xml:space="preserve">      cout &lt;&lt; "╮\r╭";</w:t>
+            </w:r>
+          </w:p>
+          <w:p>
+            <w:pPr>
+              <w:spacing w:after="0" w:line="240" w:lineRule="auto"/>
+              <w:rPr>
+                <w:rFonts w:hint="default" w:ascii="Consolas" w:hAnsi="Consolas"/>
+                <w:sz w:val="20"/>
+                <w:szCs w:val="20"/>
+                <w:lang w:val="en-US"/>
+              </w:rPr>
+            </w:pPr>
+            <w:r>
+              <w:rPr>
+                <w:rFonts w:hint="default" w:ascii="Consolas" w:hAnsi="Consolas"/>
+                <w:sz w:val="20"/>
+                <w:szCs w:val="20"/>
+                <w:lang w:val="en-US"/>
+              </w:rPr>
+              <w:t xml:space="preserve">    else if (i == N - 1)</w:t>
+            </w:r>
+          </w:p>
+          <w:p>
+            <w:pPr>
+              <w:spacing w:after="0" w:line="240" w:lineRule="auto"/>
+              <w:rPr>
+                <w:rFonts w:hint="default" w:ascii="Consolas" w:hAnsi="Consolas"/>
+                <w:sz w:val="20"/>
+                <w:szCs w:val="20"/>
+                <w:lang w:val="en-US"/>
+              </w:rPr>
+            </w:pPr>
+            <w:r>
+              <w:rPr>
+                <w:rFonts w:hint="default" w:ascii="Consolas" w:hAnsi="Consolas"/>
+                <w:sz w:val="20"/>
+                <w:szCs w:val="20"/>
+                <w:lang w:val="en-US"/>
+              </w:rPr>
+              <w:t xml:space="preserve">      cout &lt;&lt; "╯\r╰";</w:t>
+            </w:r>
+          </w:p>
+          <w:p>
+            <w:pPr>
+              <w:spacing w:after="0" w:line="240" w:lineRule="auto"/>
+              <w:rPr>
+                <w:rFonts w:hint="default" w:ascii="Consolas" w:hAnsi="Consolas"/>
+                <w:sz w:val="20"/>
+                <w:szCs w:val="20"/>
+                <w:lang w:val="en-US"/>
+              </w:rPr>
+            </w:pPr>
+            <w:r>
+              <w:rPr>
+                <w:rFonts w:hint="default" w:ascii="Consolas" w:hAnsi="Consolas"/>
+                <w:sz w:val="20"/>
+                <w:szCs w:val="20"/>
+                <w:lang w:val="en-US"/>
+              </w:rPr>
+              <w:t xml:space="preserve">    else</w:t>
+            </w:r>
+          </w:p>
+          <w:p>
+            <w:pPr>
+              <w:spacing w:after="0" w:line="240" w:lineRule="auto"/>
+              <w:rPr>
+                <w:rFonts w:hint="default" w:ascii="Consolas" w:hAnsi="Consolas"/>
+                <w:sz w:val="20"/>
+                <w:szCs w:val="20"/>
+                <w:lang w:val="en-US"/>
+              </w:rPr>
+            </w:pPr>
+            <w:r>
+              <w:rPr>
+                <w:rFonts w:hint="default" w:ascii="Consolas" w:hAnsi="Consolas"/>
+                <w:sz w:val="20"/>
+                <w:szCs w:val="20"/>
+                <w:lang w:val="en-US"/>
+              </w:rPr>
+              <w:t xml:space="preserve">      cout &lt;&lt; "│\r│";</w:t>
+            </w:r>
+          </w:p>
+          <w:p>
+            <w:pPr>
+              <w:spacing w:after="0" w:line="240" w:lineRule="auto"/>
+              <w:rPr>
+                <w:rFonts w:hint="default" w:ascii="Consolas" w:hAnsi="Consolas"/>
+                <w:sz w:val="20"/>
+                <w:szCs w:val="20"/>
+                <w:lang w:val="en-US"/>
+              </w:rPr>
+            </w:pPr>
+            <w:r>
+              <w:rPr>
+                <w:rFonts w:hint="default" w:ascii="Consolas" w:hAnsi="Consolas"/>
+                <w:sz w:val="20"/>
+                <w:szCs w:val="20"/>
+                <w:lang w:val="en-US"/>
+              </w:rPr>
+              <w:t xml:space="preserve">    cout &lt;&lt; "\n";</w:t>
+            </w:r>
+          </w:p>
+          <w:p>
+            <w:pPr>
+              <w:spacing w:after="0" w:line="240" w:lineRule="auto"/>
+              <w:rPr>
+                <w:rFonts w:hint="default" w:ascii="Consolas" w:hAnsi="Consolas"/>
+                <w:sz w:val="20"/>
+                <w:szCs w:val="20"/>
+                <w:lang w:val="en-US"/>
+              </w:rPr>
+            </w:pPr>
+            <w:r>
+              <w:rPr>
+                <w:rFonts w:hint="default" w:ascii="Consolas" w:hAnsi="Consolas"/>
+                <w:sz w:val="20"/>
+                <w:szCs w:val="20"/>
+                <w:lang w:val="en-US"/>
+              </w:rPr>
+              <w:t xml:space="preserve">  }</w:t>
+            </w:r>
+          </w:p>
+          <w:p>
+            <w:pPr>
+              <w:spacing w:after="0" w:line="240" w:lineRule="auto"/>
+              <w:rPr>
+                <w:rFonts w:hint="default" w:ascii="Consolas" w:hAnsi="Consolas"/>
+                <w:sz w:val="20"/>
+                <w:szCs w:val="20"/>
+                <w:lang w:val="en-US"/>
+              </w:rPr>
+            </w:pPr>
+          </w:p>
+          <w:p>
+            <w:pPr>
+              <w:spacing w:after="0" w:line="240" w:lineRule="auto"/>
+              <w:rPr>
+                <w:rFonts w:hint="default" w:ascii="Consolas" w:hAnsi="Consolas"/>
+                <w:sz w:val="20"/>
+                <w:szCs w:val="20"/>
+                <w:lang w:val="en-US"/>
+              </w:rPr>
+            </w:pPr>
+            <w:r>
+              <w:rPr>
+                <w:rFonts w:hint="default" w:ascii="Consolas" w:hAnsi="Consolas"/>
+                <w:sz w:val="20"/>
+                <w:szCs w:val="20"/>
+                <w:lang w:val="en-US"/>
+              </w:rPr>
+              <w:t xml:space="preserve">  // первое задание: поиск произведения всех</w:t>
+            </w:r>
+          </w:p>
+          <w:p>
+            <w:pPr>
+              <w:spacing w:after="0" w:line="240" w:lineRule="auto"/>
+              <w:rPr>
+                <w:rFonts w:hint="default" w:ascii="Consolas" w:hAnsi="Consolas"/>
+                <w:sz w:val="20"/>
+                <w:szCs w:val="20"/>
+                <w:lang w:val="en-US"/>
+              </w:rPr>
+            </w:pPr>
+            <w:r>
+              <w:rPr>
+                <w:rFonts w:hint="default" w:ascii="Consolas" w:hAnsi="Consolas"/>
+                <w:sz w:val="20"/>
+                <w:szCs w:val="20"/>
+                <w:lang w:val="en-US"/>
+              </w:rPr>
+              <w:t xml:space="preserve">  // положительных чисел над побочной диагональю</w:t>
+            </w:r>
+          </w:p>
+          <w:p>
+            <w:pPr>
+              <w:spacing w:after="0" w:line="240" w:lineRule="auto"/>
+              <w:rPr>
+                <w:rFonts w:hint="default" w:ascii="Consolas" w:hAnsi="Consolas"/>
+                <w:sz w:val="20"/>
+                <w:szCs w:val="20"/>
+                <w:lang w:val="en-US"/>
+              </w:rPr>
+            </w:pPr>
+            <w:r>
+              <w:rPr>
+                <w:rFonts w:hint="default" w:ascii="Consolas" w:hAnsi="Consolas"/>
+                <w:sz w:val="20"/>
+                <w:szCs w:val="20"/>
+                <w:lang w:val="en-US"/>
+              </w:rPr>
+              <w:t xml:space="preserve">  cout &lt;&lt; "\n";</w:t>
+            </w:r>
+          </w:p>
+          <w:p>
+            <w:pPr>
+              <w:spacing w:after="0" w:line="240" w:lineRule="auto"/>
+              <w:rPr>
+                <w:rFonts w:hint="default" w:ascii="Consolas" w:hAnsi="Consolas"/>
+                <w:sz w:val="20"/>
+                <w:szCs w:val="20"/>
+                <w:lang w:val="en-US"/>
+              </w:rPr>
+            </w:pPr>
+          </w:p>
+          <w:p>
+            <w:pPr>
+              <w:spacing w:after="0" w:line="240" w:lineRule="auto"/>
+              <w:rPr>
+                <w:rFonts w:hint="default" w:ascii="Consolas" w:hAnsi="Consolas"/>
+                <w:sz w:val="20"/>
+                <w:szCs w:val="20"/>
+                <w:lang w:val="en-US"/>
+              </w:rPr>
+            </w:pPr>
+            <w:r>
+              <w:rPr>
+                <w:rFonts w:hint="default" w:ascii="Consolas" w:hAnsi="Consolas"/>
+                <w:sz w:val="20"/>
+                <w:szCs w:val="20"/>
+                <w:lang w:val="en-US"/>
+              </w:rPr>
+              <w:t xml:space="preserve">  // инициализация переменных</w:t>
+            </w:r>
+          </w:p>
+          <w:p>
+            <w:pPr>
+              <w:spacing w:after="0" w:line="240" w:lineRule="auto"/>
+              <w:rPr>
+                <w:rFonts w:hint="default" w:ascii="Consolas" w:hAnsi="Consolas"/>
+                <w:sz w:val="20"/>
+                <w:szCs w:val="20"/>
+                <w:lang w:val="en-US"/>
+              </w:rPr>
+            </w:pPr>
+            <w:r>
+              <w:rPr>
+                <w:rFonts w:hint="default" w:ascii="Consolas" w:hAnsi="Consolas"/>
+                <w:sz w:val="20"/>
+                <w:szCs w:val="20"/>
+                <w:lang w:val="en-US"/>
+              </w:rPr>
+              <w:t xml:space="preserve">  int prod = 1;</w:t>
+            </w:r>
+          </w:p>
+          <w:p>
+            <w:pPr>
+              <w:spacing w:after="0" w:line="240" w:lineRule="auto"/>
+              <w:rPr>
+                <w:rFonts w:hint="default" w:ascii="Consolas" w:hAnsi="Consolas"/>
+                <w:sz w:val="20"/>
+                <w:szCs w:val="20"/>
+                <w:lang w:val="en-US"/>
+              </w:rPr>
+            </w:pPr>
+            <w:r>
+              <w:rPr>
+                <w:rFonts w:hint="default" w:ascii="Consolas" w:hAnsi="Consolas"/>
+                <w:sz w:val="20"/>
+                <w:szCs w:val="20"/>
+                <w:lang w:val="en-US"/>
+              </w:rPr>
+              <w:t xml:space="preserve">  bool is_elements = false;</w:t>
+            </w:r>
+          </w:p>
+          <w:p>
+            <w:pPr>
+              <w:spacing w:after="0" w:line="240" w:lineRule="auto"/>
+              <w:rPr>
+                <w:rFonts w:hint="default" w:ascii="Consolas" w:hAnsi="Consolas"/>
+                <w:sz w:val="20"/>
+                <w:szCs w:val="20"/>
+                <w:lang w:val="en-US"/>
+              </w:rPr>
+            </w:pPr>
+          </w:p>
+          <w:p>
+            <w:pPr>
+              <w:spacing w:after="0" w:line="240" w:lineRule="auto"/>
+              <w:rPr>
+                <w:rFonts w:hint="default" w:ascii="Consolas" w:hAnsi="Consolas"/>
+                <w:sz w:val="20"/>
+                <w:szCs w:val="20"/>
+                <w:lang w:val="en-US"/>
+              </w:rPr>
+            </w:pPr>
+            <w:r>
+              <w:rPr>
+                <w:rFonts w:hint="default" w:ascii="Consolas" w:hAnsi="Consolas"/>
+                <w:sz w:val="20"/>
+                <w:szCs w:val="20"/>
+                <w:lang w:val="en-US"/>
+              </w:rPr>
+              <w:t xml:space="preserve">  // поиск элементов и подсчёт произведения</w:t>
+            </w:r>
+          </w:p>
+          <w:p>
+            <w:pPr>
+              <w:spacing w:after="0" w:line="240" w:lineRule="auto"/>
+              <w:rPr>
+                <w:rFonts w:hint="default" w:ascii="Consolas" w:hAnsi="Consolas"/>
+                <w:sz w:val="20"/>
+                <w:szCs w:val="20"/>
+                <w:lang w:val="en-US"/>
+              </w:rPr>
+            </w:pPr>
+            <w:r>
+              <w:rPr>
+                <w:rFonts w:hint="default" w:ascii="Consolas" w:hAnsi="Consolas"/>
+                <w:sz w:val="20"/>
+                <w:szCs w:val="20"/>
+                <w:lang w:val="en-US"/>
+              </w:rPr>
+              <w:t xml:space="preserve">  for (int i = 0; i &lt; N - 1; i++) {</w:t>
+            </w:r>
+          </w:p>
+          <w:p>
+            <w:pPr>
+              <w:spacing w:after="0" w:line="240" w:lineRule="auto"/>
+              <w:rPr>
+                <w:rFonts w:hint="default" w:ascii="Consolas" w:hAnsi="Consolas"/>
+                <w:sz w:val="20"/>
+                <w:szCs w:val="20"/>
+                <w:lang w:val="en-US"/>
+              </w:rPr>
+            </w:pPr>
+            <w:r>
+              <w:rPr>
+                <w:rFonts w:hint="default" w:ascii="Consolas" w:hAnsi="Consolas"/>
+                <w:sz w:val="20"/>
+                <w:szCs w:val="20"/>
+                <w:lang w:val="en-US"/>
+              </w:rPr>
+              <w:t xml:space="preserve">    for (int j = 0; j &lt; N - 1; j++) {</w:t>
+            </w:r>
+          </w:p>
+          <w:p>
+            <w:pPr>
+              <w:spacing w:after="0" w:line="240" w:lineRule="auto"/>
+              <w:rPr>
+                <w:rFonts w:hint="default" w:ascii="Consolas" w:hAnsi="Consolas"/>
+                <w:sz w:val="20"/>
+                <w:szCs w:val="20"/>
+                <w:lang w:val="en-US"/>
+              </w:rPr>
+            </w:pPr>
+            <w:r>
+              <w:rPr>
+                <w:rFonts w:hint="default" w:ascii="Consolas" w:hAnsi="Consolas"/>
+                <w:sz w:val="20"/>
+                <w:szCs w:val="20"/>
+                <w:lang w:val="en-US"/>
+              </w:rPr>
+              <w:t xml:space="preserve">      if ((i &lt; (N - 1 - j)) and matr[i][j] &gt; 0) {</w:t>
+            </w:r>
+          </w:p>
+          <w:p>
+            <w:pPr>
+              <w:spacing w:after="0" w:line="240" w:lineRule="auto"/>
+              <w:rPr>
+                <w:rFonts w:hint="default" w:ascii="Consolas" w:hAnsi="Consolas"/>
+                <w:sz w:val="20"/>
+                <w:szCs w:val="20"/>
+                <w:lang w:val="en-US"/>
+              </w:rPr>
+            </w:pPr>
+            <w:r>
+              <w:rPr>
+                <w:rFonts w:hint="default" w:ascii="Consolas" w:hAnsi="Consolas"/>
+                <w:sz w:val="20"/>
+                <w:szCs w:val="20"/>
+                <w:lang w:val="en-US"/>
+              </w:rPr>
+              <w:t xml:space="preserve">        prod *= matr[i][j];</w:t>
+            </w:r>
+          </w:p>
+          <w:p>
+            <w:pPr>
+              <w:spacing w:after="0" w:line="240" w:lineRule="auto"/>
+              <w:rPr>
+                <w:rFonts w:hint="default" w:ascii="Consolas" w:hAnsi="Consolas"/>
+                <w:sz w:val="20"/>
+                <w:szCs w:val="20"/>
+                <w:lang w:val="en-US"/>
+              </w:rPr>
+            </w:pPr>
+            <w:r>
+              <w:rPr>
+                <w:rFonts w:hint="default" w:ascii="Consolas" w:hAnsi="Consolas"/>
+                <w:sz w:val="20"/>
+                <w:szCs w:val="20"/>
+                <w:lang w:val="en-US"/>
+              </w:rPr>
+              <w:t xml:space="preserve">        is_elements = true;</w:t>
+            </w:r>
+          </w:p>
+          <w:p>
+            <w:pPr>
+              <w:spacing w:after="0" w:line="240" w:lineRule="auto"/>
+              <w:rPr>
+                <w:rFonts w:hint="default" w:ascii="Consolas" w:hAnsi="Consolas"/>
+                <w:sz w:val="20"/>
+                <w:szCs w:val="20"/>
+                <w:lang w:val="en-US"/>
+              </w:rPr>
+            </w:pPr>
+            <w:r>
+              <w:rPr>
+                <w:rFonts w:hint="default" w:ascii="Consolas" w:hAnsi="Consolas"/>
+                <w:sz w:val="20"/>
+                <w:szCs w:val="20"/>
+                <w:lang w:val="en-US"/>
+              </w:rPr>
+              <w:t xml:space="preserve">      }</w:t>
+            </w:r>
+          </w:p>
+          <w:p>
+            <w:pPr>
+              <w:spacing w:after="0" w:line="240" w:lineRule="auto"/>
+              <w:rPr>
+                <w:rFonts w:hint="default" w:ascii="Consolas" w:hAnsi="Consolas"/>
+                <w:sz w:val="20"/>
+                <w:szCs w:val="20"/>
+                <w:lang w:val="en-US"/>
+              </w:rPr>
+            </w:pPr>
+            <w:r>
+              <w:rPr>
+                <w:rFonts w:hint="default" w:ascii="Consolas" w:hAnsi="Consolas"/>
+                <w:sz w:val="20"/>
+                <w:szCs w:val="20"/>
+                <w:lang w:val="en-US"/>
+              </w:rPr>
+              <w:t xml:space="preserve">    }</w:t>
+            </w:r>
+          </w:p>
+          <w:p>
+            <w:pPr>
+              <w:spacing w:after="0" w:line="240" w:lineRule="auto"/>
+              <w:rPr>
+                <w:rFonts w:hint="default" w:ascii="Consolas" w:hAnsi="Consolas"/>
+                <w:sz w:val="20"/>
+                <w:szCs w:val="20"/>
+                <w:lang w:val="en-US"/>
+              </w:rPr>
+            </w:pPr>
+            <w:r>
+              <w:rPr>
+                <w:rFonts w:hint="default" w:ascii="Consolas" w:hAnsi="Consolas"/>
+                <w:sz w:val="20"/>
+                <w:szCs w:val="20"/>
+                <w:lang w:val="en-US"/>
+              </w:rPr>
+              <w:t xml:space="preserve">  }</w:t>
+            </w:r>
+          </w:p>
+          <w:p>
+            <w:pPr>
+              <w:spacing w:after="0" w:line="240" w:lineRule="auto"/>
+              <w:rPr>
+                <w:rFonts w:hint="default" w:ascii="Consolas" w:hAnsi="Consolas"/>
+                <w:sz w:val="20"/>
+                <w:szCs w:val="20"/>
+                <w:lang w:val="en-US"/>
+              </w:rPr>
+            </w:pPr>
+          </w:p>
+          <w:p>
+            <w:pPr>
+              <w:spacing w:after="0" w:line="240" w:lineRule="auto"/>
+              <w:rPr>
+                <w:rFonts w:hint="default" w:ascii="Consolas" w:hAnsi="Consolas"/>
+                <w:sz w:val="20"/>
+                <w:szCs w:val="20"/>
+                <w:lang w:val="en-US"/>
+              </w:rPr>
+            </w:pPr>
+            <w:r>
+              <w:rPr>
+                <w:rFonts w:hint="default" w:ascii="Consolas" w:hAnsi="Consolas"/>
+                <w:sz w:val="20"/>
+                <w:szCs w:val="20"/>
+                <w:lang w:val="en-US"/>
+              </w:rPr>
+              <w:t xml:space="preserve">  // проверка на положительные элементы</w:t>
+            </w:r>
+          </w:p>
+          <w:p>
+            <w:pPr>
+              <w:spacing w:after="0" w:line="240" w:lineRule="auto"/>
+              <w:rPr>
+                <w:rFonts w:hint="default" w:ascii="Consolas" w:hAnsi="Consolas"/>
+                <w:sz w:val="20"/>
+                <w:szCs w:val="20"/>
+                <w:lang w:val="en-US"/>
+              </w:rPr>
+            </w:pPr>
+            <w:r>
+              <w:rPr>
+                <w:rFonts w:hint="default" w:ascii="Consolas" w:hAnsi="Consolas"/>
+                <w:sz w:val="20"/>
+                <w:szCs w:val="20"/>
+                <w:lang w:val="en-US"/>
+              </w:rPr>
+              <w:t xml:space="preserve">  if (is_elements) {</w:t>
+            </w:r>
+          </w:p>
+          <w:p>
+            <w:pPr>
+              <w:spacing w:after="0" w:line="240" w:lineRule="auto"/>
+              <w:rPr>
+                <w:rFonts w:hint="default" w:ascii="Consolas" w:hAnsi="Consolas"/>
+                <w:sz w:val="20"/>
+                <w:szCs w:val="20"/>
+                <w:lang w:val="en-US"/>
+              </w:rPr>
+            </w:pPr>
+            <w:r>
+              <w:rPr>
+                <w:rFonts w:hint="default" w:ascii="Consolas" w:hAnsi="Consolas"/>
+                <w:sz w:val="20"/>
+                <w:szCs w:val="20"/>
+                <w:lang w:val="en-US"/>
+              </w:rPr>
+              <w:t xml:space="preserve">    cout &lt;&lt; "Задание 1.\n";</w:t>
+            </w:r>
+          </w:p>
+          <w:p>
+            <w:pPr>
+              <w:spacing w:after="0" w:line="240" w:lineRule="auto"/>
+              <w:rPr>
+                <w:rFonts w:hint="default" w:ascii="Consolas" w:hAnsi="Consolas"/>
+                <w:sz w:val="20"/>
+                <w:szCs w:val="20"/>
+                <w:lang w:val="en-US"/>
+              </w:rPr>
+            </w:pPr>
+            <w:r>
+              <w:rPr>
+                <w:rFonts w:hint="default" w:ascii="Consolas" w:hAnsi="Consolas"/>
+                <w:sz w:val="20"/>
+                <w:szCs w:val="20"/>
+                <w:lang w:val="en-US"/>
+              </w:rPr>
+              <w:t xml:space="preserve">    cout &lt;&lt; "\tПроизведение всех положительных\n\tчисел над побочной "</w:t>
+            </w:r>
+          </w:p>
+          <w:p>
+            <w:pPr>
+              <w:spacing w:after="0" w:line="240" w:lineRule="auto"/>
+              <w:rPr>
+                <w:rFonts w:hint="default" w:ascii="Consolas" w:hAnsi="Consolas"/>
+                <w:sz w:val="20"/>
+                <w:szCs w:val="20"/>
+                <w:lang w:val="en-US"/>
+              </w:rPr>
+            </w:pPr>
+            <w:r>
+              <w:rPr>
+                <w:rFonts w:hint="default" w:ascii="Consolas" w:hAnsi="Consolas"/>
+                <w:sz w:val="20"/>
+                <w:szCs w:val="20"/>
+                <w:lang w:val="en-US"/>
+              </w:rPr>
+              <w:t xml:space="preserve">            "диагональю равно "</w:t>
+            </w:r>
+          </w:p>
+          <w:p>
+            <w:pPr>
+              <w:spacing w:after="0" w:line="240" w:lineRule="auto"/>
+              <w:rPr>
+                <w:rFonts w:hint="default" w:ascii="Consolas" w:hAnsi="Consolas"/>
+                <w:sz w:val="20"/>
+                <w:szCs w:val="20"/>
+                <w:lang w:val="en-US"/>
+              </w:rPr>
+            </w:pPr>
+            <w:r>
+              <w:rPr>
+                <w:rFonts w:hint="default" w:ascii="Consolas" w:hAnsi="Consolas"/>
+                <w:sz w:val="20"/>
+                <w:szCs w:val="20"/>
+                <w:lang w:val="en-US"/>
+              </w:rPr>
+              <w:t xml:space="preserve">         &lt;&lt; prod &lt;&lt; endl;</w:t>
+            </w:r>
+          </w:p>
+          <w:p>
+            <w:pPr>
+              <w:spacing w:after="0" w:line="240" w:lineRule="auto"/>
+              <w:rPr>
+                <w:rFonts w:hint="default" w:ascii="Consolas" w:hAnsi="Consolas"/>
+                <w:sz w:val="20"/>
+                <w:szCs w:val="20"/>
+                <w:lang w:val="en-US"/>
+              </w:rPr>
+            </w:pPr>
+            <w:r>
+              <w:rPr>
+                <w:rFonts w:hint="default" w:ascii="Consolas" w:hAnsi="Consolas"/>
+                <w:sz w:val="20"/>
+                <w:szCs w:val="20"/>
+                <w:lang w:val="en-US"/>
+              </w:rPr>
+              <w:t xml:space="preserve">  } else {</w:t>
+            </w:r>
+          </w:p>
+          <w:p>
+            <w:pPr>
+              <w:spacing w:after="0" w:line="240" w:lineRule="auto"/>
+              <w:rPr>
+                <w:rFonts w:hint="default" w:ascii="Consolas" w:hAnsi="Consolas"/>
+                <w:sz w:val="20"/>
+                <w:szCs w:val="20"/>
+                <w:lang w:val="en-US"/>
+              </w:rPr>
+            </w:pPr>
+            <w:r>
+              <w:rPr>
+                <w:rFonts w:hint="default" w:ascii="Consolas" w:hAnsi="Consolas"/>
+                <w:sz w:val="20"/>
+                <w:szCs w:val="20"/>
+                <w:lang w:val="en-US"/>
+              </w:rPr>
+              <w:t xml:space="preserve">    cout &lt;&lt; "Матрица не содержит положительных элементов над побочной "</w:t>
+            </w:r>
+          </w:p>
+          <w:p>
+            <w:pPr>
+              <w:spacing w:after="0" w:line="240" w:lineRule="auto"/>
+              <w:rPr>
+                <w:rFonts w:hint="default" w:ascii="Consolas" w:hAnsi="Consolas"/>
+                <w:sz w:val="20"/>
+                <w:szCs w:val="20"/>
+                <w:lang w:val="en-US"/>
+              </w:rPr>
+            </w:pPr>
+            <w:r>
+              <w:rPr>
+                <w:rFonts w:hint="default" w:ascii="Consolas" w:hAnsi="Consolas"/>
+                <w:sz w:val="20"/>
+                <w:szCs w:val="20"/>
+                <w:lang w:val="en-US"/>
+              </w:rPr>
+              <w:t xml:space="preserve">            "диагональю!\n";</w:t>
+            </w:r>
+          </w:p>
+          <w:p>
+            <w:pPr>
+              <w:spacing w:after="0" w:line="240" w:lineRule="auto"/>
+              <w:rPr>
+                <w:rFonts w:hint="default" w:ascii="Consolas" w:hAnsi="Consolas"/>
+                <w:sz w:val="20"/>
+                <w:szCs w:val="20"/>
+                <w:lang w:val="en-US"/>
+              </w:rPr>
+            </w:pPr>
+            <w:r>
+              <w:rPr>
+                <w:rFonts w:hint="default" w:ascii="Consolas" w:hAnsi="Consolas"/>
+                <w:sz w:val="20"/>
+                <w:szCs w:val="20"/>
+                <w:lang w:val="en-US"/>
+              </w:rPr>
+              <w:t xml:space="preserve">  }</w:t>
+            </w:r>
+          </w:p>
+          <w:p>
+            <w:pPr>
+              <w:spacing w:after="0" w:line="240" w:lineRule="auto"/>
+              <w:rPr>
+                <w:rFonts w:hint="default" w:ascii="Consolas" w:hAnsi="Consolas"/>
+                <w:sz w:val="20"/>
+                <w:szCs w:val="20"/>
+                <w:lang w:val="en-US"/>
+              </w:rPr>
+            </w:pPr>
+          </w:p>
+          <w:p>
+            <w:pPr>
+              <w:spacing w:after="0" w:line="240" w:lineRule="auto"/>
+              <w:rPr>
+                <w:rFonts w:hint="default" w:ascii="Consolas" w:hAnsi="Consolas"/>
+                <w:sz w:val="20"/>
+                <w:szCs w:val="20"/>
+                <w:lang w:val="en-US"/>
+              </w:rPr>
+            </w:pPr>
+            <w:r>
+              <w:rPr>
+                <w:rFonts w:hint="default" w:ascii="Consolas" w:hAnsi="Consolas"/>
+                <w:sz w:val="20"/>
+                <w:szCs w:val="20"/>
+                <w:lang w:val="en-US"/>
+              </w:rPr>
+              <w:t xml:space="preserve">  // второе задание: поиск максимума среди сумм</w:t>
+            </w:r>
+          </w:p>
+          <w:p>
+            <w:pPr>
+              <w:spacing w:after="0" w:line="240" w:lineRule="auto"/>
+              <w:rPr>
+                <w:rFonts w:hint="default" w:ascii="Consolas" w:hAnsi="Consolas"/>
+                <w:sz w:val="20"/>
+                <w:szCs w:val="20"/>
+                <w:lang w:val="en-US"/>
+              </w:rPr>
+            </w:pPr>
+            <w:r>
+              <w:rPr>
+                <w:rFonts w:hint="default" w:ascii="Consolas" w:hAnsi="Consolas"/>
+                <w:sz w:val="20"/>
+                <w:szCs w:val="20"/>
+                <w:lang w:val="en-US"/>
+              </w:rPr>
+              <w:t xml:space="preserve">  // по строкам нечётных элементов матрицы</w:t>
+            </w:r>
+          </w:p>
+          <w:p>
+            <w:pPr>
+              <w:spacing w:after="0" w:line="240" w:lineRule="auto"/>
+              <w:rPr>
+                <w:rFonts w:hint="default" w:ascii="Consolas" w:hAnsi="Consolas"/>
+                <w:sz w:val="20"/>
+                <w:szCs w:val="20"/>
+                <w:lang w:val="en-US"/>
+              </w:rPr>
+            </w:pPr>
+            <w:r>
+              <w:rPr>
+                <w:rFonts w:hint="default" w:ascii="Consolas" w:hAnsi="Consolas"/>
+                <w:sz w:val="20"/>
+                <w:szCs w:val="20"/>
+                <w:lang w:val="en-US"/>
+              </w:rPr>
+              <w:t xml:space="preserve">  cout &lt;&lt; "\nЗадание 2.\n";</w:t>
+            </w:r>
+          </w:p>
+          <w:p>
+            <w:pPr>
+              <w:spacing w:after="0" w:line="240" w:lineRule="auto"/>
+              <w:rPr>
+                <w:rFonts w:hint="default" w:ascii="Consolas" w:hAnsi="Consolas"/>
+                <w:sz w:val="20"/>
+                <w:szCs w:val="20"/>
+                <w:lang w:val="en-US"/>
+              </w:rPr>
+            </w:pPr>
+            <w:r>
+              <w:rPr>
+                <w:rFonts w:hint="default" w:ascii="Consolas" w:hAnsi="Consolas"/>
+                <w:sz w:val="20"/>
+                <w:szCs w:val="20"/>
+                <w:lang w:val="en-US"/>
+              </w:rPr>
+              <w:t xml:space="preserve">  cout &lt;&lt; "\tСуммы по строкам нечётных элементов матрицы равны:\n";</w:t>
+            </w:r>
+          </w:p>
+          <w:p>
+            <w:pPr>
+              <w:spacing w:after="0" w:line="240" w:lineRule="auto"/>
+              <w:rPr>
+                <w:rFonts w:hint="default" w:ascii="Consolas" w:hAnsi="Consolas"/>
+                <w:sz w:val="20"/>
+                <w:szCs w:val="20"/>
+                <w:lang w:val="en-US"/>
+              </w:rPr>
+            </w:pPr>
+          </w:p>
+          <w:p>
+            <w:pPr>
+              <w:spacing w:after="0" w:line="240" w:lineRule="auto"/>
+              <w:rPr>
+                <w:rFonts w:hint="default" w:ascii="Consolas" w:hAnsi="Consolas"/>
+                <w:sz w:val="20"/>
+                <w:szCs w:val="20"/>
+                <w:lang w:val="en-US"/>
+              </w:rPr>
+            </w:pPr>
+            <w:r>
+              <w:rPr>
+                <w:rFonts w:hint="default" w:ascii="Consolas" w:hAnsi="Consolas"/>
+                <w:sz w:val="20"/>
+                <w:szCs w:val="20"/>
+                <w:lang w:val="en-US"/>
+              </w:rPr>
+              <w:t xml:space="preserve">  // инициализация переменных</w:t>
+            </w:r>
+          </w:p>
+          <w:p>
+            <w:pPr>
+              <w:spacing w:after="0" w:line="240" w:lineRule="auto"/>
+              <w:rPr>
+                <w:rFonts w:hint="default" w:ascii="Consolas" w:hAnsi="Consolas"/>
+                <w:sz w:val="20"/>
+                <w:szCs w:val="20"/>
+                <w:lang w:val="en-US"/>
+              </w:rPr>
+            </w:pPr>
+            <w:r>
+              <w:rPr>
+                <w:rFonts w:hint="default" w:ascii="Consolas" w:hAnsi="Consolas"/>
+                <w:sz w:val="20"/>
+                <w:szCs w:val="20"/>
+                <w:lang w:val="en-US"/>
+              </w:rPr>
+              <w:t xml:space="preserve">  int oddRowSums[NMAX];</w:t>
+            </w:r>
+          </w:p>
+          <w:p>
+            <w:pPr>
+              <w:spacing w:after="0" w:line="240" w:lineRule="auto"/>
+              <w:rPr>
+                <w:rFonts w:hint="default" w:ascii="Consolas" w:hAnsi="Consolas"/>
+                <w:sz w:val="20"/>
+                <w:szCs w:val="20"/>
+                <w:lang w:val="en-US"/>
+              </w:rPr>
+            </w:pPr>
+          </w:p>
+          <w:p>
+            <w:pPr>
+              <w:spacing w:after="0" w:line="240" w:lineRule="auto"/>
+              <w:rPr>
+                <w:rFonts w:hint="default" w:ascii="Consolas" w:hAnsi="Consolas"/>
+                <w:sz w:val="20"/>
+                <w:szCs w:val="20"/>
+                <w:lang w:val="en-US"/>
+              </w:rPr>
+            </w:pPr>
+            <w:r>
+              <w:rPr>
+                <w:rFonts w:hint="default" w:ascii="Consolas" w:hAnsi="Consolas"/>
+                <w:sz w:val="20"/>
+                <w:szCs w:val="20"/>
+                <w:lang w:val="en-US"/>
+              </w:rPr>
+              <w:t xml:space="preserve">  // посчёт и вывод сумм</w:t>
+            </w:r>
+          </w:p>
+          <w:p>
+            <w:pPr>
+              <w:spacing w:after="0" w:line="240" w:lineRule="auto"/>
+              <w:rPr>
+                <w:rFonts w:hint="default" w:ascii="Consolas" w:hAnsi="Consolas"/>
+                <w:sz w:val="20"/>
+                <w:szCs w:val="20"/>
+                <w:lang w:val="en-US"/>
+              </w:rPr>
+            </w:pPr>
+            <w:r>
+              <w:rPr>
+                <w:rFonts w:hint="default" w:ascii="Consolas" w:hAnsi="Consolas"/>
+                <w:sz w:val="20"/>
+                <w:szCs w:val="20"/>
+                <w:lang w:val="en-US"/>
+              </w:rPr>
+              <w:t xml:space="preserve">  for (int i = 0; i &lt; N; i++) {</w:t>
+            </w:r>
+          </w:p>
+          <w:p>
+            <w:pPr>
+              <w:spacing w:after="0" w:line="240" w:lineRule="auto"/>
+              <w:rPr>
+                <w:rFonts w:hint="default" w:ascii="Consolas" w:hAnsi="Consolas"/>
+                <w:sz w:val="20"/>
+                <w:szCs w:val="20"/>
+                <w:lang w:val="en-US"/>
+              </w:rPr>
+            </w:pPr>
+            <w:r>
+              <w:rPr>
+                <w:rFonts w:hint="default" w:ascii="Consolas" w:hAnsi="Consolas"/>
+                <w:sz w:val="20"/>
+                <w:szCs w:val="20"/>
+                <w:lang w:val="en-US"/>
+              </w:rPr>
+              <w:t xml:space="preserve">    oddRowSums[i] = 0;</w:t>
+            </w:r>
+          </w:p>
+          <w:p>
+            <w:pPr>
+              <w:spacing w:after="0" w:line="240" w:lineRule="auto"/>
+              <w:rPr>
+                <w:rFonts w:hint="default" w:ascii="Consolas" w:hAnsi="Consolas"/>
+                <w:sz w:val="20"/>
+                <w:szCs w:val="20"/>
+                <w:lang w:val="en-US"/>
+              </w:rPr>
+            </w:pPr>
+            <w:r>
+              <w:rPr>
+                <w:rFonts w:hint="default" w:ascii="Consolas" w:hAnsi="Consolas"/>
+                <w:sz w:val="20"/>
+                <w:szCs w:val="20"/>
+                <w:lang w:val="en-US"/>
+              </w:rPr>
+              <w:t xml:space="preserve">    for (int j = 0; j &lt; N; j++) {</w:t>
+            </w:r>
+          </w:p>
+          <w:p>
+            <w:pPr>
+              <w:spacing w:after="0" w:line="240" w:lineRule="auto"/>
+              <w:rPr>
+                <w:rFonts w:hint="default" w:ascii="Consolas" w:hAnsi="Consolas"/>
+                <w:sz w:val="20"/>
+                <w:szCs w:val="20"/>
+                <w:lang w:val="en-US"/>
+              </w:rPr>
+            </w:pPr>
+            <w:r>
+              <w:rPr>
+                <w:rFonts w:hint="default" w:ascii="Consolas" w:hAnsi="Consolas"/>
+                <w:sz w:val="20"/>
+                <w:szCs w:val="20"/>
+                <w:lang w:val="en-US"/>
+              </w:rPr>
+              <w:t xml:space="preserve">      if (matr[i][j] % 2 != 0)</w:t>
+            </w:r>
+          </w:p>
+          <w:p>
+            <w:pPr>
+              <w:spacing w:after="0" w:line="240" w:lineRule="auto"/>
+              <w:rPr>
+                <w:rFonts w:hint="default" w:ascii="Consolas" w:hAnsi="Consolas"/>
+                <w:sz w:val="20"/>
+                <w:szCs w:val="20"/>
+                <w:lang w:val="en-US"/>
+              </w:rPr>
+            </w:pPr>
+            <w:r>
+              <w:rPr>
+                <w:rFonts w:hint="default" w:ascii="Consolas" w:hAnsi="Consolas"/>
+                <w:sz w:val="20"/>
+                <w:szCs w:val="20"/>
+                <w:lang w:val="en-US"/>
+              </w:rPr>
+              <w:t xml:space="preserve">        oddRowSums[i] += matr[i][j];</w:t>
+            </w:r>
+          </w:p>
+          <w:p>
+            <w:pPr>
+              <w:spacing w:after="0" w:line="240" w:lineRule="auto"/>
+              <w:rPr>
+                <w:rFonts w:hint="default" w:ascii="Consolas" w:hAnsi="Consolas"/>
+                <w:sz w:val="20"/>
+                <w:szCs w:val="20"/>
+                <w:lang w:val="en-US"/>
+              </w:rPr>
+            </w:pPr>
+            <w:r>
+              <w:rPr>
+                <w:rFonts w:hint="default" w:ascii="Consolas" w:hAnsi="Consolas"/>
+                <w:sz w:val="20"/>
+                <w:szCs w:val="20"/>
+                <w:lang w:val="en-US"/>
+              </w:rPr>
+              <w:t xml:space="preserve">    }</w:t>
+            </w:r>
+          </w:p>
+          <w:p>
+            <w:pPr>
+              <w:spacing w:after="0" w:line="240" w:lineRule="auto"/>
+              <w:rPr>
+                <w:rFonts w:hint="default" w:ascii="Consolas" w:hAnsi="Consolas"/>
+                <w:sz w:val="20"/>
+                <w:szCs w:val="20"/>
+                <w:lang w:val="en-US"/>
+              </w:rPr>
+            </w:pPr>
+            <w:r>
+              <w:rPr>
+                <w:rFonts w:hint="default" w:ascii="Consolas" w:hAnsi="Consolas"/>
+                <w:sz w:val="20"/>
+                <w:szCs w:val="20"/>
+                <w:lang w:val="en-US"/>
+              </w:rPr>
+              <w:t xml:space="preserve">    cout &lt;&lt; "\t\toddRowSums[" &lt;&lt; i &lt;&lt; "]=" &lt;&lt; oddRowSums[i] &lt;&lt; "\n";</w:t>
+            </w:r>
+          </w:p>
+          <w:p>
+            <w:pPr>
+              <w:spacing w:after="0" w:line="240" w:lineRule="auto"/>
+              <w:rPr>
+                <w:rFonts w:hint="default" w:ascii="Consolas" w:hAnsi="Consolas"/>
+                <w:sz w:val="20"/>
+                <w:szCs w:val="20"/>
+                <w:lang w:val="en-US"/>
+              </w:rPr>
+            </w:pPr>
+            <w:r>
+              <w:rPr>
+                <w:rFonts w:hint="default" w:ascii="Consolas" w:hAnsi="Consolas"/>
+                <w:sz w:val="20"/>
+                <w:szCs w:val="20"/>
+                <w:lang w:val="en-US"/>
+              </w:rPr>
+              <w:t xml:space="preserve">  }</w:t>
+            </w:r>
+          </w:p>
+          <w:p>
+            <w:pPr>
+              <w:spacing w:after="0" w:line="240" w:lineRule="auto"/>
+              <w:rPr>
+                <w:rFonts w:hint="default" w:ascii="Consolas" w:hAnsi="Consolas"/>
+                <w:sz w:val="20"/>
+                <w:szCs w:val="20"/>
+                <w:lang w:val="en-US"/>
+              </w:rPr>
+            </w:pPr>
+          </w:p>
+          <w:p>
+            <w:pPr>
+              <w:spacing w:after="0" w:line="240" w:lineRule="auto"/>
+              <w:rPr>
+                <w:rFonts w:hint="default" w:ascii="Consolas" w:hAnsi="Consolas"/>
+                <w:sz w:val="20"/>
+                <w:szCs w:val="20"/>
+                <w:lang w:val="en-US"/>
+              </w:rPr>
+            </w:pPr>
+            <w:r>
+              <w:rPr>
+                <w:rFonts w:hint="default" w:ascii="Consolas" w:hAnsi="Consolas"/>
+                <w:sz w:val="20"/>
+                <w:szCs w:val="20"/>
+                <w:lang w:val="en-US"/>
+              </w:rPr>
+              <w:t xml:space="preserve">  // инициализация переменных</w:t>
+            </w:r>
+          </w:p>
+          <w:p>
+            <w:pPr>
+              <w:spacing w:after="0" w:line="240" w:lineRule="auto"/>
+              <w:rPr>
+                <w:rFonts w:hint="default" w:ascii="Consolas" w:hAnsi="Consolas"/>
+                <w:sz w:val="20"/>
+                <w:szCs w:val="20"/>
+                <w:lang w:val="en-US"/>
+              </w:rPr>
+            </w:pPr>
+            <w:r>
+              <w:rPr>
+                <w:rFonts w:hint="default" w:ascii="Consolas" w:hAnsi="Consolas"/>
+                <w:sz w:val="20"/>
+                <w:szCs w:val="20"/>
+                <w:lang w:val="en-US"/>
+              </w:rPr>
+              <w:t xml:space="preserve">  int maxi = 0;</w:t>
+            </w:r>
+          </w:p>
+          <w:p>
+            <w:pPr>
+              <w:spacing w:after="0" w:line="240" w:lineRule="auto"/>
+              <w:rPr>
+                <w:rFonts w:hint="default" w:ascii="Consolas" w:hAnsi="Consolas"/>
+                <w:sz w:val="20"/>
+                <w:szCs w:val="20"/>
+                <w:lang w:val="en-US"/>
+              </w:rPr>
+            </w:pPr>
+            <w:r>
+              <w:rPr>
+                <w:rFonts w:hint="default" w:ascii="Consolas" w:hAnsi="Consolas"/>
+                <w:sz w:val="20"/>
+                <w:szCs w:val="20"/>
+                <w:lang w:val="en-US"/>
+              </w:rPr>
+              <w:t xml:space="preserve">  int max = oddRowSums[0];</w:t>
+            </w:r>
+          </w:p>
+          <w:p>
+            <w:pPr>
+              <w:spacing w:after="0" w:line="240" w:lineRule="auto"/>
+              <w:rPr>
+                <w:rFonts w:hint="default" w:ascii="Consolas" w:hAnsi="Consolas"/>
+                <w:sz w:val="20"/>
+                <w:szCs w:val="20"/>
+                <w:lang w:val="en-US"/>
+              </w:rPr>
+            </w:pPr>
+            <w:r>
+              <w:rPr>
+                <w:rFonts w:hint="default" w:ascii="Consolas" w:hAnsi="Consolas"/>
+                <w:sz w:val="20"/>
+                <w:szCs w:val="20"/>
+                <w:lang w:val="en-US"/>
+              </w:rPr>
+              <w:t xml:space="preserve">  // поиск максимума</w:t>
+            </w:r>
+          </w:p>
+          <w:p>
+            <w:pPr>
+              <w:spacing w:after="0" w:line="240" w:lineRule="auto"/>
+              <w:rPr>
+                <w:rFonts w:hint="default" w:ascii="Consolas" w:hAnsi="Consolas"/>
+                <w:sz w:val="20"/>
+                <w:szCs w:val="20"/>
+                <w:lang w:val="en-US"/>
+              </w:rPr>
+            </w:pPr>
+            <w:r>
+              <w:rPr>
+                <w:rFonts w:hint="default" w:ascii="Consolas" w:hAnsi="Consolas"/>
+                <w:sz w:val="20"/>
+                <w:szCs w:val="20"/>
+                <w:lang w:val="en-US"/>
+              </w:rPr>
+              <w:t xml:space="preserve">  for (int i = 0; i &lt; N; i++) {</w:t>
+            </w:r>
+          </w:p>
+          <w:p>
+            <w:pPr>
+              <w:spacing w:after="0" w:line="240" w:lineRule="auto"/>
+              <w:rPr>
+                <w:rFonts w:hint="default" w:ascii="Consolas" w:hAnsi="Consolas"/>
+                <w:sz w:val="20"/>
+                <w:szCs w:val="20"/>
+                <w:lang w:val="en-US"/>
+              </w:rPr>
+            </w:pPr>
+            <w:r>
+              <w:rPr>
+                <w:rFonts w:hint="default" w:ascii="Consolas" w:hAnsi="Consolas"/>
+                <w:sz w:val="20"/>
+                <w:szCs w:val="20"/>
+                <w:lang w:val="en-US"/>
+              </w:rPr>
+              <w:t xml:space="preserve">    if (oddRowSums[i] &gt; max) {</w:t>
+            </w:r>
+          </w:p>
+          <w:p>
+            <w:pPr>
+              <w:spacing w:after="0" w:line="240" w:lineRule="auto"/>
+              <w:rPr>
+                <w:rFonts w:hint="default" w:ascii="Consolas" w:hAnsi="Consolas"/>
+                <w:sz w:val="20"/>
+                <w:szCs w:val="20"/>
+                <w:lang w:val="en-US"/>
+              </w:rPr>
+            </w:pPr>
+            <w:r>
+              <w:rPr>
+                <w:rFonts w:hint="default" w:ascii="Consolas" w:hAnsi="Consolas"/>
+                <w:sz w:val="20"/>
+                <w:szCs w:val="20"/>
+                <w:lang w:val="en-US"/>
+              </w:rPr>
+              <w:t xml:space="preserve">      max = oddRowSums[i];</w:t>
+            </w:r>
+          </w:p>
+          <w:p>
+            <w:pPr>
+              <w:spacing w:after="0" w:line="240" w:lineRule="auto"/>
+              <w:rPr>
+                <w:rFonts w:hint="default" w:ascii="Consolas" w:hAnsi="Consolas"/>
+                <w:sz w:val="20"/>
+                <w:szCs w:val="20"/>
+                <w:lang w:val="en-US"/>
+              </w:rPr>
+            </w:pPr>
+            <w:r>
+              <w:rPr>
+                <w:rFonts w:hint="default" w:ascii="Consolas" w:hAnsi="Consolas"/>
+                <w:sz w:val="20"/>
+                <w:szCs w:val="20"/>
+                <w:lang w:val="en-US"/>
+              </w:rPr>
+              <w:t xml:space="preserve">      maxi = i;</w:t>
+            </w:r>
+          </w:p>
+          <w:p>
+            <w:pPr>
+              <w:spacing w:after="0" w:line="240" w:lineRule="auto"/>
+              <w:rPr>
+                <w:rFonts w:hint="default" w:ascii="Consolas" w:hAnsi="Consolas"/>
+                <w:sz w:val="20"/>
+                <w:szCs w:val="20"/>
+                <w:lang w:val="en-US"/>
+              </w:rPr>
+            </w:pPr>
+            <w:r>
+              <w:rPr>
+                <w:rFonts w:hint="default" w:ascii="Consolas" w:hAnsi="Consolas"/>
+                <w:sz w:val="20"/>
+                <w:szCs w:val="20"/>
+                <w:lang w:val="en-US"/>
+              </w:rPr>
+              <w:t xml:space="preserve">    }</w:t>
+            </w:r>
+          </w:p>
+          <w:p>
+            <w:pPr>
+              <w:spacing w:after="0" w:line="240" w:lineRule="auto"/>
+              <w:rPr>
+                <w:rFonts w:hint="default" w:ascii="Consolas" w:hAnsi="Consolas"/>
+                <w:sz w:val="20"/>
+                <w:szCs w:val="20"/>
+                <w:lang w:val="en-US"/>
+              </w:rPr>
+            </w:pPr>
+            <w:r>
+              <w:rPr>
+                <w:rFonts w:hint="default" w:ascii="Consolas" w:hAnsi="Consolas"/>
+                <w:sz w:val="20"/>
+                <w:szCs w:val="20"/>
+                <w:lang w:val="en-US"/>
+              </w:rPr>
+              <w:t xml:space="preserve">  }</w:t>
+            </w:r>
+          </w:p>
+          <w:p>
+            <w:pPr>
+              <w:spacing w:after="0" w:line="240" w:lineRule="auto"/>
+              <w:rPr>
+                <w:rFonts w:hint="default" w:ascii="Consolas" w:hAnsi="Consolas"/>
+                <w:sz w:val="20"/>
+                <w:szCs w:val="20"/>
+                <w:lang w:val="en-US"/>
+              </w:rPr>
+            </w:pPr>
+            <w:r>
+              <w:rPr>
+                <w:rFonts w:hint="default" w:ascii="Consolas" w:hAnsi="Consolas"/>
+                <w:sz w:val="20"/>
+                <w:szCs w:val="20"/>
+                <w:lang w:val="en-US"/>
+              </w:rPr>
+              <w:t xml:space="preserve">  cout &lt;&lt; "\n\tmax(oddRowSums)=oddRowSums[" &lt;&lt; maxi &lt;&lt; "]=" &lt;&lt; max &lt;&lt; "\n";</w:t>
+            </w:r>
+          </w:p>
+          <w:p>
+            <w:pPr>
+              <w:spacing w:after="0" w:line="240" w:lineRule="auto"/>
+              <w:rPr>
+                <w:rFonts w:hint="default" w:ascii="Consolas" w:hAnsi="Consolas"/>
+                <w:sz w:val="20"/>
+                <w:szCs w:val="20"/>
+                <w:lang w:val="en-US"/>
+              </w:rPr>
+            </w:pPr>
+          </w:p>
+          <w:p>
+            <w:pPr>
+              <w:spacing w:after="0" w:line="240" w:lineRule="auto"/>
+              <w:rPr>
+                <w:rFonts w:hint="default" w:ascii="Consolas" w:hAnsi="Consolas"/>
+                <w:sz w:val="20"/>
+                <w:szCs w:val="20"/>
+                <w:lang w:val="en-US"/>
+              </w:rPr>
+            </w:pPr>
+            <w:r>
+              <w:rPr>
+                <w:rFonts w:hint="default" w:ascii="Consolas" w:hAnsi="Consolas"/>
+                <w:sz w:val="20"/>
+                <w:szCs w:val="20"/>
+                <w:lang w:val="en-US"/>
+              </w:rPr>
+              <w:t xml:space="preserve">  // обнуление oddRowSums</w:t>
+            </w:r>
+          </w:p>
+          <w:p>
+            <w:pPr>
+              <w:spacing w:after="0" w:line="240" w:lineRule="auto"/>
+              <w:rPr>
+                <w:rFonts w:hint="default" w:ascii="Consolas" w:hAnsi="Consolas"/>
+                <w:sz w:val="20"/>
+                <w:szCs w:val="20"/>
+                <w:lang w:val="en-US"/>
+              </w:rPr>
+            </w:pPr>
+            <w:r>
+              <w:rPr>
+                <w:rFonts w:hint="default" w:ascii="Consolas" w:hAnsi="Consolas"/>
+                <w:sz w:val="20"/>
+                <w:szCs w:val="20"/>
+                <w:lang w:val="en-US"/>
+              </w:rPr>
+              <w:t xml:space="preserve">  for (int i = 0; i &lt; N; i++)</w:t>
+            </w:r>
+          </w:p>
+          <w:p>
+            <w:pPr>
+              <w:spacing w:after="0" w:line="240" w:lineRule="auto"/>
+              <w:rPr>
+                <w:rFonts w:hint="default" w:ascii="Consolas" w:hAnsi="Consolas"/>
+                <w:sz w:val="20"/>
+                <w:szCs w:val="20"/>
+                <w:lang w:val="en-US"/>
+              </w:rPr>
+            </w:pPr>
+            <w:r>
+              <w:rPr>
+                <w:rFonts w:hint="default" w:ascii="Consolas" w:hAnsi="Consolas"/>
+                <w:sz w:val="20"/>
+                <w:szCs w:val="20"/>
+                <w:lang w:val="en-US"/>
+              </w:rPr>
+              <w:t xml:space="preserve">    oddRowSums[i] = 0;</w:t>
+            </w:r>
+          </w:p>
+          <w:p>
+            <w:pPr>
+              <w:spacing w:after="0" w:line="240" w:lineRule="auto"/>
+              <w:rPr>
+                <w:rFonts w:hint="default" w:ascii="Consolas" w:hAnsi="Consolas"/>
+                <w:sz w:val="20"/>
+                <w:szCs w:val="20"/>
+                <w:lang w:val="en-US"/>
+              </w:rPr>
+            </w:pPr>
+            <w:r>
+              <w:rPr>
+                <w:rFonts w:hint="default" w:ascii="Consolas" w:hAnsi="Consolas"/>
+                <w:sz w:val="20"/>
+                <w:szCs w:val="20"/>
+                <w:lang w:val="en-US"/>
+              </w:rPr>
+              <w:t xml:space="preserve">  // очистка матрицы</w:t>
+            </w:r>
+          </w:p>
+          <w:p>
+            <w:pPr>
+              <w:spacing w:after="0" w:line="240" w:lineRule="auto"/>
+              <w:rPr>
+                <w:rFonts w:hint="default" w:ascii="Consolas" w:hAnsi="Consolas"/>
+                <w:sz w:val="20"/>
+                <w:szCs w:val="20"/>
+                <w:lang w:val="en-US"/>
+              </w:rPr>
+            </w:pPr>
+            <w:r>
+              <w:rPr>
+                <w:rFonts w:hint="default" w:ascii="Consolas" w:hAnsi="Consolas"/>
+                <w:sz w:val="20"/>
+                <w:szCs w:val="20"/>
+                <w:lang w:val="en-US"/>
+              </w:rPr>
+              <w:t xml:space="preserve">  for (int i = 0; i &lt; N; i++)</w:t>
+            </w:r>
+          </w:p>
+          <w:p>
+            <w:pPr>
+              <w:spacing w:after="0" w:line="240" w:lineRule="auto"/>
+              <w:rPr>
+                <w:rFonts w:hint="default" w:ascii="Consolas" w:hAnsi="Consolas"/>
+                <w:sz w:val="20"/>
+                <w:szCs w:val="20"/>
+                <w:lang w:val="en-US"/>
+              </w:rPr>
+            </w:pPr>
+            <w:r>
+              <w:rPr>
+                <w:rFonts w:hint="default" w:ascii="Consolas" w:hAnsi="Consolas"/>
+                <w:sz w:val="20"/>
+                <w:szCs w:val="20"/>
+                <w:lang w:val="en-US"/>
+              </w:rPr>
+              <w:t xml:space="preserve">    for (int j = 0; j &lt; N; j++)</w:t>
+            </w:r>
+          </w:p>
+          <w:p>
+            <w:pPr>
+              <w:spacing w:after="0" w:line="240" w:lineRule="auto"/>
+              <w:rPr>
+                <w:rFonts w:hint="default" w:ascii="Consolas" w:hAnsi="Consolas"/>
+                <w:sz w:val="20"/>
+                <w:szCs w:val="20"/>
+                <w:lang w:val="en-US"/>
+              </w:rPr>
+            </w:pPr>
+            <w:r>
+              <w:rPr>
+                <w:rFonts w:hint="default" w:ascii="Consolas" w:hAnsi="Consolas"/>
+                <w:sz w:val="20"/>
+                <w:szCs w:val="20"/>
+                <w:lang w:val="en-US"/>
+              </w:rPr>
+              <w:t xml:space="preserve">      matr[i][j] = 0;</w:t>
+            </w:r>
+          </w:p>
+          <w:p>
+            <w:pPr>
+              <w:spacing w:after="0" w:line="240" w:lineRule="auto"/>
+              <w:rPr>
+                <w:rFonts w:hint="default" w:ascii="Consolas" w:hAnsi="Consolas"/>
+                <w:sz w:val="20"/>
+                <w:szCs w:val="20"/>
+                <w:lang w:val="en-US"/>
+              </w:rPr>
+            </w:pPr>
+            <w:r>
+              <w:rPr>
+                <w:rFonts w:hint="default" w:ascii="Consolas" w:hAnsi="Consolas"/>
+                <w:sz w:val="20"/>
+                <w:szCs w:val="20"/>
+                <w:lang w:val="en-US"/>
+              </w:rPr>
+              <w:t xml:space="preserve">  N = 0;</w:t>
+            </w:r>
+          </w:p>
+          <w:p>
+            <w:pPr>
+              <w:spacing w:after="0" w:line="240" w:lineRule="auto"/>
+              <w:rPr>
+                <w:rFonts w:hint="default" w:ascii="Consolas" w:hAnsi="Consolas"/>
+                <w:sz w:val="20"/>
+                <w:szCs w:val="20"/>
+                <w:lang w:val="en-US"/>
+              </w:rPr>
+            </w:pPr>
+            <w:r>
+              <w:rPr>
+                <w:rFonts w:hint="default" w:ascii="Consolas" w:hAnsi="Consolas"/>
+                <w:sz w:val="20"/>
+                <w:szCs w:val="20"/>
+                <w:lang w:val="en-US"/>
+              </w:rPr>
+              <w:t xml:space="preserve">  // Матрица B</w:t>
+            </w:r>
+          </w:p>
+          <w:p>
+            <w:pPr>
+              <w:spacing w:after="0" w:line="240" w:lineRule="auto"/>
+              <w:rPr>
+                <w:rFonts w:hint="default" w:ascii="Consolas" w:hAnsi="Consolas"/>
+                <w:sz w:val="20"/>
+                <w:szCs w:val="20"/>
+                <w:lang w:val="en-US"/>
+              </w:rPr>
+            </w:pPr>
+            <w:r>
+              <w:rPr>
+                <w:rFonts w:hint="default" w:ascii="Consolas" w:hAnsi="Consolas"/>
+                <w:sz w:val="20"/>
+                <w:szCs w:val="20"/>
+                <w:lang w:val="en-US"/>
+              </w:rPr>
+              <w:t xml:space="preserve">  fin.open(FNAME2);</w:t>
+            </w:r>
+          </w:p>
+          <w:p>
+            <w:pPr>
+              <w:spacing w:after="0" w:line="240" w:lineRule="auto"/>
+              <w:rPr>
+                <w:rFonts w:hint="default" w:ascii="Consolas" w:hAnsi="Consolas"/>
+                <w:sz w:val="20"/>
+                <w:szCs w:val="20"/>
+                <w:lang w:val="en-US"/>
+              </w:rPr>
+            </w:pPr>
+            <w:r>
+              <w:rPr>
+                <w:rFonts w:hint="default" w:ascii="Consolas" w:hAnsi="Consolas"/>
+                <w:sz w:val="20"/>
+                <w:szCs w:val="20"/>
+                <w:lang w:val="en-US"/>
+              </w:rPr>
+              <w:t xml:space="preserve">  // входной контроль</w:t>
+            </w:r>
+          </w:p>
+          <w:p>
+            <w:pPr>
+              <w:spacing w:after="0" w:line="240" w:lineRule="auto"/>
+              <w:rPr>
+                <w:rFonts w:hint="default" w:ascii="Consolas" w:hAnsi="Consolas"/>
+                <w:sz w:val="20"/>
+                <w:szCs w:val="20"/>
+                <w:lang w:val="en-US"/>
+              </w:rPr>
+            </w:pPr>
+            <w:r>
+              <w:rPr>
+                <w:rFonts w:hint="default" w:ascii="Consolas" w:hAnsi="Consolas"/>
+                <w:sz w:val="20"/>
+                <w:szCs w:val="20"/>
+                <w:lang w:val="en-US"/>
+              </w:rPr>
+              <w:t xml:space="preserve">  if (!fin) {</w:t>
+            </w:r>
+          </w:p>
+          <w:p>
+            <w:pPr>
+              <w:spacing w:after="0" w:line="240" w:lineRule="auto"/>
+              <w:rPr>
+                <w:rFonts w:hint="default" w:ascii="Consolas" w:hAnsi="Consolas"/>
+                <w:sz w:val="20"/>
+                <w:szCs w:val="20"/>
+                <w:lang w:val="en-US"/>
+              </w:rPr>
+            </w:pPr>
+            <w:r>
+              <w:rPr>
+                <w:rFonts w:hint="default" w:ascii="Consolas" w:hAnsi="Consolas"/>
+                <w:sz w:val="20"/>
+                <w:szCs w:val="20"/>
+                <w:lang w:val="en-US"/>
+              </w:rPr>
+              <w:t xml:space="preserve">    cout &lt;&lt; "Не удалось открыть файл!\n";</w:t>
+            </w:r>
+          </w:p>
+          <w:p>
+            <w:pPr>
+              <w:spacing w:after="0" w:line="240" w:lineRule="auto"/>
+              <w:rPr>
+                <w:rFonts w:hint="default" w:ascii="Consolas" w:hAnsi="Consolas"/>
+                <w:sz w:val="20"/>
+                <w:szCs w:val="20"/>
+                <w:lang w:val="en-US"/>
+              </w:rPr>
+            </w:pPr>
+            <w:r>
+              <w:rPr>
+                <w:rFonts w:hint="default" w:ascii="Consolas" w:hAnsi="Consolas"/>
+                <w:sz w:val="20"/>
+                <w:szCs w:val="20"/>
+                <w:lang w:val="en-US"/>
+              </w:rPr>
+              <w:t xml:space="preserve">    return 1;</w:t>
+            </w:r>
+          </w:p>
+          <w:p>
+            <w:pPr>
+              <w:spacing w:after="0" w:line="240" w:lineRule="auto"/>
+              <w:rPr>
+                <w:rFonts w:hint="default" w:ascii="Consolas" w:hAnsi="Consolas"/>
+                <w:sz w:val="20"/>
+                <w:szCs w:val="20"/>
+                <w:lang w:val="en-US"/>
+              </w:rPr>
+            </w:pPr>
+            <w:r>
+              <w:rPr>
+                <w:rFonts w:hint="default" w:ascii="Consolas" w:hAnsi="Consolas"/>
+                <w:sz w:val="20"/>
+                <w:szCs w:val="20"/>
+                <w:lang w:val="en-US"/>
+              </w:rPr>
+              <w:t xml:space="preserve">  }</w:t>
+            </w:r>
+          </w:p>
+          <w:p>
+            <w:pPr>
+              <w:spacing w:after="0" w:line="240" w:lineRule="auto"/>
+              <w:rPr>
+                <w:rFonts w:hint="default" w:ascii="Consolas" w:hAnsi="Consolas"/>
+                <w:sz w:val="20"/>
+                <w:szCs w:val="20"/>
+                <w:lang w:val="en-US"/>
+              </w:rPr>
+            </w:pPr>
+            <w:r>
+              <w:rPr>
+                <w:rFonts w:hint="default" w:ascii="Consolas" w:hAnsi="Consolas"/>
+                <w:sz w:val="20"/>
+                <w:szCs w:val="20"/>
+                <w:lang w:val="en-US"/>
+              </w:rPr>
+              <w:t xml:space="preserve">  fin &gt;&gt; N;</w:t>
+            </w:r>
+          </w:p>
+          <w:p>
+            <w:pPr>
+              <w:spacing w:after="0" w:line="240" w:lineRule="auto"/>
+              <w:rPr>
+                <w:rFonts w:hint="default" w:ascii="Consolas" w:hAnsi="Consolas"/>
+                <w:sz w:val="20"/>
+                <w:szCs w:val="20"/>
+                <w:lang w:val="en-US"/>
+              </w:rPr>
+            </w:pPr>
+            <w:r>
+              <w:rPr>
+                <w:rFonts w:hint="default" w:ascii="Consolas" w:hAnsi="Consolas"/>
+                <w:sz w:val="20"/>
+                <w:szCs w:val="20"/>
+                <w:lang w:val="en-US"/>
+              </w:rPr>
+              <w:t xml:space="preserve">  if (fin.fail()) {</w:t>
+            </w:r>
+          </w:p>
+          <w:p>
+            <w:pPr>
+              <w:spacing w:after="0" w:line="240" w:lineRule="auto"/>
+              <w:rPr>
+                <w:rFonts w:hint="default" w:ascii="Consolas" w:hAnsi="Consolas"/>
+                <w:sz w:val="20"/>
+                <w:szCs w:val="20"/>
+                <w:lang w:val="en-US"/>
+              </w:rPr>
+            </w:pPr>
+            <w:r>
+              <w:rPr>
+                <w:rFonts w:hint="default" w:ascii="Consolas" w:hAnsi="Consolas"/>
+                <w:sz w:val="20"/>
+                <w:szCs w:val="20"/>
+                <w:lang w:val="en-US"/>
+              </w:rPr>
+              <w:t xml:space="preserve">    cout &lt;&lt; "получено не число!\n";</w:t>
+            </w:r>
+          </w:p>
+          <w:p>
+            <w:pPr>
+              <w:spacing w:after="0" w:line="240" w:lineRule="auto"/>
+              <w:rPr>
+                <w:rFonts w:hint="default" w:ascii="Consolas" w:hAnsi="Consolas"/>
+                <w:sz w:val="20"/>
+                <w:szCs w:val="20"/>
+                <w:lang w:val="en-US"/>
+              </w:rPr>
+            </w:pPr>
+            <w:r>
+              <w:rPr>
+                <w:rFonts w:hint="default" w:ascii="Consolas" w:hAnsi="Consolas"/>
+                <w:sz w:val="20"/>
+                <w:szCs w:val="20"/>
+                <w:lang w:val="en-US"/>
+              </w:rPr>
+              <w:t xml:space="preserve">    return 4;</w:t>
+            </w:r>
+          </w:p>
+          <w:p>
+            <w:pPr>
+              <w:spacing w:after="0" w:line="240" w:lineRule="auto"/>
+              <w:rPr>
+                <w:rFonts w:hint="default" w:ascii="Consolas" w:hAnsi="Consolas"/>
+                <w:sz w:val="20"/>
+                <w:szCs w:val="20"/>
+                <w:lang w:val="en-US"/>
+              </w:rPr>
+            </w:pPr>
+            <w:r>
+              <w:rPr>
+                <w:rFonts w:hint="default" w:ascii="Consolas" w:hAnsi="Consolas"/>
+                <w:sz w:val="20"/>
+                <w:szCs w:val="20"/>
+                <w:lang w:val="en-US"/>
+              </w:rPr>
+              <w:t xml:space="preserve">  }</w:t>
+            </w:r>
+          </w:p>
+          <w:p>
+            <w:pPr>
+              <w:spacing w:after="0" w:line="240" w:lineRule="auto"/>
+              <w:rPr>
+                <w:rFonts w:hint="default" w:ascii="Consolas" w:hAnsi="Consolas"/>
+                <w:sz w:val="20"/>
+                <w:szCs w:val="20"/>
+                <w:lang w:val="en-US"/>
+              </w:rPr>
+            </w:pPr>
+            <w:r>
+              <w:rPr>
+                <w:rFonts w:hint="default" w:ascii="Consolas" w:hAnsi="Consolas"/>
+                <w:sz w:val="20"/>
+                <w:szCs w:val="20"/>
+                <w:lang w:val="en-US"/>
+              </w:rPr>
+              <w:t xml:space="preserve">  // считывает размера и матрицы из файла</w:t>
+            </w:r>
+          </w:p>
+          <w:p>
+            <w:pPr>
+              <w:spacing w:after="0" w:line="240" w:lineRule="auto"/>
+              <w:rPr>
+                <w:rFonts w:hint="default" w:ascii="Consolas" w:hAnsi="Consolas"/>
+                <w:sz w:val="20"/>
+                <w:szCs w:val="20"/>
+                <w:lang w:val="en-US"/>
+              </w:rPr>
+            </w:pPr>
+            <w:r>
+              <w:rPr>
+                <w:rFonts w:hint="default" w:ascii="Consolas" w:hAnsi="Consolas"/>
+                <w:sz w:val="20"/>
+                <w:szCs w:val="20"/>
+                <w:lang w:val="en-US"/>
+              </w:rPr>
+              <w:t xml:space="preserve">  if (N &lt;= 0 or N &gt; NMAX) {</w:t>
+            </w:r>
+          </w:p>
+          <w:p>
+            <w:pPr>
+              <w:spacing w:after="0" w:line="240" w:lineRule="auto"/>
+              <w:rPr>
+                <w:rFonts w:hint="default" w:ascii="Consolas" w:hAnsi="Consolas"/>
+                <w:sz w:val="20"/>
+                <w:szCs w:val="20"/>
+                <w:lang w:val="en-US"/>
+              </w:rPr>
+            </w:pPr>
+            <w:r>
+              <w:rPr>
+                <w:rFonts w:hint="default" w:ascii="Consolas" w:hAnsi="Consolas"/>
+                <w:sz w:val="20"/>
+                <w:szCs w:val="20"/>
+                <w:lang w:val="en-US"/>
+              </w:rPr>
+              <w:t xml:space="preserve">    cout &lt;&lt; "Задан неверный размер матрицы или размер превышает лимит!\n";</w:t>
+            </w:r>
+          </w:p>
+          <w:p>
+            <w:pPr>
+              <w:spacing w:after="0" w:line="240" w:lineRule="auto"/>
+              <w:rPr>
+                <w:rFonts w:hint="default" w:ascii="Consolas" w:hAnsi="Consolas"/>
+                <w:sz w:val="20"/>
+                <w:szCs w:val="20"/>
+                <w:lang w:val="en-US"/>
+              </w:rPr>
+            </w:pPr>
+            <w:r>
+              <w:rPr>
+                <w:rFonts w:hint="default" w:ascii="Consolas" w:hAnsi="Consolas"/>
+                <w:sz w:val="20"/>
+                <w:szCs w:val="20"/>
+                <w:lang w:val="en-US"/>
+              </w:rPr>
+              <w:t xml:space="preserve">    return 3;</w:t>
+            </w:r>
+          </w:p>
+          <w:p>
+            <w:pPr>
+              <w:spacing w:after="0" w:line="240" w:lineRule="auto"/>
+              <w:rPr>
+                <w:rFonts w:hint="default" w:ascii="Consolas" w:hAnsi="Consolas"/>
+                <w:sz w:val="20"/>
+                <w:szCs w:val="20"/>
+                <w:lang w:val="en-US"/>
+              </w:rPr>
+            </w:pPr>
+            <w:r>
+              <w:rPr>
+                <w:rFonts w:hint="default" w:ascii="Consolas" w:hAnsi="Consolas"/>
+                <w:sz w:val="20"/>
+                <w:szCs w:val="20"/>
+                <w:lang w:val="en-US"/>
+              </w:rPr>
+              <w:t xml:space="preserve">  }</w:t>
+            </w:r>
+          </w:p>
+          <w:p>
+            <w:pPr>
+              <w:spacing w:after="0" w:line="240" w:lineRule="auto"/>
+              <w:rPr>
+                <w:rFonts w:hint="default" w:ascii="Consolas" w:hAnsi="Consolas"/>
+                <w:sz w:val="20"/>
+                <w:szCs w:val="20"/>
+                <w:lang w:val="en-US"/>
+              </w:rPr>
+            </w:pPr>
+            <w:r>
+              <w:rPr>
+                <w:rFonts w:hint="default" w:ascii="Consolas" w:hAnsi="Consolas"/>
+                <w:sz w:val="20"/>
+                <w:szCs w:val="20"/>
+                <w:lang w:val="en-US"/>
+              </w:rPr>
+              <w:t xml:space="preserve">  for (int i = 0; i &lt; N; i++) {</w:t>
+            </w:r>
+          </w:p>
+          <w:p>
+            <w:pPr>
+              <w:spacing w:after="0" w:line="240" w:lineRule="auto"/>
+              <w:rPr>
+                <w:rFonts w:hint="default" w:ascii="Consolas" w:hAnsi="Consolas"/>
+                <w:sz w:val="20"/>
+                <w:szCs w:val="20"/>
+                <w:lang w:val="en-US"/>
+              </w:rPr>
+            </w:pPr>
+            <w:r>
+              <w:rPr>
+                <w:rFonts w:hint="default" w:ascii="Consolas" w:hAnsi="Consolas"/>
+                <w:sz w:val="20"/>
+                <w:szCs w:val="20"/>
+                <w:lang w:val="en-US"/>
+              </w:rPr>
+              <w:t xml:space="preserve">    for (int j = 0; j &lt; N; j++) {</w:t>
+            </w:r>
+          </w:p>
+          <w:p>
+            <w:pPr>
+              <w:spacing w:after="0" w:line="240" w:lineRule="auto"/>
+              <w:rPr>
+                <w:rFonts w:hint="default" w:ascii="Consolas" w:hAnsi="Consolas"/>
+                <w:sz w:val="20"/>
+                <w:szCs w:val="20"/>
+                <w:lang w:val="en-US"/>
+              </w:rPr>
+            </w:pPr>
+            <w:r>
+              <w:rPr>
+                <w:rFonts w:hint="default" w:ascii="Consolas" w:hAnsi="Consolas"/>
+                <w:sz w:val="20"/>
+                <w:szCs w:val="20"/>
+                <w:lang w:val="en-US"/>
+              </w:rPr>
+              <w:t xml:space="preserve">      fin &gt;&gt; matr[i][j];</w:t>
+            </w:r>
+          </w:p>
+          <w:p>
+            <w:pPr>
+              <w:spacing w:after="0" w:line="240" w:lineRule="auto"/>
+              <w:rPr>
+                <w:rFonts w:hint="default" w:ascii="Consolas" w:hAnsi="Consolas"/>
+                <w:sz w:val="20"/>
+                <w:szCs w:val="20"/>
+                <w:lang w:val="en-US"/>
+              </w:rPr>
+            </w:pPr>
+            <w:r>
+              <w:rPr>
+                <w:rFonts w:hint="default" w:ascii="Consolas" w:hAnsi="Consolas"/>
+                <w:sz w:val="20"/>
+                <w:szCs w:val="20"/>
+                <w:lang w:val="en-US"/>
+              </w:rPr>
+              <w:t xml:space="preserve">      if (fin.fail()) {</w:t>
+            </w:r>
+          </w:p>
+          <w:p>
+            <w:pPr>
+              <w:spacing w:after="0" w:line="240" w:lineRule="auto"/>
+              <w:rPr>
+                <w:rFonts w:hint="default" w:ascii="Consolas" w:hAnsi="Consolas"/>
+                <w:sz w:val="20"/>
+                <w:szCs w:val="20"/>
+                <w:lang w:val="en-US"/>
+              </w:rPr>
+            </w:pPr>
+            <w:r>
+              <w:rPr>
+                <w:rFonts w:hint="default" w:ascii="Consolas" w:hAnsi="Consolas"/>
+                <w:sz w:val="20"/>
+                <w:szCs w:val="20"/>
+                <w:lang w:val="en-US"/>
+              </w:rPr>
+              <w:t xml:space="preserve">        cout &lt;&lt; "получено не число!\n";</w:t>
+            </w:r>
+          </w:p>
+          <w:p>
+            <w:pPr>
+              <w:spacing w:after="0" w:line="240" w:lineRule="auto"/>
+              <w:rPr>
+                <w:rFonts w:hint="default" w:ascii="Consolas" w:hAnsi="Consolas"/>
+                <w:sz w:val="20"/>
+                <w:szCs w:val="20"/>
+                <w:lang w:val="en-US"/>
+              </w:rPr>
+            </w:pPr>
+            <w:r>
+              <w:rPr>
+                <w:rFonts w:hint="default" w:ascii="Consolas" w:hAnsi="Consolas"/>
+                <w:sz w:val="20"/>
+                <w:szCs w:val="20"/>
+                <w:lang w:val="en-US"/>
+              </w:rPr>
+              <w:t xml:space="preserve">        return 4;</w:t>
+            </w:r>
+          </w:p>
+          <w:p>
+            <w:pPr>
+              <w:spacing w:after="0" w:line="240" w:lineRule="auto"/>
+              <w:rPr>
+                <w:rFonts w:hint="default" w:ascii="Consolas" w:hAnsi="Consolas"/>
+                <w:sz w:val="20"/>
+                <w:szCs w:val="20"/>
+                <w:lang w:val="en-US"/>
+              </w:rPr>
+            </w:pPr>
+            <w:r>
+              <w:rPr>
+                <w:rFonts w:hint="default" w:ascii="Consolas" w:hAnsi="Consolas"/>
+                <w:sz w:val="20"/>
+                <w:szCs w:val="20"/>
+                <w:lang w:val="en-US"/>
+              </w:rPr>
+              <w:t xml:space="preserve">      }</w:t>
+            </w:r>
+          </w:p>
+          <w:p>
+            <w:pPr>
+              <w:spacing w:after="0" w:line="240" w:lineRule="auto"/>
+              <w:rPr>
+                <w:rFonts w:hint="default" w:ascii="Consolas" w:hAnsi="Consolas"/>
+                <w:sz w:val="20"/>
+                <w:szCs w:val="20"/>
+                <w:lang w:val="en-US"/>
+              </w:rPr>
+            </w:pPr>
+            <w:r>
+              <w:rPr>
+                <w:rFonts w:hint="default" w:ascii="Consolas" w:hAnsi="Consolas"/>
+                <w:sz w:val="20"/>
+                <w:szCs w:val="20"/>
+                <w:lang w:val="en-US"/>
+              </w:rPr>
+              <w:t xml:space="preserve">    }</w:t>
+            </w:r>
+          </w:p>
+          <w:p>
+            <w:pPr>
+              <w:spacing w:after="0" w:line="240" w:lineRule="auto"/>
+              <w:rPr>
+                <w:rFonts w:hint="default" w:ascii="Consolas" w:hAnsi="Consolas"/>
+                <w:sz w:val="20"/>
+                <w:szCs w:val="20"/>
+                <w:lang w:val="en-US"/>
+              </w:rPr>
+            </w:pPr>
+            <w:r>
+              <w:rPr>
+                <w:rFonts w:hint="default" w:ascii="Consolas" w:hAnsi="Consolas"/>
+                <w:sz w:val="20"/>
+                <w:szCs w:val="20"/>
+                <w:lang w:val="en-US"/>
+              </w:rPr>
+              <w:t xml:space="preserve">  }</w:t>
+            </w:r>
+          </w:p>
+          <w:p>
+            <w:pPr>
+              <w:spacing w:after="0" w:line="240" w:lineRule="auto"/>
+              <w:rPr>
+                <w:rFonts w:hint="default" w:ascii="Consolas" w:hAnsi="Consolas"/>
+                <w:sz w:val="20"/>
+                <w:szCs w:val="20"/>
+                <w:lang w:val="en-US"/>
+              </w:rPr>
+            </w:pPr>
+            <w:r>
+              <w:rPr>
+                <w:rFonts w:hint="default" w:ascii="Consolas" w:hAnsi="Consolas"/>
+                <w:sz w:val="20"/>
+                <w:szCs w:val="20"/>
+                <w:lang w:val="en-US"/>
+              </w:rPr>
+              <w:t xml:space="preserve">  fin.close(); // закрытие файла</w:t>
+            </w:r>
+          </w:p>
+          <w:p>
+            <w:pPr>
+              <w:spacing w:after="0" w:line="240" w:lineRule="auto"/>
+              <w:rPr>
+                <w:rFonts w:hint="default" w:ascii="Consolas" w:hAnsi="Consolas"/>
+                <w:sz w:val="20"/>
+                <w:szCs w:val="20"/>
+                <w:lang w:val="en-US"/>
+              </w:rPr>
+            </w:pPr>
+            <w:r>
+              <w:rPr>
+                <w:rFonts w:hint="default" w:ascii="Consolas" w:hAnsi="Consolas"/>
+                <w:sz w:val="20"/>
+                <w:szCs w:val="20"/>
+                <w:lang w:val="en-US"/>
+              </w:rPr>
+              <w:t xml:space="preserve">  // вывод матрицы</w:t>
+            </w:r>
+          </w:p>
+          <w:p>
+            <w:pPr>
+              <w:spacing w:after="0" w:line="240" w:lineRule="auto"/>
+              <w:rPr>
+                <w:rFonts w:hint="default" w:ascii="Consolas" w:hAnsi="Consolas"/>
+                <w:sz w:val="20"/>
+                <w:szCs w:val="20"/>
+                <w:lang w:val="en-US"/>
+              </w:rPr>
+            </w:pPr>
+            <w:r>
+              <w:rPr>
+                <w:rFonts w:hint="default" w:ascii="Consolas" w:hAnsi="Consolas"/>
+                <w:sz w:val="20"/>
+                <w:szCs w:val="20"/>
+                <w:lang w:val="en-US"/>
+              </w:rPr>
+              <w:t xml:space="preserve">  cout &lt;&lt; "\n</w:t>
+            </w:r>
+            <w:r>
+              <w:rPr>
+                <w:rFonts w:hint="default" w:ascii="Consolas" w:hAnsi="Consolas"/>
+                <w:sz w:val="20"/>
+                <w:szCs w:val="20"/>
+                <w:lang w:val="ru-RU"/>
+              </w:rPr>
+              <w:t>B</w:t>
+            </w:r>
+            <w:r>
+              <w:rPr>
+                <w:rFonts w:hint="default" w:ascii="Consolas" w:hAnsi="Consolas"/>
+                <w:sz w:val="20"/>
+                <w:szCs w:val="20"/>
+                <w:lang w:val="en-US"/>
+              </w:rPr>
+              <w:t>[" &lt;&lt; N &lt;&lt; "x" &lt;&lt; N &lt;&lt; "]=\n";</w:t>
+            </w:r>
+          </w:p>
+          <w:p>
+            <w:pPr>
+              <w:spacing w:after="0" w:line="240" w:lineRule="auto"/>
+              <w:rPr>
+                <w:rFonts w:hint="default" w:ascii="Consolas" w:hAnsi="Consolas"/>
+                <w:sz w:val="20"/>
+                <w:szCs w:val="20"/>
+                <w:lang w:val="en-US"/>
+              </w:rPr>
+            </w:pPr>
+            <w:r>
+              <w:rPr>
+                <w:rFonts w:hint="default" w:ascii="Consolas" w:hAnsi="Consolas"/>
+                <w:sz w:val="20"/>
+                <w:szCs w:val="20"/>
+                <w:lang w:val="en-US"/>
+              </w:rPr>
+              <w:t xml:space="preserve">  for (int i = 0; i &lt; N; i++) {</w:t>
+            </w:r>
+          </w:p>
+          <w:p>
+            <w:pPr>
+              <w:spacing w:after="0" w:line="240" w:lineRule="auto"/>
+              <w:rPr>
+                <w:rFonts w:hint="default" w:ascii="Consolas" w:hAnsi="Consolas"/>
+                <w:sz w:val="20"/>
+                <w:szCs w:val="20"/>
+                <w:lang w:val="en-US"/>
+              </w:rPr>
+            </w:pPr>
+            <w:r>
+              <w:rPr>
+                <w:rFonts w:hint="default" w:ascii="Consolas" w:hAnsi="Consolas"/>
+                <w:sz w:val="20"/>
+                <w:szCs w:val="20"/>
+                <w:lang w:val="en-US"/>
+              </w:rPr>
+              <w:t xml:space="preserve">    cout &lt;&lt; "\t";</w:t>
+            </w:r>
+          </w:p>
+          <w:p>
+            <w:pPr>
+              <w:spacing w:after="0" w:line="240" w:lineRule="auto"/>
+              <w:rPr>
+                <w:rFonts w:hint="default" w:ascii="Consolas" w:hAnsi="Consolas"/>
+                <w:sz w:val="20"/>
+                <w:szCs w:val="20"/>
+                <w:lang w:val="en-US"/>
+              </w:rPr>
+            </w:pPr>
+            <w:r>
+              <w:rPr>
+                <w:rFonts w:hint="default" w:ascii="Consolas" w:hAnsi="Consolas"/>
+                <w:sz w:val="20"/>
+                <w:szCs w:val="20"/>
+                <w:lang w:val="en-US"/>
+              </w:rPr>
+              <w:t xml:space="preserve">    for (int j = 0; j &lt; N; j++) {</w:t>
+            </w:r>
+          </w:p>
+          <w:p>
+            <w:pPr>
+              <w:spacing w:after="0" w:line="240" w:lineRule="auto"/>
+              <w:rPr>
+                <w:rFonts w:hint="default" w:ascii="Consolas" w:hAnsi="Consolas"/>
+                <w:sz w:val="20"/>
+                <w:szCs w:val="20"/>
+                <w:lang w:val="en-US"/>
+              </w:rPr>
+            </w:pPr>
+            <w:r>
+              <w:rPr>
+                <w:rFonts w:hint="default" w:ascii="Consolas" w:hAnsi="Consolas"/>
+                <w:sz w:val="20"/>
+                <w:szCs w:val="20"/>
+                <w:lang w:val="en-US"/>
+              </w:rPr>
+              <w:t xml:space="preserve">      cout &lt;&lt; matr[i][j] &lt;&lt; "\t";</w:t>
+            </w:r>
+          </w:p>
+          <w:p>
+            <w:pPr>
+              <w:spacing w:after="0" w:line="240" w:lineRule="auto"/>
+              <w:rPr>
+                <w:rFonts w:hint="default" w:ascii="Consolas" w:hAnsi="Consolas"/>
+                <w:sz w:val="20"/>
+                <w:szCs w:val="20"/>
+                <w:lang w:val="en-US"/>
+              </w:rPr>
+            </w:pPr>
+            <w:r>
+              <w:rPr>
+                <w:rFonts w:hint="default" w:ascii="Consolas" w:hAnsi="Consolas"/>
+                <w:sz w:val="20"/>
+                <w:szCs w:val="20"/>
+                <w:lang w:val="en-US"/>
+              </w:rPr>
+              <w:t xml:space="preserve">    }</w:t>
+            </w:r>
+          </w:p>
+          <w:p>
+            <w:pPr>
+              <w:spacing w:after="0" w:line="240" w:lineRule="auto"/>
+              <w:rPr>
+                <w:rFonts w:hint="default" w:ascii="Consolas" w:hAnsi="Consolas"/>
+                <w:sz w:val="20"/>
+                <w:szCs w:val="20"/>
+                <w:lang w:val="en-US"/>
+              </w:rPr>
+            </w:pPr>
+            <w:r>
+              <w:rPr>
+                <w:rFonts w:hint="default" w:ascii="Consolas" w:hAnsi="Consolas"/>
+                <w:sz w:val="20"/>
+                <w:szCs w:val="20"/>
+                <w:lang w:val="en-US"/>
+              </w:rPr>
+              <w:t xml:space="preserve">    // печать скобок</w:t>
+            </w:r>
+          </w:p>
+          <w:p>
+            <w:pPr>
+              <w:spacing w:after="0" w:line="240" w:lineRule="auto"/>
+              <w:rPr>
+                <w:rFonts w:hint="default" w:ascii="Consolas" w:hAnsi="Consolas"/>
+                <w:sz w:val="20"/>
+                <w:szCs w:val="20"/>
+                <w:lang w:val="en-US"/>
+              </w:rPr>
+            </w:pPr>
+            <w:r>
+              <w:rPr>
+                <w:rFonts w:hint="default" w:ascii="Consolas" w:hAnsi="Consolas"/>
+                <w:sz w:val="20"/>
+                <w:szCs w:val="20"/>
+                <w:lang w:val="en-US"/>
+              </w:rPr>
+              <w:t xml:space="preserve">    if (i == 0)</w:t>
+            </w:r>
+          </w:p>
+          <w:p>
+            <w:pPr>
+              <w:spacing w:after="0" w:line="240" w:lineRule="auto"/>
+              <w:rPr>
+                <w:rFonts w:hint="default" w:ascii="Consolas" w:hAnsi="Consolas"/>
+                <w:sz w:val="20"/>
+                <w:szCs w:val="20"/>
+                <w:lang w:val="en-US"/>
+              </w:rPr>
+            </w:pPr>
+            <w:r>
+              <w:rPr>
+                <w:rFonts w:hint="default" w:ascii="Consolas" w:hAnsi="Consolas"/>
+                <w:sz w:val="20"/>
+                <w:szCs w:val="20"/>
+                <w:lang w:val="en-US"/>
+              </w:rPr>
+              <w:t xml:space="preserve">      cout &lt;&lt; "╮\r╭";</w:t>
+            </w:r>
+          </w:p>
+          <w:p>
+            <w:pPr>
+              <w:spacing w:after="0" w:line="240" w:lineRule="auto"/>
+              <w:rPr>
+                <w:rFonts w:hint="default" w:ascii="Consolas" w:hAnsi="Consolas"/>
+                <w:sz w:val="20"/>
+                <w:szCs w:val="20"/>
+                <w:lang w:val="en-US"/>
+              </w:rPr>
+            </w:pPr>
+            <w:r>
+              <w:rPr>
+                <w:rFonts w:hint="default" w:ascii="Consolas" w:hAnsi="Consolas"/>
+                <w:sz w:val="20"/>
+                <w:szCs w:val="20"/>
+                <w:lang w:val="en-US"/>
+              </w:rPr>
+              <w:t xml:space="preserve">    else if (i == N - 1)</w:t>
+            </w:r>
+          </w:p>
+          <w:p>
+            <w:pPr>
+              <w:spacing w:after="0" w:line="240" w:lineRule="auto"/>
+              <w:rPr>
+                <w:rFonts w:hint="default" w:ascii="Consolas" w:hAnsi="Consolas"/>
+                <w:sz w:val="20"/>
+                <w:szCs w:val="20"/>
+                <w:lang w:val="en-US"/>
+              </w:rPr>
+            </w:pPr>
+            <w:r>
+              <w:rPr>
+                <w:rFonts w:hint="default" w:ascii="Consolas" w:hAnsi="Consolas"/>
+                <w:sz w:val="20"/>
+                <w:szCs w:val="20"/>
+                <w:lang w:val="en-US"/>
+              </w:rPr>
+              <w:t xml:space="preserve">      cout &lt;&lt; "╯\r╰";</w:t>
+            </w:r>
+          </w:p>
+          <w:p>
+            <w:pPr>
+              <w:spacing w:after="0" w:line="240" w:lineRule="auto"/>
+              <w:rPr>
+                <w:rFonts w:hint="default" w:ascii="Consolas" w:hAnsi="Consolas"/>
+                <w:sz w:val="20"/>
+                <w:szCs w:val="20"/>
+                <w:lang w:val="en-US"/>
+              </w:rPr>
+            </w:pPr>
+            <w:r>
+              <w:rPr>
+                <w:rFonts w:hint="default" w:ascii="Consolas" w:hAnsi="Consolas"/>
+                <w:sz w:val="20"/>
+                <w:szCs w:val="20"/>
+                <w:lang w:val="en-US"/>
+              </w:rPr>
+              <w:t xml:space="preserve">    else</w:t>
+            </w:r>
+          </w:p>
+          <w:p>
+            <w:pPr>
+              <w:spacing w:after="0" w:line="240" w:lineRule="auto"/>
+              <w:rPr>
+                <w:rFonts w:hint="default" w:ascii="Consolas" w:hAnsi="Consolas"/>
+                <w:sz w:val="20"/>
+                <w:szCs w:val="20"/>
+                <w:lang w:val="en-US"/>
+              </w:rPr>
+            </w:pPr>
+            <w:r>
+              <w:rPr>
+                <w:rFonts w:hint="default" w:ascii="Consolas" w:hAnsi="Consolas"/>
+                <w:sz w:val="20"/>
+                <w:szCs w:val="20"/>
+                <w:lang w:val="en-US"/>
+              </w:rPr>
+              <w:t xml:space="preserve">      cout &lt;&lt; "│\r│";</w:t>
+            </w:r>
+          </w:p>
+          <w:p>
+            <w:pPr>
+              <w:spacing w:after="0" w:line="240" w:lineRule="auto"/>
+              <w:rPr>
+                <w:rFonts w:hint="default" w:ascii="Consolas" w:hAnsi="Consolas"/>
+                <w:sz w:val="20"/>
+                <w:szCs w:val="20"/>
+                <w:lang w:val="en-US"/>
+              </w:rPr>
+            </w:pPr>
+            <w:r>
+              <w:rPr>
+                <w:rFonts w:hint="default" w:ascii="Consolas" w:hAnsi="Consolas"/>
+                <w:sz w:val="20"/>
+                <w:szCs w:val="20"/>
+                <w:lang w:val="en-US"/>
+              </w:rPr>
+              <w:t xml:space="preserve">    cout &lt;&lt; "\n";</w:t>
+            </w:r>
+          </w:p>
+          <w:p>
+            <w:pPr>
+              <w:spacing w:after="0" w:line="240" w:lineRule="auto"/>
+              <w:rPr>
+                <w:rFonts w:hint="default" w:ascii="Consolas" w:hAnsi="Consolas"/>
+                <w:sz w:val="20"/>
+                <w:szCs w:val="20"/>
+                <w:lang w:val="en-US"/>
+              </w:rPr>
+            </w:pPr>
+            <w:r>
+              <w:rPr>
+                <w:rFonts w:hint="default" w:ascii="Consolas" w:hAnsi="Consolas"/>
+                <w:sz w:val="20"/>
+                <w:szCs w:val="20"/>
+                <w:lang w:val="en-US"/>
+              </w:rPr>
+              <w:t xml:space="preserve">  }</w:t>
+            </w:r>
+          </w:p>
+          <w:p>
+            <w:pPr>
+              <w:spacing w:after="0" w:line="240" w:lineRule="auto"/>
+              <w:rPr>
+                <w:rFonts w:hint="default" w:ascii="Consolas" w:hAnsi="Consolas"/>
+                <w:sz w:val="20"/>
+                <w:szCs w:val="20"/>
+                <w:lang w:val="en-US"/>
+              </w:rPr>
+            </w:pPr>
+            <w:r>
+              <w:rPr>
+                <w:rFonts w:hint="default" w:ascii="Consolas" w:hAnsi="Consolas"/>
+                <w:sz w:val="20"/>
+                <w:szCs w:val="20"/>
+                <w:lang w:val="en-US"/>
+              </w:rPr>
+              <w:t xml:space="preserve">  // первое задание: поиск произведения всех</w:t>
+            </w:r>
+          </w:p>
+          <w:p>
+            <w:pPr>
+              <w:spacing w:after="0" w:line="240" w:lineRule="auto"/>
+              <w:rPr>
+                <w:rFonts w:hint="default" w:ascii="Consolas" w:hAnsi="Consolas"/>
+                <w:sz w:val="20"/>
+                <w:szCs w:val="20"/>
+                <w:lang w:val="en-US"/>
+              </w:rPr>
+            </w:pPr>
+            <w:r>
+              <w:rPr>
+                <w:rFonts w:hint="default" w:ascii="Consolas" w:hAnsi="Consolas"/>
+                <w:sz w:val="20"/>
+                <w:szCs w:val="20"/>
+                <w:lang w:val="en-US"/>
+              </w:rPr>
+              <w:t xml:space="preserve">  // положительных чисел над побочной диагональю</w:t>
+            </w:r>
+          </w:p>
+          <w:p>
+            <w:pPr>
+              <w:spacing w:after="0" w:line="240" w:lineRule="auto"/>
+              <w:rPr>
+                <w:rFonts w:hint="default" w:ascii="Consolas" w:hAnsi="Consolas"/>
+                <w:sz w:val="20"/>
+                <w:szCs w:val="20"/>
+                <w:lang w:val="en-US"/>
+              </w:rPr>
+            </w:pPr>
+            <w:r>
+              <w:rPr>
+                <w:rFonts w:hint="default" w:ascii="Consolas" w:hAnsi="Consolas"/>
+                <w:sz w:val="20"/>
+                <w:szCs w:val="20"/>
+                <w:lang w:val="en-US"/>
+              </w:rPr>
+              <w:t xml:space="preserve">  cout &lt;&lt; "\n";</w:t>
+            </w:r>
+          </w:p>
+          <w:p>
+            <w:pPr>
+              <w:spacing w:after="0" w:line="240" w:lineRule="auto"/>
+              <w:rPr>
+                <w:rFonts w:hint="default" w:ascii="Consolas" w:hAnsi="Consolas"/>
+                <w:sz w:val="20"/>
+                <w:szCs w:val="20"/>
+                <w:lang w:val="en-US"/>
+              </w:rPr>
+            </w:pPr>
+            <w:r>
+              <w:rPr>
+                <w:rFonts w:hint="default" w:ascii="Consolas" w:hAnsi="Consolas"/>
+                <w:sz w:val="20"/>
+                <w:szCs w:val="20"/>
+                <w:lang w:val="en-US"/>
+              </w:rPr>
+              <w:t xml:space="preserve">  // инициализация переменных</w:t>
+            </w:r>
+          </w:p>
+          <w:p>
+            <w:pPr>
+              <w:spacing w:after="0" w:line="240" w:lineRule="auto"/>
+              <w:rPr>
+                <w:rFonts w:hint="default" w:ascii="Consolas" w:hAnsi="Consolas"/>
+                <w:sz w:val="20"/>
+                <w:szCs w:val="20"/>
+                <w:lang w:val="en-US"/>
+              </w:rPr>
+            </w:pPr>
+            <w:r>
+              <w:rPr>
+                <w:rFonts w:hint="default" w:ascii="Consolas" w:hAnsi="Consolas"/>
+                <w:sz w:val="20"/>
+                <w:szCs w:val="20"/>
+                <w:lang w:val="en-US"/>
+              </w:rPr>
+              <w:t xml:space="preserve">  prod = 1;</w:t>
+            </w:r>
+          </w:p>
+          <w:p>
+            <w:pPr>
+              <w:spacing w:after="0" w:line="240" w:lineRule="auto"/>
+              <w:rPr>
+                <w:rFonts w:hint="default" w:ascii="Consolas" w:hAnsi="Consolas"/>
+                <w:sz w:val="20"/>
+                <w:szCs w:val="20"/>
+                <w:lang w:val="en-US"/>
+              </w:rPr>
+            </w:pPr>
+            <w:r>
+              <w:rPr>
+                <w:rFonts w:hint="default" w:ascii="Consolas" w:hAnsi="Consolas"/>
+                <w:sz w:val="20"/>
+                <w:szCs w:val="20"/>
+                <w:lang w:val="en-US"/>
+              </w:rPr>
+              <w:t xml:space="preserve">  is_elements = false;</w:t>
+            </w:r>
+          </w:p>
+          <w:p>
+            <w:pPr>
+              <w:spacing w:after="0" w:line="240" w:lineRule="auto"/>
+              <w:rPr>
+                <w:rFonts w:hint="default" w:ascii="Consolas" w:hAnsi="Consolas"/>
+                <w:sz w:val="20"/>
+                <w:szCs w:val="20"/>
+                <w:lang w:val="en-US"/>
+              </w:rPr>
+            </w:pPr>
+            <w:r>
+              <w:rPr>
+                <w:rFonts w:hint="default" w:ascii="Consolas" w:hAnsi="Consolas"/>
+                <w:sz w:val="20"/>
+                <w:szCs w:val="20"/>
+                <w:lang w:val="en-US"/>
+              </w:rPr>
+              <w:t xml:space="preserve">  // поиск элементов и подсчёт произведения</w:t>
+            </w:r>
+          </w:p>
+          <w:p>
+            <w:pPr>
+              <w:spacing w:after="0" w:line="240" w:lineRule="auto"/>
+              <w:rPr>
+                <w:rFonts w:hint="default" w:ascii="Consolas" w:hAnsi="Consolas"/>
+                <w:sz w:val="20"/>
+                <w:szCs w:val="20"/>
+                <w:lang w:val="en-US"/>
+              </w:rPr>
+            </w:pPr>
+            <w:r>
+              <w:rPr>
+                <w:rFonts w:hint="default" w:ascii="Consolas" w:hAnsi="Consolas"/>
+                <w:sz w:val="20"/>
+                <w:szCs w:val="20"/>
+                <w:lang w:val="en-US"/>
+              </w:rPr>
+              <w:t xml:space="preserve">  for (int i = 0; i &lt; N - 1; i++) {</w:t>
+            </w:r>
+          </w:p>
+          <w:p>
+            <w:pPr>
+              <w:spacing w:after="0" w:line="240" w:lineRule="auto"/>
+              <w:rPr>
+                <w:rFonts w:hint="default" w:ascii="Consolas" w:hAnsi="Consolas"/>
+                <w:sz w:val="20"/>
+                <w:szCs w:val="20"/>
+                <w:lang w:val="en-US"/>
+              </w:rPr>
+            </w:pPr>
+            <w:r>
+              <w:rPr>
+                <w:rFonts w:hint="default" w:ascii="Consolas" w:hAnsi="Consolas"/>
+                <w:sz w:val="20"/>
+                <w:szCs w:val="20"/>
+                <w:lang w:val="en-US"/>
+              </w:rPr>
+              <w:t xml:space="preserve">    for (int j = 0; j &lt; N - 1; j++) {</w:t>
+            </w:r>
+          </w:p>
+          <w:p>
+            <w:pPr>
+              <w:spacing w:after="0" w:line="240" w:lineRule="auto"/>
+              <w:rPr>
+                <w:rFonts w:hint="default" w:ascii="Consolas" w:hAnsi="Consolas"/>
+                <w:sz w:val="20"/>
+                <w:szCs w:val="20"/>
+                <w:lang w:val="en-US"/>
+              </w:rPr>
+            </w:pPr>
+            <w:r>
+              <w:rPr>
+                <w:rFonts w:hint="default" w:ascii="Consolas" w:hAnsi="Consolas"/>
+                <w:sz w:val="20"/>
+                <w:szCs w:val="20"/>
+                <w:lang w:val="en-US"/>
+              </w:rPr>
+              <w:t xml:space="preserve">      if ((i &lt; (N - 1 - j)) and matr[i][j] &gt; 0) {</w:t>
+            </w:r>
+          </w:p>
+          <w:p>
+            <w:pPr>
+              <w:spacing w:after="0" w:line="240" w:lineRule="auto"/>
+              <w:rPr>
+                <w:rFonts w:hint="default" w:ascii="Consolas" w:hAnsi="Consolas"/>
+                <w:sz w:val="20"/>
+                <w:szCs w:val="20"/>
+                <w:lang w:val="en-US"/>
+              </w:rPr>
+            </w:pPr>
+            <w:r>
+              <w:rPr>
+                <w:rFonts w:hint="default" w:ascii="Consolas" w:hAnsi="Consolas"/>
+                <w:sz w:val="20"/>
+                <w:szCs w:val="20"/>
+                <w:lang w:val="en-US"/>
+              </w:rPr>
+              <w:t xml:space="preserve">        prod *= matr[i][j];</w:t>
+            </w:r>
+          </w:p>
+          <w:p>
+            <w:pPr>
+              <w:spacing w:after="0" w:line="240" w:lineRule="auto"/>
+              <w:rPr>
+                <w:rFonts w:hint="default" w:ascii="Consolas" w:hAnsi="Consolas"/>
+                <w:sz w:val="20"/>
+                <w:szCs w:val="20"/>
+                <w:lang w:val="en-US"/>
+              </w:rPr>
+            </w:pPr>
+            <w:r>
+              <w:rPr>
+                <w:rFonts w:hint="default" w:ascii="Consolas" w:hAnsi="Consolas"/>
+                <w:sz w:val="20"/>
+                <w:szCs w:val="20"/>
+                <w:lang w:val="en-US"/>
+              </w:rPr>
+              <w:t xml:space="preserve">        is_elements = true;</w:t>
+            </w:r>
+          </w:p>
+          <w:p>
+            <w:pPr>
+              <w:spacing w:after="0" w:line="240" w:lineRule="auto"/>
+              <w:rPr>
+                <w:rFonts w:hint="default" w:ascii="Consolas" w:hAnsi="Consolas"/>
+                <w:sz w:val="20"/>
+                <w:szCs w:val="20"/>
+                <w:lang w:val="en-US"/>
+              </w:rPr>
+            </w:pPr>
+            <w:r>
+              <w:rPr>
+                <w:rFonts w:hint="default" w:ascii="Consolas" w:hAnsi="Consolas"/>
+                <w:sz w:val="20"/>
+                <w:szCs w:val="20"/>
+                <w:lang w:val="en-US"/>
+              </w:rPr>
+              <w:t xml:space="preserve">      }</w:t>
+            </w:r>
+          </w:p>
+          <w:p>
+            <w:pPr>
+              <w:spacing w:after="0" w:line="240" w:lineRule="auto"/>
+              <w:rPr>
+                <w:rFonts w:hint="default" w:ascii="Consolas" w:hAnsi="Consolas"/>
+                <w:sz w:val="20"/>
+                <w:szCs w:val="20"/>
+                <w:lang w:val="en-US"/>
+              </w:rPr>
+            </w:pPr>
+            <w:r>
+              <w:rPr>
+                <w:rFonts w:hint="default" w:ascii="Consolas" w:hAnsi="Consolas"/>
+                <w:sz w:val="20"/>
+                <w:szCs w:val="20"/>
+                <w:lang w:val="en-US"/>
+              </w:rPr>
+              <w:t xml:space="preserve">    }</w:t>
+            </w:r>
+          </w:p>
+          <w:p>
+            <w:pPr>
+              <w:spacing w:after="0" w:line="240" w:lineRule="auto"/>
+              <w:rPr>
+                <w:rFonts w:hint="default" w:ascii="Consolas" w:hAnsi="Consolas"/>
+                <w:sz w:val="20"/>
+                <w:szCs w:val="20"/>
+                <w:lang w:val="en-US"/>
+              </w:rPr>
+            </w:pPr>
+            <w:r>
+              <w:rPr>
+                <w:rFonts w:hint="default" w:ascii="Consolas" w:hAnsi="Consolas"/>
+                <w:sz w:val="20"/>
+                <w:szCs w:val="20"/>
+                <w:lang w:val="en-US"/>
+              </w:rPr>
+              <w:t xml:space="preserve">  }</w:t>
+            </w:r>
+          </w:p>
+          <w:p>
+            <w:pPr>
+              <w:spacing w:after="0" w:line="240" w:lineRule="auto"/>
+              <w:rPr>
+                <w:rFonts w:hint="default" w:ascii="Consolas" w:hAnsi="Consolas"/>
+                <w:sz w:val="20"/>
+                <w:szCs w:val="20"/>
+                <w:lang w:val="en-US"/>
+              </w:rPr>
+            </w:pPr>
+            <w:r>
+              <w:rPr>
+                <w:rFonts w:hint="default" w:ascii="Consolas" w:hAnsi="Consolas"/>
+                <w:sz w:val="20"/>
+                <w:szCs w:val="20"/>
+                <w:lang w:val="en-US"/>
+              </w:rPr>
+              <w:t xml:space="preserve">  // проверка на положительные элементы</w:t>
+            </w:r>
+          </w:p>
+          <w:p>
+            <w:pPr>
+              <w:spacing w:after="0" w:line="240" w:lineRule="auto"/>
+              <w:rPr>
+                <w:rFonts w:hint="default" w:ascii="Consolas" w:hAnsi="Consolas"/>
+                <w:sz w:val="20"/>
+                <w:szCs w:val="20"/>
+                <w:lang w:val="en-US"/>
+              </w:rPr>
+            </w:pPr>
+            <w:r>
+              <w:rPr>
+                <w:rFonts w:hint="default" w:ascii="Consolas" w:hAnsi="Consolas"/>
+                <w:sz w:val="20"/>
+                <w:szCs w:val="20"/>
+                <w:lang w:val="en-US"/>
+              </w:rPr>
+              <w:t xml:space="preserve">  if (is_elements) {</w:t>
+            </w:r>
+          </w:p>
+          <w:p>
+            <w:pPr>
+              <w:spacing w:after="0" w:line="240" w:lineRule="auto"/>
+              <w:rPr>
+                <w:rFonts w:hint="default" w:ascii="Consolas" w:hAnsi="Consolas"/>
+                <w:sz w:val="20"/>
+                <w:szCs w:val="20"/>
+                <w:lang w:val="en-US"/>
+              </w:rPr>
+            </w:pPr>
+            <w:r>
+              <w:rPr>
+                <w:rFonts w:hint="default" w:ascii="Consolas" w:hAnsi="Consolas"/>
+                <w:sz w:val="20"/>
+                <w:szCs w:val="20"/>
+                <w:lang w:val="en-US"/>
+              </w:rPr>
+              <w:t xml:space="preserve">    cout &lt;&lt; "Задание 1.\n";</w:t>
+            </w:r>
+          </w:p>
+          <w:p>
+            <w:pPr>
+              <w:spacing w:after="0" w:line="240" w:lineRule="auto"/>
+              <w:rPr>
+                <w:rFonts w:hint="default" w:ascii="Consolas" w:hAnsi="Consolas"/>
+                <w:sz w:val="20"/>
+                <w:szCs w:val="20"/>
+                <w:lang w:val="en-US"/>
+              </w:rPr>
+            </w:pPr>
+            <w:r>
+              <w:rPr>
+                <w:rFonts w:hint="default" w:ascii="Consolas" w:hAnsi="Consolas"/>
+                <w:sz w:val="20"/>
+                <w:szCs w:val="20"/>
+                <w:lang w:val="en-US"/>
+              </w:rPr>
+              <w:t xml:space="preserve">    cout &lt;&lt; "\tПроизведение всех положительных\n\tчисел над побочной "</w:t>
+            </w:r>
+          </w:p>
+          <w:p>
+            <w:pPr>
+              <w:spacing w:after="0" w:line="240" w:lineRule="auto"/>
+              <w:rPr>
+                <w:rFonts w:hint="default" w:ascii="Consolas" w:hAnsi="Consolas"/>
+                <w:sz w:val="20"/>
+                <w:szCs w:val="20"/>
+                <w:lang w:val="en-US"/>
+              </w:rPr>
+            </w:pPr>
+            <w:r>
+              <w:rPr>
+                <w:rFonts w:hint="default" w:ascii="Consolas" w:hAnsi="Consolas"/>
+                <w:sz w:val="20"/>
+                <w:szCs w:val="20"/>
+                <w:lang w:val="en-US"/>
+              </w:rPr>
+              <w:t xml:space="preserve">            "диагональю равно "</w:t>
+            </w:r>
+          </w:p>
+          <w:p>
+            <w:pPr>
+              <w:spacing w:after="0" w:line="240" w:lineRule="auto"/>
+              <w:rPr>
+                <w:rFonts w:hint="default" w:ascii="Consolas" w:hAnsi="Consolas"/>
+                <w:sz w:val="20"/>
+                <w:szCs w:val="20"/>
+                <w:lang w:val="en-US"/>
+              </w:rPr>
+            </w:pPr>
+            <w:r>
+              <w:rPr>
+                <w:rFonts w:hint="default" w:ascii="Consolas" w:hAnsi="Consolas"/>
+                <w:sz w:val="20"/>
+                <w:szCs w:val="20"/>
+                <w:lang w:val="en-US"/>
+              </w:rPr>
+              <w:t xml:space="preserve">         &lt;&lt; prod &lt;&lt; endl;</w:t>
+            </w:r>
+          </w:p>
+          <w:p>
+            <w:pPr>
+              <w:spacing w:after="0" w:line="240" w:lineRule="auto"/>
+              <w:rPr>
+                <w:rFonts w:hint="default" w:ascii="Consolas" w:hAnsi="Consolas"/>
+                <w:sz w:val="20"/>
+                <w:szCs w:val="20"/>
+                <w:lang w:val="en-US"/>
+              </w:rPr>
+            </w:pPr>
+            <w:r>
+              <w:rPr>
+                <w:rFonts w:hint="default" w:ascii="Consolas" w:hAnsi="Consolas"/>
+                <w:sz w:val="20"/>
+                <w:szCs w:val="20"/>
+                <w:lang w:val="en-US"/>
+              </w:rPr>
+              <w:t xml:space="preserve">  } else {</w:t>
+            </w:r>
+          </w:p>
+          <w:p>
+            <w:pPr>
+              <w:spacing w:after="0" w:line="240" w:lineRule="auto"/>
+              <w:rPr>
+                <w:rFonts w:hint="default" w:ascii="Consolas" w:hAnsi="Consolas"/>
+                <w:sz w:val="20"/>
+                <w:szCs w:val="20"/>
+                <w:lang w:val="en-US"/>
+              </w:rPr>
+            </w:pPr>
+            <w:r>
+              <w:rPr>
+                <w:rFonts w:hint="default" w:ascii="Consolas" w:hAnsi="Consolas"/>
+                <w:sz w:val="20"/>
+                <w:szCs w:val="20"/>
+                <w:lang w:val="en-US"/>
+              </w:rPr>
+              <w:t xml:space="preserve">    cout &lt;&lt; "Матрица не содержит положительных элементов над побочной "</w:t>
+            </w:r>
+          </w:p>
+          <w:p>
+            <w:pPr>
+              <w:spacing w:after="0" w:line="240" w:lineRule="auto"/>
+              <w:rPr>
+                <w:rFonts w:hint="default" w:ascii="Consolas" w:hAnsi="Consolas"/>
+                <w:sz w:val="20"/>
+                <w:szCs w:val="20"/>
+                <w:lang w:val="en-US"/>
+              </w:rPr>
+            </w:pPr>
+            <w:r>
+              <w:rPr>
+                <w:rFonts w:hint="default" w:ascii="Consolas" w:hAnsi="Consolas"/>
+                <w:sz w:val="20"/>
+                <w:szCs w:val="20"/>
+                <w:lang w:val="en-US"/>
+              </w:rPr>
+              <w:t xml:space="preserve">            "диагональю!\n";</w:t>
+            </w:r>
+          </w:p>
+          <w:p>
+            <w:pPr>
+              <w:spacing w:after="0" w:line="240" w:lineRule="auto"/>
+              <w:rPr>
+                <w:rFonts w:hint="default" w:ascii="Consolas" w:hAnsi="Consolas"/>
+                <w:sz w:val="20"/>
+                <w:szCs w:val="20"/>
+                <w:lang w:val="en-US"/>
+              </w:rPr>
+            </w:pPr>
+            <w:r>
+              <w:rPr>
+                <w:rFonts w:hint="default" w:ascii="Consolas" w:hAnsi="Consolas"/>
+                <w:sz w:val="20"/>
+                <w:szCs w:val="20"/>
+                <w:lang w:val="en-US"/>
+              </w:rPr>
+              <w:t xml:space="preserve">  }</w:t>
+            </w:r>
+          </w:p>
+          <w:p>
+            <w:pPr>
+              <w:spacing w:after="0" w:line="240" w:lineRule="auto"/>
+              <w:rPr>
+                <w:rFonts w:hint="default" w:ascii="Consolas" w:hAnsi="Consolas"/>
+                <w:sz w:val="20"/>
+                <w:szCs w:val="20"/>
+                <w:lang w:val="en-US"/>
+              </w:rPr>
+            </w:pPr>
+            <w:r>
+              <w:rPr>
+                <w:rFonts w:hint="default" w:ascii="Consolas" w:hAnsi="Consolas"/>
+                <w:sz w:val="20"/>
+                <w:szCs w:val="20"/>
+                <w:lang w:val="en-US"/>
+              </w:rPr>
+              <w:t xml:space="preserve">  // второе задание: поиск максимума среди сумм</w:t>
+            </w:r>
+          </w:p>
+          <w:p>
+            <w:pPr>
+              <w:spacing w:after="0" w:line="240" w:lineRule="auto"/>
+              <w:rPr>
+                <w:rFonts w:hint="default" w:ascii="Consolas" w:hAnsi="Consolas"/>
+                <w:sz w:val="20"/>
+                <w:szCs w:val="20"/>
+                <w:lang w:val="en-US"/>
+              </w:rPr>
+            </w:pPr>
+            <w:r>
+              <w:rPr>
+                <w:rFonts w:hint="default" w:ascii="Consolas" w:hAnsi="Consolas"/>
+                <w:sz w:val="20"/>
+                <w:szCs w:val="20"/>
+                <w:lang w:val="en-US"/>
+              </w:rPr>
+              <w:t xml:space="preserve">  // по строкам нечётных элементов матрицы</w:t>
+            </w:r>
+          </w:p>
+          <w:p>
+            <w:pPr>
+              <w:spacing w:after="0" w:line="240" w:lineRule="auto"/>
+              <w:rPr>
+                <w:rFonts w:hint="default" w:ascii="Consolas" w:hAnsi="Consolas"/>
+                <w:sz w:val="20"/>
+                <w:szCs w:val="20"/>
+                <w:lang w:val="en-US"/>
+              </w:rPr>
+            </w:pPr>
+            <w:r>
+              <w:rPr>
+                <w:rFonts w:hint="default" w:ascii="Consolas" w:hAnsi="Consolas"/>
+                <w:sz w:val="20"/>
+                <w:szCs w:val="20"/>
+                <w:lang w:val="en-US"/>
+              </w:rPr>
+              <w:t xml:space="preserve">  cout &lt;&lt; "\nЗадание 2.\n";</w:t>
+            </w:r>
+          </w:p>
+          <w:p>
+            <w:pPr>
+              <w:spacing w:after="0" w:line="240" w:lineRule="auto"/>
+              <w:rPr>
+                <w:rFonts w:hint="default" w:ascii="Consolas" w:hAnsi="Consolas"/>
+                <w:sz w:val="20"/>
+                <w:szCs w:val="20"/>
+                <w:lang w:val="en-US"/>
+              </w:rPr>
+            </w:pPr>
+            <w:r>
+              <w:rPr>
+                <w:rFonts w:hint="default" w:ascii="Consolas" w:hAnsi="Consolas"/>
+                <w:sz w:val="20"/>
+                <w:szCs w:val="20"/>
+                <w:lang w:val="en-US"/>
+              </w:rPr>
+              <w:t xml:space="preserve">  cout &lt;&lt; "\tСуммы по строкам нечётных элементов матрицы равны:\n";</w:t>
+            </w:r>
+          </w:p>
+          <w:p>
+            <w:pPr>
+              <w:spacing w:after="0" w:line="240" w:lineRule="auto"/>
+              <w:rPr>
+                <w:rFonts w:hint="default" w:ascii="Consolas" w:hAnsi="Consolas"/>
+                <w:sz w:val="20"/>
+                <w:szCs w:val="20"/>
+                <w:lang w:val="en-US"/>
+              </w:rPr>
+            </w:pPr>
+            <w:r>
+              <w:rPr>
+                <w:rFonts w:hint="default" w:ascii="Consolas" w:hAnsi="Consolas"/>
+                <w:sz w:val="20"/>
+                <w:szCs w:val="20"/>
+                <w:lang w:val="en-US"/>
+              </w:rPr>
+              <w:t xml:space="preserve">  // посчёт и вывод сумм</w:t>
+            </w:r>
+          </w:p>
+          <w:p>
+            <w:pPr>
+              <w:spacing w:after="0" w:line="240" w:lineRule="auto"/>
+              <w:rPr>
+                <w:rFonts w:hint="default" w:ascii="Consolas" w:hAnsi="Consolas"/>
+                <w:sz w:val="20"/>
+                <w:szCs w:val="20"/>
+                <w:lang w:val="en-US"/>
+              </w:rPr>
+            </w:pPr>
+            <w:r>
+              <w:rPr>
+                <w:rFonts w:hint="default" w:ascii="Consolas" w:hAnsi="Consolas"/>
+                <w:sz w:val="20"/>
+                <w:szCs w:val="20"/>
+                <w:lang w:val="en-US"/>
+              </w:rPr>
+              <w:t xml:space="preserve">  for (int i = 0; i &lt; N; i++) {</w:t>
+            </w:r>
+          </w:p>
+          <w:p>
+            <w:pPr>
+              <w:spacing w:after="0" w:line="240" w:lineRule="auto"/>
+              <w:rPr>
+                <w:rFonts w:hint="default" w:ascii="Consolas" w:hAnsi="Consolas"/>
+                <w:sz w:val="20"/>
+                <w:szCs w:val="20"/>
+                <w:lang w:val="en-US"/>
+              </w:rPr>
+            </w:pPr>
+            <w:r>
+              <w:rPr>
+                <w:rFonts w:hint="default" w:ascii="Consolas" w:hAnsi="Consolas"/>
+                <w:sz w:val="20"/>
+                <w:szCs w:val="20"/>
+                <w:lang w:val="en-US"/>
+              </w:rPr>
+              <w:t xml:space="preserve">    oddRowSums[i] = 0;</w:t>
+            </w:r>
+          </w:p>
+          <w:p>
+            <w:pPr>
+              <w:spacing w:after="0" w:line="240" w:lineRule="auto"/>
+              <w:rPr>
+                <w:rFonts w:hint="default" w:ascii="Consolas" w:hAnsi="Consolas"/>
+                <w:sz w:val="20"/>
+                <w:szCs w:val="20"/>
+                <w:lang w:val="en-US"/>
+              </w:rPr>
+            </w:pPr>
+            <w:r>
+              <w:rPr>
+                <w:rFonts w:hint="default" w:ascii="Consolas" w:hAnsi="Consolas"/>
+                <w:sz w:val="20"/>
+                <w:szCs w:val="20"/>
+                <w:lang w:val="en-US"/>
+              </w:rPr>
+              <w:t xml:space="preserve">    for (int j = 0; j &lt; N; j++) {</w:t>
+            </w:r>
+          </w:p>
+          <w:p>
+            <w:pPr>
+              <w:spacing w:after="0" w:line="240" w:lineRule="auto"/>
+              <w:rPr>
+                <w:rFonts w:hint="default" w:ascii="Consolas" w:hAnsi="Consolas"/>
+                <w:sz w:val="20"/>
+                <w:szCs w:val="20"/>
+                <w:lang w:val="en-US"/>
+              </w:rPr>
+            </w:pPr>
+            <w:r>
+              <w:rPr>
+                <w:rFonts w:hint="default" w:ascii="Consolas" w:hAnsi="Consolas"/>
+                <w:sz w:val="20"/>
+                <w:szCs w:val="20"/>
+                <w:lang w:val="en-US"/>
+              </w:rPr>
+              <w:t xml:space="preserve">      if (matr[i][j] % 2 != 0)</w:t>
+            </w:r>
+          </w:p>
+          <w:p>
+            <w:pPr>
+              <w:spacing w:after="0" w:line="240" w:lineRule="auto"/>
+              <w:rPr>
+                <w:rFonts w:hint="default" w:ascii="Consolas" w:hAnsi="Consolas"/>
+                <w:sz w:val="20"/>
+                <w:szCs w:val="20"/>
+                <w:lang w:val="en-US"/>
+              </w:rPr>
+            </w:pPr>
+            <w:r>
+              <w:rPr>
+                <w:rFonts w:hint="default" w:ascii="Consolas" w:hAnsi="Consolas"/>
+                <w:sz w:val="20"/>
+                <w:szCs w:val="20"/>
+                <w:lang w:val="en-US"/>
+              </w:rPr>
+              <w:t xml:space="preserve">        oddRowSums[i] += matr[i][j];</w:t>
+            </w:r>
+          </w:p>
+          <w:p>
+            <w:pPr>
+              <w:spacing w:after="0" w:line="240" w:lineRule="auto"/>
+              <w:rPr>
+                <w:rFonts w:hint="default" w:ascii="Consolas" w:hAnsi="Consolas"/>
+                <w:sz w:val="20"/>
+                <w:szCs w:val="20"/>
+                <w:lang w:val="en-US"/>
+              </w:rPr>
+            </w:pPr>
+            <w:r>
+              <w:rPr>
+                <w:rFonts w:hint="default" w:ascii="Consolas" w:hAnsi="Consolas"/>
+                <w:sz w:val="20"/>
+                <w:szCs w:val="20"/>
+                <w:lang w:val="en-US"/>
+              </w:rPr>
+              <w:t xml:space="preserve">    }</w:t>
+            </w:r>
+          </w:p>
+          <w:p>
+            <w:pPr>
+              <w:spacing w:after="0" w:line="240" w:lineRule="auto"/>
+              <w:rPr>
+                <w:rFonts w:hint="default" w:ascii="Consolas" w:hAnsi="Consolas"/>
+                <w:sz w:val="20"/>
+                <w:szCs w:val="20"/>
+                <w:lang w:val="en-US"/>
+              </w:rPr>
+            </w:pPr>
+            <w:r>
+              <w:rPr>
+                <w:rFonts w:hint="default" w:ascii="Consolas" w:hAnsi="Consolas"/>
+                <w:sz w:val="20"/>
+                <w:szCs w:val="20"/>
+                <w:lang w:val="en-US"/>
+              </w:rPr>
+              <w:t xml:space="preserve">    cout &lt;&lt; "\t\toddRowSums[" &lt;&lt; i &lt;&lt; "]=" &lt;&lt; oddRowSums[i] &lt;&lt; "\n";</w:t>
+            </w:r>
+          </w:p>
+          <w:p>
+            <w:pPr>
+              <w:spacing w:after="0" w:line="240" w:lineRule="auto"/>
+              <w:rPr>
+                <w:rFonts w:hint="default" w:ascii="Consolas" w:hAnsi="Consolas"/>
+                <w:sz w:val="20"/>
+                <w:szCs w:val="20"/>
+                <w:lang w:val="en-US"/>
+              </w:rPr>
+            </w:pPr>
+            <w:r>
+              <w:rPr>
+                <w:rFonts w:hint="default" w:ascii="Consolas" w:hAnsi="Consolas"/>
+                <w:sz w:val="20"/>
+                <w:szCs w:val="20"/>
+                <w:lang w:val="en-US"/>
+              </w:rPr>
+              <w:t xml:space="preserve">  }</w:t>
+            </w:r>
+          </w:p>
+          <w:p>
+            <w:pPr>
+              <w:spacing w:after="0" w:line="240" w:lineRule="auto"/>
+              <w:rPr>
+                <w:rFonts w:hint="default" w:ascii="Consolas" w:hAnsi="Consolas"/>
+                <w:sz w:val="20"/>
+                <w:szCs w:val="20"/>
+                <w:lang w:val="en-US"/>
+              </w:rPr>
+            </w:pPr>
+            <w:r>
+              <w:rPr>
+                <w:rFonts w:hint="default" w:ascii="Consolas" w:hAnsi="Consolas"/>
+                <w:sz w:val="20"/>
+                <w:szCs w:val="20"/>
+                <w:lang w:val="en-US"/>
+              </w:rPr>
+              <w:t xml:space="preserve">  // инициализация переменных</w:t>
+            </w:r>
+          </w:p>
+          <w:p>
+            <w:pPr>
+              <w:spacing w:after="0" w:line="240" w:lineRule="auto"/>
+              <w:rPr>
+                <w:rFonts w:hint="default" w:ascii="Consolas" w:hAnsi="Consolas"/>
+                <w:sz w:val="20"/>
+                <w:szCs w:val="20"/>
+                <w:lang w:val="en-US"/>
+              </w:rPr>
+            </w:pPr>
+            <w:r>
+              <w:rPr>
+                <w:rFonts w:hint="default" w:ascii="Consolas" w:hAnsi="Consolas"/>
+                <w:sz w:val="20"/>
+                <w:szCs w:val="20"/>
+                <w:lang w:val="en-US"/>
+              </w:rPr>
+              <w:t xml:space="preserve">  maxi = 0;</w:t>
+            </w:r>
+          </w:p>
+          <w:p>
+            <w:pPr>
+              <w:spacing w:after="0" w:line="240" w:lineRule="auto"/>
+              <w:rPr>
+                <w:rFonts w:hint="default" w:ascii="Consolas" w:hAnsi="Consolas"/>
+                <w:sz w:val="20"/>
+                <w:szCs w:val="20"/>
+                <w:lang w:val="en-US"/>
+              </w:rPr>
+            </w:pPr>
+            <w:r>
+              <w:rPr>
+                <w:rFonts w:hint="default" w:ascii="Consolas" w:hAnsi="Consolas"/>
+                <w:sz w:val="20"/>
+                <w:szCs w:val="20"/>
+                <w:lang w:val="en-US"/>
+              </w:rPr>
+              <w:t xml:space="preserve">  max = oddRowSums[0];</w:t>
+            </w:r>
+          </w:p>
+          <w:p>
+            <w:pPr>
+              <w:spacing w:after="0" w:line="240" w:lineRule="auto"/>
+              <w:rPr>
+                <w:rFonts w:hint="default" w:ascii="Consolas" w:hAnsi="Consolas"/>
+                <w:sz w:val="20"/>
+                <w:szCs w:val="20"/>
+                <w:lang w:val="en-US"/>
+              </w:rPr>
+            </w:pPr>
+            <w:r>
+              <w:rPr>
+                <w:rFonts w:hint="default" w:ascii="Consolas" w:hAnsi="Consolas"/>
+                <w:sz w:val="20"/>
+                <w:szCs w:val="20"/>
+                <w:lang w:val="en-US"/>
+              </w:rPr>
+              <w:t xml:space="preserve">  // поиск максимума</w:t>
+            </w:r>
+          </w:p>
+          <w:p>
+            <w:pPr>
+              <w:spacing w:after="0" w:line="240" w:lineRule="auto"/>
+              <w:rPr>
+                <w:rFonts w:hint="default" w:ascii="Consolas" w:hAnsi="Consolas"/>
+                <w:sz w:val="20"/>
+                <w:szCs w:val="20"/>
+                <w:lang w:val="en-US"/>
+              </w:rPr>
+            </w:pPr>
+            <w:r>
+              <w:rPr>
+                <w:rFonts w:hint="default" w:ascii="Consolas" w:hAnsi="Consolas"/>
+                <w:sz w:val="20"/>
+                <w:szCs w:val="20"/>
+                <w:lang w:val="en-US"/>
+              </w:rPr>
+              <w:t xml:space="preserve">  for (int i = 0; i &lt; N; i++) {</w:t>
+            </w:r>
+          </w:p>
+          <w:p>
+            <w:pPr>
+              <w:spacing w:after="0" w:line="240" w:lineRule="auto"/>
+              <w:rPr>
+                <w:rFonts w:hint="default" w:ascii="Consolas" w:hAnsi="Consolas"/>
+                <w:sz w:val="20"/>
+                <w:szCs w:val="20"/>
+                <w:lang w:val="en-US"/>
+              </w:rPr>
+            </w:pPr>
+            <w:r>
+              <w:rPr>
+                <w:rFonts w:hint="default" w:ascii="Consolas" w:hAnsi="Consolas"/>
+                <w:sz w:val="20"/>
+                <w:szCs w:val="20"/>
+                <w:lang w:val="en-US"/>
+              </w:rPr>
+              <w:t xml:space="preserve">    if (oddRowSums[i] &gt; max) {</w:t>
+            </w:r>
+          </w:p>
+          <w:p>
+            <w:pPr>
+              <w:spacing w:after="0" w:line="240" w:lineRule="auto"/>
+              <w:rPr>
+                <w:rFonts w:hint="default" w:ascii="Consolas" w:hAnsi="Consolas"/>
+                <w:sz w:val="20"/>
+                <w:szCs w:val="20"/>
+                <w:lang w:val="en-US"/>
+              </w:rPr>
+            </w:pPr>
+            <w:r>
+              <w:rPr>
+                <w:rFonts w:hint="default" w:ascii="Consolas" w:hAnsi="Consolas"/>
+                <w:sz w:val="20"/>
+                <w:szCs w:val="20"/>
+                <w:lang w:val="en-US"/>
+              </w:rPr>
+              <w:t xml:space="preserve">      max = oddRowSums[i];</w:t>
+            </w:r>
+          </w:p>
+          <w:p>
+            <w:pPr>
+              <w:spacing w:after="0" w:line="240" w:lineRule="auto"/>
+              <w:rPr>
+                <w:rFonts w:hint="default" w:ascii="Consolas" w:hAnsi="Consolas"/>
+                <w:sz w:val="20"/>
+                <w:szCs w:val="20"/>
+                <w:lang w:val="en-US"/>
+              </w:rPr>
+            </w:pPr>
+            <w:r>
+              <w:rPr>
+                <w:rFonts w:hint="default" w:ascii="Consolas" w:hAnsi="Consolas"/>
+                <w:sz w:val="20"/>
+                <w:szCs w:val="20"/>
+                <w:lang w:val="en-US"/>
+              </w:rPr>
+              <w:t xml:space="preserve">      maxi = i;</w:t>
+            </w:r>
+          </w:p>
+          <w:p>
+            <w:pPr>
+              <w:spacing w:after="0" w:line="240" w:lineRule="auto"/>
+              <w:rPr>
+                <w:rFonts w:hint="default" w:ascii="Consolas" w:hAnsi="Consolas"/>
+                <w:sz w:val="20"/>
+                <w:szCs w:val="20"/>
+                <w:lang w:val="en-US"/>
+              </w:rPr>
+            </w:pPr>
+            <w:r>
+              <w:rPr>
+                <w:rFonts w:hint="default" w:ascii="Consolas" w:hAnsi="Consolas"/>
+                <w:sz w:val="20"/>
+                <w:szCs w:val="20"/>
+                <w:lang w:val="en-US"/>
+              </w:rPr>
+              <w:t xml:space="preserve">    }</w:t>
+            </w:r>
+          </w:p>
+          <w:p>
+            <w:pPr>
+              <w:spacing w:after="0" w:line="240" w:lineRule="auto"/>
+              <w:rPr>
+                <w:rFonts w:hint="default" w:ascii="Consolas" w:hAnsi="Consolas"/>
+                <w:sz w:val="20"/>
+                <w:szCs w:val="20"/>
+                <w:lang w:val="en-US"/>
+              </w:rPr>
+            </w:pPr>
+            <w:r>
+              <w:rPr>
+                <w:rFonts w:hint="default" w:ascii="Consolas" w:hAnsi="Consolas"/>
+                <w:sz w:val="20"/>
+                <w:szCs w:val="20"/>
+                <w:lang w:val="en-US"/>
+              </w:rPr>
+              <w:t xml:space="preserve">  }</w:t>
+            </w:r>
+          </w:p>
+          <w:p>
+            <w:pPr>
+              <w:spacing w:after="0" w:line="240" w:lineRule="auto"/>
+              <w:rPr>
+                <w:rFonts w:hint="default" w:ascii="Consolas" w:hAnsi="Consolas"/>
+                <w:sz w:val="20"/>
+                <w:szCs w:val="20"/>
+                <w:lang w:val="en-US"/>
+              </w:rPr>
+            </w:pPr>
+            <w:r>
+              <w:rPr>
+                <w:rFonts w:hint="default" w:ascii="Consolas" w:hAnsi="Consolas"/>
+                <w:sz w:val="20"/>
+                <w:szCs w:val="20"/>
+                <w:lang w:val="en-US"/>
+              </w:rPr>
+              <w:t xml:space="preserve">  cout &lt;&lt; "\n\tmax(oddRowSums)=oddRowSums[" &lt;&lt; maxi &lt;&lt; "]=" &lt;&lt; max &lt;&lt; "\n";</w:t>
+            </w:r>
+          </w:p>
+          <w:p>
+            <w:pPr>
+              <w:spacing w:after="0" w:line="240" w:lineRule="auto"/>
+              <w:rPr>
+                <w:rFonts w:hint="default" w:ascii="Consolas" w:hAnsi="Consolas"/>
+                <w:sz w:val="20"/>
+                <w:szCs w:val="20"/>
+                <w:lang w:val="en-US"/>
+              </w:rPr>
+            </w:pPr>
+            <w:r>
+              <w:rPr>
+                <w:rFonts w:hint="default" w:ascii="Consolas" w:hAnsi="Consolas"/>
+                <w:sz w:val="20"/>
+                <w:szCs w:val="20"/>
+                <w:lang w:val="en-US"/>
+              </w:rPr>
+              <w:t xml:space="preserve">  // обнуление oddRowSums</w:t>
+            </w:r>
+          </w:p>
+          <w:p>
+            <w:pPr>
+              <w:spacing w:after="0" w:line="240" w:lineRule="auto"/>
+              <w:rPr>
+                <w:rFonts w:hint="default" w:ascii="Consolas" w:hAnsi="Consolas"/>
+                <w:sz w:val="20"/>
+                <w:szCs w:val="20"/>
+                <w:lang w:val="en-US"/>
+              </w:rPr>
+            </w:pPr>
+            <w:r>
+              <w:rPr>
+                <w:rFonts w:hint="default" w:ascii="Consolas" w:hAnsi="Consolas"/>
+                <w:sz w:val="20"/>
+                <w:szCs w:val="20"/>
+                <w:lang w:val="en-US"/>
+              </w:rPr>
+              <w:t xml:space="preserve">  for (int i = 0; i &lt; N; i++)</w:t>
+            </w:r>
+          </w:p>
+          <w:p>
+            <w:pPr>
+              <w:spacing w:after="0" w:line="240" w:lineRule="auto"/>
+              <w:rPr>
+                <w:rFonts w:hint="default" w:ascii="Consolas" w:hAnsi="Consolas"/>
+                <w:sz w:val="20"/>
+                <w:szCs w:val="20"/>
+                <w:lang w:val="en-US"/>
+              </w:rPr>
+            </w:pPr>
+            <w:r>
+              <w:rPr>
+                <w:rFonts w:hint="default" w:ascii="Consolas" w:hAnsi="Consolas"/>
+                <w:sz w:val="20"/>
+                <w:szCs w:val="20"/>
+                <w:lang w:val="en-US"/>
+              </w:rPr>
+              <w:t xml:space="preserve">    oddRowSums[i] = 0;</w:t>
+            </w:r>
+          </w:p>
+          <w:p>
+            <w:pPr>
+              <w:spacing w:after="0" w:line="240" w:lineRule="auto"/>
+              <w:rPr>
+                <w:rFonts w:hint="default" w:ascii="Consolas" w:hAnsi="Consolas"/>
+                <w:sz w:val="20"/>
+                <w:szCs w:val="20"/>
+                <w:lang w:val="en-US"/>
+              </w:rPr>
+            </w:pPr>
+            <w:r>
+              <w:rPr>
+                <w:rFonts w:hint="default" w:ascii="Consolas" w:hAnsi="Consolas"/>
+                <w:sz w:val="20"/>
+                <w:szCs w:val="20"/>
+                <w:lang w:val="en-US"/>
+              </w:rPr>
+              <w:t xml:space="preserve">  // очистка матрицы</w:t>
+            </w:r>
+          </w:p>
+          <w:p>
+            <w:pPr>
+              <w:spacing w:after="0" w:line="240" w:lineRule="auto"/>
+              <w:rPr>
+                <w:rFonts w:hint="default" w:ascii="Consolas" w:hAnsi="Consolas"/>
+                <w:sz w:val="20"/>
+                <w:szCs w:val="20"/>
+                <w:lang w:val="en-US"/>
+              </w:rPr>
+            </w:pPr>
+            <w:r>
+              <w:rPr>
+                <w:rFonts w:hint="default" w:ascii="Consolas" w:hAnsi="Consolas"/>
+                <w:sz w:val="20"/>
+                <w:szCs w:val="20"/>
+                <w:lang w:val="en-US"/>
+              </w:rPr>
+              <w:t xml:space="preserve">  for (int i = 0; i &lt; N; i++)</w:t>
+            </w:r>
+          </w:p>
+          <w:p>
+            <w:pPr>
+              <w:spacing w:after="0" w:line="240" w:lineRule="auto"/>
+              <w:rPr>
+                <w:rFonts w:hint="default" w:ascii="Consolas" w:hAnsi="Consolas"/>
+                <w:sz w:val="20"/>
+                <w:szCs w:val="20"/>
+                <w:lang w:val="en-US"/>
+              </w:rPr>
+            </w:pPr>
+            <w:r>
+              <w:rPr>
+                <w:rFonts w:hint="default" w:ascii="Consolas" w:hAnsi="Consolas"/>
+                <w:sz w:val="20"/>
+                <w:szCs w:val="20"/>
+                <w:lang w:val="en-US"/>
+              </w:rPr>
+              <w:t xml:space="preserve">    for (int j = 0; j &lt; N; j++)</w:t>
+            </w:r>
+          </w:p>
+          <w:p>
+            <w:pPr>
+              <w:spacing w:after="0" w:line="240" w:lineRule="auto"/>
+              <w:rPr>
+                <w:rFonts w:hint="default" w:ascii="Consolas" w:hAnsi="Consolas"/>
+                <w:sz w:val="20"/>
+                <w:szCs w:val="20"/>
+                <w:lang w:val="en-US"/>
+              </w:rPr>
+            </w:pPr>
+            <w:r>
+              <w:rPr>
+                <w:rFonts w:hint="default" w:ascii="Consolas" w:hAnsi="Consolas"/>
+                <w:sz w:val="20"/>
+                <w:szCs w:val="20"/>
+                <w:lang w:val="en-US"/>
+              </w:rPr>
+              <w:t xml:space="preserve">      matr[i][j] = 0;</w:t>
+            </w:r>
+          </w:p>
+          <w:p>
+            <w:pPr>
+              <w:spacing w:after="0" w:line="240" w:lineRule="auto"/>
+              <w:rPr>
+                <w:rFonts w:hint="default" w:ascii="Consolas" w:hAnsi="Consolas"/>
+                <w:sz w:val="20"/>
+                <w:szCs w:val="20"/>
+                <w:lang w:val="en-US"/>
+              </w:rPr>
+            </w:pPr>
+            <w:r>
+              <w:rPr>
+                <w:rFonts w:hint="default" w:ascii="Consolas" w:hAnsi="Consolas"/>
+                <w:sz w:val="20"/>
+                <w:szCs w:val="20"/>
+                <w:lang w:val="en-US"/>
+              </w:rPr>
+              <w:t xml:space="preserve">  N = 0;</w:t>
+            </w:r>
+            <w:bookmarkStart w:id="7" w:name="_GoBack"/>
+            <w:bookmarkEnd w:id="7"/>
+          </w:p>
+          <w:p>
+            <w:pPr>
+              <w:spacing w:after="0" w:line="240" w:lineRule="auto"/>
+              <w:rPr>
+                <w:rFonts w:hint="default" w:ascii="Consolas" w:hAnsi="Consolas"/>
+                <w:sz w:val="20"/>
+                <w:szCs w:val="20"/>
+                <w:lang w:val="en-US"/>
+              </w:rPr>
+            </w:pPr>
+            <w:r>
+              <w:rPr>
+                <w:rFonts w:hint="default" w:ascii="Consolas" w:hAnsi="Consolas"/>
+                <w:sz w:val="20"/>
+                <w:szCs w:val="20"/>
+                <w:lang w:val="en-US"/>
+              </w:rPr>
+              <w:t xml:space="preserve">  return 0;</w:t>
+            </w:r>
+          </w:p>
+          <w:p>
+            <w:pPr>
+              <w:spacing w:after="0" w:line="240" w:lineRule="auto"/>
+              <w:rPr>
+                <w:rFonts w:ascii="Consolas" w:hAnsi="Consolas"/>
                 <w:sz w:val="28"/>
                 <w:szCs w:val="28"/>
-                <w:lang w:val="en-US"/>
-              </w:rPr>
-            </w:pPr>
-            <w:r>
-              <w:rPr>
-                <w:rFonts w:hint="default" w:ascii="Consolas" w:hAnsi="Consolas"/>
-                <w:sz w:val="28"/>
-                <w:szCs w:val="28"/>
-                <w:lang w:val="en-US"/>
-              </w:rPr>
-              <w:t>// Creators: Порошин Г. А. , Прошин Е. С.</w:t>
-            </w:r>
-          </w:p>
-          <w:p>
-            <w:pPr>
-              <w:spacing w:after="0" w:line="240" w:lineRule="auto"/>
-              <w:rPr>
-                <w:rFonts w:hint="default" w:ascii="Consolas" w:hAnsi="Consolas"/>
-                <w:sz w:val="28"/>
-                <w:szCs w:val="28"/>
-                <w:lang w:val="en-US"/>
-              </w:rPr>
-            </w:pPr>
-          </w:p>
-          <w:p>
-            <w:pPr>
-              <w:spacing w:after="0" w:line="240" w:lineRule="auto"/>
-              <w:rPr>
-                <w:rFonts w:hint="default" w:ascii="Consolas" w:hAnsi="Consolas"/>
-                <w:sz w:val="28"/>
-                <w:szCs w:val="28"/>
-                <w:lang w:val="en-US"/>
-              </w:rPr>
-            </w:pPr>
-            <w:r>
-              <w:rPr>
-                <w:rFonts w:hint="default" w:ascii="Consolas" w:hAnsi="Consolas"/>
-                <w:sz w:val="28"/>
-                <w:szCs w:val="28"/>
-                <w:lang w:val="en-US"/>
-              </w:rPr>
-              <w:t>#include &lt;fstream&gt;</w:t>
-            </w:r>
-          </w:p>
-          <w:p>
-            <w:pPr>
-              <w:spacing w:after="0" w:line="240" w:lineRule="auto"/>
-              <w:rPr>
-                <w:rFonts w:hint="default" w:ascii="Consolas" w:hAnsi="Consolas"/>
-                <w:sz w:val="28"/>
-                <w:szCs w:val="28"/>
-                <w:lang w:val="en-US"/>
-              </w:rPr>
-            </w:pPr>
-            <w:r>
-              <w:rPr>
-                <w:rFonts w:hint="default" w:ascii="Consolas" w:hAnsi="Consolas"/>
-                <w:sz w:val="28"/>
-                <w:szCs w:val="28"/>
-                <w:lang w:val="en-US"/>
-              </w:rPr>
-              <w:t>#include &lt;iostream&gt;</w:t>
-            </w:r>
-          </w:p>
-          <w:p>
-            <w:pPr>
-              <w:spacing w:after="0" w:line="240" w:lineRule="auto"/>
-              <w:rPr>
-                <w:rFonts w:hint="default" w:ascii="Consolas" w:hAnsi="Consolas"/>
-                <w:sz w:val="28"/>
-                <w:szCs w:val="28"/>
-                <w:lang w:val="en-US"/>
-              </w:rPr>
-            </w:pPr>
-          </w:p>
-          <w:p>
-            <w:pPr>
-              <w:spacing w:after="0" w:line="240" w:lineRule="auto"/>
-              <w:rPr>
-                <w:rFonts w:hint="default" w:ascii="Consolas" w:hAnsi="Consolas"/>
-                <w:sz w:val="28"/>
-                <w:szCs w:val="28"/>
-                <w:lang w:val="en-US"/>
-              </w:rPr>
-            </w:pPr>
-            <w:r>
-              <w:rPr>
-                <w:rFonts w:hint="default" w:ascii="Consolas" w:hAnsi="Consolas"/>
-                <w:sz w:val="28"/>
-                <w:szCs w:val="28"/>
-                <w:lang w:val="en-US"/>
-              </w:rPr>
-              <w:t>using namespace std;</w:t>
-            </w:r>
-          </w:p>
-          <w:p>
-            <w:pPr>
-              <w:spacing w:after="0" w:line="240" w:lineRule="auto"/>
-              <w:rPr>
-                <w:rFonts w:hint="default" w:ascii="Consolas" w:hAnsi="Consolas"/>
-                <w:sz w:val="28"/>
-                <w:szCs w:val="28"/>
-                <w:lang w:val="en-US"/>
-              </w:rPr>
-            </w:pPr>
-          </w:p>
-          <w:p>
-            <w:pPr>
-              <w:spacing w:after="0" w:line="240" w:lineRule="auto"/>
-              <w:rPr>
-                <w:rFonts w:hint="default" w:ascii="Consolas" w:hAnsi="Consolas"/>
-                <w:sz w:val="28"/>
-                <w:szCs w:val="28"/>
-                <w:lang w:val="en-US"/>
-              </w:rPr>
-            </w:pPr>
-            <w:r>
-              <w:rPr>
-                <w:rFonts w:hint="default" w:ascii="Consolas" w:hAnsi="Consolas"/>
-                <w:sz w:val="28"/>
-                <w:szCs w:val="28"/>
-                <w:lang w:val="en-US"/>
-              </w:rPr>
-              <w:t>const int NMAX = 1000;</w:t>
-            </w:r>
-          </w:p>
-          <w:p>
-            <w:pPr>
-              <w:spacing w:after="0" w:line="240" w:lineRule="auto"/>
-              <w:rPr>
-                <w:rFonts w:hint="default" w:ascii="Consolas" w:hAnsi="Consolas"/>
-                <w:sz w:val="28"/>
-                <w:szCs w:val="28"/>
-                <w:lang w:val="en-US"/>
-              </w:rPr>
-            </w:pPr>
-            <w:r>
-              <w:rPr>
-                <w:rFonts w:hint="default" w:ascii="Consolas" w:hAnsi="Consolas"/>
-                <w:sz w:val="28"/>
-                <w:szCs w:val="28"/>
-                <w:lang w:val="en-US"/>
-              </w:rPr>
-              <w:t>const char FNAME1[] = "matr_A.txt";</w:t>
-            </w:r>
-          </w:p>
-          <w:p>
-            <w:pPr>
-              <w:spacing w:after="0" w:line="240" w:lineRule="auto"/>
-              <w:rPr>
-                <w:rFonts w:hint="default" w:ascii="Consolas" w:hAnsi="Consolas"/>
-                <w:sz w:val="28"/>
-                <w:szCs w:val="28"/>
-                <w:lang w:val="en-US"/>
-              </w:rPr>
-            </w:pPr>
-            <w:r>
-              <w:rPr>
-                <w:rFonts w:hint="default" w:ascii="Consolas" w:hAnsi="Consolas"/>
-                <w:sz w:val="28"/>
-                <w:szCs w:val="28"/>
-                <w:lang w:val="en-US"/>
-              </w:rPr>
-              <w:t>const char FNAME2[] = "matr_B.txt";</w:t>
-            </w:r>
-          </w:p>
-          <w:p>
-            <w:pPr>
-              <w:spacing w:after="0" w:line="240" w:lineRule="auto"/>
-              <w:rPr>
-                <w:rFonts w:hint="default" w:ascii="Consolas" w:hAnsi="Consolas"/>
-                <w:sz w:val="28"/>
-                <w:szCs w:val="28"/>
-                <w:lang w:val="en-US"/>
-              </w:rPr>
-            </w:pPr>
-          </w:p>
-          <w:p>
-            <w:pPr>
-              <w:spacing w:after="0" w:line="240" w:lineRule="auto"/>
-              <w:rPr>
-                <w:rFonts w:hint="default" w:ascii="Consolas" w:hAnsi="Consolas"/>
-                <w:sz w:val="28"/>
-                <w:szCs w:val="28"/>
-                <w:lang w:val="en-US"/>
-              </w:rPr>
-            </w:pPr>
-            <w:r>
-              <w:rPr>
-                <w:rFonts w:hint="default" w:ascii="Consolas" w:hAnsi="Consolas"/>
-                <w:sz w:val="28"/>
-                <w:szCs w:val="28"/>
-                <w:lang w:val="en-US"/>
-              </w:rPr>
-              <w:t>int main() {</w:t>
-            </w:r>
-          </w:p>
-          <w:p>
-            <w:pPr>
-              <w:spacing w:after="0" w:line="240" w:lineRule="auto"/>
-              <w:rPr>
-                <w:rFonts w:hint="default" w:ascii="Consolas" w:hAnsi="Consolas"/>
-                <w:sz w:val="28"/>
-                <w:szCs w:val="28"/>
-                <w:lang w:val="en-US"/>
-              </w:rPr>
-            </w:pPr>
-            <w:r>
-              <w:rPr>
-                <w:rFonts w:hint="default" w:ascii="Consolas" w:hAnsi="Consolas"/>
-                <w:sz w:val="28"/>
-                <w:szCs w:val="28"/>
-                <w:lang w:val="en-US"/>
-              </w:rPr>
-              <w:t xml:space="preserve">  // инициализация переменных</w:t>
-            </w:r>
-          </w:p>
-          <w:p>
-            <w:pPr>
-              <w:spacing w:after="0" w:line="240" w:lineRule="auto"/>
-              <w:rPr>
-                <w:rFonts w:hint="default" w:ascii="Consolas" w:hAnsi="Consolas"/>
-                <w:sz w:val="28"/>
-                <w:szCs w:val="28"/>
-                <w:lang w:val="en-US"/>
-              </w:rPr>
-            </w:pPr>
-            <w:r>
-              <w:rPr>
-                <w:rFonts w:hint="default" w:ascii="Consolas" w:hAnsi="Consolas"/>
-                <w:sz w:val="28"/>
-                <w:szCs w:val="28"/>
-                <w:lang w:val="en-US"/>
-              </w:rPr>
-              <w:t xml:space="preserve">  int N;</w:t>
-            </w:r>
-          </w:p>
-          <w:p>
-            <w:pPr>
-              <w:spacing w:after="0" w:line="240" w:lineRule="auto"/>
-              <w:rPr>
-                <w:rFonts w:hint="default" w:ascii="Consolas" w:hAnsi="Consolas"/>
-                <w:sz w:val="28"/>
-                <w:szCs w:val="28"/>
-                <w:lang w:val="en-US"/>
-              </w:rPr>
-            </w:pPr>
-            <w:r>
-              <w:rPr>
-                <w:rFonts w:hint="default" w:ascii="Consolas" w:hAnsi="Consolas"/>
-                <w:sz w:val="28"/>
-                <w:szCs w:val="28"/>
-                <w:lang w:val="en-US"/>
-              </w:rPr>
-              <w:t xml:space="preserve">  int matr[NMAX][NMAX];</w:t>
-            </w:r>
-          </w:p>
-          <w:p>
-            <w:pPr>
-              <w:spacing w:after="0" w:line="240" w:lineRule="auto"/>
-              <w:rPr>
-                <w:rFonts w:hint="default" w:ascii="Consolas" w:hAnsi="Consolas"/>
-                <w:sz w:val="28"/>
-                <w:szCs w:val="28"/>
-                <w:lang w:val="en-US"/>
-              </w:rPr>
-            </w:pPr>
-            <w:r>
-              <w:rPr>
-                <w:rFonts w:hint="default" w:ascii="Consolas" w:hAnsi="Consolas"/>
-                <w:sz w:val="28"/>
-                <w:szCs w:val="28"/>
-                <w:lang w:val="en-US"/>
-              </w:rPr>
-              <w:t xml:space="preserve">  ifstream fin;</w:t>
-            </w:r>
-          </w:p>
-          <w:p>
-            <w:pPr>
-              <w:spacing w:after="0" w:line="240" w:lineRule="auto"/>
-              <w:rPr>
-                <w:rFonts w:hint="default" w:ascii="Consolas" w:hAnsi="Consolas"/>
-                <w:sz w:val="28"/>
-                <w:szCs w:val="28"/>
-                <w:lang w:val="en-US"/>
-              </w:rPr>
-            </w:pPr>
-            <w:r>
-              <w:rPr>
-                <w:rFonts w:hint="default" w:ascii="Consolas" w:hAnsi="Consolas"/>
-                <w:sz w:val="28"/>
-                <w:szCs w:val="28"/>
-                <w:lang w:val="en-US"/>
-              </w:rPr>
-              <w:t xml:space="preserve">  fin.open(FNAME1);</w:t>
-            </w:r>
-          </w:p>
-          <w:p>
-            <w:pPr>
-              <w:spacing w:after="0" w:line="240" w:lineRule="auto"/>
-              <w:rPr>
-                <w:rFonts w:hint="default" w:ascii="Consolas" w:hAnsi="Consolas"/>
-                <w:sz w:val="28"/>
-                <w:szCs w:val="28"/>
-                <w:lang w:val="en-US"/>
-              </w:rPr>
-            </w:pPr>
-          </w:p>
-          <w:p>
-            <w:pPr>
-              <w:spacing w:after="0" w:line="240" w:lineRule="auto"/>
-              <w:rPr>
-                <w:rFonts w:hint="default" w:ascii="Consolas" w:hAnsi="Consolas"/>
-                <w:sz w:val="28"/>
-                <w:szCs w:val="28"/>
-                <w:lang w:val="en-US"/>
-              </w:rPr>
-            </w:pPr>
-            <w:r>
-              <w:rPr>
-                <w:rFonts w:hint="default" w:ascii="Consolas" w:hAnsi="Consolas"/>
-                <w:sz w:val="28"/>
-                <w:szCs w:val="28"/>
-                <w:lang w:val="en-US"/>
-              </w:rPr>
-              <w:t xml:space="preserve">  // Матрица A</w:t>
-            </w:r>
-          </w:p>
-          <w:p>
-            <w:pPr>
-              <w:spacing w:after="0" w:line="240" w:lineRule="auto"/>
-              <w:rPr>
-                <w:rFonts w:hint="default" w:ascii="Consolas" w:hAnsi="Consolas"/>
-                <w:sz w:val="28"/>
-                <w:szCs w:val="28"/>
-                <w:lang w:val="en-US"/>
-              </w:rPr>
-            </w:pPr>
-          </w:p>
-          <w:p>
-            <w:pPr>
-              <w:spacing w:after="0" w:line="240" w:lineRule="auto"/>
-              <w:rPr>
-                <w:rFonts w:hint="default" w:ascii="Consolas" w:hAnsi="Consolas"/>
-                <w:sz w:val="28"/>
-                <w:szCs w:val="28"/>
-                <w:lang w:val="en-US"/>
-              </w:rPr>
-            </w:pPr>
-            <w:r>
-              <w:rPr>
-                <w:rFonts w:hint="default" w:ascii="Consolas" w:hAnsi="Consolas"/>
-                <w:sz w:val="28"/>
-                <w:szCs w:val="28"/>
-                <w:lang w:val="en-US"/>
-              </w:rPr>
-              <w:t xml:space="preserve">  // входной контроль</w:t>
-            </w:r>
-          </w:p>
-          <w:p>
-            <w:pPr>
-              <w:spacing w:after="0" w:line="240" w:lineRule="auto"/>
-              <w:rPr>
-                <w:rFonts w:hint="default" w:ascii="Consolas" w:hAnsi="Consolas"/>
-                <w:sz w:val="28"/>
-                <w:szCs w:val="28"/>
-                <w:lang w:val="en-US"/>
-              </w:rPr>
-            </w:pPr>
-            <w:r>
-              <w:rPr>
-                <w:rFonts w:hint="default" w:ascii="Consolas" w:hAnsi="Consolas"/>
-                <w:sz w:val="28"/>
-                <w:szCs w:val="28"/>
-                <w:lang w:val="en-US"/>
-              </w:rPr>
-              <w:t xml:space="preserve">  if (!fin) {</w:t>
-            </w:r>
-          </w:p>
-          <w:p>
-            <w:pPr>
-              <w:spacing w:after="0" w:line="240" w:lineRule="auto"/>
-              <w:rPr>
-                <w:rFonts w:hint="default" w:ascii="Consolas" w:hAnsi="Consolas"/>
-                <w:sz w:val="28"/>
-                <w:szCs w:val="28"/>
-                <w:lang w:val="en-US"/>
-              </w:rPr>
-            </w:pPr>
-            <w:r>
-              <w:rPr>
-                <w:rFonts w:hint="default" w:ascii="Consolas" w:hAnsi="Consolas"/>
-                <w:sz w:val="28"/>
-                <w:szCs w:val="28"/>
-                <w:lang w:val="en-US"/>
-              </w:rPr>
-              <w:t xml:space="preserve">    cout &lt;&lt; "Не удалось открыть файл!\n";</w:t>
-            </w:r>
-          </w:p>
-          <w:p>
-            <w:pPr>
-              <w:spacing w:after="0" w:line="240" w:lineRule="auto"/>
-              <w:rPr>
-                <w:rFonts w:hint="default" w:ascii="Consolas" w:hAnsi="Consolas"/>
-                <w:sz w:val="28"/>
-                <w:szCs w:val="28"/>
-                <w:lang w:val="en-US"/>
-              </w:rPr>
-            </w:pPr>
-            <w:r>
-              <w:rPr>
-                <w:rFonts w:hint="default" w:ascii="Consolas" w:hAnsi="Consolas"/>
-                <w:sz w:val="28"/>
-                <w:szCs w:val="28"/>
-                <w:lang w:val="en-US"/>
-              </w:rPr>
-              <w:t xml:space="preserve">    return 1;</w:t>
-            </w:r>
-          </w:p>
-          <w:p>
-            <w:pPr>
-              <w:spacing w:after="0" w:line="240" w:lineRule="auto"/>
-              <w:rPr>
-                <w:rFonts w:hint="default" w:ascii="Consolas" w:hAnsi="Consolas"/>
-                <w:sz w:val="28"/>
-                <w:szCs w:val="28"/>
-                <w:lang w:val="en-US"/>
-              </w:rPr>
-            </w:pPr>
-            <w:r>
-              <w:rPr>
-                <w:rFonts w:hint="default" w:ascii="Consolas" w:hAnsi="Consolas"/>
-                <w:sz w:val="28"/>
-                <w:szCs w:val="28"/>
-                <w:lang w:val="en-US"/>
-              </w:rPr>
-              <w:t xml:space="preserve">  }</w:t>
-            </w:r>
-          </w:p>
-          <w:p>
-            <w:pPr>
-              <w:spacing w:after="0" w:line="240" w:lineRule="auto"/>
-              <w:rPr>
-                <w:rFonts w:hint="default" w:ascii="Consolas" w:hAnsi="Consolas"/>
-                <w:sz w:val="28"/>
-                <w:szCs w:val="28"/>
-                <w:lang w:val="en-US"/>
-              </w:rPr>
-            </w:pPr>
-          </w:p>
-          <w:p>
-            <w:pPr>
-              <w:spacing w:after="0" w:line="240" w:lineRule="auto"/>
-              <w:rPr>
-                <w:rFonts w:hint="default" w:ascii="Consolas" w:hAnsi="Consolas"/>
-                <w:sz w:val="28"/>
-                <w:szCs w:val="28"/>
-                <w:lang w:val="en-US"/>
-              </w:rPr>
-            </w:pPr>
-            <w:r>
-              <w:rPr>
-                <w:rFonts w:hint="default" w:ascii="Consolas" w:hAnsi="Consolas"/>
-                <w:sz w:val="28"/>
-                <w:szCs w:val="28"/>
-                <w:lang w:val="en-US"/>
-              </w:rPr>
-              <w:t xml:space="preserve">  fin &gt;&gt; N;</w:t>
-            </w:r>
-          </w:p>
-          <w:p>
-            <w:pPr>
-              <w:spacing w:after="0" w:line="240" w:lineRule="auto"/>
-              <w:rPr>
-                <w:rFonts w:hint="default" w:ascii="Consolas" w:hAnsi="Consolas"/>
-                <w:sz w:val="28"/>
-                <w:szCs w:val="28"/>
-                <w:lang w:val="en-US"/>
-              </w:rPr>
-            </w:pPr>
-            <w:r>
-              <w:rPr>
-                <w:rFonts w:hint="default" w:ascii="Consolas" w:hAnsi="Consolas"/>
-                <w:sz w:val="28"/>
-                <w:szCs w:val="28"/>
-                <w:lang w:val="en-US"/>
-              </w:rPr>
-              <w:t xml:space="preserve">  if (fin.fail()) {</w:t>
-            </w:r>
-          </w:p>
-          <w:p>
-            <w:pPr>
-              <w:spacing w:after="0" w:line="240" w:lineRule="auto"/>
-              <w:rPr>
-                <w:rFonts w:hint="default" w:ascii="Consolas" w:hAnsi="Consolas"/>
-                <w:sz w:val="28"/>
-                <w:szCs w:val="28"/>
-                <w:lang w:val="en-US"/>
-              </w:rPr>
-            </w:pPr>
-            <w:r>
-              <w:rPr>
-                <w:rFonts w:hint="default" w:ascii="Consolas" w:hAnsi="Consolas"/>
-                <w:sz w:val="28"/>
-                <w:szCs w:val="28"/>
-                <w:lang w:val="en-US"/>
-              </w:rPr>
-              <w:t xml:space="preserve">    cout &lt;&lt; "Получено не число!\n";</w:t>
-            </w:r>
-          </w:p>
-          <w:p>
-            <w:pPr>
-              <w:spacing w:after="0" w:line="240" w:lineRule="auto"/>
-              <w:rPr>
-                <w:rFonts w:hint="default" w:ascii="Consolas" w:hAnsi="Consolas"/>
-                <w:sz w:val="28"/>
-                <w:szCs w:val="28"/>
-                <w:lang w:val="en-US"/>
-              </w:rPr>
-            </w:pPr>
-            <w:r>
-              <w:rPr>
-                <w:rFonts w:hint="default" w:ascii="Consolas" w:hAnsi="Consolas"/>
-                <w:sz w:val="28"/>
-                <w:szCs w:val="28"/>
-                <w:lang w:val="en-US"/>
-              </w:rPr>
-              <w:t xml:space="preserve">    return 4;</w:t>
-            </w:r>
-          </w:p>
-          <w:p>
-            <w:pPr>
-              <w:spacing w:after="0" w:line="240" w:lineRule="auto"/>
-              <w:rPr>
-                <w:rFonts w:hint="default" w:ascii="Consolas" w:hAnsi="Consolas"/>
-                <w:sz w:val="28"/>
-                <w:szCs w:val="28"/>
-                <w:lang w:val="en-US"/>
-              </w:rPr>
-            </w:pPr>
-            <w:r>
-              <w:rPr>
-                <w:rFonts w:hint="default" w:ascii="Consolas" w:hAnsi="Consolas"/>
-                <w:sz w:val="28"/>
-                <w:szCs w:val="28"/>
-                <w:lang w:val="en-US"/>
-              </w:rPr>
-              <w:t xml:space="preserve">  }</w:t>
-            </w:r>
-          </w:p>
-          <w:p>
-            <w:pPr>
-              <w:spacing w:after="0" w:line="240" w:lineRule="auto"/>
-              <w:rPr>
-                <w:rFonts w:hint="default" w:ascii="Consolas" w:hAnsi="Consolas"/>
-                <w:sz w:val="28"/>
-                <w:szCs w:val="28"/>
-                <w:lang w:val="en-US"/>
-              </w:rPr>
-            </w:pPr>
-          </w:p>
-          <w:p>
-            <w:pPr>
-              <w:spacing w:after="0" w:line="240" w:lineRule="auto"/>
-              <w:rPr>
-                <w:rFonts w:hint="default" w:ascii="Consolas" w:hAnsi="Consolas"/>
-                <w:sz w:val="28"/>
-                <w:szCs w:val="28"/>
-                <w:lang w:val="en-US"/>
-              </w:rPr>
-            </w:pPr>
-            <w:r>
-              <w:rPr>
-                <w:rFonts w:hint="default" w:ascii="Consolas" w:hAnsi="Consolas"/>
-                <w:sz w:val="28"/>
-                <w:szCs w:val="28"/>
-                <w:lang w:val="en-US"/>
-              </w:rPr>
-              <w:t xml:space="preserve">  // считывает размера и матрицы из файла</w:t>
-            </w:r>
-          </w:p>
-          <w:p>
-            <w:pPr>
-              <w:spacing w:after="0" w:line="240" w:lineRule="auto"/>
-              <w:rPr>
-                <w:rFonts w:hint="default" w:ascii="Consolas" w:hAnsi="Consolas"/>
-                <w:sz w:val="28"/>
-                <w:szCs w:val="28"/>
-                <w:lang w:val="en-US"/>
-              </w:rPr>
-            </w:pPr>
-            <w:r>
-              <w:rPr>
-                <w:rFonts w:hint="default" w:ascii="Consolas" w:hAnsi="Consolas"/>
-                <w:sz w:val="28"/>
-                <w:szCs w:val="28"/>
-                <w:lang w:val="en-US"/>
-              </w:rPr>
-              <w:t xml:space="preserve">  if (N &lt;= 0 or N &gt; NMAX) {</w:t>
-            </w:r>
-          </w:p>
-          <w:p>
-            <w:pPr>
-              <w:spacing w:after="0" w:line="240" w:lineRule="auto"/>
-              <w:rPr>
-                <w:rFonts w:hint="default" w:ascii="Consolas" w:hAnsi="Consolas"/>
-                <w:sz w:val="28"/>
-                <w:szCs w:val="28"/>
-                <w:lang w:val="en-US"/>
-              </w:rPr>
-            </w:pPr>
-            <w:r>
-              <w:rPr>
-                <w:rFonts w:hint="default" w:ascii="Consolas" w:hAnsi="Consolas"/>
-                <w:sz w:val="28"/>
-                <w:szCs w:val="28"/>
-                <w:lang w:val="en-US"/>
-              </w:rPr>
-              <w:t xml:space="preserve">    cout &lt;&lt; "Задан неверный размер матрицы или размер превышает лимит!\n";</w:t>
-            </w:r>
-          </w:p>
-          <w:p>
-            <w:pPr>
-              <w:spacing w:after="0" w:line="240" w:lineRule="auto"/>
-              <w:rPr>
-                <w:rFonts w:hint="default" w:ascii="Consolas" w:hAnsi="Consolas"/>
-                <w:sz w:val="28"/>
-                <w:szCs w:val="28"/>
-                <w:lang w:val="en-US"/>
-              </w:rPr>
-            </w:pPr>
-            <w:r>
-              <w:rPr>
-                <w:rFonts w:hint="default" w:ascii="Consolas" w:hAnsi="Consolas"/>
-                <w:sz w:val="28"/>
-                <w:szCs w:val="28"/>
-                <w:lang w:val="en-US"/>
-              </w:rPr>
-              <w:t xml:space="preserve">    return 3;</w:t>
-            </w:r>
-          </w:p>
-          <w:p>
-            <w:pPr>
-              <w:spacing w:after="0" w:line="240" w:lineRule="auto"/>
-              <w:rPr>
-                <w:rFonts w:hint="default" w:ascii="Consolas" w:hAnsi="Consolas"/>
-                <w:sz w:val="28"/>
-                <w:szCs w:val="28"/>
-                <w:lang w:val="en-US"/>
-              </w:rPr>
-            </w:pPr>
-            <w:r>
-              <w:rPr>
-                <w:rFonts w:hint="default" w:ascii="Consolas" w:hAnsi="Consolas"/>
-                <w:sz w:val="28"/>
-                <w:szCs w:val="28"/>
-                <w:lang w:val="en-US"/>
-              </w:rPr>
-              <w:t xml:space="preserve">  }</w:t>
-            </w:r>
-          </w:p>
-          <w:p>
-            <w:pPr>
-              <w:spacing w:after="0" w:line="240" w:lineRule="auto"/>
-              <w:rPr>
-                <w:rFonts w:hint="default" w:ascii="Consolas" w:hAnsi="Consolas"/>
-                <w:sz w:val="28"/>
-                <w:szCs w:val="28"/>
-                <w:lang w:val="en-US"/>
-              </w:rPr>
-            </w:pPr>
-          </w:p>
-          <w:p>
-            <w:pPr>
-              <w:spacing w:after="0" w:line="240" w:lineRule="auto"/>
-              <w:rPr>
-                <w:rFonts w:hint="default" w:ascii="Consolas" w:hAnsi="Consolas"/>
-                <w:sz w:val="28"/>
-                <w:szCs w:val="28"/>
-                <w:lang w:val="en-US"/>
-              </w:rPr>
-            </w:pPr>
-            <w:r>
-              <w:rPr>
-                <w:rFonts w:hint="default" w:ascii="Consolas" w:hAnsi="Consolas"/>
-                <w:sz w:val="28"/>
-                <w:szCs w:val="28"/>
-                <w:lang w:val="en-US"/>
-              </w:rPr>
-              <w:t xml:space="preserve">  for (int i = 0; i &lt; N; i++) {</w:t>
-            </w:r>
-          </w:p>
-          <w:p>
-            <w:pPr>
-              <w:spacing w:after="0" w:line="240" w:lineRule="auto"/>
-              <w:rPr>
-                <w:rFonts w:hint="default" w:ascii="Consolas" w:hAnsi="Consolas"/>
-                <w:sz w:val="28"/>
-                <w:szCs w:val="28"/>
-                <w:lang w:val="en-US"/>
-              </w:rPr>
-            </w:pPr>
-            <w:r>
-              <w:rPr>
-                <w:rFonts w:hint="default" w:ascii="Consolas" w:hAnsi="Consolas"/>
-                <w:sz w:val="28"/>
-                <w:szCs w:val="28"/>
-                <w:lang w:val="en-US"/>
-              </w:rPr>
-              <w:t xml:space="preserve">    for (int j = 0; j &lt; N; j++) {</w:t>
-            </w:r>
-          </w:p>
-          <w:p>
-            <w:pPr>
-              <w:spacing w:after="0" w:line="240" w:lineRule="auto"/>
-              <w:rPr>
-                <w:rFonts w:hint="default" w:ascii="Consolas" w:hAnsi="Consolas"/>
-                <w:sz w:val="28"/>
-                <w:szCs w:val="28"/>
-                <w:lang w:val="en-US"/>
-              </w:rPr>
-            </w:pPr>
-            <w:r>
-              <w:rPr>
-                <w:rFonts w:hint="default" w:ascii="Consolas" w:hAnsi="Consolas"/>
-                <w:sz w:val="28"/>
-                <w:szCs w:val="28"/>
-                <w:lang w:val="en-US"/>
-              </w:rPr>
-              <w:t xml:space="preserve">      fin &gt;&gt; matr[i][j];</w:t>
-            </w:r>
-          </w:p>
-          <w:p>
-            <w:pPr>
-              <w:spacing w:after="0" w:line="240" w:lineRule="auto"/>
-              <w:rPr>
-                <w:rFonts w:hint="default" w:ascii="Consolas" w:hAnsi="Consolas"/>
-                <w:sz w:val="28"/>
-                <w:szCs w:val="28"/>
-                <w:lang w:val="en-US"/>
-              </w:rPr>
-            </w:pPr>
-            <w:r>
-              <w:rPr>
-                <w:rFonts w:hint="default" w:ascii="Consolas" w:hAnsi="Consolas"/>
-                <w:sz w:val="28"/>
-                <w:szCs w:val="28"/>
-                <w:lang w:val="en-US"/>
-              </w:rPr>
-              <w:t xml:space="preserve">      if (fin.fail()) {</w:t>
-            </w:r>
-          </w:p>
-          <w:p>
-            <w:pPr>
-              <w:spacing w:after="0" w:line="240" w:lineRule="auto"/>
-              <w:rPr>
-                <w:rFonts w:hint="default" w:ascii="Consolas" w:hAnsi="Consolas"/>
-                <w:sz w:val="28"/>
-                <w:szCs w:val="28"/>
-                <w:lang w:val="en-US"/>
-              </w:rPr>
-            </w:pPr>
-            <w:r>
-              <w:rPr>
-                <w:rFonts w:hint="default" w:ascii="Consolas" w:hAnsi="Consolas"/>
-                <w:sz w:val="28"/>
-                <w:szCs w:val="28"/>
-                <w:lang w:val="en-US"/>
-              </w:rPr>
-              <w:t xml:space="preserve">        cout &lt;&lt; "Получено не число!\n";</w:t>
-            </w:r>
-          </w:p>
-          <w:p>
-            <w:pPr>
-              <w:spacing w:after="0" w:line="240" w:lineRule="auto"/>
-              <w:rPr>
-                <w:rFonts w:hint="default" w:ascii="Consolas" w:hAnsi="Consolas"/>
-                <w:sz w:val="28"/>
-                <w:szCs w:val="28"/>
-                <w:lang w:val="en-US"/>
-              </w:rPr>
-            </w:pPr>
-            <w:r>
-              <w:rPr>
-                <w:rFonts w:hint="default" w:ascii="Consolas" w:hAnsi="Consolas"/>
-                <w:sz w:val="28"/>
-                <w:szCs w:val="28"/>
-                <w:lang w:val="en-US"/>
-              </w:rPr>
-              <w:t xml:space="preserve">        return 4;</w:t>
-            </w:r>
-          </w:p>
-          <w:p>
-            <w:pPr>
-              <w:spacing w:after="0" w:line="240" w:lineRule="auto"/>
-              <w:rPr>
-                <w:rFonts w:hint="default" w:ascii="Consolas" w:hAnsi="Consolas"/>
-                <w:sz w:val="28"/>
-                <w:szCs w:val="28"/>
-                <w:lang w:val="en-US"/>
-              </w:rPr>
-            </w:pPr>
-            <w:r>
-              <w:rPr>
-                <w:rFonts w:hint="default" w:ascii="Consolas" w:hAnsi="Consolas"/>
-                <w:sz w:val="28"/>
-                <w:szCs w:val="28"/>
-                <w:lang w:val="en-US"/>
-              </w:rPr>
-              <w:t xml:space="preserve">      }</w:t>
-            </w:r>
-          </w:p>
-          <w:p>
-            <w:pPr>
-              <w:spacing w:after="0" w:line="240" w:lineRule="auto"/>
-              <w:rPr>
-                <w:rFonts w:hint="default" w:ascii="Consolas" w:hAnsi="Consolas"/>
-                <w:sz w:val="28"/>
-                <w:szCs w:val="28"/>
-                <w:lang w:val="en-US"/>
-              </w:rPr>
-            </w:pPr>
-            <w:r>
-              <w:rPr>
-                <w:rFonts w:hint="default" w:ascii="Consolas" w:hAnsi="Consolas"/>
-                <w:sz w:val="28"/>
-                <w:szCs w:val="28"/>
-                <w:lang w:val="en-US"/>
-              </w:rPr>
-              <w:t xml:space="preserve">    }</w:t>
-            </w:r>
-          </w:p>
-          <w:p>
-            <w:pPr>
-              <w:spacing w:after="0" w:line="240" w:lineRule="auto"/>
-              <w:rPr>
-                <w:rFonts w:hint="default" w:ascii="Consolas" w:hAnsi="Consolas"/>
-                <w:sz w:val="28"/>
-                <w:szCs w:val="28"/>
-                <w:lang w:val="en-US"/>
-              </w:rPr>
-            </w:pPr>
-            <w:r>
-              <w:rPr>
-                <w:rFonts w:hint="default" w:ascii="Consolas" w:hAnsi="Consolas"/>
-                <w:sz w:val="28"/>
-                <w:szCs w:val="28"/>
-                <w:lang w:val="en-US"/>
-              </w:rPr>
-              <w:t xml:space="preserve">  }</w:t>
-            </w:r>
-          </w:p>
-          <w:p>
-            <w:pPr>
-              <w:spacing w:after="0" w:line="240" w:lineRule="auto"/>
-              <w:rPr>
-                <w:rFonts w:hint="default" w:ascii="Consolas" w:hAnsi="Consolas"/>
-                <w:sz w:val="28"/>
-                <w:szCs w:val="28"/>
-                <w:lang w:val="en-US"/>
-              </w:rPr>
-            </w:pPr>
-            <w:r>
-              <w:rPr>
-                <w:rFonts w:hint="default" w:ascii="Consolas" w:hAnsi="Consolas"/>
-                <w:sz w:val="28"/>
-                <w:szCs w:val="28"/>
-                <w:lang w:val="en-US"/>
-              </w:rPr>
-              <w:t xml:space="preserve">  fin.close(); // закрытие файла</w:t>
-            </w:r>
-          </w:p>
-          <w:p>
-            <w:pPr>
-              <w:spacing w:after="0" w:line="240" w:lineRule="auto"/>
-              <w:rPr>
-                <w:rFonts w:hint="default" w:ascii="Consolas" w:hAnsi="Consolas"/>
-                <w:sz w:val="28"/>
-                <w:szCs w:val="28"/>
-                <w:lang w:val="en-US"/>
-              </w:rPr>
-            </w:pPr>
-          </w:p>
-          <w:p>
-            <w:pPr>
-              <w:spacing w:after="0" w:line="240" w:lineRule="auto"/>
-              <w:rPr>
-                <w:rFonts w:hint="default" w:ascii="Consolas" w:hAnsi="Consolas"/>
-                <w:sz w:val="28"/>
-                <w:szCs w:val="28"/>
-                <w:lang w:val="en-US"/>
-              </w:rPr>
-            </w:pPr>
-            <w:r>
-              <w:rPr>
-                <w:rFonts w:hint="default" w:ascii="Consolas" w:hAnsi="Consolas"/>
-                <w:sz w:val="28"/>
-                <w:szCs w:val="28"/>
-                <w:lang w:val="en-US"/>
-              </w:rPr>
-              <w:t xml:space="preserve">  // вывод матрицы</w:t>
-            </w:r>
-          </w:p>
-          <w:p>
-            <w:pPr>
-              <w:spacing w:after="0" w:line="240" w:lineRule="auto"/>
-              <w:rPr>
-                <w:rFonts w:hint="default" w:ascii="Consolas" w:hAnsi="Consolas"/>
-                <w:sz w:val="28"/>
-                <w:szCs w:val="28"/>
-                <w:lang w:val="en-US"/>
-              </w:rPr>
-            </w:pPr>
-            <w:r>
-              <w:rPr>
-                <w:rFonts w:hint="default" w:ascii="Consolas" w:hAnsi="Consolas"/>
-                <w:sz w:val="28"/>
-                <w:szCs w:val="28"/>
-                <w:lang w:val="en-US"/>
-              </w:rPr>
-              <w:t xml:space="preserve">  cout &lt;&lt; "\nA[" &lt;&lt; N &lt;&lt; "x" &lt;&lt; N &lt;&lt; "]=\n";</w:t>
-            </w:r>
-          </w:p>
-          <w:p>
-            <w:pPr>
-              <w:spacing w:after="0" w:line="240" w:lineRule="auto"/>
-              <w:rPr>
-                <w:rFonts w:hint="default" w:ascii="Consolas" w:hAnsi="Consolas"/>
-                <w:sz w:val="28"/>
-                <w:szCs w:val="28"/>
-                <w:lang w:val="en-US"/>
-              </w:rPr>
-            </w:pPr>
-            <w:r>
-              <w:rPr>
-                <w:rFonts w:hint="default" w:ascii="Consolas" w:hAnsi="Consolas"/>
-                <w:sz w:val="28"/>
-                <w:szCs w:val="28"/>
-                <w:lang w:val="en-US"/>
-              </w:rPr>
-              <w:t xml:space="preserve">  for (int i = 0; i &lt; N; i++) {</w:t>
-            </w:r>
-          </w:p>
-          <w:p>
-            <w:pPr>
-              <w:spacing w:after="0" w:line="240" w:lineRule="auto"/>
-              <w:rPr>
-                <w:rFonts w:hint="default" w:ascii="Consolas" w:hAnsi="Consolas"/>
-                <w:sz w:val="28"/>
-                <w:szCs w:val="28"/>
-                <w:lang w:val="en-US"/>
-              </w:rPr>
-            </w:pPr>
-          </w:p>
-          <w:p>
-            <w:pPr>
-              <w:spacing w:after="0" w:line="240" w:lineRule="auto"/>
-              <w:rPr>
-                <w:rFonts w:hint="default" w:ascii="Consolas" w:hAnsi="Consolas"/>
-                <w:sz w:val="28"/>
-                <w:szCs w:val="28"/>
-                <w:lang w:val="en-US"/>
-              </w:rPr>
-            </w:pPr>
-            <w:r>
-              <w:rPr>
-                <w:rFonts w:hint="default" w:ascii="Consolas" w:hAnsi="Consolas"/>
-                <w:sz w:val="28"/>
-                <w:szCs w:val="28"/>
-                <w:lang w:val="en-US"/>
-              </w:rPr>
-              <w:t xml:space="preserve">    cout &lt;&lt; "\t";</w:t>
-            </w:r>
-          </w:p>
-          <w:p>
-            <w:pPr>
-              <w:spacing w:after="0" w:line="240" w:lineRule="auto"/>
-              <w:rPr>
-                <w:rFonts w:hint="default" w:ascii="Consolas" w:hAnsi="Consolas"/>
-                <w:sz w:val="28"/>
-                <w:szCs w:val="28"/>
-                <w:lang w:val="en-US"/>
-              </w:rPr>
-            </w:pPr>
-          </w:p>
-          <w:p>
-            <w:pPr>
-              <w:spacing w:after="0" w:line="240" w:lineRule="auto"/>
-              <w:rPr>
-                <w:rFonts w:hint="default" w:ascii="Consolas" w:hAnsi="Consolas"/>
-                <w:sz w:val="28"/>
-                <w:szCs w:val="28"/>
-                <w:lang w:val="en-US"/>
-              </w:rPr>
-            </w:pPr>
-            <w:r>
-              <w:rPr>
-                <w:rFonts w:hint="default" w:ascii="Consolas" w:hAnsi="Consolas"/>
-                <w:sz w:val="28"/>
-                <w:szCs w:val="28"/>
-                <w:lang w:val="en-US"/>
-              </w:rPr>
-              <w:t xml:space="preserve">    for (int j = 0; j &lt; N; j++) {</w:t>
-            </w:r>
-          </w:p>
-          <w:p>
-            <w:pPr>
-              <w:spacing w:after="0" w:line="240" w:lineRule="auto"/>
-              <w:rPr>
-                <w:rFonts w:hint="default" w:ascii="Consolas" w:hAnsi="Consolas"/>
-                <w:sz w:val="28"/>
-                <w:szCs w:val="28"/>
-                <w:lang w:val="en-US"/>
-              </w:rPr>
-            </w:pPr>
-            <w:r>
-              <w:rPr>
-                <w:rFonts w:hint="default" w:ascii="Consolas" w:hAnsi="Consolas"/>
-                <w:sz w:val="28"/>
-                <w:szCs w:val="28"/>
-                <w:lang w:val="en-US"/>
-              </w:rPr>
-              <w:t xml:space="preserve">      cout &lt;&lt; matr[i][j] &lt;&lt; "\t";</w:t>
-            </w:r>
-          </w:p>
-          <w:p>
-            <w:pPr>
-              <w:spacing w:after="0" w:line="240" w:lineRule="auto"/>
-              <w:rPr>
-                <w:rFonts w:hint="default" w:ascii="Consolas" w:hAnsi="Consolas"/>
-                <w:sz w:val="28"/>
-                <w:szCs w:val="28"/>
-                <w:lang w:val="en-US"/>
-              </w:rPr>
-            </w:pPr>
-            <w:r>
-              <w:rPr>
-                <w:rFonts w:hint="default" w:ascii="Consolas" w:hAnsi="Consolas"/>
-                <w:sz w:val="28"/>
-                <w:szCs w:val="28"/>
-                <w:lang w:val="en-US"/>
-              </w:rPr>
-              <w:t xml:space="preserve">    }</w:t>
-            </w:r>
-          </w:p>
-          <w:p>
-            <w:pPr>
-              <w:spacing w:after="0" w:line="240" w:lineRule="auto"/>
-              <w:rPr>
-                <w:rFonts w:hint="default" w:ascii="Consolas" w:hAnsi="Consolas"/>
-                <w:sz w:val="28"/>
-                <w:szCs w:val="28"/>
-                <w:lang w:val="en-US"/>
-              </w:rPr>
-            </w:pPr>
-          </w:p>
-          <w:p>
-            <w:pPr>
-              <w:spacing w:after="0" w:line="240" w:lineRule="auto"/>
-              <w:rPr>
-                <w:rFonts w:hint="default" w:ascii="Consolas" w:hAnsi="Consolas"/>
-                <w:sz w:val="28"/>
-                <w:szCs w:val="28"/>
-                <w:lang w:val="en-US"/>
-              </w:rPr>
-            </w:pPr>
-            <w:r>
-              <w:rPr>
-                <w:rFonts w:hint="default" w:ascii="Consolas" w:hAnsi="Consolas"/>
-                <w:sz w:val="28"/>
-                <w:szCs w:val="28"/>
-                <w:lang w:val="en-US"/>
-              </w:rPr>
-              <w:t xml:space="preserve">    // печать скобок</w:t>
-            </w:r>
-          </w:p>
-          <w:p>
-            <w:pPr>
-              <w:spacing w:after="0" w:line="240" w:lineRule="auto"/>
-              <w:rPr>
-                <w:rFonts w:hint="default" w:ascii="Consolas" w:hAnsi="Consolas"/>
-                <w:sz w:val="28"/>
-                <w:szCs w:val="28"/>
-                <w:lang w:val="en-US"/>
-              </w:rPr>
-            </w:pPr>
-            <w:r>
-              <w:rPr>
-                <w:rFonts w:hint="default" w:ascii="Consolas" w:hAnsi="Consolas"/>
-                <w:sz w:val="28"/>
-                <w:szCs w:val="28"/>
-                <w:lang w:val="en-US"/>
-              </w:rPr>
-              <w:t xml:space="preserve">    if (i == 0)</w:t>
-            </w:r>
-          </w:p>
-          <w:p>
-            <w:pPr>
-              <w:spacing w:after="0" w:line="240" w:lineRule="auto"/>
-              <w:rPr>
-                <w:rFonts w:hint="default" w:ascii="Consolas" w:hAnsi="Consolas"/>
-                <w:sz w:val="28"/>
-                <w:szCs w:val="28"/>
-                <w:lang w:val="en-US"/>
-              </w:rPr>
-            </w:pPr>
-            <w:r>
-              <w:rPr>
-                <w:rFonts w:hint="default" w:ascii="Consolas" w:hAnsi="Consolas"/>
-                <w:sz w:val="28"/>
-                <w:szCs w:val="28"/>
-                <w:lang w:val="en-US"/>
-              </w:rPr>
-              <w:t xml:space="preserve">      cout &lt;&lt; "╮\r╭";</w:t>
-            </w:r>
-          </w:p>
-          <w:p>
-            <w:pPr>
-              <w:spacing w:after="0" w:line="240" w:lineRule="auto"/>
-              <w:rPr>
-                <w:rFonts w:hint="default" w:ascii="Consolas" w:hAnsi="Consolas"/>
-                <w:sz w:val="28"/>
-                <w:szCs w:val="28"/>
-                <w:lang w:val="en-US"/>
-              </w:rPr>
-            </w:pPr>
-            <w:r>
-              <w:rPr>
-                <w:rFonts w:hint="default" w:ascii="Consolas" w:hAnsi="Consolas"/>
-                <w:sz w:val="28"/>
-                <w:szCs w:val="28"/>
-                <w:lang w:val="en-US"/>
-              </w:rPr>
-              <w:t xml:space="preserve">    else if (i == N - 1)</w:t>
-            </w:r>
-          </w:p>
-          <w:p>
-            <w:pPr>
-              <w:spacing w:after="0" w:line="240" w:lineRule="auto"/>
-              <w:rPr>
-                <w:rFonts w:hint="default" w:ascii="Consolas" w:hAnsi="Consolas"/>
-                <w:sz w:val="28"/>
-                <w:szCs w:val="28"/>
-                <w:lang w:val="en-US"/>
-              </w:rPr>
-            </w:pPr>
-            <w:r>
-              <w:rPr>
-                <w:rFonts w:hint="default" w:ascii="Consolas" w:hAnsi="Consolas"/>
-                <w:sz w:val="28"/>
-                <w:szCs w:val="28"/>
-                <w:lang w:val="en-US"/>
-              </w:rPr>
-              <w:t xml:space="preserve">      cout &lt;&lt; "╯\r╰";</w:t>
-            </w:r>
-          </w:p>
-          <w:p>
-            <w:pPr>
-              <w:spacing w:after="0" w:line="240" w:lineRule="auto"/>
-              <w:rPr>
-                <w:rFonts w:hint="default" w:ascii="Consolas" w:hAnsi="Consolas"/>
-                <w:sz w:val="28"/>
-                <w:szCs w:val="28"/>
-                <w:lang w:val="en-US"/>
-              </w:rPr>
-            </w:pPr>
-            <w:r>
-              <w:rPr>
-                <w:rFonts w:hint="default" w:ascii="Consolas" w:hAnsi="Consolas"/>
-                <w:sz w:val="28"/>
-                <w:szCs w:val="28"/>
-                <w:lang w:val="en-US"/>
-              </w:rPr>
-              <w:t xml:space="preserve">    else</w:t>
-            </w:r>
-          </w:p>
-          <w:p>
-            <w:pPr>
-              <w:spacing w:after="0" w:line="240" w:lineRule="auto"/>
-              <w:rPr>
-                <w:rFonts w:hint="default" w:ascii="Consolas" w:hAnsi="Consolas"/>
-                <w:sz w:val="28"/>
-                <w:szCs w:val="28"/>
-                <w:lang w:val="en-US"/>
-              </w:rPr>
-            </w:pPr>
-            <w:r>
-              <w:rPr>
-                <w:rFonts w:hint="default" w:ascii="Consolas" w:hAnsi="Consolas"/>
-                <w:sz w:val="28"/>
-                <w:szCs w:val="28"/>
-                <w:lang w:val="en-US"/>
-              </w:rPr>
-              <w:t xml:space="preserve">      cout &lt;&lt; "│\r│";</w:t>
-            </w:r>
-          </w:p>
-          <w:p>
-            <w:pPr>
-              <w:spacing w:after="0" w:line="240" w:lineRule="auto"/>
-              <w:rPr>
-                <w:rFonts w:hint="default" w:ascii="Consolas" w:hAnsi="Consolas"/>
-                <w:sz w:val="28"/>
-                <w:szCs w:val="28"/>
-                <w:lang w:val="en-US"/>
-              </w:rPr>
-            </w:pPr>
-            <w:r>
-              <w:rPr>
-                <w:rFonts w:hint="default" w:ascii="Consolas" w:hAnsi="Consolas"/>
-                <w:sz w:val="28"/>
-                <w:szCs w:val="28"/>
-                <w:lang w:val="en-US"/>
-              </w:rPr>
-              <w:t xml:space="preserve">    cout &lt;&lt; "\n";</w:t>
-            </w:r>
-          </w:p>
-          <w:p>
-            <w:pPr>
-              <w:spacing w:after="0" w:line="240" w:lineRule="auto"/>
-              <w:rPr>
-                <w:rFonts w:hint="default" w:ascii="Consolas" w:hAnsi="Consolas"/>
-                <w:sz w:val="28"/>
-                <w:szCs w:val="28"/>
-                <w:lang w:val="en-US"/>
-              </w:rPr>
-            </w:pPr>
-            <w:r>
-              <w:rPr>
-                <w:rFonts w:hint="default" w:ascii="Consolas" w:hAnsi="Consolas"/>
-                <w:sz w:val="28"/>
-                <w:szCs w:val="28"/>
-                <w:lang w:val="en-US"/>
-              </w:rPr>
-              <w:t xml:space="preserve">  }</w:t>
-            </w:r>
-          </w:p>
-          <w:p>
-            <w:pPr>
-              <w:spacing w:after="0" w:line="240" w:lineRule="auto"/>
-              <w:rPr>
-                <w:rFonts w:hint="default" w:ascii="Consolas" w:hAnsi="Consolas"/>
-                <w:sz w:val="28"/>
-                <w:szCs w:val="28"/>
-                <w:lang w:val="en-US"/>
-              </w:rPr>
-            </w:pPr>
-          </w:p>
-          <w:p>
-            <w:pPr>
-              <w:spacing w:after="0" w:line="240" w:lineRule="auto"/>
-              <w:rPr>
-                <w:rFonts w:hint="default" w:ascii="Consolas" w:hAnsi="Consolas"/>
-                <w:sz w:val="28"/>
-                <w:szCs w:val="28"/>
-                <w:lang w:val="en-US"/>
-              </w:rPr>
-            </w:pPr>
-            <w:r>
-              <w:rPr>
-                <w:rFonts w:hint="default" w:ascii="Consolas" w:hAnsi="Consolas"/>
-                <w:sz w:val="28"/>
-                <w:szCs w:val="28"/>
-                <w:lang w:val="en-US"/>
-              </w:rPr>
-              <w:t xml:space="preserve">  // первое задание: поиск произведения всех</w:t>
-            </w:r>
-          </w:p>
-          <w:p>
-            <w:pPr>
-              <w:spacing w:after="0" w:line="240" w:lineRule="auto"/>
-              <w:rPr>
-                <w:rFonts w:hint="default" w:ascii="Consolas" w:hAnsi="Consolas"/>
-                <w:sz w:val="28"/>
-                <w:szCs w:val="28"/>
-                <w:lang w:val="en-US"/>
-              </w:rPr>
-            </w:pPr>
-            <w:r>
-              <w:rPr>
-                <w:rFonts w:hint="default" w:ascii="Consolas" w:hAnsi="Consolas"/>
-                <w:sz w:val="28"/>
-                <w:szCs w:val="28"/>
-                <w:lang w:val="en-US"/>
-              </w:rPr>
-              <w:t xml:space="preserve">  // положительных чисел над побочной диагональю</w:t>
-            </w:r>
-          </w:p>
-          <w:p>
-            <w:pPr>
-              <w:spacing w:after="0" w:line="240" w:lineRule="auto"/>
-              <w:rPr>
-                <w:rFonts w:hint="default" w:ascii="Consolas" w:hAnsi="Consolas"/>
-                <w:sz w:val="28"/>
-                <w:szCs w:val="28"/>
-                <w:lang w:val="en-US"/>
-              </w:rPr>
-            </w:pPr>
-            <w:r>
-              <w:rPr>
-                <w:rFonts w:hint="default" w:ascii="Consolas" w:hAnsi="Consolas"/>
-                <w:sz w:val="28"/>
-                <w:szCs w:val="28"/>
-                <w:lang w:val="en-US"/>
-              </w:rPr>
-              <w:t xml:space="preserve">  cout &lt;&lt; "\n";</w:t>
-            </w:r>
-          </w:p>
-          <w:p>
-            <w:pPr>
-              <w:spacing w:after="0" w:line="240" w:lineRule="auto"/>
-              <w:rPr>
-                <w:rFonts w:hint="default" w:ascii="Consolas" w:hAnsi="Consolas"/>
-                <w:sz w:val="28"/>
-                <w:szCs w:val="28"/>
-                <w:lang w:val="en-US"/>
-              </w:rPr>
-            </w:pPr>
-          </w:p>
-          <w:p>
-            <w:pPr>
-              <w:spacing w:after="0" w:line="240" w:lineRule="auto"/>
-              <w:rPr>
-                <w:rFonts w:hint="default" w:ascii="Consolas" w:hAnsi="Consolas"/>
-                <w:sz w:val="28"/>
-                <w:szCs w:val="28"/>
-                <w:lang w:val="en-US"/>
-              </w:rPr>
-            </w:pPr>
-            <w:r>
-              <w:rPr>
-                <w:rFonts w:hint="default" w:ascii="Consolas" w:hAnsi="Consolas"/>
-                <w:sz w:val="28"/>
-                <w:szCs w:val="28"/>
-                <w:lang w:val="en-US"/>
-              </w:rPr>
-              <w:t xml:space="preserve">  // инициализация переменных</w:t>
-            </w:r>
-          </w:p>
-          <w:p>
-            <w:pPr>
-              <w:spacing w:after="0" w:line="240" w:lineRule="auto"/>
-              <w:rPr>
-                <w:rFonts w:hint="default" w:ascii="Consolas" w:hAnsi="Consolas"/>
-                <w:sz w:val="28"/>
-                <w:szCs w:val="28"/>
-                <w:lang w:val="en-US"/>
-              </w:rPr>
-            </w:pPr>
-            <w:r>
-              <w:rPr>
-                <w:rFonts w:hint="default" w:ascii="Consolas" w:hAnsi="Consolas"/>
-                <w:sz w:val="28"/>
-                <w:szCs w:val="28"/>
-                <w:lang w:val="en-US"/>
-              </w:rPr>
-              <w:t xml:space="preserve">  int prod = 1;</w:t>
-            </w:r>
-          </w:p>
-          <w:p>
-            <w:pPr>
-              <w:spacing w:after="0" w:line="240" w:lineRule="auto"/>
-              <w:rPr>
-                <w:rFonts w:hint="default" w:ascii="Consolas" w:hAnsi="Consolas"/>
-                <w:sz w:val="28"/>
-                <w:szCs w:val="28"/>
-                <w:lang w:val="en-US"/>
-              </w:rPr>
-            </w:pPr>
-            <w:r>
-              <w:rPr>
-                <w:rFonts w:hint="default" w:ascii="Consolas" w:hAnsi="Consolas"/>
-                <w:sz w:val="28"/>
-                <w:szCs w:val="28"/>
-                <w:lang w:val="en-US"/>
-              </w:rPr>
-              <w:t xml:space="preserve">  bool is_elements = false;</w:t>
-            </w:r>
-          </w:p>
-          <w:p>
-            <w:pPr>
-              <w:spacing w:after="0" w:line="240" w:lineRule="auto"/>
-              <w:rPr>
-                <w:rFonts w:hint="default" w:ascii="Consolas" w:hAnsi="Consolas"/>
-                <w:sz w:val="28"/>
-                <w:szCs w:val="28"/>
-                <w:lang w:val="en-US"/>
-              </w:rPr>
-            </w:pPr>
-          </w:p>
-          <w:p>
-            <w:pPr>
-              <w:spacing w:after="0" w:line="240" w:lineRule="auto"/>
-              <w:rPr>
-                <w:rFonts w:hint="default" w:ascii="Consolas" w:hAnsi="Consolas"/>
-                <w:sz w:val="28"/>
-                <w:szCs w:val="28"/>
-                <w:lang w:val="en-US"/>
-              </w:rPr>
-            </w:pPr>
-            <w:r>
-              <w:rPr>
-                <w:rFonts w:hint="default" w:ascii="Consolas" w:hAnsi="Consolas"/>
-                <w:sz w:val="28"/>
-                <w:szCs w:val="28"/>
-                <w:lang w:val="en-US"/>
-              </w:rPr>
-              <w:t xml:space="preserve">  // поиск элементов и подсчёт произведения</w:t>
-            </w:r>
-          </w:p>
-          <w:p>
-            <w:pPr>
-              <w:spacing w:after="0" w:line="240" w:lineRule="auto"/>
-              <w:rPr>
-                <w:rFonts w:hint="default" w:ascii="Consolas" w:hAnsi="Consolas"/>
-                <w:sz w:val="28"/>
-                <w:szCs w:val="28"/>
-                <w:lang w:val="en-US"/>
-              </w:rPr>
-            </w:pPr>
-            <w:r>
-              <w:rPr>
-                <w:rFonts w:hint="default" w:ascii="Consolas" w:hAnsi="Consolas"/>
-                <w:sz w:val="28"/>
-                <w:szCs w:val="28"/>
-                <w:lang w:val="en-US"/>
-              </w:rPr>
-              <w:t xml:space="preserve">  for (int i = 0; i &lt; N - 1; i++) {</w:t>
-            </w:r>
-          </w:p>
-          <w:p>
-            <w:pPr>
-              <w:spacing w:after="0" w:line="240" w:lineRule="auto"/>
-              <w:rPr>
-                <w:rFonts w:hint="default" w:ascii="Consolas" w:hAnsi="Consolas"/>
-                <w:sz w:val="28"/>
-                <w:szCs w:val="28"/>
-                <w:lang w:val="en-US"/>
-              </w:rPr>
-            </w:pPr>
-            <w:r>
-              <w:rPr>
-                <w:rFonts w:hint="default" w:ascii="Consolas" w:hAnsi="Consolas"/>
-                <w:sz w:val="28"/>
-                <w:szCs w:val="28"/>
-                <w:lang w:val="en-US"/>
-              </w:rPr>
-              <w:t xml:space="preserve">    for (int j = 0; j &lt; N - 1; j++) {</w:t>
-            </w:r>
-          </w:p>
-          <w:p>
-            <w:pPr>
-              <w:spacing w:after="0" w:line="240" w:lineRule="auto"/>
-              <w:rPr>
-                <w:rFonts w:hint="default" w:ascii="Consolas" w:hAnsi="Consolas"/>
-                <w:sz w:val="28"/>
-                <w:szCs w:val="28"/>
-                <w:lang w:val="en-US"/>
-              </w:rPr>
-            </w:pPr>
-            <w:r>
-              <w:rPr>
-                <w:rFonts w:hint="default" w:ascii="Consolas" w:hAnsi="Consolas"/>
-                <w:sz w:val="28"/>
-                <w:szCs w:val="28"/>
-                <w:lang w:val="en-US"/>
-              </w:rPr>
-              <w:t xml:space="preserve">      if ((i &lt; (N - 1 - j)) and matr[i][j] &gt; 0) {</w:t>
-            </w:r>
-          </w:p>
-          <w:p>
-            <w:pPr>
-              <w:spacing w:after="0" w:line="240" w:lineRule="auto"/>
-              <w:rPr>
-                <w:rFonts w:hint="default" w:ascii="Consolas" w:hAnsi="Consolas"/>
-                <w:sz w:val="28"/>
-                <w:szCs w:val="28"/>
-                <w:lang w:val="en-US"/>
-              </w:rPr>
-            </w:pPr>
-            <w:r>
-              <w:rPr>
-                <w:rFonts w:hint="default" w:ascii="Consolas" w:hAnsi="Consolas"/>
-                <w:sz w:val="28"/>
-                <w:szCs w:val="28"/>
-                <w:lang w:val="en-US"/>
-              </w:rPr>
-              <w:t xml:space="preserve">        prod *= matr[i][j];</w:t>
-            </w:r>
-          </w:p>
-          <w:p>
-            <w:pPr>
-              <w:spacing w:after="0" w:line="240" w:lineRule="auto"/>
-              <w:rPr>
-                <w:rFonts w:hint="default" w:ascii="Consolas" w:hAnsi="Consolas"/>
-                <w:sz w:val="28"/>
-                <w:szCs w:val="28"/>
-                <w:lang w:val="en-US"/>
-              </w:rPr>
-            </w:pPr>
-            <w:r>
-              <w:rPr>
-                <w:rFonts w:hint="default" w:ascii="Consolas" w:hAnsi="Consolas"/>
-                <w:sz w:val="28"/>
-                <w:szCs w:val="28"/>
-                <w:lang w:val="en-US"/>
-              </w:rPr>
-              <w:t xml:space="preserve">        is_elements = true;</w:t>
-            </w:r>
-          </w:p>
-          <w:p>
-            <w:pPr>
-              <w:spacing w:after="0" w:line="240" w:lineRule="auto"/>
-              <w:rPr>
-                <w:rFonts w:hint="default" w:ascii="Consolas" w:hAnsi="Consolas"/>
-                <w:sz w:val="28"/>
-                <w:szCs w:val="28"/>
-                <w:lang w:val="en-US"/>
-              </w:rPr>
-            </w:pPr>
-            <w:r>
-              <w:rPr>
-                <w:rFonts w:hint="default" w:ascii="Consolas" w:hAnsi="Consolas"/>
-                <w:sz w:val="28"/>
-                <w:szCs w:val="28"/>
-                <w:lang w:val="en-US"/>
-              </w:rPr>
-              <w:t xml:space="preserve">      }</w:t>
-            </w:r>
-          </w:p>
-          <w:p>
-            <w:pPr>
-              <w:spacing w:after="0" w:line="240" w:lineRule="auto"/>
-              <w:rPr>
-                <w:rFonts w:hint="default" w:ascii="Consolas" w:hAnsi="Consolas"/>
-                <w:sz w:val="28"/>
-                <w:szCs w:val="28"/>
-                <w:lang w:val="en-US"/>
-              </w:rPr>
-            </w:pPr>
-            <w:r>
-              <w:rPr>
-                <w:rFonts w:hint="default" w:ascii="Consolas" w:hAnsi="Consolas"/>
-                <w:sz w:val="28"/>
-                <w:szCs w:val="28"/>
-                <w:lang w:val="en-US"/>
-              </w:rPr>
-              <w:t xml:space="preserve">    }</w:t>
-            </w:r>
-          </w:p>
-          <w:p>
-            <w:pPr>
-              <w:spacing w:after="0" w:line="240" w:lineRule="auto"/>
-              <w:rPr>
-                <w:rFonts w:hint="default" w:ascii="Consolas" w:hAnsi="Consolas"/>
-                <w:sz w:val="28"/>
-                <w:szCs w:val="28"/>
-                <w:lang w:val="en-US"/>
-              </w:rPr>
-            </w:pPr>
-            <w:r>
-              <w:rPr>
-                <w:rFonts w:hint="default" w:ascii="Consolas" w:hAnsi="Consolas"/>
-                <w:sz w:val="28"/>
-                <w:szCs w:val="28"/>
-                <w:lang w:val="en-US"/>
-              </w:rPr>
-              <w:t xml:space="preserve">  }</w:t>
-            </w:r>
-          </w:p>
-          <w:p>
-            <w:pPr>
-              <w:spacing w:after="0" w:line="240" w:lineRule="auto"/>
-              <w:rPr>
-                <w:rFonts w:hint="default" w:ascii="Consolas" w:hAnsi="Consolas"/>
-                <w:sz w:val="28"/>
-                <w:szCs w:val="28"/>
-                <w:lang w:val="en-US"/>
-              </w:rPr>
-            </w:pPr>
-          </w:p>
-          <w:p>
-            <w:pPr>
-              <w:spacing w:after="0" w:line="240" w:lineRule="auto"/>
-              <w:rPr>
-                <w:rFonts w:hint="default" w:ascii="Consolas" w:hAnsi="Consolas"/>
-                <w:sz w:val="28"/>
-                <w:szCs w:val="28"/>
-                <w:lang w:val="en-US"/>
-              </w:rPr>
-            </w:pPr>
-            <w:r>
-              <w:rPr>
-                <w:rFonts w:hint="default" w:ascii="Consolas" w:hAnsi="Consolas"/>
-                <w:sz w:val="28"/>
-                <w:szCs w:val="28"/>
-                <w:lang w:val="en-US"/>
-              </w:rPr>
-              <w:t xml:space="preserve">  // проверка на положительные элементы</w:t>
-            </w:r>
-          </w:p>
-          <w:p>
-            <w:pPr>
-              <w:spacing w:after="0" w:line="240" w:lineRule="auto"/>
-              <w:rPr>
-                <w:rFonts w:hint="default" w:ascii="Consolas" w:hAnsi="Consolas"/>
-                <w:sz w:val="28"/>
-                <w:szCs w:val="28"/>
-                <w:lang w:val="en-US"/>
-              </w:rPr>
-            </w:pPr>
-            <w:r>
-              <w:rPr>
-                <w:rFonts w:hint="default" w:ascii="Consolas" w:hAnsi="Consolas"/>
-                <w:sz w:val="28"/>
-                <w:szCs w:val="28"/>
-                <w:lang w:val="en-US"/>
-              </w:rPr>
-              <w:t xml:space="preserve">  if (is_elements) {</w:t>
-            </w:r>
-          </w:p>
-          <w:p>
-            <w:pPr>
-              <w:spacing w:after="0" w:line="240" w:lineRule="auto"/>
-              <w:rPr>
-                <w:rFonts w:hint="default" w:ascii="Consolas" w:hAnsi="Consolas"/>
-                <w:sz w:val="28"/>
-                <w:szCs w:val="28"/>
-                <w:lang w:val="en-US"/>
-              </w:rPr>
-            </w:pPr>
-            <w:r>
-              <w:rPr>
-                <w:rFonts w:hint="default" w:ascii="Consolas" w:hAnsi="Consolas"/>
-                <w:sz w:val="28"/>
-                <w:szCs w:val="28"/>
-                <w:lang w:val="en-US"/>
-              </w:rPr>
-              <w:t xml:space="preserve">    cout &lt;&lt; "Задание 1.\n";</w:t>
-            </w:r>
-          </w:p>
-          <w:p>
-            <w:pPr>
-              <w:spacing w:after="0" w:line="240" w:lineRule="auto"/>
-              <w:rPr>
-                <w:rFonts w:hint="default" w:ascii="Consolas" w:hAnsi="Consolas"/>
-                <w:sz w:val="28"/>
-                <w:szCs w:val="28"/>
-                <w:lang w:val="en-US"/>
-              </w:rPr>
-            </w:pPr>
-            <w:r>
-              <w:rPr>
-                <w:rFonts w:hint="default" w:ascii="Consolas" w:hAnsi="Consolas"/>
-                <w:sz w:val="28"/>
-                <w:szCs w:val="28"/>
-                <w:lang w:val="en-US"/>
-              </w:rPr>
-              <w:t xml:space="preserve">    cout &lt;&lt; "\tПроизведение всех положительных\n\tчисел над побочной "</w:t>
-            </w:r>
-          </w:p>
-          <w:p>
-            <w:pPr>
-              <w:spacing w:after="0" w:line="240" w:lineRule="auto"/>
-              <w:rPr>
-                <w:rFonts w:hint="default" w:ascii="Consolas" w:hAnsi="Consolas"/>
-                <w:sz w:val="28"/>
-                <w:szCs w:val="28"/>
-                <w:lang w:val="en-US"/>
-              </w:rPr>
-            </w:pPr>
-            <w:r>
-              <w:rPr>
-                <w:rFonts w:hint="default" w:ascii="Consolas" w:hAnsi="Consolas"/>
-                <w:sz w:val="28"/>
-                <w:szCs w:val="28"/>
-                <w:lang w:val="en-US"/>
-              </w:rPr>
-              <w:t xml:space="preserve">            "диагональю равно "</w:t>
-            </w:r>
-          </w:p>
-          <w:p>
-            <w:pPr>
-              <w:spacing w:after="0" w:line="240" w:lineRule="auto"/>
-              <w:rPr>
-                <w:rFonts w:hint="default" w:ascii="Consolas" w:hAnsi="Consolas"/>
-                <w:sz w:val="28"/>
-                <w:szCs w:val="28"/>
-                <w:lang w:val="en-US"/>
-              </w:rPr>
-            </w:pPr>
-            <w:r>
-              <w:rPr>
-                <w:rFonts w:hint="default" w:ascii="Consolas" w:hAnsi="Consolas"/>
-                <w:sz w:val="28"/>
-                <w:szCs w:val="28"/>
-                <w:lang w:val="en-US"/>
-              </w:rPr>
-              <w:t xml:space="preserve">         &lt;&lt; prod &lt;&lt; endl;</w:t>
-            </w:r>
-          </w:p>
-          <w:p>
-            <w:pPr>
-              <w:spacing w:after="0" w:line="240" w:lineRule="auto"/>
-              <w:rPr>
-                <w:rFonts w:hint="default" w:ascii="Consolas" w:hAnsi="Consolas"/>
-                <w:sz w:val="28"/>
-                <w:szCs w:val="28"/>
-                <w:lang w:val="en-US"/>
-              </w:rPr>
-            </w:pPr>
-            <w:r>
-              <w:rPr>
-                <w:rFonts w:hint="default" w:ascii="Consolas" w:hAnsi="Consolas"/>
-                <w:sz w:val="28"/>
-                <w:szCs w:val="28"/>
-                <w:lang w:val="en-US"/>
-              </w:rPr>
-              <w:t xml:space="preserve">  } else {</w:t>
-            </w:r>
-          </w:p>
-          <w:p>
-            <w:pPr>
-              <w:spacing w:after="0" w:line="240" w:lineRule="auto"/>
-              <w:rPr>
-                <w:rFonts w:hint="default" w:ascii="Consolas" w:hAnsi="Consolas"/>
-                <w:sz w:val="28"/>
-                <w:szCs w:val="28"/>
-                <w:lang w:val="en-US"/>
-              </w:rPr>
-            </w:pPr>
-            <w:r>
-              <w:rPr>
-                <w:rFonts w:hint="default" w:ascii="Consolas" w:hAnsi="Consolas"/>
-                <w:sz w:val="28"/>
-                <w:szCs w:val="28"/>
-                <w:lang w:val="en-US"/>
-              </w:rPr>
-              <w:t xml:space="preserve">    cout &lt;&lt; "Матрица не содержит положительных элементов над побочной "</w:t>
-            </w:r>
-          </w:p>
-          <w:p>
-            <w:pPr>
-              <w:spacing w:after="0" w:line="240" w:lineRule="auto"/>
-              <w:rPr>
-                <w:rFonts w:hint="default" w:ascii="Consolas" w:hAnsi="Consolas"/>
-                <w:sz w:val="28"/>
-                <w:szCs w:val="28"/>
-                <w:lang w:val="en-US"/>
-              </w:rPr>
-            </w:pPr>
-            <w:r>
-              <w:rPr>
-                <w:rFonts w:hint="default" w:ascii="Consolas" w:hAnsi="Consolas"/>
-                <w:sz w:val="28"/>
-                <w:szCs w:val="28"/>
-                <w:lang w:val="en-US"/>
-              </w:rPr>
-              <w:t xml:space="preserve">            "диагональю!\n";</w:t>
-            </w:r>
-          </w:p>
-          <w:p>
-            <w:pPr>
-              <w:spacing w:after="0" w:line="240" w:lineRule="auto"/>
-              <w:rPr>
-                <w:rFonts w:hint="default" w:ascii="Consolas" w:hAnsi="Consolas"/>
-                <w:sz w:val="28"/>
-                <w:szCs w:val="28"/>
-                <w:lang w:val="en-US"/>
-              </w:rPr>
-            </w:pPr>
-            <w:r>
-              <w:rPr>
-                <w:rFonts w:hint="default" w:ascii="Consolas" w:hAnsi="Consolas"/>
-                <w:sz w:val="28"/>
-                <w:szCs w:val="28"/>
-                <w:lang w:val="en-US"/>
-              </w:rPr>
-              <w:t xml:space="preserve">  }</w:t>
-            </w:r>
-          </w:p>
-          <w:p>
-            <w:pPr>
-              <w:spacing w:after="0" w:line="240" w:lineRule="auto"/>
-              <w:rPr>
-                <w:rFonts w:hint="default" w:ascii="Consolas" w:hAnsi="Consolas"/>
-                <w:sz w:val="28"/>
-                <w:szCs w:val="28"/>
-                <w:lang w:val="en-US"/>
-              </w:rPr>
-            </w:pPr>
-          </w:p>
-          <w:p>
-            <w:pPr>
-              <w:spacing w:after="0" w:line="240" w:lineRule="auto"/>
-              <w:rPr>
-                <w:rFonts w:hint="default" w:ascii="Consolas" w:hAnsi="Consolas"/>
-                <w:sz w:val="28"/>
-                <w:szCs w:val="28"/>
-                <w:lang w:val="en-US"/>
-              </w:rPr>
-            </w:pPr>
-            <w:r>
-              <w:rPr>
-                <w:rFonts w:hint="default" w:ascii="Consolas" w:hAnsi="Consolas"/>
-                <w:sz w:val="28"/>
-                <w:szCs w:val="28"/>
-                <w:lang w:val="en-US"/>
-              </w:rPr>
-              <w:t xml:space="preserve">  // второе задание: поиск максимума среди сумм</w:t>
-            </w:r>
-          </w:p>
-          <w:p>
-            <w:pPr>
-              <w:spacing w:after="0" w:line="240" w:lineRule="auto"/>
-              <w:rPr>
-                <w:rFonts w:hint="default" w:ascii="Consolas" w:hAnsi="Consolas"/>
-                <w:sz w:val="28"/>
-                <w:szCs w:val="28"/>
-                <w:lang w:val="en-US"/>
-              </w:rPr>
-            </w:pPr>
-            <w:r>
-              <w:rPr>
-                <w:rFonts w:hint="default" w:ascii="Consolas" w:hAnsi="Consolas"/>
-                <w:sz w:val="28"/>
-                <w:szCs w:val="28"/>
-                <w:lang w:val="en-US"/>
-              </w:rPr>
-              <w:t xml:space="preserve">  // по строкам нечётных элементов матрицы</w:t>
-            </w:r>
-          </w:p>
-          <w:p>
-            <w:pPr>
-              <w:spacing w:after="0" w:line="240" w:lineRule="auto"/>
-              <w:rPr>
-                <w:rFonts w:hint="default" w:ascii="Consolas" w:hAnsi="Consolas"/>
-                <w:sz w:val="28"/>
-                <w:szCs w:val="28"/>
-                <w:lang w:val="en-US"/>
-              </w:rPr>
-            </w:pPr>
-            <w:r>
-              <w:rPr>
-                <w:rFonts w:hint="default" w:ascii="Consolas" w:hAnsi="Consolas"/>
-                <w:sz w:val="28"/>
-                <w:szCs w:val="28"/>
-                <w:lang w:val="en-US"/>
-              </w:rPr>
-              <w:t xml:space="preserve">  cout &lt;&lt; "\nЗадание 2.\n";</w:t>
-            </w:r>
-          </w:p>
-          <w:p>
-            <w:pPr>
-              <w:spacing w:after="0" w:line="240" w:lineRule="auto"/>
-              <w:rPr>
-                <w:rFonts w:hint="default" w:ascii="Consolas" w:hAnsi="Consolas"/>
-                <w:sz w:val="28"/>
-                <w:szCs w:val="28"/>
-                <w:lang w:val="en-US"/>
-              </w:rPr>
-            </w:pPr>
-            <w:r>
-              <w:rPr>
-                <w:rFonts w:hint="default" w:ascii="Consolas" w:hAnsi="Consolas"/>
-                <w:sz w:val="28"/>
-                <w:szCs w:val="28"/>
-                <w:lang w:val="en-US"/>
-              </w:rPr>
-              <w:t xml:space="preserve">  cout &lt;&lt; "\tСуммы по строкам нечётных элементов матрицы равны:\n";</w:t>
-            </w:r>
-          </w:p>
-          <w:p>
-            <w:pPr>
-              <w:spacing w:after="0" w:line="240" w:lineRule="auto"/>
-              <w:rPr>
-                <w:rFonts w:hint="default" w:ascii="Consolas" w:hAnsi="Consolas"/>
-                <w:sz w:val="28"/>
-                <w:szCs w:val="28"/>
-                <w:lang w:val="en-US"/>
-              </w:rPr>
-            </w:pPr>
-          </w:p>
-          <w:p>
-            <w:pPr>
-              <w:spacing w:after="0" w:line="240" w:lineRule="auto"/>
-              <w:rPr>
-                <w:rFonts w:hint="default" w:ascii="Consolas" w:hAnsi="Consolas"/>
-                <w:sz w:val="28"/>
-                <w:szCs w:val="28"/>
-                <w:lang w:val="en-US"/>
-              </w:rPr>
-            </w:pPr>
-            <w:r>
-              <w:rPr>
-                <w:rFonts w:hint="default" w:ascii="Consolas" w:hAnsi="Consolas"/>
-                <w:sz w:val="28"/>
-                <w:szCs w:val="28"/>
-                <w:lang w:val="en-US"/>
-              </w:rPr>
-              <w:t xml:space="preserve">  // инициализация переменных</w:t>
-            </w:r>
-          </w:p>
-          <w:p>
-            <w:pPr>
-              <w:spacing w:after="0" w:line="240" w:lineRule="auto"/>
-              <w:rPr>
-                <w:rFonts w:hint="default" w:ascii="Consolas" w:hAnsi="Consolas"/>
-                <w:sz w:val="28"/>
-                <w:szCs w:val="28"/>
-                <w:lang w:val="en-US"/>
-              </w:rPr>
-            </w:pPr>
-            <w:r>
-              <w:rPr>
-                <w:rFonts w:hint="default" w:ascii="Consolas" w:hAnsi="Consolas"/>
-                <w:sz w:val="28"/>
-                <w:szCs w:val="28"/>
-                <w:lang w:val="en-US"/>
-              </w:rPr>
-              <w:t xml:space="preserve">  int oddRowSums[NMAX];</w:t>
-            </w:r>
-          </w:p>
-          <w:p>
-            <w:pPr>
-              <w:spacing w:after="0" w:line="240" w:lineRule="auto"/>
-              <w:rPr>
-                <w:rFonts w:hint="default" w:ascii="Consolas" w:hAnsi="Consolas"/>
-                <w:sz w:val="28"/>
-                <w:szCs w:val="28"/>
-                <w:lang w:val="en-US"/>
-              </w:rPr>
-            </w:pPr>
-          </w:p>
-          <w:p>
-            <w:pPr>
-              <w:spacing w:after="0" w:line="240" w:lineRule="auto"/>
-              <w:rPr>
-                <w:rFonts w:hint="default" w:ascii="Consolas" w:hAnsi="Consolas"/>
-                <w:sz w:val="28"/>
-                <w:szCs w:val="28"/>
-                <w:lang w:val="en-US"/>
-              </w:rPr>
-            </w:pPr>
-            <w:r>
-              <w:rPr>
-                <w:rFonts w:hint="default" w:ascii="Consolas" w:hAnsi="Consolas"/>
-                <w:sz w:val="28"/>
-                <w:szCs w:val="28"/>
-                <w:lang w:val="en-US"/>
-              </w:rPr>
-              <w:t xml:space="preserve">  // посчёт и вывод сумм</w:t>
-            </w:r>
-          </w:p>
-          <w:p>
-            <w:pPr>
-              <w:spacing w:after="0" w:line="240" w:lineRule="auto"/>
-              <w:rPr>
-                <w:rFonts w:hint="default" w:ascii="Consolas" w:hAnsi="Consolas"/>
-                <w:sz w:val="28"/>
-                <w:szCs w:val="28"/>
-                <w:lang w:val="en-US"/>
-              </w:rPr>
-            </w:pPr>
-            <w:r>
-              <w:rPr>
-                <w:rFonts w:hint="default" w:ascii="Consolas" w:hAnsi="Consolas"/>
-                <w:sz w:val="28"/>
-                <w:szCs w:val="28"/>
-                <w:lang w:val="en-US"/>
-              </w:rPr>
-              <w:t xml:space="preserve">  for (int i = 0; i &lt; N; i++) {</w:t>
-            </w:r>
-          </w:p>
-          <w:p>
-            <w:pPr>
-              <w:spacing w:after="0" w:line="240" w:lineRule="auto"/>
-              <w:rPr>
-                <w:rFonts w:hint="default" w:ascii="Consolas" w:hAnsi="Consolas"/>
-                <w:sz w:val="28"/>
-                <w:szCs w:val="28"/>
-                <w:lang w:val="en-US"/>
-              </w:rPr>
-            </w:pPr>
-            <w:r>
-              <w:rPr>
-                <w:rFonts w:hint="default" w:ascii="Consolas" w:hAnsi="Consolas"/>
-                <w:sz w:val="28"/>
-                <w:szCs w:val="28"/>
-                <w:lang w:val="en-US"/>
-              </w:rPr>
-              <w:t xml:space="preserve">    oddRowSums[i] = 0;</w:t>
-            </w:r>
-          </w:p>
-          <w:p>
-            <w:pPr>
-              <w:spacing w:after="0" w:line="240" w:lineRule="auto"/>
-              <w:rPr>
-                <w:rFonts w:hint="default" w:ascii="Consolas" w:hAnsi="Consolas"/>
-                <w:sz w:val="28"/>
-                <w:szCs w:val="28"/>
-                <w:lang w:val="en-US"/>
-              </w:rPr>
-            </w:pPr>
-            <w:r>
-              <w:rPr>
-                <w:rFonts w:hint="default" w:ascii="Consolas" w:hAnsi="Consolas"/>
-                <w:sz w:val="28"/>
-                <w:szCs w:val="28"/>
-                <w:lang w:val="en-US"/>
-              </w:rPr>
-              <w:t xml:space="preserve">    for (int j = 0; j &lt; N; j++) {</w:t>
-            </w:r>
-          </w:p>
-          <w:p>
-            <w:pPr>
-              <w:spacing w:after="0" w:line="240" w:lineRule="auto"/>
-              <w:rPr>
-                <w:rFonts w:hint="default" w:ascii="Consolas" w:hAnsi="Consolas"/>
-                <w:sz w:val="28"/>
-                <w:szCs w:val="28"/>
-                <w:lang w:val="en-US"/>
-              </w:rPr>
-            </w:pPr>
-            <w:r>
-              <w:rPr>
-                <w:rFonts w:hint="default" w:ascii="Consolas" w:hAnsi="Consolas"/>
-                <w:sz w:val="28"/>
-                <w:szCs w:val="28"/>
-                <w:lang w:val="en-US"/>
-              </w:rPr>
-              <w:t xml:space="preserve">      if (matr[i][j] % 2 != 0)</w:t>
-            </w:r>
-          </w:p>
-          <w:p>
-            <w:pPr>
-              <w:spacing w:after="0" w:line="240" w:lineRule="auto"/>
-              <w:rPr>
-                <w:rFonts w:hint="default" w:ascii="Consolas" w:hAnsi="Consolas"/>
-                <w:sz w:val="28"/>
-                <w:szCs w:val="28"/>
-                <w:lang w:val="en-US"/>
-              </w:rPr>
-            </w:pPr>
-            <w:r>
-              <w:rPr>
-                <w:rFonts w:hint="default" w:ascii="Consolas" w:hAnsi="Consolas"/>
-                <w:sz w:val="28"/>
-                <w:szCs w:val="28"/>
-                <w:lang w:val="en-US"/>
-              </w:rPr>
-              <w:t xml:space="preserve">        oddRowSums[i] += matr[i][j];</w:t>
-            </w:r>
-          </w:p>
-          <w:p>
-            <w:pPr>
-              <w:spacing w:after="0" w:line="240" w:lineRule="auto"/>
-              <w:rPr>
-                <w:rFonts w:hint="default" w:ascii="Consolas" w:hAnsi="Consolas"/>
-                <w:sz w:val="28"/>
-                <w:szCs w:val="28"/>
-                <w:lang w:val="en-US"/>
-              </w:rPr>
-            </w:pPr>
-            <w:r>
-              <w:rPr>
-                <w:rFonts w:hint="default" w:ascii="Consolas" w:hAnsi="Consolas"/>
-                <w:sz w:val="28"/>
-                <w:szCs w:val="28"/>
-                <w:lang w:val="en-US"/>
-              </w:rPr>
-              <w:t xml:space="preserve">    }</w:t>
-            </w:r>
-          </w:p>
-          <w:p>
-            <w:pPr>
-              <w:spacing w:after="0" w:line="240" w:lineRule="auto"/>
-              <w:rPr>
-                <w:rFonts w:hint="default" w:ascii="Consolas" w:hAnsi="Consolas"/>
-                <w:sz w:val="28"/>
-                <w:szCs w:val="28"/>
-                <w:lang w:val="en-US"/>
-              </w:rPr>
-            </w:pPr>
-            <w:r>
-              <w:rPr>
-                <w:rFonts w:hint="default" w:ascii="Consolas" w:hAnsi="Consolas"/>
-                <w:sz w:val="28"/>
-                <w:szCs w:val="28"/>
-                <w:lang w:val="en-US"/>
-              </w:rPr>
-              <w:t xml:space="preserve">    cout &lt;&lt; "\t\toddRowSums[" &lt;&lt; i &lt;&lt; "]=" &lt;&lt; oddRowSums[i] &lt;&lt; "\n";</w:t>
-            </w:r>
-          </w:p>
-          <w:p>
-            <w:pPr>
-              <w:spacing w:after="0" w:line="240" w:lineRule="auto"/>
-              <w:rPr>
-                <w:rFonts w:hint="default" w:ascii="Consolas" w:hAnsi="Consolas"/>
-                <w:sz w:val="28"/>
-                <w:szCs w:val="28"/>
-                <w:lang w:val="en-US"/>
-              </w:rPr>
-            </w:pPr>
-            <w:r>
-              <w:rPr>
-                <w:rFonts w:hint="default" w:ascii="Consolas" w:hAnsi="Consolas"/>
-                <w:sz w:val="28"/>
-                <w:szCs w:val="28"/>
-                <w:lang w:val="en-US"/>
-              </w:rPr>
-              <w:t xml:space="preserve">  }</w:t>
-            </w:r>
-          </w:p>
-          <w:p>
-            <w:pPr>
-              <w:spacing w:after="0" w:line="240" w:lineRule="auto"/>
-              <w:rPr>
-                <w:rFonts w:hint="default" w:ascii="Consolas" w:hAnsi="Consolas"/>
-                <w:sz w:val="28"/>
-                <w:szCs w:val="28"/>
-                <w:lang w:val="en-US"/>
-              </w:rPr>
-            </w:pPr>
-          </w:p>
-          <w:p>
-            <w:pPr>
-              <w:spacing w:after="0" w:line="240" w:lineRule="auto"/>
-              <w:rPr>
-                <w:rFonts w:hint="default" w:ascii="Consolas" w:hAnsi="Consolas"/>
-                <w:sz w:val="28"/>
-                <w:szCs w:val="28"/>
-                <w:lang w:val="en-US"/>
-              </w:rPr>
-            </w:pPr>
-            <w:r>
-              <w:rPr>
-                <w:rFonts w:hint="default" w:ascii="Consolas" w:hAnsi="Consolas"/>
-                <w:sz w:val="28"/>
-                <w:szCs w:val="28"/>
-                <w:lang w:val="en-US"/>
-              </w:rPr>
-              <w:t xml:space="preserve">  // инициализация переменных</w:t>
-            </w:r>
-          </w:p>
-          <w:p>
-            <w:pPr>
-              <w:spacing w:after="0" w:line="240" w:lineRule="auto"/>
-              <w:rPr>
-                <w:rFonts w:hint="default" w:ascii="Consolas" w:hAnsi="Consolas"/>
-                <w:sz w:val="28"/>
-                <w:szCs w:val="28"/>
-                <w:lang w:val="en-US"/>
-              </w:rPr>
-            </w:pPr>
-            <w:r>
-              <w:rPr>
-                <w:rFonts w:hint="default" w:ascii="Consolas" w:hAnsi="Consolas"/>
-                <w:sz w:val="28"/>
-                <w:szCs w:val="28"/>
-                <w:lang w:val="en-US"/>
-              </w:rPr>
-              <w:t xml:space="preserve">  int maxi = 0;</w:t>
-            </w:r>
-          </w:p>
-          <w:p>
-            <w:pPr>
-              <w:spacing w:after="0" w:line="240" w:lineRule="auto"/>
-              <w:rPr>
-                <w:rFonts w:hint="default" w:ascii="Consolas" w:hAnsi="Consolas"/>
-                <w:sz w:val="28"/>
-                <w:szCs w:val="28"/>
-                <w:lang w:val="en-US"/>
-              </w:rPr>
-            </w:pPr>
-            <w:r>
-              <w:rPr>
-                <w:rFonts w:hint="default" w:ascii="Consolas" w:hAnsi="Consolas"/>
-                <w:sz w:val="28"/>
-                <w:szCs w:val="28"/>
-                <w:lang w:val="en-US"/>
-              </w:rPr>
-              <w:t xml:space="preserve">  int max = oddRowSums[0];</w:t>
-            </w:r>
-          </w:p>
-          <w:p>
-            <w:pPr>
-              <w:spacing w:after="0" w:line="240" w:lineRule="auto"/>
-              <w:rPr>
-                <w:rFonts w:hint="default" w:ascii="Consolas" w:hAnsi="Consolas"/>
-                <w:sz w:val="28"/>
-                <w:szCs w:val="28"/>
-                <w:lang w:val="en-US"/>
-              </w:rPr>
-            </w:pPr>
-            <w:r>
-              <w:rPr>
-                <w:rFonts w:hint="default" w:ascii="Consolas" w:hAnsi="Consolas"/>
-                <w:sz w:val="28"/>
-                <w:szCs w:val="28"/>
-                <w:lang w:val="en-US"/>
-              </w:rPr>
-              <w:t xml:space="preserve">  // поиск максимума</w:t>
-            </w:r>
-          </w:p>
-          <w:p>
-            <w:pPr>
-              <w:spacing w:after="0" w:line="240" w:lineRule="auto"/>
-              <w:rPr>
-                <w:rFonts w:hint="default" w:ascii="Consolas" w:hAnsi="Consolas"/>
-                <w:sz w:val="28"/>
-                <w:szCs w:val="28"/>
-                <w:lang w:val="en-US"/>
-              </w:rPr>
-            </w:pPr>
-            <w:r>
-              <w:rPr>
-                <w:rFonts w:hint="default" w:ascii="Consolas" w:hAnsi="Consolas"/>
-                <w:sz w:val="28"/>
-                <w:szCs w:val="28"/>
-                <w:lang w:val="en-US"/>
-              </w:rPr>
-              <w:t xml:space="preserve">  for (int i = 0; i &lt; N; i++) {</w:t>
-            </w:r>
-          </w:p>
-          <w:p>
-            <w:pPr>
-              <w:spacing w:after="0" w:line="240" w:lineRule="auto"/>
-              <w:rPr>
-                <w:rFonts w:hint="default" w:ascii="Consolas" w:hAnsi="Consolas"/>
-                <w:sz w:val="28"/>
-                <w:szCs w:val="28"/>
-                <w:lang w:val="en-US"/>
-              </w:rPr>
-            </w:pPr>
-            <w:r>
-              <w:rPr>
-                <w:rFonts w:hint="default" w:ascii="Consolas" w:hAnsi="Consolas"/>
-                <w:sz w:val="28"/>
-                <w:szCs w:val="28"/>
-                <w:lang w:val="en-US"/>
-              </w:rPr>
-              <w:t xml:space="preserve">    if (oddRowSums[i] &gt; max) {</w:t>
-            </w:r>
-          </w:p>
-          <w:p>
-            <w:pPr>
-              <w:spacing w:after="0" w:line="240" w:lineRule="auto"/>
-              <w:rPr>
-                <w:rFonts w:hint="default" w:ascii="Consolas" w:hAnsi="Consolas"/>
-                <w:sz w:val="28"/>
-                <w:szCs w:val="28"/>
-                <w:lang w:val="en-US"/>
-              </w:rPr>
-            </w:pPr>
-            <w:r>
-              <w:rPr>
-                <w:rFonts w:hint="default" w:ascii="Consolas" w:hAnsi="Consolas"/>
-                <w:sz w:val="28"/>
-                <w:szCs w:val="28"/>
-                <w:lang w:val="en-US"/>
-              </w:rPr>
-              <w:t xml:space="preserve">      max = oddRowSums[i];</w:t>
-            </w:r>
-          </w:p>
-          <w:p>
-            <w:pPr>
-              <w:spacing w:after="0" w:line="240" w:lineRule="auto"/>
-              <w:rPr>
-                <w:rFonts w:hint="default" w:ascii="Consolas" w:hAnsi="Consolas"/>
-                <w:sz w:val="28"/>
-                <w:szCs w:val="28"/>
-                <w:lang w:val="en-US"/>
-              </w:rPr>
-            </w:pPr>
-            <w:r>
-              <w:rPr>
-                <w:rFonts w:hint="default" w:ascii="Consolas" w:hAnsi="Consolas"/>
-                <w:sz w:val="28"/>
-                <w:szCs w:val="28"/>
-                <w:lang w:val="en-US"/>
-              </w:rPr>
-              <w:t xml:space="preserve">      maxi = i;</w:t>
-            </w:r>
-          </w:p>
-          <w:p>
-            <w:pPr>
-              <w:spacing w:after="0" w:line="240" w:lineRule="auto"/>
-              <w:rPr>
-                <w:rFonts w:hint="default" w:ascii="Consolas" w:hAnsi="Consolas"/>
-                <w:sz w:val="28"/>
-                <w:szCs w:val="28"/>
-                <w:lang w:val="en-US"/>
-              </w:rPr>
-            </w:pPr>
-            <w:r>
-              <w:rPr>
-                <w:rFonts w:hint="default" w:ascii="Consolas" w:hAnsi="Consolas"/>
-                <w:sz w:val="28"/>
-                <w:szCs w:val="28"/>
-                <w:lang w:val="en-US"/>
-              </w:rPr>
-              <w:t xml:space="preserve">    }</w:t>
-            </w:r>
-          </w:p>
-          <w:p>
-            <w:pPr>
-              <w:spacing w:after="0" w:line="240" w:lineRule="auto"/>
-              <w:rPr>
-                <w:rFonts w:hint="default" w:ascii="Consolas" w:hAnsi="Consolas"/>
-                <w:sz w:val="28"/>
-                <w:szCs w:val="28"/>
-                <w:lang w:val="en-US"/>
-              </w:rPr>
-            </w:pPr>
-            <w:r>
-              <w:rPr>
-                <w:rFonts w:hint="default" w:ascii="Consolas" w:hAnsi="Consolas"/>
-                <w:sz w:val="28"/>
-                <w:szCs w:val="28"/>
-                <w:lang w:val="en-US"/>
-              </w:rPr>
-              <w:t xml:space="preserve">  }</w:t>
-            </w:r>
-          </w:p>
-          <w:p>
-            <w:pPr>
-              <w:spacing w:after="0" w:line="240" w:lineRule="auto"/>
-              <w:rPr>
-                <w:rFonts w:hint="default" w:ascii="Consolas" w:hAnsi="Consolas"/>
-                <w:sz w:val="28"/>
-                <w:szCs w:val="28"/>
-                <w:lang w:val="en-US"/>
-              </w:rPr>
-            </w:pPr>
-            <w:r>
-              <w:rPr>
-                <w:rFonts w:hint="default" w:ascii="Consolas" w:hAnsi="Consolas"/>
-                <w:sz w:val="28"/>
-                <w:szCs w:val="28"/>
-                <w:lang w:val="en-US"/>
-              </w:rPr>
-              <w:t xml:space="preserve">  cout &lt;&lt; "\n\tmax(oddRowSums)=oddRowSums[" &lt;&lt; maxi &lt;&lt; "]=" &lt;&lt; max &lt;&lt; "\n";</w:t>
-            </w:r>
-          </w:p>
-          <w:p>
-            <w:pPr>
-              <w:spacing w:after="0" w:line="240" w:lineRule="auto"/>
-              <w:rPr>
-                <w:rFonts w:hint="default" w:ascii="Consolas" w:hAnsi="Consolas"/>
-                <w:sz w:val="28"/>
-                <w:szCs w:val="28"/>
-                <w:lang w:val="en-US"/>
-              </w:rPr>
-            </w:pPr>
-          </w:p>
-          <w:p>
-            <w:pPr>
-              <w:spacing w:after="0" w:line="240" w:lineRule="auto"/>
-              <w:rPr>
-                <w:rFonts w:hint="default" w:ascii="Consolas" w:hAnsi="Consolas"/>
-                <w:sz w:val="28"/>
-                <w:szCs w:val="28"/>
-                <w:lang w:val="en-US"/>
-              </w:rPr>
-            </w:pPr>
-            <w:r>
-              <w:rPr>
-                <w:rFonts w:hint="default" w:ascii="Consolas" w:hAnsi="Consolas"/>
-                <w:sz w:val="28"/>
-                <w:szCs w:val="28"/>
-                <w:lang w:val="en-US"/>
-              </w:rPr>
-              <w:t xml:space="preserve">  // обнуление oddRowSums</w:t>
-            </w:r>
-          </w:p>
-          <w:p>
-            <w:pPr>
-              <w:spacing w:after="0" w:line="240" w:lineRule="auto"/>
-              <w:rPr>
-                <w:rFonts w:hint="default" w:ascii="Consolas" w:hAnsi="Consolas"/>
-                <w:sz w:val="28"/>
-                <w:szCs w:val="28"/>
-                <w:lang w:val="en-US"/>
-              </w:rPr>
-            </w:pPr>
-            <w:r>
-              <w:rPr>
-                <w:rFonts w:hint="default" w:ascii="Consolas" w:hAnsi="Consolas"/>
-                <w:sz w:val="28"/>
-                <w:szCs w:val="28"/>
-                <w:lang w:val="en-US"/>
-              </w:rPr>
-              <w:t xml:space="preserve">  for (int i = 0; i &lt; N; i++)</w:t>
-            </w:r>
-          </w:p>
-          <w:p>
-            <w:pPr>
-              <w:spacing w:after="0" w:line="240" w:lineRule="auto"/>
-              <w:rPr>
-                <w:rFonts w:hint="default" w:ascii="Consolas" w:hAnsi="Consolas"/>
-                <w:sz w:val="28"/>
-                <w:szCs w:val="28"/>
-                <w:lang w:val="en-US"/>
-              </w:rPr>
-            </w:pPr>
-            <w:r>
-              <w:rPr>
-                <w:rFonts w:hint="default" w:ascii="Consolas" w:hAnsi="Consolas"/>
-                <w:sz w:val="28"/>
-                <w:szCs w:val="28"/>
-                <w:lang w:val="en-US"/>
-              </w:rPr>
-              <w:t xml:space="preserve">    oddRowSums[i] = 0;</w:t>
-            </w:r>
-          </w:p>
-          <w:p>
-            <w:pPr>
-              <w:spacing w:after="0" w:line="240" w:lineRule="auto"/>
-              <w:rPr>
-                <w:rFonts w:hint="default" w:ascii="Consolas" w:hAnsi="Consolas"/>
-                <w:sz w:val="28"/>
-                <w:szCs w:val="28"/>
-                <w:lang w:val="en-US"/>
-              </w:rPr>
-            </w:pPr>
-          </w:p>
-          <w:p>
-            <w:pPr>
-              <w:spacing w:after="0" w:line="240" w:lineRule="auto"/>
-              <w:rPr>
-                <w:rFonts w:hint="default" w:ascii="Consolas" w:hAnsi="Consolas"/>
-                <w:sz w:val="28"/>
-                <w:szCs w:val="28"/>
-                <w:lang w:val="en-US"/>
-              </w:rPr>
-            </w:pPr>
-            <w:r>
-              <w:rPr>
-                <w:rFonts w:hint="default" w:ascii="Consolas" w:hAnsi="Consolas"/>
-                <w:sz w:val="28"/>
-                <w:szCs w:val="28"/>
-                <w:lang w:val="en-US"/>
-              </w:rPr>
-              <w:t xml:space="preserve">  // очистка матрицы</w:t>
-            </w:r>
-          </w:p>
-          <w:p>
-            <w:pPr>
-              <w:spacing w:after="0" w:line="240" w:lineRule="auto"/>
-              <w:rPr>
-                <w:rFonts w:hint="default" w:ascii="Consolas" w:hAnsi="Consolas"/>
-                <w:sz w:val="28"/>
-                <w:szCs w:val="28"/>
-                <w:lang w:val="en-US"/>
-              </w:rPr>
-            </w:pPr>
-            <w:r>
-              <w:rPr>
-                <w:rFonts w:hint="default" w:ascii="Consolas" w:hAnsi="Consolas"/>
-                <w:sz w:val="28"/>
-                <w:szCs w:val="28"/>
-                <w:lang w:val="en-US"/>
-              </w:rPr>
-              <w:t xml:space="preserve">  for (int i = 0; i &lt; N; i++)</w:t>
-            </w:r>
-          </w:p>
-          <w:p>
-            <w:pPr>
-              <w:spacing w:after="0" w:line="240" w:lineRule="auto"/>
-              <w:rPr>
-                <w:rFonts w:hint="default" w:ascii="Consolas" w:hAnsi="Consolas"/>
-                <w:sz w:val="28"/>
-                <w:szCs w:val="28"/>
-                <w:lang w:val="en-US"/>
-              </w:rPr>
-            </w:pPr>
-            <w:r>
-              <w:rPr>
-                <w:rFonts w:hint="default" w:ascii="Consolas" w:hAnsi="Consolas"/>
-                <w:sz w:val="28"/>
-                <w:szCs w:val="28"/>
-                <w:lang w:val="en-US"/>
-              </w:rPr>
-              <w:t xml:space="preserve">    for (int j = 0; j &lt; N; j++)</w:t>
-            </w:r>
-          </w:p>
-          <w:p>
-            <w:pPr>
-              <w:spacing w:after="0" w:line="240" w:lineRule="auto"/>
-              <w:rPr>
-                <w:rFonts w:hint="default" w:ascii="Consolas" w:hAnsi="Consolas"/>
-                <w:sz w:val="28"/>
-                <w:szCs w:val="28"/>
-                <w:lang w:val="en-US"/>
-              </w:rPr>
-            </w:pPr>
-            <w:r>
-              <w:rPr>
-                <w:rFonts w:hint="default" w:ascii="Consolas" w:hAnsi="Consolas"/>
-                <w:sz w:val="28"/>
-                <w:szCs w:val="28"/>
-                <w:lang w:val="en-US"/>
-              </w:rPr>
-              <w:t xml:space="preserve">      matr[i][j] = 0;</w:t>
-            </w:r>
-          </w:p>
-          <w:p>
-            <w:pPr>
-              <w:spacing w:after="0" w:line="240" w:lineRule="auto"/>
-              <w:rPr>
-                <w:rFonts w:hint="default" w:ascii="Consolas" w:hAnsi="Consolas"/>
-                <w:sz w:val="28"/>
-                <w:szCs w:val="28"/>
-                <w:lang w:val="en-US"/>
-              </w:rPr>
-            </w:pPr>
-            <w:r>
-              <w:rPr>
-                <w:rFonts w:hint="default" w:ascii="Consolas" w:hAnsi="Consolas"/>
-                <w:sz w:val="28"/>
-                <w:szCs w:val="28"/>
-                <w:lang w:val="en-US"/>
-              </w:rPr>
-              <w:t xml:space="preserve">  N = 0;</w:t>
-            </w:r>
-          </w:p>
-          <w:p>
-            <w:pPr>
-              <w:spacing w:after="0" w:line="240" w:lineRule="auto"/>
-              <w:rPr>
-                <w:rFonts w:hint="default" w:ascii="Consolas" w:hAnsi="Consolas"/>
-                <w:sz w:val="28"/>
-                <w:szCs w:val="28"/>
-                <w:lang w:val="en-US"/>
-              </w:rPr>
-            </w:pPr>
-          </w:p>
-          <w:p>
-            <w:pPr>
-              <w:spacing w:after="0" w:line="240" w:lineRule="auto"/>
-              <w:rPr>
-                <w:rFonts w:hint="default" w:ascii="Consolas" w:hAnsi="Consolas"/>
-                <w:sz w:val="28"/>
-                <w:szCs w:val="28"/>
-                <w:lang w:val="en-US"/>
-              </w:rPr>
-            </w:pPr>
-            <w:r>
-              <w:rPr>
-                <w:rFonts w:hint="default" w:ascii="Consolas" w:hAnsi="Consolas"/>
-                <w:sz w:val="28"/>
-                <w:szCs w:val="28"/>
-                <w:lang w:val="en-US"/>
-              </w:rPr>
-              <w:t xml:space="preserve">  // Матрица B</w:t>
-            </w:r>
-          </w:p>
-          <w:p>
-            <w:pPr>
-              <w:spacing w:after="0" w:line="240" w:lineRule="auto"/>
-              <w:rPr>
-                <w:rFonts w:hint="default" w:ascii="Consolas" w:hAnsi="Consolas"/>
-                <w:sz w:val="28"/>
-                <w:szCs w:val="28"/>
-                <w:lang w:val="en-US"/>
-              </w:rPr>
-            </w:pPr>
-          </w:p>
-          <w:p>
-            <w:pPr>
-              <w:spacing w:after="0" w:line="240" w:lineRule="auto"/>
-              <w:rPr>
-                <w:rFonts w:hint="default" w:ascii="Consolas" w:hAnsi="Consolas"/>
-                <w:sz w:val="28"/>
-                <w:szCs w:val="28"/>
-                <w:lang w:val="en-US"/>
-              </w:rPr>
-            </w:pPr>
-            <w:r>
-              <w:rPr>
-                <w:rFonts w:hint="default" w:ascii="Consolas" w:hAnsi="Consolas"/>
-                <w:sz w:val="28"/>
-                <w:szCs w:val="28"/>
-                <w:lang w:val="en-US"/>
-              </w:rPr>
-              <w:t xml:space="preserve">  fin.open(FNAME2);</w:t>
-            </w:r>
-          </w:p>
-          <w:p>
-            <w:pPr>
-              <w:spacing w:after="0" w:line="240" w:lineRule="auto"/>
-              <w:rPr>
-                <w:rFonts w:hint="default" w:ascii="Consolas" w:hAnsi="Consolas"/>
-                <w:sz w:val="28"/>
-                <w:szCs w:val="28"/>
-                <w:lang w:val="en-US"/>
-              </w:rPr>
-            </w:pPr>
-          </w:p>
-          <w:p>
-            <w:pPr>
-              <w:spacing w:after="0" w:line="240" w:lineRule="auto"/>
-              <w:rPr>
-                <w:rFonts w:hint="default" w:ascii="Consolas" w:hAnsi="Consolas"/>
-                <w:sz w:val="28"/>
-                <w:szCs w:val="28"/>
-                <w:lang w:val="en-US"/>
-              </w:rPr>
-            </w:pPr>
-            <w:r>
-              <w:rPr>
-                <w:rFonts w:hint="default" w:ascii="Consolas" w:hAnsi="Consolas"/>
-                <w:sz w:val="28"/>
-                <w:szCs w:val="28"/>
-                <w:lang w:val="en-US"/>
-              </w:rPr>
-              <w:t xml:space="preserve">  // входной контроль</w:t>
-            </w:r>
-          </w:p>
-          <w:p>
-            <w:pPr>
-              <w:spacing w:after="0" w:line="240" w:lineRule="auto"/>
-              <w:rPr>
-                <w:rFonts w:hint="default" w:ascii="Consolas" w:hAnsi="Consolas"/>
-                <w:sz w:val="28"/>
-                <w:szCs w:val="28"/>
-                <w:lang w:val="en-US"/>
-              </w:rPr>
-            </w:pPr>
-            <w:r>
-              <w:rPr>
-                <w:rFonts w:hint="default" w:ascii="Consolas" w:hAnsi="Consolas"/>
-                <w:sz w:val="28"/>
-                <w:szCs w:val="28"/>
-                <w:lang w:val="en-US"/>
-              </w:rPr>
-              <w:t xml:space="preserve">  if (!fin) {</w:t>
-            </w:r>
-          </w:p>
-          <w:p>
-            <w:pPr>
-              <w:spacing w:after="0" w:line="240" w:lineRule="auto"/>
-              <w:rPr>
-                <w:rFonts w:hint="default" w:ascii="Consolas" w:hAnsi="Consolas"/>
-                <w:sz w:val="28"/>
-                <w:szCs w:val="28"/>
-                <w:lang w:val="en-US"/>
-              </w:rPr>
-            </w:pPr>
-            <w:r>
-              <w:rPr>
-                <w:rFonts w:hint="default" w:ascii="Consolas" w:hAnsi="Consolas"/>
-                <w:sz w:val="28"/>
-                <w:szCs w:val="28"/>
-                <w:lang w:val="en-US"/>
-              </w:rPr>
-              <w:t xml:space="preserve">    cout &lt;&lt; "Не удалось открыть файл!\n";</w:t>
-            </w:r>
-          </w:p>
-          <w:p>
-            <w:pPr>
-              <w:spacing w:after="0" w:line="240" w:lineRule="auto"/>
-              <w:rPr>
-                <w:rFonts w:hint="default" w:ascii="Consolas" w:hAnsi="Consolas"/>
-                <w:sz w:val="28"/>
-                <w:szCs w:val="28"/>
-                <w:lang w:val="en-US"/>
-              </w:rPr>
-            </w:pPr>
-            <w:r>
-              <w:rPr>
-                <w:rFonts w:hint="default" w:ascii="Consolas" w:hAnsi="Consolas"/>
-                <w:sz w:val="28"/>
-                <w:szCs w:val="28"/>
-                <w:lang w:val="en-US"/>
-              </w:rPr>
-              <w:t xml:space="preserve">    return 1;</w:t>
-            </w:r>
-          </w:p>
-          <w:p>
-            <w:pPr>
-              <w:spacing w:after="0" w:line="240" w:lineRule="auto"/>
-              <w:rPr>
-                <w:rFonts w:hint="default" w:ascii="Consolas" w:hAnsi="Consolas"/>
-                <w:sz w:val="28"/>
-                <w:szCs w:val="28"/>
-                <w:lang w:val="en-US"/>
-              </w:rPr>
-            </w:pPr>
-            <w:r>
-              <w:rPr>
-                <w:rFonts w:hint="default" w:ascii="Consolas" w:hAnsi="Consolas"/>
-                <w:sz w:val="28"/>
-                <w:szCs w:val="28"/>
-                <w:lang w:val="en-US"/>
-              </w:rPr>
-              <w:t xml:space="preserve">  }</w:t>
-            </w:r>
-          </w:p>
-          <w:p>
-            <w:pPr>
-              <w:spacing w:after="0" w:line="240" w:lineRule="auto"/>
-              <w:rPr>
-                <w:rFonts w:hint="default" w:ascii="Consolas" w:hAnsi="Consolas"/>
-                <w:sz w:val="28"/>
-                <w:szCs w:val="28"/>
-                <w:lang w:val="en-US"/>
-              </w:rPr>
-            </w:pPr>
-          </w:p>
-          <w:p>
-            <w:pPr>
-              <w:spacing w:after="0" w:line="240" w:lineRule="auto"/>
-              <w:rPr>
-                <w:rFonts w:hint="default" w:ascii="Consolas" w:hAnsi="Consolas"/>
-                <w:sz w:val="28"/>
-                <w:szCs w:val="28"/>
-                <w:lang w:val="en-US"/>
-              </w:rPr>
-            </w:pPr>
-            <w:r>
-              <w:rPr>
-                <w:rFonts w:hint="default" w:ascii="Consolas" w:hAnsi="Consolas"/>
-                <w:sz w:val="28"/>
-                <w:szCs w:val="28"/>
-                <w:lang w:val="en-US"/>
-              </w:rPr>
-              <w:t xml:space="preserve">  fin &gt;&gt; N;</w:t>
-            </w:r>
-          </w:p>
-          <w:p>
-            <w:pPr>
-              <w:spacing w:after="0" w:line="240" w:lineRule="auto"/>
-              <w:rPr>
-                <w:rFonts w:hint="default" w:ascii="Consolas" w:hAnsi="Consolas"/>
-                <w:sz w:val="28"/>
-                <w:szCs w:val="28"/>
-                <w:lang w:val="en-US"/>
-              </w:rPr>
-            </w:pPr>
-            <w:r>
-              <w:rPr>
-                <w:rFonts w:hint="default" w:ascii="Consolas" w:hAnsi="Consolas"/>
-                <w:sz w:val="28"/>
-                <w:szCs w:val="28"/>
-                <w:lang w:val="en-US"/>
-              </w:rPr>
-              <w:t xml:space="preserve">  if (fin.fail()) {</w:t>
-            </w:r>
-          </w:p>
-          <w:p>
-            <w:pPr>
-              <w:spacing w:after="0" w:line="240" w:lineRule="auto"/>
-              <w:rPr>
-                <w:rFonts w:hint="default" w:ascii="Consolas" w:hAnsi="Consolas"/>
-                <w:sz w:val="28"/>
-                <w:szCs w:val="28"/>
-                <w:lang w:val="en-US"/>
-              </w:rPr>
-            </w:pPr>
-            <w:r>
-              <w:rPr>
-                <w:rFonts w:hint="default" w:ascii="Consolas" w:hAnsi="Consolas"/>
-                <w:sz w:val="28"/>
-                <w:szCs w:val="28"/>
-                <w:lang w:val="en-US"/>
-              </w:rPr>
-              <w:t xml:space="preserve">    cout &lt;&lt; "получено не число!\n";</w:t>
-            </w:r>
-          </w:p>
-          <w:p>
-            <w:pPr>
-              <w:spacing w:after="0" w:line="240" w:lineRule="auto"/>
-              <w:rPr>
-                <w:rFonts w:hint="default" w:ascii="Consolas" w:hAnsi="Consolas"/>
-                <w:sz w:val="28"/>
-                <w:szCs w:val="28"/>
-                <w:lang w:val="en-US"/>
-              </w:rPr>
-            </w:pPr>
-            <w:r>
-              <w:rPr>
-                <w:rFonts w:hint="default" w:ascii="Consolas" w:hAnsi="Consolas"/>
-                <w:sz w:val="28"/>
-                <w:szCs w:val="28"/>
-                <w:lang w:val="en-US"/>
-              </w:rPr>
-              <w:t xml:space="preserve">    return 4;</w:t>
-            </w:r>
-          </w:p>
-          <w:p>
-            <w:pPr>
-              <w:spacing w:after="0" w:line="240" w:lineRule="auto"/>
-              <w:rPr>
-                <w:rFonts w:hint="default" w:ascii="Consolas" w:hAnsi="Consolas"/>
-                <w:sz w:val="28"/>
-                <w:szCs w:val="28"/>
-                <w:lang w:val="en-US"/>
-              </w:rPr>
-            </w:pPr>
-            <w:r>
-              <w:rPr>
-                <w:rFonts w:hint="default" w:ascii="Consolas" w:hAnsi="Consolas"/>
-                <w:sz w:val="28"/>
-                <w:szCs w:val="28"/>
-                <w:lang w:val="en-US"/>
-              </w:rPr>
-              <w:t xml:space="preserve">  }</w:t>
-            </w:r>
-          </w:p>
-          <w:p>
-            <w:pPr>
-              <w:spacing w:after="0" w:line="240" w:lineRule="auto"/>
-              <w:rPr>
-                <w:rFonts w:hint="default" w:ascii="Consolas" w:hAnsi="Consolas"/>
-                <w:sz w:val="28"/>
-                <w:szCs w:val="28"/>
-                <w:lang w:val="en-US"/>
-              </w:rPr>
-            </w:pPr>
-          </w:p>
-          <w:p>
-            <w:pPr>
-              <w:spacing w:after="0" w:line="240" w:lineRule="auto"/>
-              <w:rPr>
-                <w:rFonts w:hint="default" w:ascii="Consolas" w:hAnsi="Consolas"/>
-                <w:sz w:val="28"/>
-                <w:szCs w:val="28"/>
-                <w:lang w:val="en-US"/>
-              </w:rPr>
-            </w:pPr>
-            <w:r>
-              <w:rPr>
-                <w:rFonts w:hint="default" w:ascii="Consolas" w:hAnsi="Consolas"/>
-                <w:sz w:val="28"/>
-                <w:szCs w:val="28"/>
-                <w:lang w:val="en-US"/>
-              </w:rPr>
-              <w:t xml:space="preserve">  // считывает размера и матрицы из файла</w:t>
-            </w:r>
-          </w:p>
-          <w:p>
-            <w:pPr>
-              <w:spacing w:after="0" w:line="240" w:lineRule="auto"/>
-              <w:rPr>
-                <w:rFonts w:hint="default" w:ascii="Consolas" w:hAnsi="Consolas"/>
-                <w:sz w:val="28"/>
-                <w:szCs w:val="28"/>
-                <w:lang w:val="en-US"/>
-              </w:rPr>
-            </w:pPr>
-            <w:r>
-              <w:rPr>
-                <w:rFonts w:hint="default" w:ascii="Consolas" w:hAnsi="Consolas"/>
-                <w:sz w:val="28"/>
-                <w:szCs w:val="28"/>
-                <w:lang w:val="en-US"/>
-              </w:rPr>
-              <w:t xml:space="preserve">  if (N &lt;= 0 or N &gt; NMAX) {</w:t>
-            </w:r>
-          </w:p>
-          <w:p>
-            <w:pPr>
-              <w:spacing w:after="0" w:line="240" w:lineRule="auto"/>
-              <w:rPr>
-                <w:rFonts w:hint="default" w:ascii="Consolas" w:hAnsi="Consolas"/>
-                <w:sz w:val="28"/>
-                <w:szCs w:val="28"/>
-                <w:lang w:val="en-US"/>
-              </w:rPr>
-            </w:pPr>
-            <w:r>
-              <w:rPr>
-                <w:rFonts w:hint="default" w:ascii="Consolas" w:hAnsi="Consolas"/>
-                <w:sz w:val="28"/>
-                <w:szCs w:val="28"/>
-                <w:lang w:val="en-US"/>
-              </w:rPr>
-              <w:t xml:space="preserve">    cout &lt;&lt; "Задан неверный размер матрицы или размер превышает лимит!\n";</w:t>
-            </w:r>
-          </w:p>
-          <w:p>
-            <w:pPr>
-              <w:spacing w:after="0" w:line="240" w:lineRule="auto"/>
-              <w:rPr>
-                <w:rFonts w:hint="default" w:ascii="Consolas" w:hAnsi="Consolas"/>
-                <w:sz w:val="28"/>
-                <w:szCs w:val="28"/>
-                <w:lang w:val="en-US"/>
-              </w:rPr>
-            </w:pPr>
-            <w:r>
-              <w:rPr>
-                <w:rFonts w:hint="default" w:ascii="Consolas" w:hAnsi="Consolas"/>
-                <w:sz w:val="28"/>
-                <w:szCs w:val="28"/>
-                <w:lang w:val="en-US"/>
-              </w:rPr>
-              <w:t xml:space="preserve">    return 3;</w:t>
-            </w:r>
-          </w:p>
-          <w:p>
-            <w:pPr>
-              <w:spacing w:after="0" w:line="240" w:lineRule="auto"/>
-              <w:rPr>
-                <w:rFonts w:hint="default" w:ascii="Consolas" w:hAnsi="Consolas"/>
-                <w:sz w:val="28"/>
-                <w:szCs w:val="28"/>
-                <w:lang w:val="en-US"/>
-              </w:rPr>
-            </w:pPr>
-            <w:r>
-              <w:rPr>
-                <w:rFonts w:hint="default" w:ascii="Consolas" w:hAnsi="Consolas"/>
-                <w:sz w:val="28"/>
-                <w:szCs w:val="28"/>
-                <w:lang w:val="en-US"/>
-              </w:rPr>
-              <w:t xml:space="preserve">  }</w:t>
-            </w:r>
-          </w:p>
-          <w:p>
-            <w:pPr>
-              <w:spacing w:after="0" w:line="240" w:lineRule="auto"/>
-              <w:rPr>
-                <w:rFonts w:hint="default" w:ascii="Consolas" w:hAnsi="Consolas"/>
-                <w:sz w:val="28"/>
-                <w:szCs w:val="28"/>
-                <w:lang w:val="en-US"/>
-              </w:rPr>
-            </w:pPr>
-          </w:p>
-          <w:p>
-            <w:pPr>
-              <w:spacing w:after="0" w:line="240" w:lineRule="auto"/>
-              <w:rPr>
-                <w:rFonts w:hint="default" w:ascii="Consolas" w:hAnsi="Consolas"/>
-                <w:sz w:val="28"/>
-                <w:szCs w:val="28"/>
-                <w:lang w:val="en-US"/>
-              </w:rPr>
-            </w:pPr>
-            <w:r>
-              <w:rPr>
-                <w:rFonts w:hint="default" w:ascii="Consolas" w:hAnsi="Consolas"/>
-                <w:sz w:val="28"/>
-                <w:szCs w:val="28"/>
-                <w:lang w:val="en-US"/>
-              </w:rPr>
-              <w:t xml:space="preserve">  for (int i = 0; i &lt; N; i++) {</w:t>
-            </w:r>
-          </w:p>
-          <w:p>
-            <w:pPr>
-              <w:spacing w:after="0" w:line="240" w:lineRule="auto"/>
-              <w:rPr>
-                <w:rFonts w:hint="default" w:ascii="Consolas" w:hAnsi="Consolas"/>
-                <w:sz w:val="28"/>
-                <w:szCs w:val="28"/>
-                <w:lang w:val="en-US"/>
-              </w:rPr>
-            </w:pPr>
-            <w:r>
-              <w:rPr>
-                <w:rFonts w:hint="default" w:ascii="Consolas" w:hAnsi="Consolas"/>
-                <w:sz w:val="28"/>
-                <w:szCs w:val="28"/>
-                <w:lang w:val="en-US"/>
-              </w:rPr>
-              <w:t xml:space="preserve">    for (int j = 0; j &lt; N; j++) {</w:t>
-            </w:r>
-          </w:p>
-          <w:p>
-            <w:pPr>
-              <w:spacing w:after="0" w:line="240" w:lineRule="auto"/>
-              <w:rPr>
-                <w:rFonts w:hint="default" w:ascii="Consolas" w:hAnsi="Consolas"/>
-                <w:sz w:val="28"/>
-                <w:szCs w:val="28"/>
-                <w:lang w:val="en-US"/>
-              </w:rPr>
-            </w:pPr>
-            <w:r>
-              <w:rPr>
-                <w:rFonts w:hint="default" w:ascii="Consolas" w:hAnsi="Consolas"/>
-                <w:sz w:val="28"/>
-                <w:szCs w:val="28"/>
-                <w:lang w:val="en-US"/>
-              </w:rPr>
-              <w:t xml:space="preserve">      fin &gt;&gt; matr[i][j];</w:t>
-            </w:r>
-          </w:p>
-          <w:p>
-            <w:pPr>
-              <w:spacing w:after="0" w:line="240" w:lineRule="auto"/>
-              <w:rPr>
-                <w:rFonts w:hint="default" w:ascii="Consolas" w:hAnsi="Consolas"/>
-                <w:sz w:val="28"/>
-                <w:szCs w:val="28"/>
-                <w:lang w:val="en-US"/>
-              </w:rPr>
-            </w:pPr>
-            <w:r>
-              <w:rPr>
-                <w:rFonts w:hint="default" w:ascii="Consolas" w:hAnsi="Consolas"/>
-                <w:sz w:val="28"/>
-                <w:szCs w:val="28"/>
-                <w:lang w:val="en-US"/>
-              </w:rPr>
-              <w:t xml:space="preserve">      if (fin.fail()) {</w:t>
-            </w:r>
-          </w:p>
-          <w:p>
-            <w:pPr>
-              <w:spacing w:after="0" w:line="240" w:lineRule="auto"/>
-              <w:rPr>
-                <w:rFonts w:hint="default" w:ascii="Consolas" w:hAnsi="Consolas"/>
-                <w:sz w:val="28"/>
-                <w:szCs w:val="28"/>
-                <w:lang w:val="en-US"/>
-              </w:rPr>
-            </w:pPr>
-            <w:r>
-              <w:rPr>
-                <w:rFonts w:hint="default" w:ascii="Consolas" w:hAnsi="Consolas"/>
-                <w:sz w:val="28"/>
-                <w:szCs w:val="28"/>
-                <w:lang w:val="en-US"/>
-              </w:rPr>
-              <w:t xml:space="preserve">        cout &lt;&lt; "получено не число!\n";</w:t>
-            </w:r>
-          </w:p>
-          <w:p>
-            <w:pPr>
-              <w:spacing w:after="0" w:line="240" w:lineRule="auto"/>
-              <w:rPr>
-                <w:rFonts w:hint="default" w:ascii="Consolas" w:hAnsi="Consolas"/>
-                <w:sz w:val="28"/>
-                <w:szCs w:val="28"/>
-                <w:lang w:val="en-US"/>
-              </w:rPr>
-            </w:pPr>
-            <w:r>
-              <w:rPr>
-                <w:rFonts w:hint="default" w:ascii="Consolas" w:hAnsi="Consolas"/>
-                <w:sz w:val="28"/>
-                <w:szCs w:val="28"/>
-                <w:lang w:val="en-US"/>
-              </w:rPr>
-              <w:t xml:space="preserve">        return 4;</w:t>
-            </w:r>
-          </w:p>
-          <w:p>
-            <w:pPr>
-              <w:spacing w:after="0" w:line="240" w:lineRule="auto"/>
-              <w:rPr>
-                <w:rFonts w:hint="default" w:ascii="Consolas" w:hAnsi="Consolas"/>
-                <w:sz w:val="28"/>
-                <w:szCs w:val="28"/>
-                <w:lang w:val="en-US"/>
-              </w:rPr>
-            </w:pPr>
-            <w:r>
-              <w:rPr>
-                <w:rFonts w:hint="default" w:ascii="Consolas" w:hAnsi="Consolas"/>
-                <w:sz w:val="28"/>
-                <w:szCs w:val="28"/>
-                <w:lang w:val="en-US"/>
-              </w:rPr>
-              <w:t xml:space="preserve">      }</w:t>
-            </w:r>
-          </w:p>
-          <w:p>
-            <w:pPr>
-              <w:spacing w:after="0" w:line="240" w:lineRule="auto"/>
-              <w:rPr>
-                <w:rFonts w:hint="default" w:ascii="Consolas" w:hAnsi="Consolas"/>
-                <w:sz w:val="28"/>
-                <w:szCs w:val="28"/>
-                <w:lang w:val="en-US"/>
-              </w:rPr>
-            </w:pPr>
-            <w:r>
-              <w:rPr>
-                <w:rFonts w:hint="default" w:ascii="Consolas" w:hAnsi="Consolas"/>
-                <w:sz w:val="28"/>
-                <w:szCs w:val="28"/>
-                <w:lang w:val="en-US"/>
-              </w:rPr>
-              <w:t xml:space="preserve">    }</w:t>
-            </w:r>
-          </w:p>
-          <w:p>
-            <w:pPr>
-              <w:spacing w:after="0" w:line="240" w:lineRule="auto"/>
-              <w:rPr>
-                <w:rFonts w:hint="default" w:ascii="Consolas" w:hAnsi="Consolas"/>
-                <w:sz w:val="28"/>
-                <w:szCs w:val="28"/>
-                <w:lang w:val="en-US"/>
-              </w:rPr>
-            </w:pPr>
-            <w:r>
-              <w:rPr>
-                <w:rFonts w:hint="default" w:ascii="Consolas" w:hAnsi="Consolas"/>
-                <w:sz w:val="28"/>
-                <w:szCs w:val="28"/>
-                <w:lang w:val="en-US"/>
-              </w:rPr>
-              <w:t xml:space="preserve">  }</w:t>
-            </w:r>
-          </w:p>
-          <w:p>
-            <w:pPr>
-              <w:spacing w:after="0" w:line="240" w:lineRule="auto"/>
-              <w:rPr>
-                <w:rFonts w:hint="default" w:ascii="Consolas" w:hAnsi="Consolas"/>
-                <w:sz w:val="28"/>
-                <w:szCs w:val="28"/>
-                <w:lang w:val="en-US"/>
-              </w:rPr>
-            </w:pPr>
-            <w:r>
-              <w:rPr>
-                <w:rFonts w:hint="default" w:ascii="Consolas" w:hAnsi="Consolas"/>
-                <w:sz w:val="28"/>
-                <w:szCs w:val="28"/>
-                <w:lang w:val="en-US"/>
-              </w:rPr>
-              <w:t xml:space="preserve">  fin.close(); // закрытие файла</w:t>
-            </w:r>
-          </w:p>
-          <w:p>
-            <w:pPr>
-              <w:spacing w:after="0" w:line="240" w:lineRule="auto"/>
-              <w:rPr>
-                <w:rFonts w:hint="default" w:ascii="Consolas" w:hAnsi="Consolas"/>
-                <w:sz w:val="28"/>
-                <w:szCs w:val="28"/>
-                <w:lang w:val="en-US"/>
-              </w:rPr>
-            </w:pPr>
-          </w:p>
-          <w:p>
-            <w:pPr>
-              <w:spacing w:after="0" w:line="240" w:lineRule="auto"/>
-              <w:rPr>
-                <w:rFonts w:hint="default" w:ascii="Consolas" w:hAnsi="Consolas"/>
-                <w:sz w:val="28"/>
-                <w:szCs w:val="28"/>
-                <w:lang w:val="en-US"/>
-              </w:rPr>
-            </w:pPr>
-            <w:r>
-              <w:rPr>
-                <w:rFonts w:hint="default" w:ascii="Consolas" w:hAnsi="Consolas"/>
-                <w:sz w:val="28"/>
-                <w:szCs w:val="28"/>
-                <w:lang w:val="en-US"/>
-              </w:rPr>
-              <w:t xml:space="preserve">  // вывод матрицы</w:t>
-            </w:r>
-          </w:p>
-          <w:p>
-            <w:pPr>
-              <w:spacing w:after="0" w:line="240" w:lineRule="auto"/>
-              <w:rPr>
-                <w:rFonts w:hint="default" w:ascii="Consolas" w:hAnsi="Consolas"/>
-                <w:sz w:val="28"/>
-                <w:szCs w:val="28"/>
-                <w:lang w:val="en-US"/>
-              </w:rPr>
-            </w:pPr>
-            <w:r>
-              <w:rPr>
-                <w:rFonts w:hint="default" w:ascii="Consolas" w:hAnsi="Consolas"/>
-                <w:sz w:val="28"/>
-                <w:szCs w:val="28"/>
-                <w:lang w:val="en-US"/>
-              </w:rPr>
-              <w:t xml:space="preserve">  cout &lt;&lt; "\n</w:t>
-            </w:r>
-            <w:r>
-              <w:rPr>
-                <w:rFonts w:hint="default" w:ascii="Consolas" w:hAnsi="Consolas"/>
-                <w:sz w:val="28"/>
-                <w:szCs w:val="28"/>
-                <w:lang w:val="ru-RU"/>
-              </w:rPr>
-              <w:t>B</w:t>
-            </w:r>
-            <w:r>
-              <w:rPr>
-                <w:rFonts w:hint="default" w:ascii="Consolas" w:hAnsi="Consolas"/>
-                <w:sz w:val="28"/>
-                <w:szCs w:val="28"/>
-                <w:lang w:val="en-US"/>
-              </w:rPr>
-              <w:t>[" &lt;&lt; N &lt;&lt; "x" &lt;&lt; N &lt;&lt; "]=\n";</w:t>
-            </w:r>
-          </w:p>
-          <w:p>
-            <w:pPr>
-              <w:spacing w:after="0" w:line="240" w:lineRule="auto"/>
-              <w:rPr>
-                <w:rFonts w:hint="default" w:ascii="Consolas" w:hAnsi="Consolas"/>
-                <w:sz w:val="28"/>
-                <w:szCs w:val="28"/>
-                <w:lang w:val="en-US"/>
-              </w:rPr>
-            </w:pPr>
-            <w:r>
-              <w:rPr>
-                <w:rFonts w:hint="default" w:ascii="Consolas" w:hAnsi="Consolas"/>
-                <w:sz w:val="28"/>
-                <w:szCs w:val="28"/>
-                <w:lang w:val="en-US"/>
-              </w:rPr>
-              <w:t xml:space="preserve">  for (int i = 0; i &lt; N; i++) {</w:t>
-            </w:r>
-          </w:p>
-          <w:p>
-            <w:pPr>
-              <w:spacing w:after="0" w:line="240" w:lineRule="auto"/>
-              <w:rPr>
-                <w:rFonts w:hint="default" w:ascii="Consolas" w:hAnsi="Consolas"/>
-                <w:sz w:val="28"/>
-                <w:szCs w:val="28"/>
-                <w:lang w:val="en-US"/>
-              </w:rPr>
-            </w:pPr>
-          </w:p>
-          <w:p>
-            <w:pPr>
-              <w:spacing w:after="0" w:line="240" w:lineRule="auto"/>
-              <w:rPr>
-                <w:rFonts w:hint="default" w:ascii="Consolas" w:hAnsi="Consolas"/>
-                <w:sz w:val="28"/>
-                <w:szCs w:val="28"/>
-                <w:lang w:val="en-US"/>
-              </w:rPr>
-            </w:pPr>
-            <w:r>
-              <w:rPr>
-                <w:rFonts w:hint="default" w:ascii="Consolas" w:hAnsi="Consolas"/>
-                <w:sz w:val="28"/>
-                <w:szCs w:val="28"/>
-                <w:lang w:val="en-US"/>
-              </w:rPr>
-              <w:t xml:space="preserve">    cout &lt;&lt; "\t";</w:t>
-            </w:r>
-          </w:p>
-          <w:p>
-            <w:pPr>
-              <w:spacing w:after="0" w:line="240" w:lineRule="auto"/>
-              <w:rPr>
-                <w:rFonts w:hint="default" w:ascii="Consolas" w:hAnsi="Consolas"/>
-                <w:sz w:val="28"/>
-                <w:szCs w:val="28"/>
-                <w:lang w:val="en-US"/>
-              </w:rPr>
-            </w:pPr>
-          </w:p>
-          <w:p>
-            <w:pPr>
-              <w:spacing w:after="0" w:line="240" w:lineRule="auto"/>
-              <w:rPr>
-                <w:rFonts w:hint="default" w:ascii="Consolas" w:hAnsi="Consolas"/>
-                <w:sz w:val="28"/>
-                <w:szCs w:val="28"/>
-                <w:lang w:val="en-US"/>
-              </w:rPr>
-            </w:pPr>
-            <w:r>
-              <w:rPr>
-                <w:rFonts w:hint="default" w:ascii="Consolas" w:hAnsi="Consolas"/>
-                <w:sz w:val="28"/>
-                <w:szCs w:val="28"/>
-                <w:lang w:val="en-US"/>
-              </w:rPr>
-              <w:t xml:space="preserve">    for (int j = 0; j &lt; N; j++) {</w:t>
-            </w:r>
-          </w:p>
-          <w:p>
-            <w:pPr>
-              <w:spacing w:after="0" w:line="240" w:lineRule="auto"/>
-              <w:rPr>
-                <w:rFonts w:hint="default" w:ascii="Consolas" w:hAnsi="Consolas"/>
-                <w:sz w:val="28"/>
-                <w:szCs w:val="28"/>
-                <w:lang w:val="en-US"/>
-              </w:rPr>
-            </w:pPr>
-            <w:r>
-              <w:rPr>
-                <w:rFonts w:hint="default" w:ascii="Consolas" w:hAnsi="Consolas"/>
-                <w:sz w:val="28"/>
-                <w:szCs w:val="28"/>
-                <w:lang w:val="en-US"/>
-              </w:rPr>
-              <w:t xml:space="preserve">      cout &lt;&lt; matr[i][j] &lt;&lt; "\t";</w:t>
-            </w:r>
-          </w:p>
-          <w:p>
-            <w:pPr>
-              <w:spacing w:after="0" w:line="240" w:lineRule="auto"/>
-              <w:rPr>
-                <w:rFonts w:hint="default" w:ascii="Consolas" w:hAnsi="Consolas"/>
-                <w:sz w:val="28"/>
-                <w:szCs w:val="28"/>
-                <w:lang w:val="en-US"/>
-              </w:rPr>
-            </w:pPr>
-            <w:r>
-              <w:rPr>
-                <w:rFonts w:hint="default" w:ascii="Consolas" w:hAnsi="Consolas"/>
-                <w:sz w:val="28"/>
-                <w:szCs w:val="28"/>
-                <w:lang w:val="en-US"/>
-              </w:rPr>
-              <w:t xml:space="preserve">    }</w:t>
-            </w:r>
-          </w:p>
-          <w:p>
-            <w:pPr>
-              <w:spacing w:after="0" w:line="240" w:lineRule="auto"/>
-              <w:rPr>
-                <w:rFonts w:hint="default" w:ascii="Consolas" w:hAnsi="Consolas"/>
-                <w:sz w:val="28"/>
-                <w:szCs w:val="28"/>
-                <w:lang w:val="en-US"/>
-              </w:rPr>
-            </w:pPr>
-          </w:p>
-          <w:p>
-            <w:pPr>
-              <w:spacing w:after="0" w:line="240" w:lineRule="auto"/>
-              <w:rPr>
-                <w:rFonts w:hint="default" w:ascii="Consolas" w:hAnsi="Consolas"/>
-                <w:sz w:val="28"/>
-                <w:szCs w:val="28"/>
-                <w:lang w:val="en-US"/>
-              </w:rPr>
-            </w:pPr>
-            <w:r>
-              <w:rPr>
-                <w:rFonts w:hint="default" w:ascii="Consolas" w:hAnsi="Consolas"/>
-                <w:sz w:val="28"/>
-                <w:szCs w:val="28"/>
-                <w:lang w:val="en-US"/>
-              </w:rPr>
-              <w:t xml:space="preserve">    // печать скобок</w:t>
-            </w:r>
-          </w:p>
-          <w:p>
-            <w:pPr>
-              <w:spacing w:after="0" w:line="240" w:lineRule="auto"/>
-              <w:rPr>
-                <w:rFonts w:hint="default" w:ascii="Consolas" w:hAnsi="Consolas"/>
-                <w:sz w:val="28"/>
-                <w:szCs w:val="28"/>
-                <w:lang w:val="en-US"/>
-              </w:rPr>
-            </w:pPr>
-            <w:r>
-              <w:rPr>
-                <w:rFonts w:hint="default" w:ascii="Consolas" w:hAnsi="Consolas"/>
-                <w:sz w:val="28"/>
-                <w:szCs w:val="28"/>
-                <w:lang w:val="en-US"/>
-              </w:rPr>
-              <w:t xml:space="preserve">    if (i == 0)</w:t>
-            </w:r>
-          </w:p>
-          <w:p>
-            <w:pPr>
-              <w:spacing w:after="0" w:line="240" w:lineRule="auto"/>
-              <w:rPr>
-                <w:rFonts w:hint="default" w:ascii="Consolas" w:hAnsi="Consolas"/>
-                <w:sz w:val="28"/>
-                <w:szCs w:val="28"/>
-                <w:lang w:val="en-US"/>
-              </w:rPr>
-            </w:pPr>
-            <w:r>
-              <w:rPr>
-                <w:rFonts w:hint="default" w:ascii="Consolas" w:hAnsi="Consolas"/>
-                <w:sz w:val="28"/>
-                <w:szCs w:val="28"/>
-                <w:lang w:val="en-US"/>
-              </w:rPr>
-              <w:t xml:space="preserve">      cout &lt;&lt; "╮\r╭";</w:t>
-            </w:r>
-          </w:p>
-          <w:p>
-            <w:pPr>
-              <w:spacing w:after="0" w:line="240" w:lineRule="auto"/>
-              <w:rPr>
-                <w:rFonts w:hint="default" w:ascii="Consolas" w:hAnsi="Consolas"/>
-                <w:sz w:val="28"/>
-                <w:szCs w:val="28"/>
-                <w:lang w:val="en-US"/>
-              </w:rPr>
-            </w:pPr>
-            <w:r>
-              <w:rPr>
-                <w:rFonts w:hint="default" w:ascii="Consolas" w:hAnsi="Consolas"/>
-                <w:sz w:val="28"/>
-                <w:szCs w:val="28"/>
-                <w:lang w:val="en-US"/>
-              </w:rPr>
-              <w:t xml:space="preserve">    else if (i == N - 1)</w:t>
-            </w:r>
-          </w:p>
-          <w:p>
-            <w:pPr>
-              <w:spacing w:after="0" w:line="240" w:lineRule="auto"/>
-              <w:rPr>
-                <w:rFonts w:hint="default" w:ascii="Consolas" w:hAnsi="Consolas"/>
-                <w:sz w:val="28"/>
-                <w:szCs w:val="28"/>
-                <w:lang w:val="en-US"/>
-              </w:rPr>
-            </w:pPr>
-            <w:r>
-              <w:rPr>
-                <w:rFonts w:hint="default" w:ascii="Consolas" w:hAnsi="Consolas"/>
-                <w:sz w:val="28"/>
-                <w:szCs w:val="28"/>
-                <w:lang w:val="en-US"/>
-              </w:rPr>
-              <w:t xml:space="preserve">      cout &lt;&lt; "╯\r╰";</w:t>
-            </w:r>
-          </w:p>
-          <w:p>
-            <w:pPr>
-              <w:spacing w:after="0" w:line="240" w:lineRule="auto"/>
-              <w:rPr>
-                <w:rFonts w:hint="default" w:ascii="Consolas" w:hAnsi="Consolas"/>
-                <w:sz w:val="28"/>
-                <w:szCs w:val="28"/>
-                <w:lang w:val="en-US"/>
-              </w:rPr>
-            </w:pPr>
-            <w:r>
-              <w:rPr>
-                <w:rFonts w:hint="default" w:ascii="Consolas" w:hAnsi="Consolas"/>
-                <w:sz w:val="28"/>
-                <w:szCs w:val="28"/>
-                <w:lang w:val="en-US"/>
-              </w:rPr>
-              <w:t xml:space="preserve">    else</w:t>
-            </w:r>
-          </w:p>
-          <w:p>
-            <w:pPr>
-              <w:spacing w:after="0" w:line="240" w:lineRule="auto"/>
-              <w:rPr>
-                <w:rFonts w:hint="default" w:ascii="Consolas" w:hAnsi="Consolas"/>
-                <w:sz w:val="28"/>
-                <w:szCs w:val="28"/>
-                <w:lang w:val="en-US"/>
-              </w:rPr>
-            </w:pPr>
-            <w:r>
-              <w:rPr>
-                <w:rFonts w:hint="default" w:ascii="Consolas" w:hAnsi="Consolas"/>
-                <w:sz w:val="28"/>
-                <w:szCs w:val="28"/>
-                <w:lang w:val="en-US"/>
-              </w:rPr>
-              <w:t xml:space="preserve">      cout &lt;&lt; "│\r│";</w:t>
-            </w:r>
-          </w:p>
-          <w:p>
-            <w:pPr>
-              <w:spacing w:after="0" w:line="240" w:lineRule="auto"/>
-              <w:rPr>
-                <w:rFonts w:hint="default" w:ascii="Consolas" w:hAnsi="Consolas"/>
-                <w:sz w:val="28"/>
-                <w:szCs w:val="28"/>
-                <w:lang w:val="en-US"/>
-              </w:rPr>
-            </w:pPr>
-            <w:r>
-              <w:rPr>
-                <w:rFonts w:hint="default" w:ascii="Consolas" w:hAnsi="Consolas"/>
-                <w:sz w:val="28"/>
-                <w:szCs w:val="28"/>
-                <w:lang w:val="en-US"/>
-              </w:rPr>
-              <w:t xml:space="preserve">    cout &lt;&lt; "\n";</w:t>
-            </w:r>
-          </w:p>
-          <w:p>
-            <w:pPr>
-              <w:spacing w:after="0" w:line="240" w:lineRule="auto"/>
-              <w:rPr>
-                <w:rFonts w:hint="default" w:ascii="Consolas" w:hAnsi="Consolas"/>
-                <w:sz w:val="28"/>
-                <w:szCs w:val="28"/>
-                <w:lang w:val="en-US"/>
-              </w:rPr>
-            </w:pPr>
-            <w:r>
-              <w:rPr>
-                <w:rFonts w:hint="default" w:ascii="Consolas" w:hAnsi="Consolas"/>
-                <w:sz w:val="28"/>
-                <w:szCs w:val="28"/>
-                <w:lang w:val="en-US"/>
-              </w:rPr>
-              <w:t xml:space="preserve">  }</w:t>
-            </w:r>
-          </w:p>
-          <w:p>
-            <w:pPr>
-              <w:spacing w:after="0" w:line="240" w:lineRule="auto"/>
-              <w:rPr>
-                <w:rFonts w:hint="default" w:ascii="Consolas" w:hAnsi="Consolas"/>
-                <w:sz w:val="28"/>
-                <w:szCs w:val="28"/>
-                <w:lang w:val="en-US"/>
-              </w:rPr>
-            </w:pPr>
-          </w:p>
-          <w:p>
-            <w:pPr>
-              <w:spacing w:after="0" w:line="240" w:lineRule="auto"/>
-              <w:rPr>
-                <w:rFonts w:hint="default" w:ascii="Consolas" w:hAnsi="Consolas"/>
-                <w:sz w:val="28"/>
-                <w:szCs w:val="28"/>
-                <w:lang w:val="en-US"/>
-              </w:rPr>
-            </w:pPr>
-            <w:r>
-              <w:rPr>
-                <w:rFonts w:hint="default" w:ascii="Consolas" w:hAnsi="Consolas"/>
-                <w:sz w:val="28"/>
-                <w:szCs w:val="28"/>
-                <w:lang w:val="en-US"/>
-              </w:rPr>
-              <w:t xml:space="preserve">  // первое задание: поиск произведения всех</w:t>
-            </w:r>
-          </w:p>
-          <w:p>
-            <w:pPr>
-              <w:spacing w:after="0" w:line="240" w:lineRule="auto"/>
-              <w:rPr>
-                <w:rFonts w:hint="default" w:ascii="Consolas" w:hAnsi="Consolas"/>
-                <w:sz w:val="28"/>
-                <w:szCs w:val="28"/>
-                <w:lang w:val="en-US"/>
-              </w:rPr>
-            </w:pPr>
-            <w:r>
-              <w:rPr>
-                <w:rFonts w:hint="default" w:ascii="Consolas" w:hAnsi="Consolas"/>
-                <w:sz w:val="28"/>
-                <w:szCs w:val="28"/>
-                <w:lang w:val="en-US"/>
-              </w:rPr>
-              <w:t xml:space="preserve">  // положительных чисел над побочной диагональю</w:t>
-            </w:r>
-          </w:p>
-          <w:p>
-            <w:pPr>
-              <w:spacing w:after="0" w:line="240" w:lineRule="auto"/>
-              <w:rPr>
-                <w:rFonts w:hint="default" w:ascii="Consolas" w:hAnsi="Consolas"/>
-                <w:sz w:val="28"/>
-                <w:szCs w:val="28"/>
-                <w:lang w:val="en-US"/>
-              </w:rPr>
-            </w:pPr>
-            <w:r>
-              <w:rPr>
-                <w:rFonts w:hint="default" w:ascii="Consolas" w:hAnsi="Consolas"/>
-                <w:sz w:val="28"/>
-                <w:szCs w:val="28"/>
-                <w:lang w:val="en-US"/>
-              </w:rPr>
-              <w:t xml:space="preserve">  cout &lt;&lt; "\n";</w:t>
-            </w:r>
-          </w:p>
-          <w:p>
-            <w:pPr>
-              <w:spacing w:after="0" w:line="240" w:lineRule="auto"/>
-              <w:rPr>
-                <w:rFonts w:hint="default" w:ascii="Consolas" w:hAnsi="Consolas"/>
-                <w:sz w:val="28"/>
-                <w:szCs w:val="28"/>
-                <w:lang w:val="en-US"/>
-              </w:rPr>
-            </w:pPr>
-          </w:p>
-          <w:p>
-            <w:pPr>
-              <w:spacing w:after="0" w:line="240" w:lineRule="auto"/>
-              <w:rPr>
-                <w:rFonts w:hint="default" w:ascii="Consolas" w:hAnsi="Consolas"/>
-                <w:sz w:val="28"/>
-                <w:szCs w:val="28"/>
-                <w:lang w:val="en-US"/>
-              </w:rPr>
-            </w:pPr>
-            <w:r>
-              <w:rPr>
-                <w:rFonts w:hint="default" w:ascii="Consolas" w:hAnsi="Consolas"/>
-                <w:sz w:val="28"/>
-                <w:szCs w:val="28"/>
-                <w:lang w:val="en-US"/>
-              </w:rPr>
-              <w:t xml:space="preserve">  // инициализация переменных</w:t>
-            </w:r>
-          </w:p>
-          <w:p>
-            <w:pPr>
-              <w:spacing w:after="0" w:line="240" w:lineRule="auto"/>
-              <w:rPr>
-                <w:rFonts w:hint="default" w:ascii="Consolas" w:hAnsi="Consolas"/>
-                <w:sz w:val="28"/>
-                <w:szCs w:val="28"/>
-                <w:lang w:val="en-US"/>
-              </w:rPr>
-            </w:pPr>
-            <w:r>
-              <w:rPr>
-                <w:rFonts w:hint="default" w:ascii="Consolas" w:hAnsi="Consolas"/>
-                <w:sz w:val="28"/>
-                <w:szCs w:val="28"/>
-                <w:lang w:val="en-US"/>
-              </w:rPr>
-              <w:t xml:space="preserve">  prod = 1;</w:t>
-            </w:r>
-          </w:p>
-          <w:p>
-            <w:pPr>
-              <w:spacing w:after="0" w:line="240" w:lineRule="auto"/>
-              <w:rPr>
-                <w:rFonts w:hint="default" w:ascii="Consolas" w:hAnsi="Consolas"/>
-                <w:sz w:val="28"/>
-                <w:szCs w:val="28"/>
-                <w:lang w:val="en-US"/>
-              </w:rPr>
-            </w:pPr>
-            <w:r>
-              <w:rPr>
-                <w:rFonts w:hint="default" w:ascii="Consolas" w:hAnsi="Consolas"/>
-                <w:sz w:val="28"/>
-                <w:szCs w:val="28"/>
-                <w:lang w:val="en-US"/>
-              </w:rPr>
-              <w:t xml:space="preserve">  is_elements = false;</w:t>
-            </w:r>
-          </w:p>
-          <w:p>
-            <w:pPr>
-              <w:spacing w:after="0" w:line="240" w:lineRule="auto"/>
-              <w:rPr>
-                <w:rFonts w:hint="default" w:ascii="Consolas" w:hAnsi="Consolas"/>
-                <w:sz w:val="28"/>
-                <w:szCs w:val="28"/>
-                <w:lang w:val="en-US"/>
-              </w:rPr>
-            </w:pPr>
-          </w:p>
-          <w:p>
-            <w:pPr>
-              <w:spacing w:after="0" w:line="240" w:lineRule="auto"/>
-              <w:rPr>
-                <w:rFonts w:hint="default" w:ascii="Consolas" w:hAnsi="Consolas"/>
-                <w:sz w:val="28"/>
-                <w:szCs w:val="28"/>
-                <w:lang w:val="en-US"/>
-              </w:rPr>
-            </w:pPr>
-            <w:r>
-              <w:rPr>
-                <w:rFonts w:hint="default" w:ascii="Consolas" w:hAnsi="Consolas"/>
-                <w:sz w:val="28"/>
-                <w:szCs w:val="28"/>
-                <w:lang w:val="en-US"/>
-              </w:rPr>
-              <w:t xml:space="preserve">  // поиск элементов и подсчёт произведения</w:t>
-            </w:r>
-          </w:p>
-          <w:p>
-            <w:pPr>
-              <w:spacing w:after="0" w:line="240" w:lineRule="auto"/>
-              <w:rPr>
-                <w:rFonts w:hint="default" w:ascii="Consolas" w:hAnsi="Consolas"/>
-                <w:sz w:val="28"/>
-                <w:szCs w:val="28"/>
-                <w:lang w:val="en-US"/>
-              </w:rPr>
-            </w:pPr>
-            <w:r>
-              <w:rPr>
-                <w:rFonts w:hint="default" w:ascii="Consolas" w:hAnsi="Consolas"/>
-                <w:sz w:val="28"/>
-                <w:szCs w:val="28"/>
-                <w:lang w:val="en-US"/>
-              </w:rPr>
-              <w:t xml:space="preserve">  for (int i = 0; i &lt; N - 1; i++) {</w:t>
-            </w:r>
-          </w:p>
-          <w:p>
-            <w:pPr>
-              <w:spacing w:after="0" w:line="240" w:lineRule="auto"/>
-              <w:rPr>
-                <w:rFonts w:hint="default" w:ascii="Consolas" w:hAnsi="Consolas"/>
-                <w:sz w:val="28"/>
-                <w:szCs w:val="28"/>
-                <w:lang w:val="en-US"/>
-              </w:rPr>
-            </w:pPr>
-            <w:r>
-              <w:rPr>
-                <w:rFonts w:hint="default" w:ascii="Consolas" w:hAnsi="Consolas"/>
-                <w:sz w:val="28"/>
-                <w:szCs w:val="28"/>
-                <w:lang w:val="en-US"/>
-              </w:rPr>
-              <w:t xml:space="preserve">    for (int j = 0; j &lt; N - 1; j++) {</w:t>
-            </w:r>
-          </w:p>
-          <w:p>
-            <w:pPr>
-              <w:spacing w:after="0" w:line="240" w:lineRule="auto"/>
-              <w:rPr>
-                <w:rFonts w:hint="default" w:ascii="Consolas" w:hAnsi="Consolas"/>
-                <w:sz w:val="28"/>
-                <w:szCs w:val="28"/>
-                <w:lang w:val="en-US"/>
-              </w:rPr>
-            </w:pPr>
-            <w:r>
-              <w:rPr>
-                <w:rFonts w:hint="default" w:ascii="Consolas" w:hAnsi="Consolas"/>
-                <w:sz w:val="28"/>
-                <w:szCs w:val="28"/>
-                <w:lang w:val="en-US"/>
-              </w:rPr>
-              <w:t xml:space="preserve">      if ((i &lt; (N - 1 - j)) and matr[i][j] &gt; 0) {</w:t>
-            </w:r>
-          </w:p>
-          <w:p>
-            <w:pPr>
-              <w:spacing w:after="0" w:line="240" w:lineRule="auto"/>
-              <w:rPr>
-                <w:rFonts w:hint="default" w:ascii="Consolas" w:hAnsi="Consolas"/>
-                <w:sz w:val="28"/>
-                <w:szCs w:val="28"/>
-                <w:lang w:val="en-US"/>
-              </w:rPr>
-            </w:pPr>
-            <w:r>
-              <w:rPr>
-                <w:rFonts w:hint="default" w:ascii="Consolas" w:hAnsi="Consolas"/>
-                <w:sz w:val="28"/>
-                <w:szCs w:val="28"/>
-                <w:lang w:val="en-US"/>
-              </w:rPr>
-              <w:t xml:space="preserve">        prod *= matr[i][j];</w:t>
-            </w:r>
-          </w:p>
-          <w:p>
-            <w:pPr>
-              <w:spacing w:after="0" w:line="240" w:lineRule="auto"/>
-              <w:rPr>
-                <w:rFonts w:hint="default" w:ascii="Consolas" w:hAnsi="Consolas"/>
-                <w:sz w:val="28"/>
-                <w:szCs w:val="28"/>
-                <w:lang w:val="en-US"/>
-              </w:rPr>
-            </w:pPr>
-            <w:r>
-              <w:rPr>
-                <w:rFonts w:hint="default" w:ascii="Consolas" w:hAnsi="Consolas"/>
-                <w:sz w:val="28"/>
-                <w:szCs w:val="28"/>
-                <w:lang w:val="en-US"/>
-              </w:rPr>
-              <w:t xml:space="preserve">        is_elements = true;</w:t>
-            </w:r>
-          </w:p>
-          <w:p>
-            <w:pPr>
-              <w:spacing w:after="0" w:line="240" w:lineRule="auto"/>
-              <w:rPr>
-                <w:rFonts w:hint="default" w:ascii="Consolas" w:hAnsi="Consolas"/>
-                <w:sz w:val="28"/>
-                <w:szCs w:val="28"/>
-                <w:lang w:val="en-US"/>
-              </w:rPr>
-            </w:pPr>
-            <w:r>
-              <w:rPr>
-                <w:rFonts w:hint="default" w:ascii="Consolas" w:hAnsi="Consolas"/>
-                <w:sz w:val="28"/>
-                <w:szCs w:val="28"/>
-                <w:lang w:val="en-US"/>
-              </w:rPr>
-              <w:t xml:space="preserve">      }</w:t>
-            </w:r>
-          </w:p>
-          <w:p>
-            <w:pPr>
-              <w:spacing w:after="0" w:line="240" w:lineRule="auto"/>
-              <w:rPr>
-                <w:rFonts w:hint="default" w:ascii="Consolas" w:hAnsi="Consolas"/>
-                <w:sz w:val="28"/>
-                <w:szCs w:val="28"/>
-                <w:lang w:val="en-US"/>
-              </w:rPr>
-            </w:pPr>
-            <w:r>
-              <w:rPr>
-                <w:rFonts w:hint="default" w:ascii="Consolas" w:hAnsi="Consolas"/>
-                <w:sz w:val="28"/>
-                <w:szCs w:val="28"/>
-                <w:lang w:val="en-US"/>
-              </w:rPr>
-              <w:t xml:space="preserve">    }</w:t>
-            </w:r>
-          </w:p>
-          <w:p>
-            <w:pPr>
-              <w:spacing w:after="0" w:line="240" w:lineRule="auto"/>
-              <w:rPr>
-                <w:rFonts w:hint="default" w:ascii="Consolas" w:hAnsi="Consolas"/>
-                <w:sz w:val="28"/>
-                <w:szCs w:val="28"/>
-                <w:lang w:val="en-US"/>
-              </w:rPr>
-            </w:pPr>
-            <w:r>
-              <w:rPr>
-                <w:rFonts w:hint="default" w:ascii="Consolas" w:hAnsi="Consolas"/>
-                <w:sz w:val="28"/>
-                <w:szCs w:val="28"/>
-                <w:lang w:val="en-US"/>
-              </w:rPr>
-              <w:t xml:space="preserve">  }</w:t>
-            </w:r>
-          </w:p>
-          <w:p>
-            <w:pPr>
-              <w:spacing w:after="0" w:line="240" w:lineRule="auto"/>
-              <w:rPr>
-                <w:rFonts w:hint="default" w:ascii="Consolas" w:hAnsi="Consolas"/>
-                <w:sz w:val="28"/>
-                <w:szCs w:val="28"/>
-                <w:lang w:val="en-US"/>
-              </w:rPr>
-            </w:pPr>
-          </w:p>
-          <w:p>
-            <w:pPr>
-              <w:spacing w:after="0" w:line="240" w:lineRule="auto"/>
-              <w:rPr>
-                <w:rFonts w:hint="default" w:ascii="Consolas" w:hAnsi="Consolas"/>
-                <w:sz w:val="28"/>
-                <w:szCs w:val="28"/>
-                <w:lang w:val="en-US"/>
-              </w:rPr>
-            </w:pPr>
-            <w:r>
-              <w:rPr>
-                <w:rFonts w:hint="default" w:ascii="Consolas" w:hAnsi="Consolas"/>
-                <w:sz w:val="28"/>
-                <w:szCs w:val="28"/>
-                <w:lang w:val="en-US"/>
-              </w:rPr>
-              <w:t xml:space="preserve">  // проверка на положительные элементы</w:t>
-            </w:r>
-          </w:p>
-          <w:p>
-            <w:pPr>
-              <w:spacing w:after="0" w:line="240" w:lineRule="auto"/>
-              <w:rPr>
-                <w:rFonts w:hint="default" w:ascii="Consolas" w:hAnsi="Consolas"/>
-                <w:sz w:val="28"/>
-                <w:szCs w:val="28"/>
-                <w:lang w:val="en-US"/>
-              </w:rPr>
-            </w:pPr>
-            <w:r>
-              <w:rPr>
-                <w:rFonts w:hint="default" w:ascii="Consolas" w:hAnsi="Consolas"/>
-                <w:sz w:val="28"/>
-                <w:szCs w:val="28"/>
-                <w:lang w:val="en-US"/>
-              </w:rPr>
-              <w:t xml:space="preserve">  if (is_elements) {</w:t>
-            </w:r>
-          </w:p>
-          <w:p>
-            <w:pPr>
-              <w:spacing w:after="0" w:line="240" w:lineRule="auto"/>
-              <w:rPr>
-                <w:rFonts w:hint="default" w:ascii="Consolas" w:hAnsi="Consolas"/>
-                <w:sz w:val="28"/>
-                <w:szCs w:val="28"/>
-                <w:lang w:val="en-US"/>
-              </w:rPr>
-            </w:pPr>
-            <w:r>
-              <w:rPr>
-                <w:rFonts w:hint="default" w:ascii="Consolas" w:hAnsi="Consolas"/>
-                <w:sz w:val="28"/>
-                <w:szCs w:val="28"/>
-                <w:lang w:val="en-US"/>
-              </w:rPr>
-              <w:t xml:space="preserve">    cout &lt;&lt; "Задание 1.\n";</w:t>
-            </w:r>
-          </w:p>
-          <w:p>
-            <w:pPr>
-              <w:spacing w:after="0" w:line="240" w:lineRule="auto"/>
-              <w:rPr>
-                <w:rFonts w:hint="default" w:ascii="Consolas" w:hAnsi="Consolas"/>
-                <w:sz w:val="28"/>
-                <w:szCs w:val="28"/>
-                <w:lang w:val="en-US"/>
-              </w:rPr>
-            </w:pPr>
-            <w:r>
-              <w:rPr>
-                <w:rFonts w:hint="default" w:ascii="Consolas" w:hAnsi="Consolas"/>
-                <w:sz w:val="28"/>
-                <w:szCs w:val="28"/>
-                <w:lang w:val="en-US"/>
-              </w:rPr>
-              <w:t xml:space="preserve">    cout &lt;&lt; "\tПроизведение всех положительных\n\tчисел над побочной "</w:t>
-            </w:r>
-          </w:p>
-          <w:p>
-            <w:pPr>
-              <w:spacing w:after="0" w:line="240" w:lineRule="auto"/>
-              <w:rPr>
-                <w:rFonts w:hint="default" w:ascii="Consolas" w:hAnsi="Consolas"/>
-                <w:sz w:val="28"/>
-                <w:szCs w:val="28"/>
-                <w:lang w:val="en-US"/>
-              </w:rPr>
-            </w:pPr>
-            <w:r>
-              <w:rPr>
-                <w:rFonts w:hint="default" w:ascii="Consolas" w:hAnsi="Consolas"/>
-                <w:sz w:val="28"/>
-                <w:szCs w:val="28"/>
-                <w:lang w:val="en-US"/>
-              </w:rPr>
-              <w:t xml:space="preserve">            "диагональю равно "</w:t>
-            </w:r>
-          </w:p>
-          <w:p>
-            <w:pPr>
-              <w:spacing w:after="0" w:line="240" w:lineRule="auto"/>
-              <w:rPr>
-                <w:rFonts w:hint="default" w:ascii="Consolas" w:hAnsi="Consolas"/>
-                <w:sz w:val="28"/>
-                <w:szCs w:val="28"/>
-                <w:lang w:val="en-US"/>
-              </w:rPr>
-            </w:pPr>
-            <w:r>
-              <w:rPr>
-                <w:rFonts w:hint="default" w:ascii="Consolas" w:hAnsi="Consolas"/>
-                <w:sz w:val="28"/>
-                <w:szCs w:val="28"/>
-                <w:lang w:val="en-US"/>
-              </w:rPr>
-              <w:t xml:space="preserve">         &lt;&lt; prod &lt;&lt; endl;</w:t>
-            </w:r>
-          </w:p>
-          <w:p>
-            <w:pPr>
-              <w:spacing w:after="0" w:line="240" w:lineRule="auto"/>
-              <w:rPr>
-                <w:rFonts w:hint="default" w:ascii="Consolas" w:hAnsi="Consolas"/>
-                <w:sz w:val="28"/>
-                <w:szCs w:val="28"/>
-                <w:lang w:val="en-US"/>
-              </w:rPr>
-            </w:pPr>
-            <w:r>
-              <w:rPr>
-                <w:rFonts w:hint="default" w:ascii="Consolas" w:hAnsi="Consolas"/>
-                <w:sz w:val="28"/>
-                <w:szCs w:val="28"/>
-                <w:lang w:val="en-US"/>
-              </w:rPr>
-              <w:t xml:space="preserve">  } else {</w:t>
-            </w:r>
-          </w:p>
-          <w:p>
-            <w:pPr>
-              <w:spacing w:after="0" w:line="240" w:lineRule="auto"/>
-              <w:rPr>
-                <w:rFonts w:hint="default" w:ascii="Consolas" w:hAnsi="Consolas"/>
-                <w:sz w:val="28"/>
-                <w:szCs w:val="28"/>
-                <w:lang w:val="en-US"/>
-              </w:rPr>
-            </w:pPr>
-            <w:r>
-              <w:rPr>
-                <w:rFonts w:hint="default" w:ascii="Consolas" w:hAnsi="Consolas"/>
-                <w:sz w:val="28"/>
-                <w:szCs w:val="28"/>
-                <w:lang w:val="en-US"/>
-              </w:rPr>
-              <w:t xml:space="preserve">    cout &lt;&lt; "Матрица не содержит положительных элементов над побочной "</w:t>
-            </w:r>
-          </w:p>
-          <w:p>
-            <w:pPr>
-              <w:spacing w:after="0" w:line="240" w:lineRule="auto"/>
-              <w:rPr>
-                <w:rFonts w:hint="default" w:ascii="Consolas" w:hAnsi="Consolas"/>
-                <w:sz w:val="28"/>
-                <w:szCs w:val="28"/>
-                <w:lang w:val="en-US"/>
-              </w:rPr>
-            </w:pPr>
-            <w:r>
-              <w:rPr>
-                <w:rFonts w:hint="default" w:ascii="Consolas" w:hAnsi="Consolas"/>
-                <w:sz w:val="28"/>
-                <w:szCs w:val="28"/>
-                <w:lang w:val="en-US"/>
-              </w:rPr>
-              <w:t xml:space="preserve">            "диагональю!\n";</w:t>
-            </w:r>
-          </w:p>
-          <w:p>
-            <w:pPr>
-              <w:spacing w:after="0" w:line="240" w:lineRule="auto"/>
-              <w:rPr>
-                <w:rFonts w:hint="default" w:ascii="Consolas" w:hAnsi="Consolas"/>
-                <w:sz w:val="28"/>
-                <w:szCs w:val="28"/>
-                <w:lang w:val="en-US"/>
-              </w:rPr>
-            </w:pPr>
-            <w:r>
-              <w:rPr>
-                <w:rFonts w:hint="default" w:ascii="Consolas" w:hAnsi="Consolas"/>
-                <w:sz w:val="28"/>
-                <w:szCs w:val="28"/>
-                <w:lang w:val="en-US"/>
-              </w:rPr>
-              <w:t xml:space="preserve">  }</w:t>
-            </w:r>
-          </w:p>
-          <w:p>
-            <w:pPr>
-              <w:spacing w:after="0" w:line="240" w:lineRule="auto"/>
-              <w:rPr>
-                <w:rFonts w:hint="default" w:ascii="Consolas" w:hAnsi="Consolas"/>
-                <w:sz w:val="28"/>
-                <w:szCs w:val="28"/>
-                <w:lang w:val="en-US"/>
-              </w:rPr>
-            </w:pPr>
-          </w:p>
-          <w:p>
-            <w:pPr>
-              <w:spacing w:after="0" w:line="240" w:lineRule="auto"/>
-              <w:rPr>
-                <w:rFonts w:hint="default" w:ascii="Consolas" w:hAnsi="Consolas"/>
-                <w:sz w:val="28"/>
-                <w:szCs w:val="28"/>
-                <w:lang w:val="en-US"/>
-              </w:rPr>
-            </w:pPr>
-            <w:r>
-              <w:rPr>
-                <w:rFonts w:hint="default" w:ascii="Consolas" w:hAnsi="Consolas"/>
-                <w:sz w:val="28"/>
-                <w:szCs w:val="28"/>
-                <w:lang w:val="en-US"/>
-              </w:rPr>
-              <w:t xml:space="preserve">  // второе задание: поиск максимума среди сумм</w:t>
-            </w:r>
-          </w:p>
-          <w:p>
-            <w:pPr>
-              <w:spacing w:after="0" w:line="240" w:lineRule="auto"/>
-              <w:rPr>
-                <w:rFonts w:hint="default" w:ascii="Consolas" w:hAnsi="Consolas"/>
-                <w:sz w:val="28"/>
-                <w:szCs w:val="28"/>
-                <w:lang w:val="en-US"/>
-              </w:rPr>
-            </w:pPr>
-            <w:r>
-              <w:rPr>
-                <w:rFonts w:hint="default" w:ascii="Consolas" w:hAnsi="Consolas"/>
-                <w:sz w:val="28"/>
-                <w:szCs w:val="28"/>
-                <w:lang w:val="en-US"/>
-              </w:rPr>
-              <w:t xml:space="preserve">  // по строкам нечётных элементов матрицы</w:t>
-            </w:r>
-          </w:p>
-          <w:p>
-            <w:pPr>
-              <w:spacing w:after="0" w:line="240" w:lineRule="auto"/>
-              <w:rPr>
-                <w:rFonts w:hint="default" w:ascii="Consolas" w:hAnsi="Consolas"/>
-                <w:sz w:val="28"/>
-                <w:szCs w:val="28"/>
-                <w:lang w:val="en-US"/>
-              </w:rPr>
-            </w:pPr>
-            <w:r>
-              <w:rPr>
-                <w:rFonts w:hint="default" w:ascii="Consolas" w:hAnsi="Consolas"/>
-                <w:sz w:val="28"/>
-                <w:szCs w:val="28"/>
-                <w:lang w:val="en-US"/>
-              </w:rPr>
-              <w:t xml:space="preserve">  cout &lt;&lt; "\nЗадание 2.\n";</w:t>
-            </w:r>
-          </w:p>
-          <w:p>
-            <w:pPr>
-              <w:spacing w:after="0" w:line="240" w:lineRule="auto"/>
-              <w:rPr>
-                <w:rFonts w:hint="default" w:ascii="Consolas" w:hAnsi="Consolas"/>
-                <w:sz w:val="28"/>
-                <w:szCs w:val="28"/>
-                <w:lang w:val="en-US"/>
-              </w:rPr>
-            </w:pPr>
-            <w:r>
-              <w:rPr>
-                <w:rFonts w:hint="default" w:ascii="Consolas" w:hAnsi="Consolas"/>
-                <w:sz w:val="28"/>
-                <w:szCs w:val="28"/>
-                <w:lang w:val="en-US"/>
-              </w:rPr>
-              <w:t xml:space="preserve">  cout &lt;&lt; "\tСуммы по строкам нечётных элементов матрицы равны:\n";</w:t>
-            </w:r>
-          </w:p>
-          <w:p>
-            <w:pPr>
-              <w:spacing w:after="0" w:line="240" w:lineRule="auto"/>
-              <w:rPr>
-                <w:rFonts w:hint="default" w:ascii="Consolas" w:hAnsi="Consolas"/>
-                <w:sz w:val="28"/>
-                <w:szCs w:val="28"/>
-                <w:lang w:val="en-US"/>
-              </w:rPr>
-            </w:pPr>
-          </w:p>
-          <w:p>
-            <w:pPr>
-              <w:spacing w:after="0" w:line="240" w:lineRule="auto"/>
-              <w:rPr>
-                <w:rFonts w:hint="default" w:ascii="Consolas" w:hAnsi="Consolas"/>
-                <w:sz w:val="28"/>
-                <w:szCs w:val="28"/>
-                <w:lang w:val="en-US"/>
-              </w:rPr>
-            </w:pPr>
-            <w:r>
-              <w:rPr>
-                <w:rFonts w:hint="default" w:ascii="Consolas" w:hAnsi="Consolas"/>
-                <w:sz w:val="28"/>
-                <w:szCs w:val="28"/>
-                <w:lang w:val="en-US"/>
-              </w:rPr>
-              <w:t xml:space="preserve">  // посчёт и вывод сумм</w:t>
-            </w:r>
-          </w:p>
-          <w:p>
-            <w:pPr>
-              <w:spacing w:after="0" w:line="240" w:lineRule="auto"/>
-              <w:rPr>
-                <w:rFonts w:hint="default" w:ascii="Consolas" w:hAnsi="Consolas"/>
-                <w:sz w:val="28"/>
-                <w:szCs w:val="28"/>
-                <w:lang w:val="en-US"/>
-              </w:rPr>
-            </w:pPr>
-            <w:r>
-              <w:rPr>
-                <w:rFonts w:hint="default" w:ascii="Consolas" w:hAnsi="Consolas"/>
-                <w:sz w:val="28"/>
-                <w:szCs w:val="28"/>
-                <w:lang w:val="en-US"/>
-              </w:rPr>
-              <w:t xml:space="preserve">  for (int i = 0; i &lt; N; i++) {</w:t>
-            </w:r>
-          </w:p>
-          <w:p>
-            <w:pPr>
-              <w:spacing w:after="0" w:line="240" w:lineRule="auto"/>
-              <w:rPr>
-                <w:rFonts w:hint="default" w:ascii="Consolas" w:hAnsi="Consolas"/>
-                <w:sz w:val="28"/>
-                <w:szCs w:val="28"/>
-                <w:lang w:val="en-US"/>
-              </w:rPr>
-            </w:pPr>
-            <w:r>
-              <w:rPr>
-                <w:rFonts w:hint="default" w:ascii="Consolas" w:hAnsi="Consolas"/>
-                <w:sz w:val="28"/>
-                <w:szCs w:val="28"/>
-                <w:lang w:val="en-US"/>
-              </w:rPr>
-              <w:t xml:space="preserve">    oddRowSums[i] = 0;</w:t>
-            </w:r>
-          </w:p>
-          <w:p>
-            <w:pPr>
-              <w:spacing w:after="0" w:line="240" w:lineRule="auto"/>
-              <w:rPr>
-                <w:rFonts w:hint="default" w:ascii="Consolas" w:hAnsi="Consolas"/>
-                <w:sz w:val="28"/>
-                <w:szCs w:val="28"/>
-                <w:lang w:val="en-US"/>
-              </w:rPr>
-            </w:pPr>
-            <w:r>
-              <w:rPr>
-                <w:rFonts w:hint="default" w:ascii="Consolas" w:hAnsi="Consolas"/>
-                <w:sz w:val="28"/>
-                <w:szCs w:val="28"/>
-                <w:lang w:val="en-US"/>
-              </w:rPr>
-              <w:t xml:space="preserve">    for (int j = 0; j &lt; N; j++) {</w:t>
-            </w:r>
-          </w:p>
-          <w:p>
-            <w:pPr>
-              <w:spacing w:after="0" w:line="240" w:lineRule="auto"/>
-              <w:rPr>
-                <w:rFonts w:hint="default" w:ascii="Consolas" w:hAnsi="Consolas"/>
-                <w:sz w:val="28"/>
-                <w:szCs w:val="28"/>
-                <w:lang w:val="en-US"/>
-              </w:rPr>
-            </w:pPr>
-            <w:r>
-              <w:rPr>
-                <w:rFonts w:hint="default" w:ascii="Consolas" w:hAnsi="Consolas"/>
-                <w:sz w:val="28"/>
-                <w:szCs w:val="28"/>
-                <w:lang w:val="en-US"/>
-              </w:rPr>
-              <w:t xml:space="preserve">      if (matr[i][j] % 2 != 0)</w:t>
-            </w:r>
-          </w:p>
-          <w:p>
-            <w:pPr>
-              <w:spacing w:after="0" w:line="240" w:lineRule="auto"/>
-              <w:rPr>
-                <w:rFonts w:hint="default" w:ascii="Consolas" w:hAnsi="Consolas"/>
-                <w:sz w:val="28"/>
-                <w:szCs w:val="28"/>
-                <w:lang w:val="en-US"/>
-              </w:rPr>
-            </w:pPr>
-            <w:r>
-              <w:rPr>
-                <w:rFonts w:hint="default" w:ascii="Consolas" w:hAnsi="Consolas"/>
-                <w:sz w:val="28"/>
-                <w:szCs w:val="28"/>
-                <w:lang w:val="en-US"/>
-              </w:rPr>
-              <w:t xml:space="preserve">        oddRowSums[i] += matr[i][j];</w:t>
-            </w:r>
-          </w:p>
-          <w:p>
-            <w:pPr>
-              <w:spacing w:after="0" w:line="240" w:lineRule="auto"/>
-              <w:rPr>
-                <w:rFonts w:hint="default" w:ascii="Consolas" w:hAnsi="Consolas"/>
-                <w:sz w:val="28"/>
-                <w:szCs w:val="28"/>
-                <w:lang w:val="en-US"/>
-              </w:rPr>
-            </w:pPr>
-            <w:r>
-              <w:rPr>
-                <w:rFonts w:hint="default" w:ascii="Consolas" w:hAnsi="Consolas"/>
-                <w:sz w:val="28"/>
-                <w:szCs w:val="28"/>
-                <w:lang w:val="en-US"/>
-              </w:rPr>
-              <w:t xml:space="preserve">    }</w:t>
-            </w:r>
-          </w:p>
-          <w:p>
-            <w:pPr>
-              <w:spacing w:after="0" w:line="240" w:lineRule="auto"/>
-              <w:rPr>
-                <w:rFonts w:hint="default" w:ascii="Consolas" w:hAnsi="Consolas"/>
-                <w:sz w:val="28"/>
-                <w:szCs w:val="28"/>
-                <w:lang w:val="en-US"/>
-              </w:rPr>
-            </w:pPr>
-            <w:r>
-              <w:rPr>
-                <w:rFonts w:hint="default" w:ascii="Consolas" w:hAnsi="Consolas"/>
-                <w:sz w:val="28"/>
-                <w:szCs w:val="28"/>
-                <w:lang w:val="en-US"/>
-              </w:rPr>
-              <w:t xml:space="preserve">    cout &lt;&lt; "\t\toddRowSums[" &lt;&lt; i &lt;&lt; "]=" &lt;&lt; oddRowSums[i] &lt;&lt; "\n";</w:t>
-            </w:r>
-          </w:p>
-          <w:p>
-            <w:pPr>
-              <w:spacing w:after="0" w:line="240" w:lineRule="auto"/>
-              <w:rPr>
-                <w:rFonts w:hint="default" w:ascii="Consolas" w:hAnsi="Consolas"/>
-                <w:sz w:val="28"/>
-                <w:szCs w:val="28"/>
-                <w:lang w:val="en-US"/>
-              </w:rPr>
-            </w:pPr>
-            <w:r>
-              <w:rPr>
-                <w:rFonts w:hint="default" w:ascii="Consolas" w:hAnsi="Consolas"/>
-                <w:sz w:val="28"/>
-                <w:szCs w:val="28"/>
-                <w:lang w:val="en-US"/>
-              </w:rPr>
-              <w:t xml:space="preserve">  }</w:t>
-            </w:r>
-          </w:p>
-          <w:p>
-            <w:pPr>
-              <w:spacing w:after="0" w:line="240" w:lineRule="auto"/>
-              <w:rPr>
-                <w:rFonts w:hint="default" w:ascii="Consolas" w:hAnsi="Consolas"/>
-                <w:sz w:val="28"/>
-                <w:szCs w:val="28"/>
-                <w:lang w:val="en-US"/>
-              </w:rPr>
-            </w:pPr>
-          </w:p>
-          <w:p>
-            <w:pPr>
-              <w:spacing w:after="0" w:line="240" w:lineRule="auto"/>
-              <w:rPr>
-                <w:rFonts w:hint="default" w:ascii="Consolas" w:hAnsi="Consolas"/>
-                <w:sz w:val="28"/>
-                <w:szCs w:val="28"/>
-                <w:lang w:val="en-US"/>
-              </w:rPr>
-            </w:pPr>
-            <w:r>
-              <w:rPr>
-                <w:rFonts w:hint="default" w:ascii="Consolas" w:hAnsi="Consolas"/>
-                <w:sz w:val="28"/>
-                <w:szCs w:val="28"/>
-                <w:lang w:val="en-US"/>
-              </w:rPr>
-              <w:t xml:space="preserve">  // инициализация переменных</w:t>
-            </w:r>
-          </w:p>
-          <w:p>
-            <w:pPr>
-              <w:spacing w:after="0" w:line="240" w:lineRule="auto"/>
-              <w:rPr>
-                <w:rFonts w:hint="default" w:ascii="Consolas" w:hAnsi="Consolas"/>
-                <w:sz w:val="28"/>
-                <w:szCs w:val="28"/>
-                <w:lang w:val="en-US"/>
-              </w:rPr>
-            </w:pPr>
-            <w:r>
-              <w:rPr>
-                <w:rFonts w:hint="default" w:ascii="Consolas" w:hAnsi="Consolas"/>
-                <w:sz w:val="28"/>
-                <w:szCs w:val="28"/>
-                <w:lang w:val="en-US"/>
-              </w:rPr>
-              <w:t xml:space="preserve">  maxi = 0;</w:t>
-            </w:r>
-          </w:p>
-          <w:p>
-            <w:pPr>
-              <w:spacing w:after="0" w:line="240" w:lineRule="auto"/>
-              <w:rPr>
-                <w:rFonts w:hint="default" w:ascii="Consolas" w:hAnsi="Consolas"/>
-                <w:sz w:val="28"/>
-                <w:szCs w:val="28"/>
-                <w:lang w:val="en-US"/>
-              </w:rPr>
-            </w:pPr>
-            <w:r>
-              <w:rPr>
-                <w:rFonts w:hint="default" w:ascii="Consolas" w:hAnsi="Consolas"/>
-                <w:sz w:val="28"/>
-                <w:szCs w:val="28"/>
-                <w:lang w:val="en-US"/>
-              </w:rPr>
-              <w:t xml:space="preserve">  max = oddRowSums[0];</w:t>
-            </w:r>
-          </w:p>
-          <w:p>
-            <w:pPr>
-              <w:spacing w:after="0" w:line="240" w:lineRule="auto"/>
-              <w:rPr>
-                <w:rFonts w:hint="default" w:ascii="Consolas" w:hAnsi="Consolas"/>
-                <w:sz w:val="28"/>
-                <w:szCs w:val="28"/>
-                <w:lang w:val="en-US"/>
-              </w:rPr>
-            </w:pPr>
-            <w:r>
-              <w:rPr>
-                <w:rFonts w:hint="default" w:ascii="Consolas" w:hAnsi="Consolas"/>
-                <w:sz w:val="28"/>
-                <w:szCs w:val="28"/>
-                <w:lang w:val="en-US"/>
-              </w:rPr>
-              <w:t xml:space="preserve">  // поиск максимума</w:t>
-            </w:r>
-          </w:p>
-          <w:p>
-            <w:pPr>
-              <w:spacing w:after="0" w:line="240" w:lineRule="auto"/>
-              <w:rPr>
-                <w:rFonts w:hint="default" w:ascii="Consolas" w:hAnsi="Consolas"/>
-                <w:sz w:val="28"/>
-                <w:szCs w:val="28"/>
-                <w:lang w:val="en-US"/>
-              </w:rPr>
-            </w:pPr>
-            <w:r>
-              <w:rPr>
-                <w:rFonts w:hint="default" w:ascii="Consolas" w:hAnsi="Consolas"/>
-                <w:sz w:val="28"/>
-                <w:szCs w:val="28"/>
-                <w:lang w:val="en-US"/>
-              </w:rPr>
-              <w:t xml:space="preserve">  for (int i = 0; i &lt; N; i++) {</w:t>
-            </w:r>
-          </w:p>
-          <w:p>
-            <w:pPr>
-              <w:spacing w:after="0" w:line="240" w:lineRule="auto"/>
-              <w:rPr>
-                <w:rFonts w:hint="default" w:ascii="Consolas" w:hAnsi="Consolas"/>
-                <w:sz w:val="28"/>
-                <w:szCs w:val="28"/>
-                <w:lang w:val="en-US"/>
-              </w:rPr>
-            </w:pPr>
-            <w:r>
-              <w:rPr>
-                <w:rFonts w:hint="default" w:ascii="Consolas" w:hAnsi="Consolas"/>
-                <w:sz w:val="28"/>
-                <w:szCs w:val="28"/>
-                <w:lang w:val="en-US"/>
-              </w:rPr>
-              <w:t xml:space="preserve">    if (oddRowSums[i] &gt; max) {</w:t>
-            </w:r>
-          </w:p>
-          <w:p>
-            <w:pPr>
-              <w:spacing w:after="0" w:line="240" w:lineRule="auto"/>
-              <w:rPr>
-                <w:rFonts w:hint="default" w:ascii="Consolas" w:hAnsi="Consolas"/>
-                <w:sz w:val="28"/>
-                <w:szCs w:val="28"/>
-                <w:lang w:val="en-US"/>
-              </w:rPr>
-            </w:pPr>
-            <w:r>
-              <w:rPr>
-                <w:rFonts w:hint="default" w:ascii="Consolas" w:hAnsi="Consolas"/>
-                <w:sz w:val="28"/>
-                <w:szCs w:val="28"/>
-                <w:lang w:val="en-US"/>
-              </w:rPr>
-              <w:t xml:space="preserve">      max = oddRowSums[i];</w:t>
-            </w:r>
-          </w:p>
-          <w:p>
-            <w:pPr>
-              <w:spacing w:after="0" w:line="240" w:lineRule="auto"/>
-              <w:rPr>
-                <w:rFonts w:hint="default" w:ascii="Consolas" w:hAnsi="Consolas"/>
-                <w:sz w:val="28"/>
-                <w:szCs w:val="28"/>
-                <w:lang w:val="en-US"/>
-              </w:rPr>
-            </w:pPr>
-            <w:r>
-              <w:rPr>
-                <w:rFonts w:hint="default" w:ascii="Consolas" w:hAnsi="Consolas"/>
-                <w:sz w:val="28"/>
-                <w:szCs w:val="28"/>
-                <w:lang w:val="en-US"/>
-              </w:rPr>
-              <w:t xml:space="preserve">      maxi = i;</w:t>
-            </w:r>
-          </w:p>
-          <w:p>
-            <w:pPr>
-              <w:spacing w:after="0" w:line="240" w:lineRule="auto"/>
-              <w:rPr>
-                <w:rFonts w:hint="default" w:ascii="Consolas" w:hAnsi="Consolas"/>
-                <w:sz w:val="28"/>
-                <w:szCs w:val="28"/>
-                <w:lang w:val="en-US"/>
-              </w:rPr>
-            </w:pPr>
-            <w:r>
-              <w:rPr>
-                <w:rFonts w:hint="default" w:ascii="Consolas" w:hAnsi="Consolas"/>
-                <w:sz w:val="28"/>
-                <w:szCs w:val="28"/>
-                <w:lang w:val="en-US"/>
-              </w:rPr>
-              <w:t xml:space="preserve">    }</w:t>
-            </w:r>
-          </w:p>
-          <w:p>
-            <w:pPr>
-              <w:spacing w:after="0" w:line="240" w:lineRule="auto"/>
-              <w:rPr>
-                <w:rFonts w:hint="default" w:ascii="Consolas" w:hAnsi="Consolas"/>
-                <w:sz w:val="28"/>
-                <w:szCs w:val="28"/>
-                <w:lang w:val="en-US"/>
-              </w:rPr>
-            </w:pPr>
-            <w:r>
-              <w:rPr>
-                <w:rFonts w:hint="default" w:ascii="Consolas" w:hAnsi="Consolas"/>
-                <w:sz w:val="28"/>
-                <w:szCs w:val="28"/>
-                <w:lang w:val="en-US"/>
-              </w:rPr>
-              <w:t xml:space="preserve">  }</w:t>
-            </w:r>
-          </w:p>
-          <w:p>
-            <w:pPr>
-              <w:spacing w:after="0" w:line="240" w:lineRule="auto"/>
-              <w:rPr>
-                <w:rFonts w:hint="default" w:ascii="Consolas" w:hAnsi="Consolas"/>
-                <w:sz w:val="28"/>
-                <w:szCs w:val="28"/>
-                <w:lang w:val="en-US"/>
-              </w:rPr>
-            </w:pPr>
-            <w:r>
-              <w:rPr>
-                <w:rFonts w:hint="default" w:ascii="Consolas" w:hAnsi="Consolas"/>
-                <w:sz w:val="28"/>
-                <w:szCs w:val="28"/>
-                <w:lang w:val="en-US"/>
-              </w:rPr>
-              <w:t xml:space="preserve">  cout &lt;&lt; "\n\tmax(oddRowSums)=oddRowSums[" &lt;&lt; maxi &lt;&lt; "]=" &lt;&lt; max &lt;&lt; "\n";</w:t>
-            </w:r>
-          </w:p>
-          <w:p>
-            <w:pPr>
-              <w:spacing w:after="0" w:line="240" w:lineRule="auto"/>
-              <w:rPr>
-                <w:rFonts w:hint="default" w:ascii="Consolas" w:hAnsi="Consolas"/>
-                <w:sz w:val="28"/>
-                <w:szCs w:val="28"/>
-                <w:lang w:val="en-US"/>
-              </w:rPr>
-            </w:pPr>
-          </w:p>
-          <w:p>
-            <w:pPr>
-              <w:spacing w:after="0" w:line="240" w:lineRule="auto"/>
-              <w:rPr>
-                <w:rFonts w:hint="default" w:ascii="Consolas" w:hAnsi="Consolas"/>
-                <w:sz w:val="28"/>
-                <w:szCs w:val="28"/>
-                <w:lang w:val="en-US"/>
-              </w:rPr>
-            </w:pPr>
-            <w:r>
-              <w:rPr>
-                <w:rFonts w:hint="default" w:ascii="Consolas" w:hAnsi="Consolas"/>
-                <w:sz w:val="28"/>
-                <w:szCs w:val="28"/>
-                <w:lang w:val="en-US"/>
-              </w:rPr>
-              <w:t xml:space="preserve">  // обнуление oddRowSums</w:t>
-            </w:r>
-          </w:p>
-          <w:p>
-            <w:pPr>
-              <w:spacing w:after="0" w:line="240" w:lineRule="auto"/>
-              <w:rPr>
-                <w:rFonts w:hint="default" w:ascii="Consolas" w:hAnsi="Consolas"/>
-                <w:sz w:val="28"/>
-                <w:szCs w:val="28"/>
-                <w:lang w:val="en-US"/>
-              </w:rPr>
-            </w:pPr>
-            <w:r>
-              <w:rPr>
-                <w:rFonts w:hint="default" w:ascii="Consolas" w:hAnsi="Consolas"/>
-                <w:sz w:val="28"/>
-                <w:szCs w:val="28"/>
-                <w:lang w:val="en-US"/>
-              </w:rPr>
-              <w:t xml:space="preserve">  for (int i = 0; i &lt; N; i++)</w:t>
-            </w:r>
-          </w:p>
-          <w:p>
-            <w:pPr>
-              <w:spacing w:after="0" w:line="240" w:lineRule="auto"/>
-              <w:rPr>
-                <w:rFonts w:hint="default" w:ascii="Consolas" w:hAnsi="Consolas"/>
-                <w:sz w:val="28"/>
-                <w:szCs w:val="28"/>
-                <w:lang w:val="en-US"/>
-              </w:rPr>
-            </w:pPr>
-            <w:r>
-              <w:rPr>
-                <w:rFonts w:hint="default" w:ascii="Consolas" w:hAnsi="Consolas"/>
-                <w:sz w:val="28"/>
-                <w:szCs w:val="28"/>
-                <w:lang w:val="en-US"/>
-              </w:rPr>
-              <w:t xml:space="preserve">    oddRowSums[i] = 0;</w:t>
-            </w:r>
-          </w:p>
-          <w:p>
-            <w:pPr>
-              <w:spacing w:after="0" w:line="240" w:lineRule="auto"/>
-              <w:rPr>
-                <w:rFonts w:hint="default" w:ascii="Consolas" w:hAnsi="Consolas"/>
-                <w:sz w:val="28"/>
-                <w:szCs w:val="28"/>
-                <w:lang w:val="en-US"/>
-              </w:rPr>
-            </w:pPr>
-          </w:p>
-          <w:p>
-            <w:pPr>
-              <w:spacing w:after="0" w:line="240" w:lineRule="auto"/>
-              <w:rPr>
-                <w:rFonts w:hint="default" w:ascii="Consolas" w:hAnsi="Consolas"/>
-                <w:sz w:val="28"/>
-                <w:szCs w:val="28"/>
-                <w:lang w:val="en-US"/>
-              </w:rPr>
-            </w:pPr>
-            <w:r>
-              <w:rPr>
-                <w:rFonts w:hint="default" w:ascii="Consolas" w:hAnsi="Consolas"/>
-                <w:sz w:val="28"/>
-                <w:szCs w:val="28"/>
-                <w:lang w:val="en-US"/>
-              </w:rPr>
-              <w:t xml:space="preserve">  // очистка матрицы</w:t>
-            </w:r>
-          </w:p>
-          <w:p>
-            <w:pPr>
-              <w:spacing w:after="0" w:line="240" w:lineRule="auto"/>
-              <w:rPr>
-                <w:rFonts w:hint="default" w:ascii="Consolas" w:hAnsi="Consolas"/>
-                <w:sz w:val="28"/>
-                <w:szCs w:val="28"/>
-                <w:lang w:val="en-US"/>
-              </w:rPr>
-            </w:pPr>
-            <w:r>
-              <w:rPr>
-                <w:rFonts w:hint="default" w:ascii="Consolas" w:hAnsi="Consolas"/>
-                <w:sz w:val="28"/>
-                <w:szCs w:val="28"/>
-                <w:lang w:val="en-US"/>
-              </w:rPr>
-              <w:t xml:space="preserve">  for (int i = 0; i &lt; N; i++)</w:t>
-            </w:r>
-          </w:p>
-          <w:p>
-            <w:pPr>
-              <w:spacing w:after="0" w:line="240" w:lineRule="auto"/>
-              <w:rPr>
-                <w:rFonts w:hint="default" w:ascii="Consolas" w:hAnsi="Consolas"/>
-                <w:sz w:val="28"/>
-                <w:szCs w:val="28"/>
-                <w:lang w:val="en-US"/>
-              </w:rPr>
-            </w:pPr>
-            <w:r>
-              <w:rPr>
-                <w:rFonts w:hint="default" w:ascii="Consolas" w:hAnsi="Consolas"/>
-                <w:sz w:val="28"/>
-                <w:szCs w:val="28"/>
-                <w:lang w:val="en-US"/>
-              </w:rPr>
-              <w:t xml:space="preserve">    for (int j = 0; j &lt; N; j++)</w:t>
-            </w:r>
-          </w:p>
-          <w:p>
-            <w:pPr>
-              <w:spacing w:after="0" w:line="240" w:lineRule="auto"/>
-              <w:rPr>
-                <w:rFonts w:hint="default" w:ascii="Consolas" w:hAnsi="Consolas"/>
-                <w:sz w:val="28"/>
-                <w:szCs w:val="28"/>
-                <w:lang w:val="en-US"/>
-              </w:rPr>
-            </w:pPr>
-            <w:r>
-              <w:rPr>
-                <w:rFonts w:hint="default" w:ascii="Consolas" w:hAnsi="Consolas"/>
-                <w:sz w:val="28"/>
-                <w:szCs w:val="28"/>
-                <w:lang w:val="en-US"/>
-              </w:rPr>
-              <w:t xml:space="preserve">      matr[i][j] = 0;</w:t>
-            </w:r>
-          </w:p>
-          <w:p>
-            <w:pPr>
-              <w:spacing w:after="0" w:line="240" w:lineRule="auto"/>
-              <w:rPr>
-                <w:rFonts w:hint="default" w:ascii="Consolas" w:hAnsi="Consolas"/>
-                <w:sz w:val="28"/>
-                <w:szCs w:val="28"/>
-                <w:lang w:val="en-US"/>
-              </w:rPr>
-            </w:pPr>
-            <w:r>
-              <w:rPr>
-                <w:rFonts w:hint="default" w:ascii="Consolas" w:hAnsi="Consolas"/>
-                <w:sz w:val="28"/>
-                <w:szCs w:val="28"/>
-                <w:lang w:val="en-US"/>
-              </w:rPr>
-              <w:t xml:space="preserve">  N = 0;</w:t>
-            </w:r>
-          </w:p>
-          <w:p>
-            <w:pPr>
-              <w:spacing w:after="0" w:line="240" w:lineRule="auto"/>
-              <w:rPr>
-                <w:rFonts w:hint="default" w:ascii="Consolas" w:hAnsi="Consolas"/>
-                <w:sz w:val="28"/>
-                <w:szCs w:val="28"/>
-                <w:lang w:val="en-US"/>
-              </w:rPr>
-            </w:pPr>
-          </w:p>
-          <w:p>
-            <w:pPr>
-              <w:spacing w:after="0" w:line="240" w:lineRule="auto"/>
-              <w:rPr>
-                <w:rFonts w:hint="default" w:ascii="Consolas" w:hAnsi="Consolas"/>
-                <w:sz w:val="28"/>
-                <w:szCs w:val="28"/>
-                <w:lang w:val="en-US"/>
-              </w:rPr>
-            </w:pPr>
-            <w:r>
-              <w:rPr>
-                <w:rFonts w:hint="default" w:ascii="Consolas" w:hAnsi="Consolas"/>
-                <w:sz w:val="28"/>
-                <w:szCs w:val="28"/>
-                <w:lang w:val="en-US"/>
-              </w:rPr>
-              <w:t xml:space="preserve">  return 0;</w:t>
-            </w:r>
-          </w:p>
-          <w:p>
-            <w:pPr>
-              <w:spacing w:after="0" w:line="240" w:lineRule="auto"/>
-              <w:rPr>
-                <w:rFonts w:ascii="Consolas" w:hAnsi="Consolas"/>
-                <w:sz w:val="28"/>
-                <w:szCs w:val="28"/>
-              </w:rPr>
-            </w:pPr>
-            <w:r>
-              <w:rPr>
-                <w:rFonts w:hint="default" w:ascii="Consolas" w:hAnsi="Consolas"/>
-                <w:sz w:val="28"/>
-                <w:szCs w:val="28"/>
+              </w:rPr>
+            </w:pPr>
+            <w:r>
+              <w:rPr>
+                <w:rFonts w:hint="default" w:ascii="Consolas" w:hAnsi="Consolas"/>
+                <w:sz w:val="20"/>
+                <w:szCs w:val="20"/>
                 <w:lang w:val="en-US"/>
               </w:rPr>
               <w:t>}</w:t>
